--- a/00-首页/题组Word/第一轮·综合套卷/第一轮综合卷12（教师版）.docx
+++ b/00-首页/题组Word/第一轮·综合套卷/第一轮综合卷12（教师版）.docx
@@ -330,48 +330,6 @@
         </w:rPr>
         <w:t>赵鑫光竞赛笔记</w:t>
       </w:r>
-      <w:r>
-        <w:rPr>
-          <w:rFonts w:ascii="Times New Roman" w:hAnsi="Times New Roman" w:eastAsia="Times New Roman" w:cs="Times New Roman"/>
-        </w:rPr>
-        <w:t xml:space="preserve"> </w:t>
-      </w:r>
-      <w:r>
-        <w:rPr>
-          <w:rFonts w:hint="eastAsia" w:ascii="Times New Roman" w:hAnsi="Times New Roman" w:eastAsia="FangSong" w:cs="Times New Roman"/>
-        </w:rPr>
-        <w:t>曾用于</w:t>
-      </w:r>
-      <w:r>
-        <w:rPr>
-          <w:rFonts w:hint="eastAsia" w:ascii="Times New Roman" w:hAnsi="Times New Roman" w:eastAsia="Times New Roman" w:cs="Times New Roman"/>
-        </w:rPr>
-        <w:t>：</w:t>
-      </w:r>
-      <w:r>
-        <w:rPr>
-          <w:rFonts w:hint="eastAsia" w:ascii="Times New Roman" w:hAnsi="Times New Roman" w:eastAsia="FangSong" w:cs="Times New Roman"/>
-        </w:rPr>
-        <w:t>第一轮综合卷</w:t>
-      </w:r>
-      <w:r>
-        <w:rPr>
-          <w:rFonts w:hint="eastAsia" w:ascii="Times New Roman" w:hAnsi="Times New Roman" w:eastAsia="Times New Roman" w:cs="Times New Roman"/>
-        </w:rPr>
-        <w:t>08（</w:t>
-      </w:r>
-      <w:r>
-        <w:rPr>
-          <w:rFonts w:hint="eastAsia" w:ascii="Times New Roman" w:hAnsi="Times New Roman" w:eastAsia="FangSong" w:cs="Times New Roman"/>
-        </w:rPr>
-        <w:t>教师版</w:t>
-      </w:r>
-      <w:r>
-        <w:rPr>
-          <w:rFonts w:hint="eastAsia" w:ascii="Times New Roman" w:hAnsi="Times New Roman" w:eastAsia="Times New Roman" w:cs="Times New Roman"/>
-        </w:rPr>
-        <w:t>）</w:t>
-      </w:r>
     </w:p>
     <w:p>
       <w:pPr>
@@ -702,48 +660,6 @@
         </w:rPr>
         <w:t>赵鑫光竞赛笔记</w:t>
       </w:r>
-      <w:r>
-        <w:rPr>
-          <w:rFonts w:ascii="Times New Roman" w:hAnsi="Times New Roman" w:eastAsia="Times New Roman" w:cs="Times New Roman"/>
-        </w:rPr>
-        <w:t xml:space="preserve"> </w:t>
-      </w:r>
-      <w:r>
-        <w:rPr>
-          <w:rFonts w:hint="eastAsia" w:ascii="Times New Roman" w:hAnsi="Times New Roman" w:eastAsia="FangSong" w:cs="Times New Roman"/>
-        </w:rPr>
-        <w:t>曾用于</w:t>
-      </w:r>
-      <w:r>
-        <w:rPr>
-          <w:rFonts w:hint="eastAsia" w:ascii="Times New Roman" w:hAnsi="Times New Roman" w:eastAsia="Times New Roman" w:cs="Times New Roman"/>
-        </w:rPr>
-        <w:t>：</w:t>
-      </w:r>
-      <w:r>
-        <w:rPr>
-          <w:rFonts w:hint="eastAsia" w:ascii="Times New Roman" w:hAnsi="Times New Roman" w:eastAsia="FangSong" w:cs="Times New Roman"/>
-        </w:rPr>
-        <w:t>第一轮综合卷</w:t>
-      </w:r>
-      <w:r>
-        <w:rPr>
-          <w:rFonts w:hint="eastAsia" w:ascii="Times New Roman" w:hAnsi="Times New Roman" w:eastAsia="Times New Roman" w:cs="Times New Roman"/>
-        </w:rPr>
-        <w:t>09（</w:t>
-      </w:r>
-      <w:r>
-        <w:rPr>
-          <w:rFonts w:hint="eastAsia" w:ascii="Times New Roman" w:hAnsi="Times New Roman" w:eastAsia="FangSong" w:cs="Times New Roman"/>
-        </w:rPr>
-        <w:t>教师版</w:t>
-      </w:r>
-      <w:r>
-        <w:rPr>
-          <w:rFonts w:hint="eastAsia" w:ascii="Times New Roman" w:hAnsi="Times New Roman" w:eastAsia="Times New Roman" w:cs="Times New Roman"/>
-        </w:rPr>
-        <w:t>）</w:t>
-      </w:r>
     </w:p>
     <w:p>
       <w:pPr>
@@ -948,48 +864,6 @@
         </w:rPr>
         <w:t>赵鑫光竞赛笔记</w:t>
       </w:r>
-      <w:r>
-        <w:rPr>
-          <w:rFonts w:ascii="Times New Roman" w:hAnsi="Times New Roman" w:eastAsia="Times New Roman" w:cs="Times New Roman"/>
-        </w:rPr>
-        <w:t xml:space="preserve"> </w:t>
-      </w:r>
-      <w:r>
-        <w:rPr>
-          <w:rFonts w:hint="eastAsia" w:ascii="Times New Roman" w:hAnsi="Times New Roman" w:eastAsia="FangSong" w:cs="Times New Roman"/>
-        </w:rPr>
-        <w:t>曾用于</w:t>
-      </w:r>
-      <w:r>
-        <w:rPr>
-          <w:rFonts w:hint="eastAsia" w:ascii="Times New Roman" w:hAnsi="Times New Roman" w:eastAsia="Times New Roman" w:cs="Times New Roman"/>
-        </w:rPr>
-        <w:t>：</w:t>
-      </w:r>
-      <w:r>
-        <w:rPr>
-          <w:rFonts w:hint="eastAsia" w:ascii="Times New Roman" w:hAnsi="Times New Roman" w:eastAsia="FangSong" w:cs="Times New Roman"/>
-        </w:rPr>
-        <w:t>第一轮综合卷</w:t>
-      </w:r>
-      <w:r>
-        <w:rPr>
-          <w:rFonts w:hint="eastAsia" w:ascii="Times New Roman" w:hAnsi="Times New Roman" w:eastAsia="Times New Roman" w:cs="Times New Roman"/>
-        </w:rPr>
-        <w:t>09（</w:t>
-      </w:r>
-      <w:r>
-        <w:rPr>
-          <w:rFonts w:hint="eastAsia" w:ascii="Times New Roman" w:hAnsi="Times New Roman" w:eastAsia="FangSong" w:cs="Times New Roman"/>
-        </w:rPr>
-        <w:t>教师版</w:t>
-      </w:r>
-      <w:r>
-        <w:rPr>
-          <w:rFonts w:hint="eastAsia" w:ascii="Times New Roman" w:hAnsi="Times New Roman" w:eastAsia="Times New Roman" w:cs="Times New Roman"/>
-        </w:rPr>
-        <w:t>）</w:t>
-      </w:r>
     </w:p>
     <w:p>
       <w:pPr>
@@ -1301,48 +1175,6 @@
         </w:rPr>
         <w:t>赵鑫光竞赛笔记</w:t>
       </w:r>
-      <w:r>
-        <w:rPr>
-          <w:rFonts w:ascii="Times New Roman" w:hAnsi="Times New Roman" w:eastAsia="Times New Roman" w:cs="Times New Roman"/>
-        </w:rPr>
-        <w:t xml:space="preserve"> </w:t>
-      </w:r>
-      <w:r>
-        <w:rPr>
-          <w:rFonts w:hint="eastAsia" w:ascii="Times New Roman" w:hAnsi="Times New Roman" w:eastAsia="FangSong" w:cs="Times New Roman"/>
-        </w:rPr>
-        <w:t>曾用于</w:t>
-      </w:r>
-      <w:r>
-        <w:rPr>
-          <w:rFonts w:hint="eastAsia" w:ascii="Times New Roman" w:hAnsi="Times New Roman" w:eastAsia="Times New Roman" w:cs="Times New Roman"/>
-        </w:rPr>
-        <w:t>：</w:t>
-      </w:r>
-      <w:r>
-        <w:rPr>
-          <w:rFonts w:hint="eastAsia" w:ascii="Times New Roman" w:hAnsi="Times New Roman" w:eastAsia="FangSong" w:cs="Times New Roman"/>
-        </w:rPr>
-        <w:t>第一轮综合卷</w:t>
-      </w:r>
-      <w:r>
-        <w:rPr>
-          <w:rFonts w:hint="eastAsia" w:ascii="Times New Roman" w:hAnsi="Times New Roman" w:eastAsia="Times New Roman" w:cs="Times New Roman"/>
-        </w:rPr>
-        <w:t>09（</w:t>
-      </w:r>
-      <w:r>
-        <w:rPr>
-          <w:rFonts w:hint="eastAsia" w:ascii="Times New Roman" w:hAnsi="Times New Roman" w:eastAsia="FangSong" w:cs="Times New Roman"/>
-        </w:rPr>
-        <w:t>教师版</w:t>
-      </w:r>
-      <w:r>
-        <w:rPr>
-          <w:rFonts w:hint="eastAsia" w:ascii="Times New Roman" w:hAnsi="Times New Roman" w:eastAsia="Times New Roman" w:cs="Times New Roman"/>
-        </w:rPr>
-        <w:t>）</w:t>
-      </w:r>
     </w:p>
     <w:p>
       <w:pPr>
@@ -1676,66 +1508,6 @@
           <w:rFonts w:hint="eastAsia" w:ascii="Times New Roman" w:hAnsi="Times New Roman" w:eastAsia="FangSong" w:cs="Times New Roman"/>
         </w:rPr>
         <w:t>第一分册</w:t>
-      </w:r>
-      <w:r>
-        <w:rPr>
-          <w:rFonts w:ascii="Times New Roman" w:hAnsi="Times New Roman" w:eastAsia="Times New Roman" w:cs="Times New Roman"/>
-        </w:rPr>
-        <w:t xml:space="preserve"> </w:t>
-      </w:r>
-      <w:r>
-        <w:rPr>
-          <w:rFonts w:hint="eastAsia" w:ascii="Times New Roman" w:hAnsi="Times New Roman" w:eastAsia="FangSong" w:cs="Times New Roman"/>
-        </w:rPr>
-        <w:t>曾用于</w:t>
-      </w:r>
-      <w:r>
-        <w:rPr>
-          <w:rFonts w:hint="eastAsia" w:ascii="Times New Roman" w:hAnsi="Times New Roman" w:eastAsia="Times New Roman" w:cs="Times New Roman"/>
-        </w:rPr>
-        <w:t>：</w:t>
-      </w:r>
-      <w:r>
-        <w:rPr>
-          <w:rFonts w:hint="eastAsia" w:ascii="Times New Roman" w:hAnsi="Times New Roman" w:eastAsia="FangSong" w:cs="Times New Roman"/>
-        </w:rPr>
-        <w:t>一分册专项卷</w:t>
-      </w:r>
-      <w:r>
-        <w:rPr>
-          <w:rFonts w:hint="eastAsia" w:ascii="Times New Roman" w:hAnsi="Times New Roman" w:eastAsia="Times New Roman" w:cs="Times New Roman"/>
-        </w:rPr>
-        <w:t>I,</w:t>
-      </w:r>
-      <w:r>
-        <w:rPr>
-          <w:rFonts w:ascii="Times New Roman" w:hAnsi="Times New Roman" w:eastAsia="Times New Roman" w:cs="Times New Roman"/>
-        </w:rPr>
-        <w:t xml:space="preserve"> </w:t>
-      </w:r>
-      <w:r>
-        <w:rPr>
-          <w:rFonts w:hint="eastAsia" w:ascii="Times New Roman" w:hAnsi="Times New Roman" w:eastAsia="FangSong" w:cs="Times New Roman"/>
-        </w:rPr>
-        <w:t>第一轮综合卷</w:t>
-      </w:r>
-      <w:r>
-        <w:rPr>
-          <w:rFonts w:hint="eastAsia" w:ascii="Times New Roman" w:hAnsi="Times New Roman" w:eastAsia="Times New Roman" w:cs="Times New Roman"/>
-        </w:rPr>
-        <w:t>10（</w:t>
-      </w:r>
-      <w:r>
-        <w:rPr>
-          <w:rFonts w:hint="eastAsia" w:ascii="Times New Roman" w:hAnsi="Times New Roman" w:eastAsia="FangSong" w:cs="Times New Roman"/>
-        </w:rPr>
-        <w:t>教师版</w:t>
-      </w:r>
-      <w:r>
-        <w:rPr>
-          <w:rFonts w:hint="eastAsia" w:ascii="Times New Roman" w:hAnsi="Times New Roman" w:eastAsia="Times New Roman" w:cs="Times New Roman"/>
-        </w:rPr>
-        <w:t>）</w:t>
       </w:r>
     </w:p>
     <w:p>
@@ -2626,48 +2398,6 @@
         </w:rPr>
         <w:t>赵鑫光竞赛笔记</w:t>
       </w:r>
-      <w:r>
-        <w:rPr>
-          <w:rFonts w:ascii="Times New Roman" w:hAnsi="Times New Roman" w:eastAsia="Times New Roman" w:cs="Times New Roman"/>
-        </w:rPr>
-        <w:t xml:space="preserve"> </w:t>
-      </w:r>
-      <w:r>
-        <w:rPr>
-          <w:rFonts w:hint="eastAsia" w:ascii="Times New Roman" w:hAnsi="Times New Roman" w:eastAsia="FangSong" w:cs="Times New Roman"/>
-        </w:rPr>
-        <w:t>曾用于</w:t>
-      </w:r>
-      <w:r>
-        <w:rPr>
-          <w:rFonts w:hint="eastAsia" w:ascii="Times New Roman" w:hAnsi="Times New Roman" w:eastAsia="Times New Roman" w:cs="Times New Roman"/>
-        </w:rPr>
-        <w:t>：</w:t>
-      </w:r>
-      <w:r>
-        <w:rPr>
-          <w:rFonts w:hint="eastAsia" w:ascii="Times New Roman" w:hAnsi="Times New Roman" w:eastAsia="FangSong" w:cs="Times New Roman"/>
-        </w:rPr>
-        <w:t>第一轮综合卷</w:t>
-      </w:r>
-      <w:r>
-        <w:rPr>
-          <w:rFonts w:hint="eastAsia" w:ascii="Times New Roman" w:hAnsi="Times New Roman" w:eastAsia="Times New Roman" w:cs="Times New Roman"/>
-        </w:rPr>
-        <w:t>04（</w:t>
-      </w:r>
-      <w:r>
-        <w:rPr>
-          <w:rFonts w:hint="eastAsia" w:ascii="Times New Roman" w:hAnsi="Times New Roman" w:eastAsia="FangSong" w:cs="Times New Roman"/>
-        </w:rPr>
-        <w:t>教师版</w:t>
-      </w:r>
-      <w:r>
-        <w:rPr>
-          <w:rFonts w:hint="eastAsia" w:ascii="Times New Roman" w:hAnsi="Times New Roman" w:eastAsia="Times New Roman" w:cs="Times New Roman"/>
-        </w:rPr>
-        <w:t>）</w:t>
-      </w:r>
     </w:p>
     <w:p>
       <w:pPr>
@@ -3942,48 +3672,6 @@
         </w:rPr>
         <w:t>汇智竞赛题目</w:t>
       </w:r>
-      <w:r>
-        <w:rPr>
-          <w:rFonts w:ascii="Times New Roman" w:hAnsi="Times New Roman" w:eastAsia="Times New Roman" w:cs="Times New Roman"/>
-        </w:rPr>
-        <w:t xml:space="preserve"> </w:t>
-      </w:r>
-      <w:r>
-        <w:rPr>
-          <w:rFonts w:hint="eastAsia" w:ascii="Times New Roman" w:hAnsi="Times New Roman" w:eastAsia="FangSong" w:cs="Times New Roman"/>
-        </w:rPr>
-        <w:t>曾用于</w:t>
-      </w:r>
-      <w:r>
-        <w:rPr>
-          <w:rFonts w:hint="eastAsia" w:ascii="Times New Roman" w:hAnsi="Times New Roman" w:eastAsia="Times New Roman" w:cs="Times New Roman"/>
-        </w:rPr>
-        <w:t>：</w:t>
-      </w:r>
-      <w:r>
-        <w:rPr>
-          <w:rFonts w:hint="eastAsia" w:ascii="Times New Roman" w:hAnsi="Times New Roman" w:eastAsia="FangSong" w:cs="Times New Roman"/>
-        </w:rPr>
-        <w:t>第一轮综合卷</w:t>
-      </w:r>
-      <w:r>
-        <w:rPr>
-          <w:rFonts w:hint="eastAsia" w:ascii="Times New Roman" w:hAnsi="Times New Roman" w:eastAsia="Times New Roman" w:cs="Times New Roman"/>
-        </w:rPr>
-        <w:t>04（</w:t>
-      </w:r>
-      <w:r>
-        <w:rPr>
-          <w:rFonts w:hint="eastAsia" w:ascii="Times New Roman" w:hAnsi="Times New Roman" w:eastAsia="FangSong" w:cs="Times New Roman"/>
-        </w:rPr>
-        <w:t>教师版</w:t>
-      </w:r>
-      <w:r>
-        <w:rPr>
-          <w:rFonts w:hint="eastAsia" w:ascii="Times New Roman" w:hAnsi="Times New Roman" w:eastAsia="Times New Roman" w:cs="Times New Roman"/>
-        </w:rPr>
-        <w:t>）</w:t>
-      </w:r>
     </w:p>
     <w:p>
       <w:pPr>
@@ -5203,48 +4891,6 @@
           <w:rFonts w:hint="eastAsia" w:ascii="Times New Roman" w:hAnsi="Times New Roman" w:eastAsia="FangSong" w:cs="Times New Roman"/>
         </w:rPr>
         <w:t>汇智竞赛题目</w:t>
-      </w:r>
-      <w:r>
-        <w:rPr>
-          <w:rFonts w:ascii="Times New Roman" w:hAnsi="Times New Roman" w:eastAsia="Times New Roman" w:cs="Times New Roman"/>
-        </w:rPr>
-        <w:t xml:space="preserve"> </w:t>
-      </w:r>
-      <w:r>
-        <w:rPr>
-          <w:rFonts w:hint="eastAsia" w:ascii="Times New Roman" w:hAnsi="Times New Roman" w:eastAsia="FangSong" w:cs="Times New Roman"/>
-        </w:rPr>
-        <w:t>曾用于</w:t>
-      </w:r>
-      <w:r>
-        <w:rPr>
-          <w:rFonts w:hint="eastAsia" w:ascii="Times New Roman" w:hAnsi="Times New Roman" w:eastAsia="Times New Roman" w:cs="Times New Roman"/>
-        </w:rPr>
-        <w:t>：</w:t>
-      </w:r>
-      <w:r>
-        <w:rPr>
-          <w:rFonts w:hint="eastAsia" w:ascii="Times New Roman" w:hAnsi="Times New Roman" w:eastAsia="FangSong" w:cs="Times New Roman"/>
-        </w:rPr>
-        <w:t>第一轮综合卷</w:t>
-      </w:r>
-      <w:r>
-        <w:rPr>
-          <w:rFonts w:hint="eastAsia" w:ascii="Times New Roman" w:hAnsi="Times New Roman" w:eastAsia="Times New Roman" w:cs="Times New Roman"/>
-        </w:rPr>
-        <w:t>05（</w:t>
-      </w:r>
-      <w:r>
-        <w:rPr>
-          <w:rFonts w:hint="eastAsia" w:ascii="Times New Roman" w:hAnsi="Times New Roman" w:eastAsia="FangSong" w:cs="Times New Roman"/>
-        </w:rPr>
-        <w:t>教师版</w:t>
-      </w:r>
-      <w:r>
-        <w:rPr>
-          <w:rFonts w:hint="eastAsia" w:ascii="Times New Roman" w:hAnsi="Times New Roman" w:eastAsia="Times New Roman" w:cs="Times New Roman"/>
-        </w:rPr>
-        <w:t>）</w:t>
       </w:r>
     </w:p>
     <w:p>
@@ -10717,48 +10363,6 @@
           <w:rFonts w:hint="eastAsia" w:ascii="Times New Roman" w:hAnsi="Times New Roman" w:eastAsia="FangSong" w:cs="Times New Roman"/>
         </w:rPr>
         <w:t>化学竞赛初赛讲义</w:t>
-      </w:r>
-      <w:r>
-        <w:rPr>
-          <w:rFonts w:ascii="Times New Roman" w:hAnsi="Times New Roman" w:eastAsia="Times New Roman" w:cs="Times New Roman"/>
-        </w:rPr>
-        <w:t xml:space="preserve"> </w:t>
-      </w:r>
-      <w:r>
-        <w:rPr>
-          <w:rFonts w:hint="eastAsia" w:ascii="Times New Roman" w:hAnsi="Times New Roman" w:eastAsia="FangSong" w:cs="Times New Roman"/>
-        </w:rPr>
-        <w:t>曾用于</w:t>
-      </w:r>
-      <w:r>
-        <w:rPr>
-          <w:rFonts w:hint="eastAsia" w:ascii="Times New Roman" w:hAnsi="Times New Roman" w:eastAsia="Times New Roman" w:cs="Times New Roman"/>
-        </w:rPr>
-        <w:t>：</w:t>
-      </w:r>
-      <w:r>
-        <w:rPr>
-          <w:rFonts w:hint="eastAsia" w:ascii="Times New Roman" w:hAnsi="Times New Roman" w:eastAsia="FangSong" w:cs="Times New Roman"/>
-        </w:rPr>
-        <w:t>第一轮综合卷</w:t>
-      </w:r>
-      <w:r>
-        <w:rPr>
-          <w:rFonts w:hint="eastAsia" w:ascii="Times New Roman" w:hAnsi="Times New Roman" w:eastAsia="Times New Roman" w:cs="Times New Roman"/>
-        </w:rPr>
-        <w:t>08（</w:t>
-      </w:r>
-      <w:r>
-        <w:rPr>
-          <w:rFonts w:hint="eastAsia" w:ascii="Times New Roman" w:hAnsi="Times New Roman" w:eastAsia="FangSong" w:cs="Times New Roman"/>
-        </w:rPr>
-        <w:t>教师版</w:t>
-      </w:r>
-      <w:r>
-        <w:rPr>
-          <w:rFonts w:hint="eastAsia" w:ascii="Times New Roman" w:hAnsi="Times New Roman" w:eastAsia="Times New Roman" w:cs="Times New Roman"/>
-        </w:rPr>
-        <w:t>）</w:t>
       </w:r>
     </w:p>
     <w:p>
@@ -12818,48 +12422,6 @@
         </w:rPr>
         <w:t>化学竞赛初赛讲义</w:t>
       </w:r>
-      <w:r>
-        <w:rPr>
-          <w:rFonts w:ascii="Times New Roman" w:hAnsi="Times New Roman" w:eastAsia="Times New Roman" w:cs="Times New Roman"/>
-        </w:rPr>
-        <w:t xml:space="preserve"> </w:t>
-      </w:r>
-      <w:r>
-        <w:rPr>
-          <w:rFonts w:hint="eastAsia" w:ascii="Times New Roman" w:hAnsi="Times New Roman" w:eastAsia="FangSong" w:cs="Times New Roman"/>
-        </w:rPr>
-        <w:t>曾用于</w:t>
-      </w:r>
-      <w:r>
-        <w:rPr>
-          <w:rFonts w:hint="eastAsia" w:ascii="Times New Roman" w:hAnsi="Times New Roman" w:eastAsia="Times New Roman" w:cs="Times New Roman"/>
-        </w:rPr>
-        <w:t>：</w:t>
-      </w:r>
-      <w:r>
-        <w:rPr>
-          <w:rFonts w:hint="eastAsia" w:ascii="Times New Roman" w:hAnsi="Times New Roman" w:eastAsia="FangSong" w:cs="Times New Roman"/>
-        </w:rPr>
-        <w:t>第一轮综合卷</w:t>
-      </w:r>
-      <w:r>
-        <w:rPr>
-          <w:rFonts w:hint="eastAsia" w:ascii="Times New Roman" w:hAnsi="Times New Roman" w:eastAsia="Times New Roman" w:cs="Times New Roman"/>
-        </w:rPr>
-        <w:t>08（</w:t>
-      </w:r>
-      <w:r>
-        <w:rPr>
-          <w:rFonts w:hint="eastAsia" w:ascii="Times New Roman" w:hAnsi="Times New Roman" w:eastAsia="FangSong" w:cs="Times New Roman"/>
-        </w:rPr>
-        <w:t>教师版</w:t>
-      </w:r>
-      <w:r>
-        <w:rPr>
-          <w:rFonts w:hint="eastAsia" w:ascii="Times New Roman" w:hAnsi="Times New Roman" w:eastAsia="Times New Roman" w:cs="Times New Roman"/>
-        </w:rPr>
-        <w:t>）</w:t>
-      </w:r>
     </w:p>
     <w:p>
       <w:pPr>
@@ -13782,48 +13344,6 @@
         </w:rPr>
         <w:t>化学竞赛初赛讲义</w:t>
       </w:r>
-      <w:r>
-        <w:rPr>
-          <w:rFonts w:ascii="Times New Roman" w:hAnsi="Times New Roman" w:eastAsia="Times New Roman" w:cs="Times New Roman"/>
-        </w:rPr>
-        <w:t xml:space="preserve"> </w:t>
-      </w:r>
-      <w:r>
-        <w:rPr>
-          <w:rFonts w:hint="eastAsia" w:ascii="Times New Roman" w:hAnsi="Times New Roman" w:eastAsia="FangSong" w:cs="Times New Roman"/>
-        </w:rPr>
-        <w:t>曾用于</w:t>
-      </w:r>
-      <w:r>
-        <w:rPr>
-          <w:rFonts w:hint="eastAsia" w:ascii="Times New Roman" w:hAnsi="Times New Roman" w:eastAsia="Times New Roman" w:cs="Times New Roman"/>
-        </w:rPr>
-        <w:t>：</w:t>
-      </w:r>
-      <w:r>
-        <w:rPr>
-          <w:rFonts w:hint="eastAsia" w:ascii="Times New Roman" w:hAnsi="Times New Roman" w:eastAsia="FangSong" w:cs="Times New Roman"/>
-        </w:rPr>
-        <w:t>第一轮综合卷</w:t>
-      </w:r>
-      <w:r>
-        <w:rPr>
-          <w:rFonts w:hint="eastAsia" w:ascii="Times New Roman" w:hAnsi="Times New Roman" w:eastAsia="Times New Roman" w:cs="Times New Roman"/>
-        </w:rPr>
-        <w:t>09（</w:t>
-      </w:r>
-      <w:r>
-        <w:rPr>
-          <w:rFonts w:hint="eastAsia" w:ascii="Times New Roman" w:hAnsi="Times New Roman" w:eastAsia="FangSong" w:cs="Times New Roman"/>
-        </w:rPr>
-        <w:t>教师版</w:t>
-      </w:r>
-      <w:r>
-        <w:rPr>
-          <w:rFonts w:hint="eastAsia" w:ascii="Times New Roman" w:hAnsi="Times New Roman" w:eastAsia="Times New Roman" w:cs="Times New Roman"/>
-        </w:rPr>
-        <w:t>）</w:t>
-      </w:r>
     </w:p>
     <w:p>
       <w:pPr>
@@ -14589,48 +14109,6 @@
           <w:rFonts w:hint="eastAsia" w:ascii="Times New Roman" w:hAnsi="Times New Roman" w:eastAsia="FangSong" w:cs="Times New Roman"/>
         </w:rPr>
         <w:t>化学竞赛初赛讲义</w:t>
-      </w:r>
-      <w:r>
-        <w:rPr>
-          <w:rFonts w:ascii="Times New Roman" w:hAnsi="Times New Roman" w:eastAsia="Times New Roman" w:cs="Times New Roman"/>
-        </w:rPr>
-        <w:t xml:space="preserve"> </w:t>
-      </w:r>
-      <w:r>
-        <w:rPr>
-          <w:rFonts w:hint="eastAsia" w:ascii="Times New Roman" w:hAnsi="Times New Roman" w:eastAsia="FangSong" w:cs="Times New Roman"/>
-        </w:rPr>
-        <w:t>曾用于</w:t>
-      </w:r>
-      <w:r>
-        <w:rPr>
-          <w:rFonts w:hint="eastAsia" w:ascii="Times New Roman" w:hAnsi="Times New Roman" w:eastAsia="Times New Roman" w:cs="Times New Roman"/>
-        </w:rPr>
-        <w:t>：</w:t>
-      </w:r>
-      <w:r>
-        <w:rPr>
-          <w:rFonts w:hint="eastAsia" w:ascii="Times New Roman" w:hAnsi="Times New Roman" w:eastAsia="FangSong" w:cs="Times New Roman"/>
-        </w:rPr>
-        <w:t>第一轮综合卷</w:t>
-      </w:r>
-      <w:r>
-        <w:rPr>
-          <w:rFonts w:hint="eastAsia" w:ascii="Times New Roman" w:hAnsi="Times New Roman" w:eastAsia="Times New Roman" w:cs="Times New Roman"/>
-        </w:rPr>
-        <w:t>09（</w:t>
-      </w:r>
-      <w:r>
-        <w:rPr>
-          <w:rFonts w:hint="eastAsia" w:ascii="Times New Roman" w:hAnsi="Times New Roman" w:eastAsia="FangSong" w:cs="Times New Roman"/>
-        </w:rPr>
-        <w:t>教师版</w:t>
-      </w:r>
-      <w:r>
-        <w:rPr>
-          <w:rFonts w:hint="eastAsia" w:ascii="Times New Roman" w:hAnsi="Times New Roman" w:eastAsia="Times New Roman" w:cs="Times New Roman"/>
-        </w:rPr>
-        <w:t>）</w:t>
       </w:r>
     </w:p>
     <w:p>
@@ -17477,66 +16955,6 @@
         </w:rPr>
         <w:t>届决赛</w:t>
       </w:r>
-      <w:r>
-        <w:rPr>
-          <w:rFonts w:ascii="Times New Roman" w:hAnsi="Times New Roman" w:eastAsia="Times New Roman" w:cs="Times New Roman"/>
-        </w:rPr>
-        <w:t xml:space="preserve"> </w:t>
-      </w:r>
-      <w:r>
-        <w:rPr>
-          <w:rFonts w:hint="eastAsia" w:ascii="Times New Roman" w:hAnsi="Times New Roman" w:eastAsia="FangSong" w:cs="Times New Roman"/>
-        </w:rPr>
-        <w:t>曾用于</w:t>
-      </w:r>
-      <w:r>
-        <w:rPr>
-          <w:rFonts w:hint="eastAsia" w:ascii="Times New Roman" w:hAnsi="Times New Roman" w:eastAsia="Times New Roman" w:cs="Times New Roman"/>
-        </w:rPr>
-        <w:t>：</w:t>
-      </w:r>
-      <w:r>
-        <w:rPr>
-          <w:rFonts w:hint="eastAsia" w:ascii="Times New Roman" w:hAnsi="Times New Roman" w:eastAsia="FangSong" w:cs="Times New Roman"/>
-        </w:rPr>
-        <w:t>综合模拟卷</w:t>
-      </w:r>
-      <w:r>
-        <w:rPr>
-          <w:rFonts w:hint="eastAsia" w:ascii="Times New Roman" w:hAnsi="Times New Roman" w:eastAsia="Times New Roman" w:cs="Times New Roman"/>
-        </w:rPr>
-        <w:t>II,</w:t>
-      </w:r>
-      <w:r>
-        <w:rPr>
-          <w:rFonts w:ascii="Times New Roman" w:hAnsi="Times New Roman" w:eastAsia="Times New Roman" w:cs="Times New Roman"/>
-        </w:rPr>
-        <w:t xml:space="preserve"> </w:t>
-      </w:r>
-      <w:r>
-        <w:rPr>
-          <w:rFonts w:hint="eastAsia" w:ascii="Times New Roman" w:hAnsi="Times New Roman" w:eastAsia="FangSong" w:cs="Times New Roman"/>
-        </w:rPr>
-        <w:t>第一轮综合卷</w:t>
-      </w:r>
-      <w:r>
-        <w:rPr>
-          <w:rFonts w:hint="eastAsia" w:ascii="Times New Roman" w:hAnsi="Times New Roman" w:eastAsia="Times New Roman" w:cs="Times New Roman"/>
-        </w:rPr>
-        <w:t>09（</w:t>
-      </w:r>
-      <w:r>
-        <w:rPr>
-          <w:rFonts w:hint="eastAsia" w:ascii="Times New Roman" w:hAnsi="Times New Roman" w:eastAsia="FangSong" w:cs="Times New Roman"/>
-        </w:rPr>
-        <w:t>教师版</w:t>
-      </w:r>
-      <w:r>
-        <w:rPr>
-          <w:rFonts w:hint="eastAsia" w:ascii="Times New Roman" w:hAnsi="Times New Roman" w:eastAsia="Times New Roman" w:cs="Times New Roman"/>
-        </w:rPr>
-        <w:t>）</w:t>
-      </w:r>
     </w:p>
     <w:p>
       <w:pPr>
@@ -20133,60 +19551,6 @@
         </w:rPr>
         <w:t>届决赛</w:t>
       </w:r>
-      <w:r>
-        <w:rPr>
-          <w:rFonts w:ascii="Times New Roman" w:hAnsi="Times New Roman" w:eastAsia="Times New Roman" w:cs="Times New Roman"/>
-        </w:rPr>
-        <w:t xml:space="preserve"> </w:t>
-      </w:r>
-      <w:r>
-        <w:rPr>
-          <w:rFonts w:hint="eastAsia" w:ascii="Times New Roman" w:hAnsi="Times New Roman" w:eastAsia="FangSong" w:cs="Times New Roman"/>
-        </w:rPr>
-        <w:t>曾用于</w:t>
-      </w:r>
-      <w:r>
-        <w:rPr>
-          <w:rFonts w:hint="eastAsia" w:ascii="Times New Roman" w:hAnsi="Times New Roman" w:eastAsia="Times New Roman" w:cs="Times New Roman"/>
-        </w:rPr>
-        <w:t>：</w:t>
-      </w:r>
-      <w:r>
-        <w:rPr>
-          <w:rFonts w:hint="eastAsia" w:ascii="Times New Roman" w:hAnsi="Times New Roman" w:eastAsia="FangSong" w:cs="Times New Roman"/>
-        </w:rPr>
-        <w:t>第一轮原理</w:t>
-      </w:r>
-      <w:r>
-        <w:rPr>
-          <w:rFonts w:hint="eastAsia" w:ascii="Times New Roman" w:hAnsi="Times New Roman" w:eastAsia="Times New Roman" w:cs="Times New Roman"/>
-        </w:rPr>
-        <w:t>·3-</w:t>
-      </w:r>
-      <w:r>
-        <w:rPr>
-          <w:rFonts w:hint="eastAsia" w:ascii="Times New Roman" w:hAnsi="Times New Roman" w:eastAsia="FangSong" w:cs="Times New Roman"/>
-        </w:rPr>
-        <w:t>热力学初步</w:t>
-      </w:r>
-      <w:r>
-        <w:rPr>
-          <w:rFonts w:hint="eastAsia" w:ascii="Times New Roman" w:hAnsi="Times New Roman" w:eastAsia="Times New Roman" w:cs="Times New Roman"/>
-        </w:rPr>
-        <w:t>（</w:t>
-      </w:r>
-      <w:r>
-        <w:rPr>
-          <w:rFonts w:hint="eastAsia" w:ascii="Times New Roman" w:hAnsi="Times New Roman" w:eastAsia="FangSong" w:cs="Times New Roman"/>
-        </w:rPr>
-        <w:t>教师版</w:t>
-      </w:r>
-      <w:r>
-        <w:rPr>
-          <w:rFonts w:hint="eastAsia" w:ascii="Times New Roman" w:hAnsi="Times New Roman" w:eastAsia="Times New Roman" w:cs="Times New Roman"/>
-        </w:rPr>
-        <w:t>）</w:t>
-      </w:r>
     </w:p>
     <w:p>
       <w:pPr>
@@ -22082,66 +21446,6 @@
         </w:rPr>
         <w:t>2023</w:t>
       </w:r>
-      <w:r>
-        <w:rPr>
-          <w:rFonts w:ascii="Times New Roman" w:hAnsi="Times New Roman" w:eastAsia="Times New Roman" w:cs="Times New Roman"/>
-        </w:rPr>
-        <w:t xml:space="preserve"> </w:t>
-      </w:r>
-      <w:r>
-        <w:rPr>
-          <w:rFonts w:hint="eastAsia" w:ascii="Times New Roman" w:hAnsi="Times New Roman" w:eastAsia="FangSong" w:cs="Times New Roman"/>
-        </w:rPr>
-        <w:t>曾用于</w:t>
-      </w:r>
-      <w:r>
-        <w:rPr>
-          <w:rFonts w:hint="eastAsia" w:ascii="Times New Roman" w:hAnsi="Times New Roman" w:eastAsia="Times New Roman" w:cs="Times New Roman"/>
-        </w:rPr>
-        <w:t>：</w:t>
-      </w:r>
-      <w:r>
-        <w:rPr>
-          <w:rFonts w:hint="eastAsia" w:ascii="Times New Roman" w:hAnsi="Times New Roman" w:eastAsia="FangSong" w:cs="Times New Roman"/>
-        </w:rPr>
-        <w:t>预赛基础卷</w:t>
-      </w:r>
-      <w:r>
-        <w:rPr>
-          <w:rFonts w:hint="eastAsia" w:ascii="Times New Roman" w:hAnsi="Times New Roman" w:eastAsia="Times New Roman" w:cs="Times New Roman"/>
-        </w:rPr>
-        <w:t>II,</w:t>
-      </w:r>
-      <w:r>
-        <w:rPr>
-          <w:rFonts w:ascii="Times New Roman" w:hAnsi="Times New Roman" w:eastAsia="Times New Roman" w:cs="Times New Roman"/>
-        </w:rPr>
-        <w:t xml:space="preserve"> </w:t>
-      </w:r>
-      <w:r>
-        <w:rPr>
-          <w:rFonts w:hint="eastAsia" w:ascii="Times New Roman" w:hAnsi="Times New Roman" w:eastAsia="FangSong" w:cs="Times New Roman"/>
-        </w:rPr>
-        <w:t>第一轮综合卷</w:t>
-      </w:r>
-      <w:r>
-        <w:rPr>
-          <w:rFonts w:hint="eastAsia" w:ascii="Times New Roman" w:hAnsi="Times New Roman" w:eastAsia="Times New Roman" w:cs="Times New Roman"/>
-        </w:rPr>
-        <w:t>06（</w:t>
-      </w:r>
-      <w:r>
-        <w:rPr>
-          <w:rFonts w:hint="eastAsia" w:ascii="Times New Roman" w:hAnsi="Times New Roman" w:eastAsia="FangSong" w:cs="Times New Roman"/>
-        </w:rPr>
-        <w:t>教师版</w:t>
-      </w:r>
-      <w:r>
-        <w:rPr>
-          <w:rFonts w:hint="eastAsia" w:ascii="Times New Roman" w:hAnsi="Times New Roman" w:eastAsia="Times New Roman" w:cs="Times New Roman"/>
-        </w:rPr>
-        <w:t>）</w:t>
-      </w:r>
     </w:p>
     <w:p>
       <w:pPr>
@@ -22818,66 +22122,6 @@
         </w:rPr>
         <w:t>2023</w:t>
       </w:r>
-      <w:r>
-        <w:rPr>
-          <w:rFonts w:ascii="Times New Roman" w:hAnsi="Times New Roman" w:eastAsia="Times New Roman" w:cs="Times New Roman"/>
-        </w:rPr>
-        <w:t xml:space="preserve"> </w:t>
-      </w:r>
-      <w:r>
-        <w:rPr>
-          <w:rFonts w:hint="eastAsia" w:ascii="Times New Roman" w:hAnsi="Times New Roman" w:eastAsia="FangSong" w:cs="Times New Roman"/>
-        </w:rPr>
-        <w:t>曾用于</w:t>
-      </w:r>
-      <w:r>
-        <w:rPr>
-          <w:rFonts w:hint="eastAsia" w:ascii="Times New Roman" w:hAnsi="Times New Roman" w:eastAsia="Times New Roman" w:cs="Times New Roman"/>
-        </w:rPr>
-        <w:t>：</w:t>
-      </w:r>
-      <w:r>
-        <w:rPr>
-          <w:rFonts w:hint="eastAsia" w:ascii="Times New Roman" w:hAnsi="Times New Roman" w:eastAsia="FangSong" w:cs="Times New Roman"/>
-        </w:rPr>
-        <w:t>预赛基础卷</w:t>
-      </w:r>
-      <w:r>
-        <w:rPr>
-          <w:rFonts w:hint="eastAsia" w:ascii="Times New Roman" w:hAnsi="Times New Roman" w:eastAsia="Times New Roman" w:cs="Times New Roman"/>
-        </w:rPr>
-        <w:t>I,</w:t>
-      </w:r>
-      <w:r>
-        <w:rPr>
-          <w:rFonts w:ascii="Times New Roman" w:hAnsi="Times New Roman" w:eastAsia="Times New Roman" w:cs="Times New Roman"/>
-        </w:rPr>
-        <w:t xml:space="preserve"> </w:t>
-      </w:r>
-      <w:r>
-        <w:rPr>
-          <w:rFonts w:hint="eastAsia" w:ascii="Times New Roman" w:hAnsi="Times New Roman" w:eastAsia="FangSong" w:cs="Times New Roman"/>
-        </w:rPr>
-        <w:t>第一轮综合卷</w:t>
-      </w:r>
-      <w:r>
-        <w:rPr>
-          <w:rFonts w:hint="eastAsia" w:ascii="Times New Roman" w:hAnsi="Times New Roman" w:eastAsia="Times New Roman" w:cs="Times New Roman"/>
-        </w:rPr>
-        <w:t>06（</w:t>
-      </w:r>
-      <w:r>
-        <w:rPr>
-          <w:rFonts w:hint="eastAsia" w:ascii="Times New Roman" w:hAnsi="Times New Roman" w:eastAsia="FangSong" w:cs="Times New Roman"/>
-        </w:rPr>
-        <w:t>教师版</w:t>
-      </w:r>
-      <w:r>
-        <w:rPr>
-          <w:rFonts w:hint="eastAsia" w:ascii="Times New Roman" w:hAnsi="Times New Roman" w:eastAsia="Times New Roman" w:cs="Times New Roman"/>
-        </w:rPr>
-        <w:t>）</w:t>
-      </w:r>
     </w:p>
     <w:p>
       <w:pPr>
@@ -23566,60 +22810,6 @@
         </w:rPr>
         <w:t>2021</w:t>
       </w:r>
-      <w:r>
-        <w:rPr>
-          <w:rFonts w:ascii="Times New Roman" w:hAnsi="Times New Roman" w:eastAsia="Times New Roman" w:cs="Times New Roman"/>
-        </w:rPr>
-        <w:t xml:space="preserve"> </w:t>
-      </w:r>
-      <w:r>
-        <w:rPr>
-          <w:rFonts w:hint="eastAsia" w:ascii="Times New Roman" w:hAnsi="Times New Roman" w:eastAsia="FangSong" w:cs="Times New Roman"/>
-        </w:rPr>
-        <w:t>曾用于</w:t>
-      </w:r>
-      <w:r>
-        <w:rPr>
-          <w:rFonts w:hint="eastAsia" w:ascii="Times New Roman" w:hAnsi="Times New Roman" w:eastAsia="Times New Roman" w:cs="Times New Roman"/>
-        </w:rPr>
-        <w:t>：</w:t>
-      </w:r>
-      <w:r>
-        <w:rPr>
-          <w:rFonts w:hint="eastAsia" w:ascii="Times New Roman" w:hAnsi="Times New Roman" w:eastAsia="FangSong" w:cs="Times New Roman"/>
-        </w:rPr>
-        <w:t>第一轮原理</w:t>
-      </w:r>
-      <w:r>
-        <w:rPr>
-          <w:rFonts w:hint="eastAsia" w:ascii="Times New Roman" w:hAnsi="Times New Roman" w:eastAsia="Times New Roman" w:cs="Times New Roman"/>
-        </w:rPr>
-        <w:t>·8-</w:t>
-      </w:r>
-      <w:r>
-        <w:rPr>
-          <w:rFonts w:hint="eastAsia" w:ascii="Times New Roman" w:hAnsi="Times New Roman" w:eastAsia="FangSong" w:cs="Times New Roman"/>
-        </w:rPr>
-        <w:t>氧化还原与电化学</w:t>
-      </w:r>
-      <w:r>
-        <w:rPr>
-          <w:rFonts w:hint="eastAsia" w:ascii="Times New Roman" w:hAnsi="Times New Roman" w:eastAsia="Times New Roman" w:cs="Times New Roman"/>
-        </w:rPr>
-        <w:t>（</w:t>
-      </w:r>
-      <w:r>
-        <w:rPr>
-          <w:rFonts w:hint="eastAsia" w:ascii="Times New Roman" w:hAnsi="Times New Roman" w:eastAsia="FangSong" w:cs="Times New Roman"/>
-        </w:rPr>
-        <w:t>教师版</w:t>
-      </w:r>
-      <w:r>
-        <w:rPr>
-          <w:rFonts w:hint="eastAsia" w:ascii="Times New Roman" w:hAnsi="Times New Roman" w:eastAsia="Times New Roman" w:cs="Times New Roman"/>
-        </w:rPr>
-        <w:t>）</w:t>
-      </w:r>
     </w:p>
     <w:p>
       <w:pPr>
@@ -23825,48 +23015,6 @@
           <w:rFonts w:hint="eastAsia" w:ascii="Times New Roman" w:hAnsi="Times New Roman" w:eastAsia="FangSong" w:cs="Times New Roman"/>
         </w:rPr>
         <w:t>化学竞赛初赛讲义</w:t>
-      </w:r>
-      <w:r>
-        <w:rPr>
-          <w:rFonts w:ascii="Times New Roman" w:hAnsi="Times New Roman" w:eastAsia="Times New Roman" w:cs="Times New Roman"/>
-        </w:rPr>
-        <w:t xml:space="preserve"> </w:t>
-      </w:r>
-      <w:r>
-        <w:rPr>
-          <w:rFonts w:hint="eastAsia" w:ascii="Times New Roman" w:hAnsi="Times New Roman" w:eastAsia="FangSong" w:cs="Times New Roman"/>
-        </w:rPr>
-        <w:t>曾用于</w:t>
-      </w:r>
-      <w:r>
-        <w:rPr>
-          <w:rFonts w:hint="eastAsia" w:ascii="Times New Roman" w:hAnsi="Times New Roman" w:eastAsia="Times New Roman" w:cs="Times New Roman"/>
-        </w:rPr>
-        <w:t>：</w:t>
-      </w:r>
-      <w:r>
-        <w:rPr>
-          <w:rFonts w:hint="eastAsia" w:ascii="Times New Roman" w:hAnsi="Times New Roman" w:eastAsia="FangSong" w:cs="Times New Roman"/>
-        </w:rPr>
-        <w:t>第一轮综合卷</w:t>
-      </w:r>
-      <w:r>
-        <w:rPr>
-          <w:rFonts w:hint="eastAsia" w:ascii="Times New Roman" w:hAnsi="Times New Roman" w:eastAsia="Times New Roman" w:cs="Times New Roman"/>
-        </w:rPr>
-        <w:t>09（</w:t>
-      </w:r>
-      <w:r>
-        <w:rPr>
-          <w:rFonts w:hint="eastAsia" w:ascii="Times New Roman" w:hAnsi="Times New Roman" w:eastAsia="FangSong" w:cs="Times New Roman"/>
-        </w:rPr>
-        <w:t>教师版</w:t>
-      </w:r>
-      <w:r>
-        <w:rPr>
-          <w:rFonts w:hint="eastAsia" w:ascii="Times New Roman" w:hAnsi="Times New Roman" w:eastAsia="Times New Roman" w:cs="Times New Roman"/>
-        </w:rPr>
-        <w:t>）</w:t>
       </w:r>
     </w:p>
     <w:p>
@@ -24525,66 +23673,6 @@
           <w:rFonts w:hint="eastAsia" w:ascii="Times New Roman" w:hAnsi="Times New Roman" w:eastAsia="FangSong" w:cs="Times New Roman"/>
         </w:rPr>
         <w:t>第一分册</w:t>
-      </w:r>
-      <w:r>
-        <w:rPr>
-          <w:rFonts w:ascii="Times New Roman" w:hAnsi="Times New Roman" w:eastAsia="Times New Roman" w:cs="Times New Roman"/>
-        </w:rPr>
-        <w:t xml:space="preserve"> </w:t>
-      </w:r>
-      <w:r>
-        <w:rPr>
-          <w:rFonts w:hint="eastAsia" w:ascii="Times New Roman" w:hAnsi="Times New Roman" w:eastAsia="FangSong" w:cs="Times New Roman"/>
-        </w:rPr>
-        <w:t>曾用于</w:t>
-      </w:r>
-      <w:r>
-        <w:rPr>
-          <w:rFonts w:hint="eastAsia" w:ascii="Times New Roman" w:hAnsi="Times New Roman" w:eastAsia="Times New Roman" w:cs="Times New Roman"/>
-        </w:rPr>
-        <w:t>：</w:t>
-      </w:r>
-      <w:r>
-        <w:rPr>
-          <w:rFonts w:hint="eastAsia" w:ascii="Times New Roman" w:hAnsi="Times New Roman" w:eastAsia="FangSong" w:cs="Times New Roman"/>
-        </w:rPr>
-        <w:t>一分册专项卷</w:t>
-      </w:r>
-      <w:r>
-        <w:rPr>
-          <w:rFonts w:hint="eastAsia" w:ascii="Times New Roman" w:hAnsi="Times New Roman" w:eastAsia="Times New Roman" w:cs="Times New Roman"/>
-        </w:rPr>
-        <w:t>II,</w:t>
-      </w:r>
-      <w:r>
-        <w:rPr>
-          <w:rFonts w:ascii="Times New Roman" w:hAnsi="Times New Roman" w:eastAsia="Times New Roman" w:cs="Times New Roman"/>
-        </w:rPr>
-        <w:t xml:space="preserve"> </w:t>
-      </w:r>
-      <w:r>
-        <w:rPr>
-          <w:rFonts w:hint="eastAsia" w:ascii="Times New Roman" w:hAnsi="Times New Roman" w:eastAsia="FangSong" w:cs="Times New Roman"/>
-        </w:rPr>
-        <w:t>第一轮综合卷</w:t>
-      </w:r>
-      <w:r>
-        <w:rPr>
-          <w:rFonts w:hint="eastAsia" w:ascii="Times New Roman" w:hAnsi="Times New Roman" w:eastAsia="Times New Roman" w:cs="Times New Roman"/>
-        </w:rPr>
-        <w:t>12（</w:t>
-      </w:r>
-      <w:r>
-        <w:rPr>
-          <w:rFonts w:hint="eastAsia" w:ascii="Times New Roman" w:hAnsi="Times New Roman" w:eastAsia="FangSong" w:cs="Times New Roman"/>
-        </w:rPr>
-        <w:t>教师版</w:t>
-      </w:r>
-      <w:r>
-        <w:rPr>
-          <w:rFonts w:hint="eastAsia" w:ascii="Times New Roman" w:hAnsi="Times New Roman" w:eastAsia="Times New Roman" w:cs="Times New Roman"/>
-        </w:rPr>
-        <w:t>）</w:t>
       </w:r>
     </w:p>
     <w:p>
@@ -28325,60 +27413,6 @@
         </w:rPr>
         <w:t>届初赛</w:t>
       </w:r>
-      <w:r>
-        <w:rPr>
-          <w:rFonts w:ascii="Times New Roman" w:hAnsi="Times New Roman" w:eastAsia="Times New Roman" w:cs="Times New Roman"/>
-        </w:rPr>
-        <w:t xml:space="preserve"> </w:t>
-      </w:r>
-      <w:r>
-        <w:rPr>
-          <w:rFonts w:hint="eastAsia" w:ascii="Times New Roman" w:hAnsi="Times New Roman" w:eastAsia="FangSong" w:cs="Times New Roman"/>
-        </w:rPr>
-        <w:t>曾用于</w:t>
-      </w:r>
-      <w:r>
-        <w:rPr>
-          <w:rFonts w:hint="eastAsia" w:ascii="Times New Roman" w:hAnsi="Times New Roman" w:eastAsia="Times New Roman" w:cs="Times New Roman"/>
-        </w:rPr>
-        <w:t>：</w:t>
-      </w:r>
-      <w:r>
-        <w:rPr>
-          <w:rFonts w:hint="eastAsia" w:ascii="Times New Roman" w:hAnsi="Times New Roman" w:eastAsia="FangSong" w:cs="Times New Roman"/>
-        </w:rPr>
-        <w:t>第一轮原理</w:t>
-      </w:r>
-      <w:r>
-        <w:rPr>
-          <w:rFonts w:hint="eastAsia" w:ascii="Times New Roman" w:hAnsi="Times New Roman" w:eastAsia="Times New Roman" w:cs="Times New Roman"/>
-        </w:rPr>
-        <w:t>·9-</w:t>
-      </w:r>
-      <w:r>
-        <w:rPr>
-          <w:rFonts w:hint="eastAsia" w:ascii="Times New Roman" w:hAnsi="Times New Roman" w:eastAsia="FangSong" w:cs="Times New Roman"/>
-        </w:rPr>
-        <w:t>方程式与离子反应</w:t>
-      </w:r>
-      <w:r>
-        <w:rPr>
-          <w:rFonts w:hint="eastAsia" w:ascii="Times New Roman" w:hAnsi="Times New Roman" w:eastAsia="Times New Roman" w:cs="Times New Roman"/>
-        </w:rPr>
-        <w:t>（</w:t>
-      </w:r>
-      <w:r>
-        <w:rPr>
-          <w:rFonts w:hint="eastAsia" w:ascii="Times New Roman" w:hAnsi="Times New Roman" w:eastAsia="FangSong" w:cs="Times New Roman"/>
-        </w:rPr>
-        <w:t>教师版</w:t>
-      </w:r>
-      <w:r>
-        <w:rPr>
-          <w:rFonts w:hint="eastAsia" w:ascii="Times New Roman" w:hAnsi="Times New Roman" w:eastAsia="Times New Roman" w:cs="Times New Roman"/>
-        </w:rPr>
-        <w:t>）</w:t>
-      </w:r>
     </w:p>
     <w:p>
       <w:pPr>
@@ -34849,48 +33883,6 @@
         </w:rPr>
         <w:t>一分册能力测试</w:t>
       </w:r>
-      <w:r>
-        <w:rPr>
-          <w:rFonts w:ascii="Times New Roman" w:hAnsi="Times New Roman" w:eastAsia="Times New Roman" w:cs="Times New Roman"/>
-        </w:rPr>
-        <w:t xml:space="preserve"> </w:t>
-      </w:r>
-      <w:r>
-        <w:rPr>
-          <w:rFonts w:hint="eastAsia" w:ascii="Times New Roman" w:hAnsi="Times New Roman" w:eastAsia="FangSong" w:cs="Times New Roman"/>
-        </w:rPr>
-        <w:t>曾用于</w:t>
-      </w:r>
-      <w:r>
-        <w:rPr>
-          <w:rFonts w:hint="eastAsia" w:ascii="Times New Roman" w:hAnsi="Times New Roman" w:eastAsia="Times New Roman" w:cs="Times New Roman"/>
-        </w:rPr>
-        <w:t>：</w:t>
-      </w:r>
-      <w:r>
-        <w:rPr>
-          <w:rFonts w:hint="eastAsia" w:ascii="Times New Roman" w:hAnsi="Times New Roman" w:eastAsia="FangSong" w:cs="Times New Roman"/>
-        </w:rPr>
-        <w:t>第一轮综合卷</w:t>
-      </w:r>
-      <w:r>
-        <w:rPr>
-          <w:rFonts w:hint="eastAsia" w:ascii="Times New Roman" w:hAnsi="Times New Roman" w:eastAsia="Times New Roman" w:cs="Times New Roman"/>
-        </w:rPr>
-        <w:t>06（</w:t>
-      </w:r>
-      <w:r>
-        <w:rPr>
-          <w:rFonts w:hint="eastAsia" w:ascii="Times New Roman" w:hAnsi="Times New Roman" w:eastAsia="FangSong" w:cs="Times New Roman"/>
-        </w:rPr>
-        <w:t>教师版</w:t>
-      </w:r>
-      <w:r>
-        <w:rPr>
-          <w:rFonts w:hint="eastAsia" w:ascii="Times New Roman" w:hAnsi="Times New Roman" w:eastAsia="Times New Roman" w:cs="Times New Roman"/>
-        </w:rPr>
-        <w:t>）</w:t>
-      </w:r>
     </w:p>
     <w:p>
       <w:pPr>
@@ -44520,36 +43512,6 @@
         </w:rPr>
         <w:t>第二分册</w:t>
       </w:r>
-      <w:r>
-        <w:rPr>
-          <w:rFonts w:ascii="Times New Roman" w:hAnsi="Times New Roman" w:eastAsia="Times New Roman" w:cs="Times New Roman"/>
-        </w:rPr>
-        <w:t xml:space="preserve"> </w:t>
-      </w:r>
-      <w:r>
-        <w:rPr>
-          <w:rFonts w:hint="eastAsia" w:ascii="Times New Roman" w:hAnsi="Times New Roman" w:eastAsia="FangSong" w:cs="Times New Roman"/>
-        </w:rPr>
-        <w:t>曾用于</w:t>
-      </w:r>
-      <w:r>
-        <w:rPr>
-          <w:rFonts w:hint="eastAsia" w:ascii="Times New Roman" w:hAnsi="Times New Roman" w:eastAsia="Times New Roman" w:cs="Times New Roman"/>
-        </w:rPr>
-        <w:t>：</w:t>
-      </w:r>
-      <w:r>
-        <w:rPr>
-          <w:rFonts w:hint="eastAsia" w:ascii="Times New Roman" w:hAnsi="Times New Roman" w:eastAsia="FangSong" w:cs="Times New Roman"/>
-        </w:rPr>
-        <w:t>二分册专项卷</w:t>
-      </w:r>
-      <w:r>
-        <w:rPr>
-          <w:rFonts w:hint="eastAsia" w:ascii="Times New Roman" w:hAnsi="Times New Roman" w:eastAsia="Times New Roman" w:cs="Times New Roman"/>
-        </w:rPr>
-        <w:t>VIII</w:t>
-      </w:r>
     </w:p>
     <w:p>
       <w:pPr>
@@ -45906,66 +44868,6 @@
           <w:rFonts w:hint="eastAsia" w:ascii="Times New Roman" w:hAnsi="Times New Roman" w:eastAsia="FangSong" w:cs="Times New Roman"/>
         </w:rPr>
         <w:t>第二分册</w:t>
-      </w:r>
-      <w:r>
-        <w:rPr>
-          <w:rFonts w:ascii="Times New Roman" w:hAnsi="Times New Roman" w:eastAsia="Times New Roman" w:cs="Times New Roman"/>
-        </w:rPr>
-        <w:t xml:space="preserve"> </w:t>
-      </w:r>
-      <w:r>
-        <w:rPr>
-          <w:rFonts w:hint="eastAsia" w:ascii="Times New Roman" w:hAnsi="Times New Roman" w:eastAsia="FangSong" w:cs="Times New Roman"/>
-        </w:rPr>
-        <w:t>曾用于</w:t>
-      </w:r>
-      <w:r>
-        <w:rPr>
-          <w:rFonts w:hint="eastAsia" w:ascii="Times New Roman" w:hAnsi="Times New Roman" w:eastAsia="Times New Roman" w:cs="Times New Roman"/>
-        </w:rPr>
-        <w:t>：</w:t>
-      </w:r>
-      <w:r>
-        <w:rPr>
-          <w:rFonts w:hint="eastAsia" w:ascii="Times New Roman" w:hAnsi="Times New Roman" w:eastAsia="FangSong" w:cs="Times New Roman"/>
-        </w:rPr>
-        <w:t>二分册专项卷</w:t>
-      </w:r>
-      <w:r>
-        <w:rPr>
-          <w:rFonts w:hint="eastAsia" w:ascii="Times New Roman" w:hAnsi="Times New Roman" w:eastAsia="Times New Roman" w:cs="Times New Roman"/>
-        </w:rPr>
-        <w:t>XI,</w:t>
-      </w:r>
-      <w:r>
-        <w:rPr>
-          <w:rFonts w:ascii="Times New Roman" w:hAnsi="Times New Roman" w:eastAsia="Times New Roman" w:cs="Times New Roman"/>
-        </w:rPr>
-        <w:t xml:space="preserve"> </w:t>
-      </w:r>
-      <w:r>
-        <w:rPr>
-          <w:rFonts w:hint="eastAsia" w:ascii="Times New Roman" w:hAnsi="Times New Roman" w:eastAsia="FangSong" w:cs="Times New Roman"/>
-        </w:rPr>
-        <w:t>第一轮综合卷</w:t>
-      </w:r>
-      <w:r>
-        <w:rPr>
-          <w:rFonts w:hint="eastAsia" w:ascii="Times New Roman" w:hAnsi="Times New Roman" w:eastAsia="Times New Roman" w:cs="Times New Roman"/>
-        </w:rPr>
-        <w:t>10（</w:t>
-      </w:r>
-      <w:r>
-        <w:rPr>
-          <w:rFonts w:hint="eastAsia" w:ascii="Times New Roman" w:hAnsi="Times New Roman" w:eastAsia="FangSong" w:cs="Times New Roman"/>
-        </w:rPr>
-        <w:t>教师版</w:t>
-      </w:r>
-      <w:r>
-        <w:rPr>
-          <w:rFonts w:hint="eastAsia" w:ascii="Times New Roman" w:hAnsi="Times New Roman" w:eastAsia="Times New Roman" w:cs="Times New Roman"/>
-        </w:rPr>
-        <w:t>）</w:t>
       </w:r>
     </w:p>
     <w:p>
@@ -48801,30 +47703,6 @@
           <w:rFonts w:hint="eastAsia" w:ascii="Times New Roman" w:hAnsi="Times New Roman" w:eastAsia="FangSong" w:cs="Times New Roman"/>
         </w:rPr>
         <w:t>上海中学竞赛课程</w:t>
-      </w:r>
-      <w:r>
-        <w:rPr>
-          <w:rFonts w:ascii="Times New Roman" w:hAnsi="Times New Roman" w:eastAsia="Times New Roman" w:cs="Times New Roman"/>
-        </w:rPr>
-        <w:t xml:space="preserve"> </w:t>
-      </w:r>
-      <w:r>
-        <w:rPr>
-          <w:rFonts w:hint="eastAsia" w:ascii="Times New Roman" w:hAnsi="Times New Roman" w:eastAsia="FangSong" w:cs="Times New Roman"/>
-        </w:rPr>
-        <w:t>曾用于</w:t>
-      </w:r>
-      <w:r>
-        <w:rPr>
-          <w:rFonts w:hint="eastAsia" w:ascii="Times New Roman" w:hAnsi="Times New Roman" w:eastAsia="Times New Roman" w:cs="Times New Roman"/>
-        </w:rPr>
-        <w:t>：</w:t>
-      </w:r>
-      <w:r>
-        <w:rPr>
-          <w:rFonts w:hint="eastAsia" w:ascii="Times New Roman" w:hAnsi="Times New Roman" w:eastAsia="FangSong" w:cs="Times New Roman"/>
-        </w:rPr>
-        <w:t>元素与分析阶段测试卷</w:t>
       </w:r>
     </w:p>
     <w:p>

--- a/00-首页/题组Word/第一轮·综合套卷/第一轮综合卷12（教师版）.docx
+++ b/00-首页/题组Word/第一轮·综合套卷/第一轮综合卷12（教师版）.docx
@@ -41554,153 +41554,6 @@
           <w:rFonts w:hint="eastAsia" w:ascii="Times New Roman" w:hAnsi="Times New Roman" w:eastAsia="FangSong" w:cs="Times New Roman"/>
         </w:rPr>
         <w:t>二分册能力测试</w:t>
-      </w:r>
-    </w:p>
-    <w:p>
-      <w:pPr>
-        <w:pStyle w:val="BlockText"/>
-      </w:pPr>
-      <w:r>
-        <w:rPr>
-          <w:rFonts w:hint="eastAsia" w:ascii="Times New Roman" w:hAnsi="Times New Roman" w:eastAsia="FangSong" w:cs="Times New Roman"/>
-          <w:b/>
-          <w:bCs/>
-        </w:rPr>
-        <w:t xml:space="preserve">派生自</w:t>
-      </w:r>
-      <w:r>
-        <w:rPr>
-          <w:rFonts w:hint="eastAsia" w:ascii="Times New Roman" w:hAnsi="Times New Roman" w:eastAsia="Times New Roman" w:cs="Times New Roman"/>
-        </w:rPr>
-        <w:t>：</w:t>
-      </w:r>
-      <w:r>
-        <w:rPr>
-          <w:rFonts w:hint="eastAsia" w:ascii="Times New Roman" w:hAnsi="Times New Roman" w:eastAsia="FangSong" w:cs="Times New Roman"/>
-        </w:rPr>
-        <w:t>卷</w:t>
-      </w:r>
-      <w:r>
-        <w:rPr>
-          <w:rFonts w:hint="eastAsia" w:ascii="Times New Roman" w:hAnsi="Times New Roman" w:eastAsia="Times New Roman" w:cs="Times New Roman"/>
-        </w:rPr>
-        <w:t>-01-</w:t>
-      </w:r>
-      <w:r>
-        <w:rPr>
-          <w:rFonts w:hint="eastAsia" w:ascii="Times New Roman" w:hAnsi="Times New Roman" w:eastAsia="FangSong" w:cs="Times New Roman"/>
-        </w:rPr>
-        <w:t>第</w:t>
-      </w:r>
-      <w:r>
-        <w:rPr>
-          <w:rFonts w:hint="eastAsia" w:ascii="Times New Roman" w:hAnsi="Times New Roman" w:eastAsia="Times New Roman" w:cs="Times New Roman"/>
-        </w:rPr>
-        <w:t>1</w:t>
-      </w:r>
-      <w:r>
-        <w:rPr>
-          <w:rFonts w:hint="eastAsia" w:ascii="Times New Roman" w:hAnsi="Times New Roman" w:eastAsia="FangSong" w:cs="Times New Roman"/>
-        </w:rPr>
-        <w:t>章</w:t>
-      </w:r>
-      <w:r>
-        <w:rPr>
-          <w:rFonts w:hint="eastAsia" w:ascii="Times New Roman" w:hAnsi="Times New Roman" w:eastAsia="Times New Roman" w:cs="Times New Roman"/>
-        </w:rPr>
-        <w:t>-A</w:t>
-      </w:r>
-      <w:r>
-        <w:rPr>
-          <w:rFonts w:hint="eastAsia" w:ascii="Times New Roman" w:hAnsi="Times New Roman" w:eastAsia="FangSong" w:cs="Times New Roman"/>
-        </w:rPr>
-        <w:t>卷</w:t>
-      </w:r>
-      <w:r>
-        <w:rPr>
-          <w:rFonts w:hint="eastAsia" w:ascii="Times New Roman" w:hAnsi="Times New Roman" w:eastAsia="Times New Roman" w:cs="Times New Roman"/>
-        </w:rPr>
-        <w:t>-</w:t>
-      </w:r>
-      <w:r>
-        <w:rPr>
-          <w:rFonts w:hint="eastAsia" w:ascii="Times New Roman" w:hAnsi="Times New Roman" w:eastAsia="FangSong" w:cs="Times New Roman"/>
-        </w:rPr>
-        <w:t>化学反应速率与化学平衡</w:t>
-      </w:r>
-      <w:r>
-        <w:rPr>
-          <w:rFonts w:hint="eastAsia" w:ascii="Times New Roman" w:hAnsi="Times New Roman" w:eastAsia="Times New Roman" w:cs="Times New Roman"/>
-        </w:rPr>
-        <w:t>（</w:t>
-      </w:r>
-      <w:r>
-        <w:rPr>
-          <w:rFonts w:hint="eastAsia" w:ascii="Times New Roman" w:hAnsi="Times New Roman" w:eastAsia="FangSong" w:cs="Times New Roman"/>
-        </w:rPr>
-        <w:t>卷形态保留原文</w:t>
-      </w:r>
-      <w:r>
-        <w:rPr>
-          <w:rFonts w:hint="eastAsia" w:ascii="Times New Roman" w:hAnsi="Times New Roman" w:eastAsia="Times New Roman" w:cs="Times New Roman"/>
-        </w:rPr>
-        <w:t>；</w:t>
-      </w:r>
-      <w:r>
-        <w:rPr>
-          <w:rFonts w:hint="eastAsia" w:ascii="Times New Roman" w:hAnsi="Times New Roman" w:eastAsia="FangSong" w:cs="Times New Roman"/>
-        </w:rPr>
-        <w:t>本文件为派生逐题</w:t>
-      </w:r>
-      <w:r>
-        <w:rPr>
-          <w:rFonts w:hint="eastAsia" w:ascii="Times New Roman" w:hAnsi="Times New Roman" w:eastAsia="Times New Roman" w:cs="Times New Roman"/>
-        </w:rPr>
-        <w:t>）</w:t>
-      </w:r>
-      <w:r>
-        <w:rPr>
-          <w:rFonts w:ascii="Times New Roman" w:hAnsi="Times New Roman" w:eastAsia="Times New Roman" w:cs="Times New Roman"/>
-        </w:rPr>
-        <w:t xml:space="preserve"> </w:t>
-      </w:r>
-      <w:r>
-        <w:rPr>
-          <w:rFonts w:hint="eastAsia" w:ascii="Times New Roman" w:hAnsi="Times New Roman" w:eastAsia="FangSong" w:cs="Times New Roman"/>
-          <w:b/>
-          <w:bCs/>
-        </w:rPr>
-        <w:t xml:space="preserve">答案状态</w:t>
-      </w:r>
-      <w:r>
-        <w:rPr>
-          <w:rFonts w:hint="eastAsia" w:ascii="Times New Roman" w:hAnsi="Times New Roman" w:eastAsia="Times New Roman" w:cs="Times New Roman"/>
-        </w:rPr>
-        <w:t>：</w:t>
-      </w:r>
-      <w:r>
-        <w:rPr>
-          <w:rFonts w:hint="eastAsia" w:ascii="Times New Roman" w:hAnsi="Times New Roman" w:eastAsia="FangSong" w:cs="Times New Roman"/>
-        </w:rPr>
-        <w:t>已按题号锚切分</w:t>
-      </w:r>
-      <w:r>
-        <w:rPr>
-          <w:rFonts w:hint="eastAsia" w:ascii="Times New Roman" w:hAnsi="Times New Roman" w:eastAsia="Times New Roman" w:cs="Times New Roman"/>
-        </w:rPr>
-        <w:t>（</w:t>
-      </w:r>
-      <w:r>
-        <w:rPr>
-          <w:rFonts w:hint="eastAsia" w:ascii="Times New Roman" w:hAnsi="Times New Roman" w:eastAsia="FangSong" w:cs="Times New Roman"/>
-        </w:rPr>
-        <w:t>待抽检</w:t>
-      </w:r>
-      <w:r>
-        <w:rPr>
-          <w:rFonts w:hint="eastAsia" w:ascii="Times New Roman" w:hAnsi="Times New Roman" w:eastAsia="Times New Roman" w:cs="Times New Roman"/>
-        </w:rPr>
-        <w:t>）</w:t>
       </w:r>
     </w:p>
     <w:p>

--- a/00-首页/题组Word/第一轮·综合套卷/第一轮综合卷12（教师版）.docx
+++ b/00-首页/题组Word/第一轮·综合套卷/第一轮综合卷12（教师版）.docx
@@ -29743,14 +29743,14 @@
         </w:rPr>
         <w:drawing>
           <wp:inline>
-            <wp:extent cx="3240000" cy="4584609"/>
+            <wp:extent cx="3600000" cy="1040138"/>
             <wp:effectExtent b="0" l="0" r="0" t="0"/>
             <wp:docPr descr="" title="" id="51" name="Picture"/>
             <a:graphic>
               <a:graphicData uri="http://schemas.openxmlformats.org/drawingml/2006/picture">
                 <pic:pic>
                   <pic:nvPicPr>
-                    <pic:cNvPr descr="2022-浙江预赛_p14.png" id="52" name="Picture"/>
+                    <pic:cNvPr descr="0bd8e9a0ee0b005d.png" id="52" name="Picture"/>
                     <pic:cNvPicPr>
                       <a:picLocks noChangeArrowheads="1" noChangeAspect="1"/>
                     </pic:cNvPicPr>
@@ -29764,7 +29764,7 @@
                   <pic:spPr bwMode="auto">
                     <a:xfrm>
                       <a:off x="0" y="0"/>
-                      <a:ext cx="3240000" cy="4584609"/>
+                      <a:ext cx="3600000" cy="1040138"/>
                     </a:xfrm>
                     <a:prstGeom prst="rect">
                       <a:avLst/>

--- a/00-首页/题组Word/第一轮·综合套卷/第一轮综合卷12（教师版）.docx
+++ b/00-首页/题组Word/第一轮·综合套卷/第一轮综合卷12（教师版）.docx
@@ -334,6 +334,8 @@
     <w:p>
       <w:pPr>
         <w:pStyle w:val="FirstParagraph"/>
+        <w:ind w:left="480" w:hanging="480"/>
+        <w:spacing w:after="0"/>
       </w:pPr>
       <w:r>
         <w:rPr>
@@ -400,6 +402,13 @@
         </w:rPr>
         <w:t xml:space="preserve"> </w:t>
       </w:r>
+    </w:p>
+    <w:p>
+      <w:pPr>
+        <w:pStyle w:val="FirstParagraph"/>
+        <w:ind w:left="480" w:hanging="480"/>
+        <w:spacing w:before="0" w:after="0"/>
+      </w:pPr>
       <w:r>
         <w:rPr>
           <w:rFonts w:ascii="Times New Roman" w:hAnsi="Times New Roman" w:eastAsia="Times New Roman" w:cs="Times New Roman"/>
@@ -435,6 +444,13 @@
         </w:rPr>
         <w:t xml:space="preserve"> </w:t>
       </w:r>
+    </w:p>
+    <w:p>
+      <w:pPr>
+        <w:pStyle w:val="FirstParagraph"/>
+        <w:ind w:left="480" w:hanging="480"/>
+        <w:spacing w:before="0" w:after="0"/>
+      </w:pPr>
       <w:r>
         <w:rPr>
           <w:rFonts w:ascii="Times New Roman" w:hAnsi="Times New Roman" w:eastAsia="Times New Roman" w:cs="Times New Roman"/>
@@ -482,6 +498,13 @@
         </w:rPr>
         <w:t xml:space="preserve"> </w:t>
       </w:r>
+    </w:p>
+    <w:p>
+      <w:pPr>
+        <w:pStyle w:val="FirstParagraph"/>
+        <w:ind w:left="480" w:hanging="480"/>
+        <w:spacing w:before="0" w:after="0"/>
+      </w:pPr>
       <w:r>
         <w:rPr>
           <w:rFonts w:ascii="Times New Roman" w:hAnsi="Times New Roman" w:eastAsia="Times New Roman" w:cs="Times New Roman"/>
@@ -525,6 +548,13 @@
         </w:rPr>
         <w:t xml:space="preserve"> </w:t>
       </w:r>
+    </w:p>
+    <w:p>
+      <w:pPr>
+        <w:pStyle w:val="FirstParagraph"/>
+        <w:ind w:left="480" w:hanging="480"/>
+        <w:spacing w:before="0" w:after="180"/>
+      </w:pPr>
       <w:r>
         <w:rPr>
           <w:rFonts w:ascii="Times New Roman" w:hAnsi="Times New Roman" w:eastAsia="Times New Roman" w:cs="Times New Roman"/>
@@ -660,6 +690,8 @@
     <w:p>
       <w:pPr>
         <w:pStyle w:val="FirstParagraph"/>
+        <w:ind w:left="480" w:hanging="480"/>
+        <w:spacing w:after="0"/>
       </w:pPr>
       <w:r>
         <w:rPr>
@@ -673,6 +705,13 @@
         </w:rPr>
         <w:t xml:space="preserve"> </w:t>
       </w:r>
+    </w:p>
+    <w:p>
+      <w:pPr>
+        <w:pStyle w:val="FirstParagraph"/>
+        <w:ind w:left="480" w:hanging="480"/>
+        <w:spacing w:before="0" w:after="0"/>
+      </w:pPr>
       <w:r>
         <w:rPr>
           <w:rFonts w:ascii="Times New Roman" w:hAnsi="Times New Roman" w:eastAsia="Times New Roman" w:cs="Times New Roman"/>
@@ -691,6 +730,13 @@
         </w:rPr>
         <w:t xml:space="preserve"> </w:t>
       </w:r>
+    </w:p>
+    <w:p>
+      <w:pPr>
+        <w:pStyle w:val="FirstParagraph"/>
+        <w:ind w:left="480" w:hanging="480"/>
+        <w:spacing w:before="0" w:after="0"/>
+      </w:pPr>
       <w:r>
         <w:rPr>
           <w:rFonts w:ascii="Times New Roman" w:hAnsi="Times New Roman" w:eastAsia="Times New Roman" w:cs="Times New Roman"/>
@@ -727,6 +773,13 @@
         </w:rPr>
         <w:t xml:space="preserve"> </w:t>
       </w:r>
+    </w:p>
+    <w:p>
+      <w:pPr>
+        <w:pStyle w:val="FirstParagraph"/>
+        <w:ind w:left="480" w:hanging="480"/>
+        <w:spacing w:before="0" w:after="0"/>
+      </w:pPr>
       <w:r>
         <w:rPr>
           <w:rFonts w:ascii="Times New Roman" w:hAnsi="Times New Roman" w:eastAsia="Times New Roman" w:cs="Times New Roman"/>
@@ -745,6 +798,13 @@
         </w:rPr>
         <w:t xml:space="preserve"> </w:t>
       </w:r>
+    </w:p>
+    <w:p>
+      <w:pPr>
+        <w:pStyle w:val="FirstParagraph"/>
+        <w:ind w:left="480" w:hanging="480"/>
+        <w:spacing w:before="0" w:after="180"/>
+      </w:pPr>
       <w:r>
         <w:rPr>
           <w:rFonts w:ascii="Times New Roman" w:hAnsi="Times New Roman" w:eastAsia="Times New Roman" w:cs="Times New Roman"/>
@@ -860,6 +920,8 @@
     <w:p>
       <w:pPr>
         <w:pStyle w:val="FirstParagraph"/>
+        <w:ind w:left="480" w:hanging="480"/>
+        <w:spacing w:after="0"/>
       </w:pPr>
       <w:r>
         <w:rPr>
@@ -897,6 +959,13 @@
         </w:rPr>
         <w:t xml:space="preserve"> </w:t>
       </w:r>
+    </w:p>
+    <w:p>
+      <w:pPr>
+        <w:pStyle w:val="FirstParagraph"/>
+        <w:ind w:left="480" w:hanging="480"/>
+        <w:spacing w:before="0" w:after="0"/>
+      </w:pPr>
       <w:r>
         <w:rPr>
           <w:rFonts w:ascii="Times New Roman" w:hAnsi="Times New Roman" w:eastAsia="Times New Roman" w:cs="Times New Roman"/>
@@ -943,6 +1012,13 @@
         </w:rPr>
         <w:t xml:space="preserve"> </w:t>
       </w:r>
+    </w:p>
+    <w:p>
+      <w:pPr>
+        <w:pStyle w:val="FirstParagraph"/>
+        <w:ind w:left="480" w:hanging="480"/>
+        <w:spacing w:before="0" w:after="0"/>
+      </w:pPr>
       <w:r>
         <w:rPr>
           <w:rFonts w:ascii="Times New Roman" w:hAnsi="Times New Roman" w:eastAsia="Times New Roman" w:cs="Times New Roman"/>
@@ -989,6 +1065,13 @@
         </w:rPr>
         <w:t xml:space="preserve"> </w:t>
       </w:r>
+    </w:p>
+    <w:p>
+      <w:pPr>
+        <w:pStyle w:val="FirstParagraph"/>
+        <w:ind w:left="480" w:hanging="480"/>
+        <w:spacing w:before="0" w:after="0"/>
+      </w:pPr>
       <w:r>
         <w:rPr>
           <w:rFonts w:ascii="Times New Roman" w:hAnsi="Times New Roman" w:eastAsia="Times New Roman" w:cs="Times New Roman"/>
@@ -1035,6 +1118,13 @@
         </w:rPr>
         <w:t xml:space="preserve"> </w:t>
       </w:r>
+    </w:p>
+    <w:p>
+      <w:pPr>
+        <w:pStyle w:val="FirstParagraph"/>
+        <w:ind w:left="480" w:hanging="480"/>
+        <w:spacing w:before="0" w:after="180"/>
+      </w:pPr>
       <w:r>
         <w:rPr>
           <w:rFonts w:ascii="Times New Roman" w:hAnsi="Times New Roman" w:eastAsia="Times New Roman" w:cs="Times New Roman"/>
@@ -1167,6 +1257,8 @@
     <w:p>
       <w:pPr>
         <w:pStyle w:val="FirstParagraph"/>
+        <w:ind w:left="480" w:hanging="480"/>
+        <w:spacing w:after="0"/>
       </w:pPr>
       <w:r>
         <w:rPr>
@@ -1204,6 +1296,13 @@
         </w:rPr>
         <w:t xml:space="preserve"> </w:t>
       </w:r>
+    </w:p>
+    <w:p>
+      <w:pPr>
+        <w:pStyle w:val="FirstParagraph"/>
+        <w:ind w:left="480" w:hanging="480"/>
+        <w:spacing w:before="0" w:after="0"/>
+      </w:pPr>
       <w:r>
         <w:rPr>
           <w:rFonts w:ascii="Times New Roman" w:hAnsi="Times New Roman" w:eastAsia="Times New Roman" w:cs="Times New Roman"/>
@@ -1250,6 +1349,13 @@
         </w:rPr>
         <w:t xml:space="preserve"> </w:t>
       </w:r>
+    </w:p>
+    <w:p>
+      <w:pPr>
+        <w:pStyle w:val="FirstParagraph"/>
+        <w:ind w:left="480" w:hanging="480"/>
+        <w:spacing w:before="0" w:after="0"/>
+      </w:pPr>
       <w:r>
         <w:rPr>
           <w:rFonts w:ascii="Times New Roman" w:hAnsi="Times New Roman" w:eastAsia="Times New Roman" w:cs="Times New Roman"/>
@@ -1296,6 +1402,13 @@
         </w:rPr>
         <w:t xml:space="preserve"> </w:t>
       </w:r>
+    </w:p>
+    <w:p>
+      <w:pPr>
+        <w:pStyle w:val="FirstParagraph"/>
+        <w:ind w:left="480" w:hanging="480"/>
+        <w:spacing w:before="0" w:after="0"/>
+      </w:pPr>
       <w:r>
         <w:rPr>
           <w:rFonts w:ascii="Times New Roman" w:hAnsi="Times New Roman" w:eastAsia="Times New Roman" w:cs="Times New Roman"/>
@@ -1342,6 +1455,13 @@
         </w:rPr>
         <w:t xml:space="preserve"> </w:t>
       </w:r>
+    </w:p>
+    <w:p>
+      <w:pPr>
+        <w:pStyle w:val="FirstParagraph"/>
+        <w:ind w:left="480" w:hanging="480"/>
+        <w:spacing w:before="0" w:after="180"/>
+      </w:pPr>
       <w:r>
         <w:rPr>
           <w:rFonts w:ascii="Times New Roman" w:hAnsi="Times New Roman" w:eastAsia="Times New Roman" w:cs="Times New Roman"/>
@@ -2403,6 +2523,8 @@
     <w:p>
       <w:pPr>
         <w:pStyle w:val="BodyText"/>
+        <w:ind w:left="480" w:hanging="480"/>
+        <w:spacing w:after="0"/>
       </w:pPr>
       <m:oMath>
         <m:oMathPr>
@@ -2715,11 +2837,57 @@
         </w:rPr>
         <w:t xml:space="preserve"> </w:t>
       </w:r>
-      <w:r>
-        <w:rPr>
-          <w:rFonts w:ascii="Times New Roman" w:hAnsi="Times New Roman" w:eastAsia="Times New Roman" w:cs="Times New Roman"/>
-        </w:rPr>
-        <w:t xml:space="preserve">A. 18.9% B. 15.1% C. 30.2% D. 38.9%</w:t>
+    </w:p>
+    <w:p>
+      <w:pPr>
+        <w:pStyle w:val="BodyText"/>
+        <w:ind w:left="480" w:hanging="480"/>
+        <w:spacing w:before="0" w:after="0"/>
+      </w:pPr>
+      <w:r>
+        <w:rPr>
+          <w:rFonts w:ascii="Times New Roman" w:hAnsi="Times New Roman" w:eastAsia="Times New Roman" w:cs="Times New Roman"/>
+        </w:rPr>
+        <w:t xml:space="preserve">A. 18.9% </w:t>
+      </w:r>
+    </w:p>
+    <w:p>
+      <w:pPr>
+        <w:pStyle w:val="BodyText"/>
+        <w:ind w:left="480" w:hanging="480"/>
+        <w:spacing w:before="0" w:after="0"/>
+      </w:pPr>
+      <w:r>
+        <w:rPr>
+          <w:rFonts w:ascii="Times New Roman" w:hAnsi="Times New Roman" w:eastAsia="Times New Roman" w:cs="Times New Roman"/>
+        </w:rPr>
+        <w:t xml:space="preserve">B. 15.1% </w:t>
+      </w:r>
+    </w:p>
+    <w:p>
+      <w:pPr>
+        <w:pStyle w:val="BodyText"/>
+        <w:ind w:left="480" w:hanging="480"/>
+        <w:spacing w:before="0" w:after="0"/>
+      </w:pPr>
+      <w:r>
+        <w:rPr>
+          <w:rFonts w:ascii="Times New Roman" w:hAnsi="Times New Roman" w:eastAsia="Times New Roman" w:cs="Times New Roman"/>
+        </w:rPr>
+        <w:t xml:space="preserve">C. 30.2% </w:t>
+      </w:r>
+    </w:p>
+    <w:p>
+      <w:pPr>
+        <w:pStyle w:val="BodyText"/>
+        <w:ind w:left="480" w:hanging="480"/>
+        <w:spacing w:before="0" w:after="180"/>
+      </w:pPr>
+      <w:r>
+        <w:rPr>
+          <w:rFonts w:ascii="Times New Roman" w:hAnsi="Times New Roman" w:eastAsia="Times New Roman" w:cs="Times New Roman"/>
+        </w:rPr>
+        <w:t xml:space="preserve">D. 38.9%</w:t>
       </w:r>
     </w:p>
     <w:p>
@@ -3086,6 +3254,8 @@
     <w:p>
       <w:pPr>
         <w:pStyle w:val="BodyText"/>
+        <w:ind w:left="480" w:hanging="480"/>
+        <w:spacing w:after="0"/>
       </w:pPr>
       <w:r>
         <w:rPr>
@@ -3111,6 +3281,13 @@
         </w:rPr>
         <w:t xml:space="preserve"> </w:t>
       </w:r>
+    </w:p>
+    <w:p>
+      <w:pPr>
+        <w:pStyle w:val="BodyText"/>
+        <w:ind w:left="480" w:hanging="480"/>
+        <w:spacing w:before="0" w:after="0"/>
+      </w:pPr>
       <w:r>
         <w:rPr>
           <w:rFonts w:ascii="Times New Roman" w:hAnsi="Times New Roman" w:eastAsia="Times New Roman" w:cs="Times New Roman"/>
@@ -3166,6 +3343,13 @@
         </w:rPr>
         <w:t xml:space="preserve"> </w:t>
       </w:r>
+    </w:p>
+    <w:p>
+      <w:pPr>
+        <w:pStyle w:val="BodyText"/>
+        <w:ind w:left="480" w:hanging="480"/>
+        <w:spacing w:before="0" w:after="0"/>
+      </w:pPr>
       <w:r>
         <w:rPr>
           <w:rFonts w:ascii="Times New Roman" w:hAnsi="Times New Roman" w:eastAsia="Times New Roman" w:cs="Times New Roman"/>
@@ -3221,6 +3405,13 @@
         </w:rPr>
         <w:t xml:space="preserve"> </w:t>
       </w:r>
+    </w:p>
+    <w:p>
+      <w:pPr>
+        <w:pStyle w:val="BodyText"/>
+        <w:ind w:left="480" w:hanging="480"/>
+        <w:spacing w:before="0" w:after="0"/>
+      </w:pPr>
       <w:r>
         <w:rPr>
           <w:rFonts w:ascii="Times New Roman" w:hAnsi="Times New Roman" w:eastAsia="Times New Roman" w:cs="Times New Roman"/>
@@ -3276,6 +3467,13 @@
         </w:rPr>
         <w:t xml:space="preserve"> </w:t>
       </w:r>
+    </w:p>
+    <w:p>
+      <w:pPr>
+        <w:pStyle w:val="BodyText"/>
+        <w:ind w:left="480" w:hanging="480"/>
+        <w:spacing w:before="0" w:after="180"/>
+      </w:pPr>
       <w:r>
         <w:rPr>
           <w:rFonts w:ascii="Times New Roman" w:hAnsi="Times New Roman" w:eastAsia="Times New Roman" w:cs="Times New Roman"/>
@@ -6321,7 +6519,7 @@
         </w:rPr>
         <w:drawing>
           <wp:inline>
-            <wp:extent cx="3240000" cy="3125769"/>
+            <wp:extent cx="3240000" cy="3113766"/>
             <wp:effectExtent b="0" l="0" r="0" t="0"/>
             <wp:docPr descr="" title="" id="19" name="Picture"/>
             <a:graphic>
@@ -6342,7 +6540,7 @@
                   <pic:spPr bwMode="auto">
                     <a:xfrm>
                       <a:off x="0" y="0"/>
-                      <a:ext cx="3240000" cy="3125769"/>
+                      <a:ext cx="3240000" cy="3113766"/>
                     </a:xfrm>
                     <a:prstGeom prst="rect">
                       <a:avLst/>
@@ -6373,7 +6571,7 @@
         </w:rPr>
         <w:drawing>
           <wp:inline>
-            <wp:extent cx="3240000" cy="2943457"/>
+            <wp:extent cx="3180287" cy="2943457"/>
             <wp:effectExtent b="0" l="0" r="0" t="0"/>
             <wp:docPr descr="" title="" id="22" name="Picture"/>
             <a:graphic>
@@ -6394,7 +6592,7 @@
                   <pic:spPr bwMode="auto">
                     <a:xfrm>
                       <a:off x="0" y="0"/>
-                      <a:ext cx="3240000" cy="2943457"/>
+                      <a:ext cx="3180287" cy="2943457"/>
                     </a:xfrm>
                     <a:prstGeom prst="rect">
                       <a:avLst/>
@@ -6455,7 +6653,7 @@
         </w:rPr>
         <w:drawing>
           <wp:inline>
-            <wp:extent cx="3600000" cy="2671954"/>
+            <wp:extent cx="3600000" cy="2661318"/>
             <wp:effectExtent b="0" l="0" r="0" t="0"/>
             <wp:docPr descr="" title="" id="25" name="Picture"/>
             <a:graphic>
@@ -6476,7 +6674,7 @@
                   <pic:spPr bwMode="auto">
                     <a:xfrm>
                       <a:off x="0" y="0"/>
-                      <a:ext cx="3600000" cy="2671954"/>
+                      <a:ext cx="3600000" cy="2661318"/>
                     </a:xfrm>
                     <a:prstGeom prst="rect">
                       <a:avLst/>
@@ -6507,7 +6705,7 @@
         </w:rPr>
         <w:drawing>
           <wp:inline>
-            <wp:extent cx="3240000" cy="2975744"/>
+            <wp:extent cx="3240000" cy="2903226"/>
             <wp:effectExtent b="0" l="0" r="0" t="0"/>
             <wp:docPr descr="" title="" id="28" name="Picture"/>
             <a:graphic>
@@ -6528,7 +6726,7 @@
                   <pic:spPr bwMode="auto">
                     <a:xfrm>
                       <a:off x="0" y="0"/>
-                      <a:ext cx="3240000" cy="2975744"/>
+                      <a:ext cx="3240000" cy="2903226"/>
                     </a:xfrm>
                     <a:prstGeom prst="rect">
                       <a:avLst/>
@@ -14036,7 +14234,7 @@
         </w:rPr>
         <w:drawing>
           <wp:inline>
-            <wp:extent cx="3600000" cy="2426086"/>
+            <wp:extent cx="3600000" cy="2341667"/>
             <wp:effectExtent b="0" l="0" r="0" t="0"/>
             <wp:docPr descr="" title="" id="35" name="Picture"/>
             <a:graphic>
@@ -14057,7 +14255,7 @@
                   <pic:spPr bwMode="auto">
                     <a:xfrm>
                       <a:off x="0" y="0"/>
-                      <a:ext cx="3600000" cy="2426086"/>
+                      <a:ext cx="3600000" cy="2341667"/>
                     </a:xfrm>
                     <a:prstGeom prst="rect">
                       <a:avLst/>
@@ -15852,7 +16050,7 @@
         </w:rPr>
         <w:drawing>
           <wp:inline>
-            <wp:extent cx="3600000" cy="2426086"/>
+            <wp:extent cx="3600000" cy="2341667"/>
             <wp:effectExtent b="0" l="0" r="0" t="0"/>
             <wp:docPr descr="" title="" id="38" name="Picture"/>
             <a:graphic>
@@ -15873,7 +16071,7 @@
                   <pic:spPr bwMode="auto">
                     <a:xfrm>
                       <a:off x="0" y="0"/>
-                      <a:ext cx="3600000" cy="2426086"/>
+                      <a:ext cx="3600000" cy="2341667"/>
                     </a:xfrm>
                     <a:prstGeom prst="rect">
                       <a:avLst/>
@@ -21310,6 +21508,8 @@
     <w:p>
       <w:pPr>
         <w:pStyle w:val="BodyText"/>
+        <w:ind w:left="480" w:hanging="480"/>
+        <w:spacing w:after="0"/>
       </w:pPr>
       <w:r>
         <w:rPr>
@@ -21327,60 +21527,20 @@
         <w:rPr>
           <w:rFonts w:ascii="Times New Roman" w:hAnsi="Times New Roman" w:eastAsia="Times New Roman" w:cs="Times New Roman"/>
         </w:rPr>
-        <w:t xml:space="preserve"> (1): A. </w:t>
-      </w:r>
-      <w:r>
-        <w:rPr>
-          <w:rFonts w:hint="eastAsia" w:ascii="Times New Roman" w:hAnsi="Times New Roman" w:eastAsia="FangSong" w:cs="Times New Roman"/>
-        </w:rPr>
-        <w:t xml:space="preserve">自发</w:t>
-      </w:r>
-      <w:r>
-        <w:rPr>
-          <w:rFonts w:ascii="Times New Roman" w:hAnsi="Times New Roman" w:eastAsia="Times New Roman" w:cs="Times New Roman"/>
-        </w:rPr>
-        <w:t xml:space="preserve"> B. </w:t>
-      </w:r>
-      <w:r>
-        <w:rPr>
-          <w:rFonts w:hint="eastAsia" w:ascii="Times New Roman" w:hAnsi="Times New Roman" w:eastAsia="FangSong" w:cs="Times New Roman"/>
-        </w:rPr>
-        <w:t xml:space="preserve">不自发</w:t>
-      </w:r>
-      <w:r>
-        <w:rPr>
-          <w:rFonts w:ascii="Times New Roman" w:hAnsi="Times New Roman" w:eastAsia="Times New Roman" w:cs="Times New Roman"/>
-        </w:rPr>
-        <w:t xml:space="preserve"> C. </w:t>
-      </w:r>
-      <w:r>
-        <w:rPr>
-          <w:rFonts w:hint="eastAsia" w:ascii="Times New Roman" w:hAnsi="Times New Roman" w:eastAsia="FangSong" w:cs="Times New Roman"/>
-        </w:rPr>
-        <w:t xml:space="preserve">达平衡</w:t>
+        <w:t xml:space="preserve"> (1): </w:t>
       </w:r>
     </w:p>
     <w:p>
       <w:pPr>
         <w:pStyle w:val="BodyText"/>
-      </w:pPr>
-      <w:r>
-        <w:rPr>
-          <w:rFonts w:ascii="Times New Roman" w:hAnsi="Times New Roman" w:eastAsia="Times New Roman" w:cs="Times New Roman"/>
-        </w:rPr>
-        <w:t xml:space="preserve">3-4-2 </w:t>
-      </w:r>
-      <w:r>
-        <w:rPr>
-          <w:rFonts w:hint="eastAsia" w:ascii="Times New Roman" w:hAnsi="Times New Roman" w:eastAsia="FangSong" w:cs="Times New Roman"/>
-        </w:rPr>
-        <w:t xml:space="preserve">反应</w:t>
-      </w:r>
-      <w:r>
-        <w:rPr>
-          <w:rFonts w:ascii="Times New Roman" w:hAnsi="Times New Roman" w:eastAsia="Times New Roman" w:cs="Times New Roman"/>
-        </w:rPr>
-        <w:t xml:space="preserve"> (2): A. </w:t>
+        <w:ind w:left="480" w:hanging="480"/>
+        <w:spacing w:before="0" w:after="0"/>
+      </w:pPr>
+      <w:r>
+        <w:rPr>
+          <w:rFonts w:ascii="Times New Roman" w:hAnsi="Times New Roman" w:eastAsia="Times New Roman" w:cs="Times New Roman"/>
+        </w:rPr>
+        <w:t xml:space="preserve">A. </w:t>
       </w:r>
       <w:r>
         <w:rPr>
@@ -21392,154 +21552,317 @@
         <w:rPr>
           <w:rFonts w:ascii="Times New Roman" w:hAnsi="Times New Roman" w:eastAsia="Times New Roman" w:cs="Times New Roman"/>
         </w:rPr>
-        <w:t xml:space="preserve"> B. </w:t>
-      </w:r>
-      <w:r>
-        <w:rPr>
-          <w:rFonts w:hint="eastAsia" w:ascii="Times New Roman" w:hAnsi="Times New Roman" w:eastAsia="FangSong" w:cs="Times New Roman"/>
-        </w:rPr>
-        <w:t xml:space="preserve">不自发</w:t>
-      </w:r>
-      <w:r>
-        <w:rPr>
-          <w:rFonts w:ascii="Times New Roman" w:hAnsi="Times New Roman" w:eastAsia="Times New Roman" w:cs="Times New Roman"/>
-        </w:rPr>
-        <w:t xml:space="preserve"> C. </w:t>
-      </w:r>
-      <w:r>
-        <w:rPr>
-          <w:rFonts w:hint="eastAsia" w:ascii="Times New Roman" w:hAnsi="Times New Roman" w:eastAsia="FangSong" w:cs="Times New Roman"/>
-        </w:rPr>
-        <w:t xml:space="preserve">达平衡</w:t>
+        <w:t xml:space="preserve"> </w:t>
       </w:r>
     </w:p>
     <w:p>
       <w:pPr>
         <w:pStyle w:val="BodyText"/>
-      </w:pPr>
-      <w:r>
-        <w:rPr>
-          <w:rFonts w:ascii="Times New Roman" w:hAnsi="Times New Roman" w:eastAsia="Times New Roman" w:cs="Times New Roman"/>
-        </w:rPr>
-        <w:t xml:space="preserve">3-5 </w:t>
-      </w:r>
-      <w:r>
-        <w:rPr>
-          <w:rFonts w:hint="eastAsia" w:ascii="Times New Roman" w:hAnsi="Times New Roman" w:eastAsia="FangSong" w:cs="Times New Roman"/>
-        </w:rPr>
-        <w:t>若升高温度</w:t>
-      </w:r>
-      <w:r>
-        <w:rPr>
-          <w:rFonts w:hint="eastAsia" w:ascii="Times New Roman" w:hAnsi="Times New Roman" w:eastAsia="Times New Roman" w:cs="Times New Roman"/>
-        </w:rPr>
-        <w:t>，</w:t>
-      </w:r>
-      <w:r>
-        <w:rPr>
-          <w:rFonts w:hint="eastAsia" w:ascii="Times New Roman" w:hAnsi="Times New Roman" w:eastAsia="FangSong" w:cs="Times New Roman"/>
-        </w:rPr>
-        <w:t>指出反应平衡常数如何变化</w:t>
-      </w:r>
-      <w:r>
-        <w:rPr>
-          <w:rFonts w:hint="eastAsia" w:ascii="Times New Roman" w:hAnsi="Times New Roman" w:eastAsia="Times New Roman" w:cs="Times New Roman"/>
-        </w:rPr>
-        <w:t>（</w:t>
-      </w:r>
-      <w:r>
-        <w:rPr>
-          <w:rFonts w:hint="eastAsia" w:ascii="Times New Roman" w:hAnsi="Times New Roman" w:eastAsia="FangSong" w:cs="Times New Roman"/>
-        </w:rPr>
-        <w:t>填写对应的字母</w:t>
-      </w:r>
-      <w:r>
-        <w:rPr>
-          <w:rFonts w:hint="eastAsia" w:ascii="Times New Roman" w:hAnsi="Times New Roman" w:eastAsia="Times New Roman" w:cs="Times New Roman"/>
-        </w:rPr>
-        <w:t>）。</w:t>
-      </w:r>
-      <w:r>
-        <w:rPr>
-          <w:rFonts w:hint="eastAsia" w:ascii="Times New Roman" w:hAnsi="Times New Roman" w:eastAsia="FangSong" w:cs="Times New Roman"/>
-        </w:rPr>
-        <w:t>计算反应焓变</w:t>
-      </w:r>
-      <w:r>
-        <w:rPr>
-          <w:rFonts w:hint="eastAsia" w:ascii="Times New Roman" w:hAnsi="Times New Roman" w:eastAsia="Times New Roman" w:cs="Times New Roman"/>
-        </w:rPr>
-        <w:t>，</w:t>
-      </w:r>
-      <w:r>
-        <w:rPr>
-          <w:rFonts w:hint="eastAsia" w:ascii="Times New Roman" w:hAnsi="Times New Roman" w:eastAsia="FangSong" w:cs="Times New Roman"/>
-        </w:rPr>
-        <w:t>给出原因</w:t>
-      </w:r>
-      <w:r>
-        <w:rPr>
-          <w:rFonts w:hint="eastAsia" w:ascii="Times New Roman" w:hAnsi="Times New Roman" w:eastAsia="Times New Roman" w:cs="Times New Roman"/>
-        </w:rPr>
-        <w:t>。</w:t>
+        <w:ind w:left="480" w:hanging="480"/>
+        <w:spacing w:before="0" w:after="0"/>
+      </w:pPr>
+      <w:r>
+        <w:rPr>
+          <w:rFonts w:ascii="Times New Roman" w:hAnsi="Times New Roman" w:eastAsia="Times New Roman" w:cs="Times New Roman"/>
+        </w:rPr>
+        <w:t xml:space="preserve">B. </w:t>
+      </w:r>
+      <w:r>
+        <w:rPr>
+          <w:rFonts w:hint="eastAsia" w:ascii="Times New Roman" w:hAnsi="Times New Roman" w:eastAsia="FangSong" w:cs="Times New Roman"/>
+        </w:rPr>
+        <w:t xml:space="preserve">不自发</w:t>
+      </w:r>
+      <w:r>
+        <w:rPr>
+          <w:rFonts w:ascii="Times New Roman" w:hAnsi="Times New Roman" w:eastAsia="Times New Roman" w:cs="Times New Roman"/>
+        </w:rPr>
+        <w:t xml:space="preserve"> </w:t>
       </w:r>
     </w:p>
     <w:p>
       <w:pPr>
         <w:pStyle w:val="BodyText"/>
-      </w:pPr>
-      <w:r>
-        <w:rPr>
-          <w:rFonts w:ascii="Times New Roman" w:hAnsi="Times New Roman" w:eastAsia="Times New Roman" w:cs="Times New Roman"/>
-        </w:rPr>
-        <w:t xml:space="preserve">3-5-1 </w:t>
-      </w:r>
-      <w:r>
-        <w:rPr>
-          <w:rFonts w:hint="eastAsia" w:ascii="Times New Roman" w:hAnsi="Times New Roman" w:eastAsia="FangSong" w:cs="Times New Roman"/>
-        </w:rPr>
-        <w:t xml:space="preserve">反应</w:t>
-      </w:r>
-      <w:r>
-        <w:rPr>
-          <w:rFonts w:ascii="Times New Roman" w:hAnsi="Times New Roman" w:eastAsia="Times New Roman" w:cs="Times New Roman"/>
-        </w:rPr>
-        <w:t xml:space="preserve"> (1): A. </w:t>
-      </w:r>
-      <w:r>
-        <w:rPr>
-          <w:rFonts w:hint="eastAsia" w:ascii="Times New Roman" w:hAnsi="Times New Roman" w:eastAsia="FangSong" w:cs="Times New Roman"/>
-        </w:rPr>
-        <w:t xml:space="preserve">增大</w:t>
-      </w:r>
-      <w:r>
-        <w:rPr>
-          <w:rFonts w:ascii="Times New Roman" w:hAnsi="Times New Roman" w:eastAsia="Times New Roman" w:cs="Times New Roman"/>
-        </w:rPr>
-        <w:t xml:space="preserve"> B. </w:t>
-      </w:r>
-      <w:r>
-        <w:rPr>
-          <w:rFonts w:hint="eastAsia" w:ascii="Times New Roman" w:hAnsi="Times New Roman" w:eastAsia="FangSong" w:cs="Times New Roman"/>
-        </w:rPr>
-        <w:t xml:space="preserve">不变化</w:t>
-      </w:r>
-      <w:r>
-        <w:rPr>
-          <w:rFonts w:ascii="Times New Roman" w:hAnsi="Times New Roman" w:eastAsia="Times New Roman" w:cs="Times New Roman"/>
-        </w:rPr>
-        <w:t xml:space="preserve"> C. </w:t>
-      </w:r>
-      <w:r>
-        <w:rPr>
-          <w:rFonts w:hint="eastAsia" w:ascii="Times New Roman" w:hAnsi="Times New Roman" w:eastAsia="FangSong" w:cs="Times New Roman"/>
-        </w:rPr>
-        <w:t xml:space="preserve">减小</w:t>
+        <w:ind w:left="480" w:hanging="480"/>
+        <w:spacing w:before="0" w:after="180"/>
+      </w:pPr>
+      <w:r>
+        <w:rPr>
+          <w:rFonts w:ascii="Times New Roman" w:hAnsi="Times New Roman" w:eastAsia="Times New Roman" w:cs="Times New Roman"/>
+        </w:rPr>
+        <w:t xml:space="preserve">C. </w:t>
+      </w:r>
+      <w:r>
+        <w:rPr>
+          <w:rFonts w:hint="eastAsia" w:ascii="Times New Roman" w:hAnsi="Times New Roman" w:eastAsia="FangSong" w:cs="Times New Roman"/>
+        </w:rPr>
+        <w:t xml:space="preserve">达平衡</w:t>
       </w:r>
     </w:p>
     <w:p>
       <w:pPr>
         <w:pStyle w:val="BodyText"/>
+        <w:ind w:left="480" w:hanging="480"/>
+        <w:spacing w:after="0"/>
+      </w:pPr>
+      <w:r>
+        <w:rPr>
+          <w:rFonts w:ascii="Times New Roman" w:hAnsi="Times New Roman" w:eastAsia="Times New Roman" w:cs="Times New Roman"/>
+        </w:rPr>
+        <w:t xml:space="preserve">3-4-2 </w:t>
+      </w:r>
+      <w:r>
+        <w:rPr>
+          <w:rFonts w:hint="eastAsia" w:ascii="Times New Roman" w:hAnsi="Times New Roman" w:eastAsia="FangSong" w:cs="Times New Roman"/>
+        </w:rPr>
+        <w:t xml:space="preserve">反应</w:t>
+      </w:r>
+      <w:r>
+        <w:rPr>
+          <w:rFonts w:ascii="Times New Roman" w:hAnsi="Times New Roman" w:eastAsia="Times New Roman" w:cs="Times New Roman"/>
+        </w:rPr>
+        <w:t xml:space="preserve"> (2): </w:t>
+      </w:r>
+    </w:p>
+    <w:p>
+      <w:pPr>
+        <w:pStyle w:val="BodyText"/>
+        <w:ind w:left="480" w:hanging="480"/>
+        <w:spacing w:before="0" w:after="0"/>
+      </w:pPr>
+      <w:r>
+        <w:rPr>
+          <w:rFonts w:ascii="Times New Roman" w:hAnsi="Times New Roman" w:eastAsia="Times New Roman" w:cs="Times New Roman"/>
+        </w:rPr>
+        <w:t xml:space="preserve">A. </w:t>
+      </w:r>
+      <w:r>
+        <w:rPr>
+          <w:rFonts w:hint="eastAsia" w:ascii="Times New Roman" w:hAnsi="Times New Roman" w:eastAsia="FangSong" w:cs="Times New Roman"/>
+        </w:rPr>
+        <w:t xml:space="preserve">自发</w:t>
+      </w:r>
+      <w:r>
+        <w:rPr>
+          <w:rFonts w:ascii="Times New Roman" w:hAnsi="Times New Roman" w:eastAsia="Times New Roman" w:cs="Times New Roman"/>
+        </w:rPr>
+        <w:t xml:space="preserve"> </w:t>
+      </w:r>
+    </w:p>
+    <w:p>
+      <w:pPr>
+        <w:pStyle w:val="BodyText"/>
+        <w:ind w:left="480" w:hanging="480"/>
+        <w:spacing w:before="0" w:after="0"/>
+      </w:pPr>
+      <w:r>
+        <w:rPr>
+          <w:rFonts w:ascii="Times New Roman" w:hAnsi="Times New Roman" w:eastAsia="Times New Roman" w:cs="Times New Roman"/>
+        </w:rPr>
+        <w:t xml:space="preserve">B. </w:t>
+      </w:r>
+      <w:r>
+        <w:rPr>
+          <w:rFonts w:hint="eastAsia" w:ascii="Times New Roman" w:hAnsi="Times New Roman" w:eastAsia="FangSong" w:cs="Times New Roman"/>
+        </w:rPr>
+        <w:t xml:space="preserve">不自发</w:t>
+      </w:r>
+      <w:r>
+        <w:rPr>
+          <w:rFonts w:ascii="Times New Roman" w:hAnsi="Times New Roman" w:eastAsia="Times New Roman" w:cs="Times New Roman"/>
+        </w:rPr>
+        <w:t xml:space="preserve"> </w:t>
+      </w:r>
+    </w:p>
+    <w:p>
+      <w:pPr>
+        <w:pStyle w:val="BodyText"/>
+        <w:ind w:left="480" w:hanging="480"/>
+        <w:spacing w:before="0" w:after="180"/>
+      </w:pPr>
+      <w:r>
+        <w:rPr>
+          <w:rFonts w:ascii="Times New Roman" w:hAnsi="Times New Roman" w:eastAsia="Times New Roman" w:cs="Times New Roman"/>
+        </w:rPr>
+        <w:t xml:space="preserve">C. </w:t>
+      </w:r>
+      <w:r>
+        <w:rPr>
+          <w:rFonts w:hint="eastAsia" w:ascii="Times New Roman" w:hAnsi="Times New Roman" w:eastAsia="FangSong" w:cs="Times New Roman"/>
+        </w:rPr>
+        <w:t xml:space="preserve">达平衡</w:t>
+      </w:r>
+    </w:p>
+    <w:p>
+      <w:pPr>
+        <w:pStyle w:val="BodyText"/>
+      </w:pPr>
+      <w:r>
+        <w:rPr>
+          <w:rFonts w:ascii="Times New Roman" w:hAnsi="Times New Roman" w:eastAsia="Times New Roman" w:cs="Times New Roman"/>
+        </w:rPr>
+        <w:t xml:space="preserve">3-5 </w:t>
+      </w:r>
+      <w:r>
+        <w:rPr>
+          <w:rFonts w:hint="eastAsia" w:ascii="Times New Roman" w:hAnsi="Times New Roman" w:eastAsia="FangSong" w:cs="Times New Roman"/>
+        </w:rPr>
+        <w:t>若升高温度</w:t>
+      </w:r>
+      <w:r>
+        <w:rPr>
+          <w:rFonts w:hint="eastAsia" w:ascii="Times New Roman" w:hAnsi="Times New Roman" w:eastAsia="Times New Roman" w:cs="Times New Roman"/>
+        </w:rPr>
+        <w:t>，</w:t>
+      </w:r>
+      <w:r>
+        <w:rPr>
+          <w:rFonts w:hint="eastAsia" w:ascii="Times New Roman" w:hAnsi="Times New Roman" w:eastAsia="FangSong" w:cs="Times New Roman"/>
+        </w:rPr>
+        <w:t>指出反应平衡常数如何变化</w:t>
+      </w:r>
+      <w:r>
+        <w:rPr>
+          <w:rFonts w:hint="eastAsia" w:ascii="Times New Roman" w:hAnsi="Times New Roman" w:eastAsia="Times New Roman" w:cs="Times New Roman"/>
+        </w:rPr>
+        <w:t>（</w:t>
+      </w:r>
+      <w:r>
+        <w:rPr>
+          <w:rFonts w:hint="eastAsia" w:ascii="Times New Roman" w:hAnsi="Times New Roman" w:eastAsia="FangSong" w:cs="Times New Roman"/>
+        </w:rPr>
+        <w:t>填写对应的字母</w:t>
+      </w:r>
+      <w:r>
+        <w:rPr>
+          <w:rFonts w:hint="eastAsia" w:ascii="Times New Roman" w:hAnsi="Times New Roman" w:eastAsia="Times New Roman" w:cs="Times New Roman"/>
+        </w:rPr>
+        <w:t>）。</w:t>
+      </w:r>
+      <w:r>
+        <w:rPr>
+          <w:rFonts w:hint="eastAsia" w:ascii="Times New Roman" w:hAnsi="Times New Roman" w:eastAsia="FangSong" w:cs="Times New Roman"/>
+        </w:rPr>
+        <w:t>计算反应焓变</w:t>
+      </w:r>
+      <w:r>
+        <w:rPr>
+          <w:rFonts w:hint="eastAsia" w:ascii="Times New Roman" w:hAnsi="Times New Roman" w:eastAsia="Times New Roman" w:cs="Times New Roman"/>
+        </w:rPr>
+        <w:t>，</w:t>
+      </w:r>
+      <w:r>
+        <w:rPr>
+          <w:rFonts w:hint="eastAsia" w:ascii="Times New Roman" w:hAnsi="Times New Roman" w:eastAsia="FangSong" w:cs="Times New Roman"/>
+        </w:rPr>
+        <w:t>给出原因</w:t>
+      </w:r>
+      <w:r>
+        <w:rPr>
+          <w:rFonts w:hint="eastAsia" w:ascii="Times New Roman" w:hAnsi="Times New Roman" w:eastAsia="Times New Roman" w:cs="Times New Roman"/>
+        </w:rPr>
+        <w:t>。</w:t>
+      </w:r>
+    </w:p>
+    <w:p>
+      <w:pPr>
+        <w:pStyle w:val="BodyText"/>
+        <w:ind w:left="480" w:hanging="480"/>
+        <w:spacing w:after="0"/>
+      </w:pPr>
+      <w:r>
+        <w:rPr>
+          <w:rFonts w:ascii="Times New Roman" w:hAnsi="Times New Roman" w:eastAsia="Times New Roman" w:cs="Times New Roman"/>
+        </w:rPr>
+        <w:t xml:space="preserve">3-5-1 </w:t>
+      </w:r>
+      <w:r>
+        <w:rPr>
+          <w:rFonts w:hint="eastAsia" w:ascii="Times New Roman" w:hAnsi="Times New Roman" w:eastAsia="FangSong" w:cs="Times New Roman"/>
+        </w:rPr>
+        <w:t xml:space="preserve">反应</w:t>
+      </w:r>
+      <w:r>
+        <w:rPr>
+          <w:rFonts w:ascii="Times New Roman" w:hAnsi="Times New Roman" w:eastAsia="Times New Roman" w:cs="Times New Roman"/>
+        </w:rPr>
+        <w:t xml:space="preserve"> (1): </w:t>
+      </w:r>
+    </w:p>
+    <w:p>
+      <w:pPr>
+        <w:pStyle w:val="BodyText"/>
+        <w:ind w:left="480" w:hanging="480"/>
+        <w:spacing w:before="0" w:after="0"/>
+      </w:pPr>
+      <w:r>
+        <w:rPr>
+          <w:rFonts w:ascii="Times New Roman" w:hAnsi="Times New Roman" w:eastAsia="Times New Roman" w:cs="Times New Roman"/>
+        </w:rPr>
+        <w:t xml:space="preserve">A. </w:t>
+      </w:r>
+      <w:r>
+        <w:rPr>
+          <w:rFonts w:hint="eastAsia" w:ascii="Times New Roman" w:hAnsi="Times New Roman" w:eastAsia="FangSong" w:cs="Times New Roman"/>
+        </w:rPr>
+        <w:t xml:space="preserve">增大</w:t>
+      </w:r>
+      <w:r>
+        <w:rPr>
+          <w:rFonts w:ascii="Times New Roman" w:hAnsi="Times New Roman" w:eastAsia="Times New Roman" w:cs="Times New Roman"/>
+        </w:rPr>
+        <w:t xml:space="preserve"> </w:t>
+      </w:r>
+    </w:p>
+    <w:p>
+      <w:pPr>
+        <w:pStyle w:val="BodyText"/>
+        <w:ind w:left="480" w:hanging="480"/>
+        <w:spacing w:before="0" w:after="0"/>
+      </w:pPr>
+      <w:r>
+        <w:rPr>
+          <w:rFonts w:ascii="Times New Roman" w:hAnsi="Times New Roman" w:eastAsia="Times New Roman" w:cs="Times New Roman"/>
+        </w:rPr>
+        <w:t xml:space="preserve">B. </w:t>
+      </w:r>
+      <w:r>
+        <w:rPr>
+          <w:rFonts w:hint="eastAsia" w:ascii="Times New Roman" w:hAnsi="Times New Roman" w:eastAsia="FangSong" w:cs="Times New Roman"/>
+        </w:rPr>
+        <w:t xml:space="preserve">不变化</w:t>
+      </w:r>
+      <w:r>
+        <w:rPr>
+          <w:rFonts w:ascii="Times New Roman" w:hAnsi="Times New Roman" w:eastAsia="Times New Roman" w:cs="Times New Roman"/>
+        </w:rPr>
+        <w:t xml:space="preserve"> </w:t>
+      </w:r>
+    </w:p>
+    <w:p>
+      <w:pPr>
+        <w:pStyle w:val="BodyText"/>
+        <w:ind w:left="480" w:hanging="480"/>
+        <w:spacing w:before="0" w:after="180"/>
+      </w:pPr>
+      <w:r>
+        <w:rPr>
+          <w:rFonts w:ascii="Times New Roman" w:hAnsi="Times New Roman" w:eastAsia="Times New Roman" w:cs="Times New Roman"/>
+        </w:rPr>
+        <w:t xml:space="preserve">C. </w:t>
+      </w:r>
+      <w:r>
+        <w:rPr>
+          <w:rFonts w:hint="eastAsia" w:ascii="Times New Roman" w:hAnsi="Times New Roman" w:eastAsia="FangSong" w:cs="Times New Roman"/>
+        </w:rPr>
+        <w:t xml:space="preserve">减小</w:t>
+      </w:r>
+    </w:p>
+    <w:p>
+      <w:pPr>
+        <w:pStyle w:val="BodyText"/>
+        <w:ind w:left="480" w:hanging="480"/>
+        <w:spacing w:after="0"/>
       </w:pPr>
       <w:r>
         <w:rPr>
@@ -21557,7 +21880,20 @@
         <w:rPr>
           <w:rFonts w:ascii="Times New Roman" w:hAnsi="Times New Roman" w:eastAsia="Times New Roman" w:cs="Times New Roman"/>
         </w:rPr>
-        <w:t xml:space="preserve"> (2): A. </w:t>
+        <w:t xml:space="preserve"> (2): </w:t>
+      </w:r>
+    </w:p>
+    <w:p>
+      <w:pPr>
+        <w:pStyle w:val="BodyText"/>
+        <w:ind w:left="480" w:hanging="480"/>
+        <w:spacing w:before="0" w:after="0"/>
+      </w:pPr>
+      <w:r>
+        <w:rPr>
+          <w:rFonts w:ascii="Times New Roman" w:hAnsi="Times New Roman" w:eastAsia="Times New Roman" w:cs="Times New Roman"/>
+        </w:rPr>
+        <w:t xml:space="preserve">A. </w:t>
       </w:r>
       <w:r>
         <w:rPr>
@@ -21569,7 +21905,20 @@
         <w:rPr>
           <w:rFonts w:ascii="Times New Roman" w:hAnsi="Times New Roman" w:eastAsia="Times New Roman" w:cs="Times New Roman"/>
         </w:rPr>
-        <w:t xml:space="preserve"> B. </w:t>
+        <w:t xml:space="preserve"> </w:t>
+      </w:r>
+    </w:p>
+    <w:p>
+      <w:pPr>
+        <w:pStyle w:val="BodyText"/>
+        <w:ind w:left="480" w:hanging="480"/>
+        <w:spacing w:before="0" w:after="0"/>
+      </w:pPr>
+      <w:r>
+        <w:rPr>
+          <w:rFonts w:ascii="Times New Roman" w:hAnsi="Times New Roman" w:eastAsia="Times New Roman" w:cs="Times New Roman"/>
+        </w:rPr>
+        <w:t xml:space="preserve">B. </w:t>
       </w:r>
       <w:r>
         <w:rPr>
@@ -21581,7 +21930,20 @@
         <w:rPr>
           <w:rFonts w:ascii="Times New Roman" w:hAnsi="Times New Roman" w:eastAsia="Times New Roman" w:cs="Times New Roman"/>
         </w:rPr>
-        <w:t xml:space="preserve"> C. </w:t>
+        <w:t xml:space="preserve"> </w:t>
+      </w:r>
+    </w:p>
+    <w:p>
+      <w:pPr>
+        <w:pStyle w:val="BodyText"/>
+        <w:ind w:left="480" w:hanging="480"/>
+        <w:spacing w:before="0" w:after="180"/>
+      </w:pPr>
+      <w:r>
+        <w:rPr>
+          <w:rFonts w:ascii="Times New Roman" w:hAnsi="Times New Roman" w:eastAsia="Times New Roman" w:cs="Times New Roman"/>
+        </w:rPr>
+        <w:t xml:space="preserve">C. </w:t>
       </w:r>
       <w:r>
         <w:rPr>
@@ -29921,10 +30283,6 @@
     <w:p>
       <w:pPr>
         <w:pStyle w:val="Compact"/>
-        <w:numPr>
-          <w:ilvl w:val="0"/>
-          <w:numId w:val="1013"/>
-        </w:numPr>
       </w:pPr>
       <w:r>
         <w:rPr>
@@ -29972,10 +30330,6 @@
     <w:p>
       <w:pPr>
         <w:pStyle w:val="Compact"/>
-        <w:numPr>
-          <w:ilvl w:val="0"/>
-          <w:numId w:val="1013"/>
-        </w:numPr>
       </w:pPr>
       <w:r>
         <w:rPr>
@@ -30029,10 +30383,6 @@
     <w:p>
       <w:pPr>
         <w:pStyle w:val="Compact"/>
-        <w:numPr>
-          <w:ilvl w:val="0"/>
-          <w:numId w:val="1013"/>
-        </w:numPr>
       </w:pPr>
       <w:r>
         <w:rPr>
@@ -30086,10 +30436,6 @@
     <w:p>
       <w:pPr>
         <w:pStyle w:val="Compact"/>
-        <w:numPr>
-          <w:ilvl w:val="0"/>
-          <w:numId w:val="1013"/>
-        </w:numPr>
       </w:pPr>
       <w:r>
         <w:rPr>
@@ -30534,10 +30880,6 @@
     <w:p>
       <w:pPr>
         <w:pStyle w:val="Compact"/>
-        <w:numPr>
-          <w:ilvl w:val="0"/>
-          <w:numId w:val="1014"/>
-        </w:numPr>
       </w:pPr>
       <w:r>
         <w:rPr>
@@ -30606,10 +30948,6 @@
     <w:p>
       <w:pPr>
         <w:pStyle w:val="Compact"/>
-        <w:numPr>
-          <w:ilvl w:val="0"/>
-          <w:numId w:val="1014"/>
-        </w:numPr>
       </w:pPr>
       <w:r>
         <w:rPr>
@@ -30697,10 +31035,6 @@
     <w:p>
       <w:pPr>
         <w:pStyle w:val="Compact"/>
-        <w:numPr>
-          <w:ilvl w:val="0"/>
-          <w:numId w:val="1014"/>
-        </w:numPr>
       </w:pPr>
       <w:r>
         <w:rPr>
@@ -30812,10 +31146,6 @@
     <w:p>
       <w:pPr>
         <w:pStyle w:val="Compact"/>
-        <w:numPr>
-          <w:ilvl w:val="0"/>
-          <w:numId w:val="1014"/>
-        </w:numPr>
       </w:pPr>
       <w:r>
         <w:rPr>
@@ -31009,10 +31339,6 @@
     <w:p>
       <w:pPr>
         <w:pStyle w:val="Compact"/>
-        <w:numPr>
-          <w:ilvl w:val="0"/>
-          <w:numId w:val="1015"/>
-        </w:numPr>
       </w:pPr>
       <w:r>
         <w:rPr>
@@ -31030,10 +31356,6 @@
     <w:p>
       <w:pPr>
         <w:pStyle w:val="Compact"/>
-        <w:numPr>
-          <w:ilvl w:val="0"/>
-          <w:numId w:val="1015"/>
-        </w:numPr>
       </w:pPr>
       <w:r>
         <w:rPr>
@@ -31051,10 +31373,6 @@
     <w:p>
       <w:pPr>
         <w:pStyle w:val="Compact"/>
-        <w:numPr>
-          <w:ilvl w:val="0"/>
-          <w:numId w:val="1015"/>
-        </w:numPr>
       </w:pPr>
       <w:r>
         <w:rPr>
@@ -31072,10 +31390,6 @@
     <w:p>
       <w:pPr>
         <w:pStyle w:val="Compact"/>
-        <w:numPr>
-          <w:ilvl w:val="0"/>
-          <w:numId w:val="1015"/>
-        </w:numPr>
       </w:pPr>
       <w:r>
         <w:rPr>
@@ -41183,7 +41497,7 @@
         </w:rPr>
         <w:drawing>
           <wp:inline>
-            <wp:extent cx="3600000" cy="2143902"/>
+            <wp:extent cx="3600000" cy="2137959"/>
             <wp:effectExtent b="0" l="0" r="0" t="0"/>
             <wp:docPr descr="" title="" id="62" name="Picture"/>
             <a:graphic>
@@ -41204,7 +41518,7 @@
                   <pic:spPr bwMode="auto">
                     <a:xfrm>
                       <a:off x="0" y="0"/>
-                      <a:ext cx="3600000" cy="2143902"/>
+                      <a:ext cx="3600000" cy="2137959"/>
                     </a:xfrm>
                     <a:prstGeom prst="rect">
                       <a:avLst/>
@@ -41727,7 +42041,7 @@
         </w:rPr>
         <w:drawing>
           <wp:inline>
-            <wp:extent cx="3600000" cy="2230674"/>
+            <wp:extent cx="3600000" cy="2165914"/>
             <wp:effectExtent b="0" l="0" r="0" t="0"/>
             <wp:docPr descr="" title="" id="65" name="Picture"/>
             <a:graphic>
@@ -41748,7 +42062,7 @@
                   <pic:spPr bwMode="auto">
                     <a:xfrm>
                       <a:off x="0" y="0"/>
-                      <a:ext cx="3600000" cy="2230674"/>
+                      <a:ext cx="3600000" cy="2165914"/>
                     </a:xfrm>
                     <a:prstGeom prst="rect">
                       <a:avLst/>

--- a/00-首页/题组Word/第一轮·综合套卷/第一轮综合卷12（教师版）.docx
+++ b/00-首页/题组Word/第一轮·综合套卷/第一轮综合卷12（教师版）.docx
@@ -3951,7 +3951,7 @@
         <m:sSup>
           <m:e>
             <m:r>
-              <m:t>​</m:t>
+              <m:t xml:space="preserve"> </m:t>
             </m:r>
           </m:e>
           <m:sup>
@@ -3995,7 +3995,7 @@
         <m:sSup>
           <m:e>
             <m:r>
-              <m:t>​</m:t>
+              <m:t xml:space="preserve"> </m:t>
             </m:r>
           </m:e>
           <m:sup>
@@ -4153,7 +4153,7 @@
         <m:sSup>
           <m:e>
             <m:r>
-              <m:t>​</m:t>
+              <m:t xml:space="preserve"> </m:t>
             </m:r>
           </m:e>
           <m:sup>
@@ -4269,7 +4269,7 @@
         <m:sSup>
           <m:e>
             <m:r>
-              <m:t>​</m:t>
+              <m:t xml:space="preserve"> </m:t>
             </m:r>
           </m:e>
           <m:sup>
@@ -4711,7 +4711,7 @@
         <m:sSubSup>
           <m:e>
             <m:r>
-              <m:t>​</m:t>
+              <m:t xml:space="preserve"> </m:t>
             </m:r>
           </m:e>
           <m:sub>
@@ -4756,7 +4756,7 @@
         <m:sSubSup>
           <m:e>
             <m:r>
-              <m:t>​</m:t>
+              <m:t xml:space="preserve"> </m:t>
             </m:r>
           </m:e>
           <m:sub>
@@ -4801,7 +4801,7 @@
         <m:sSubSup>
           <m:e>
             <m:r>
-              <m:t>​</m:t>
+              <m:t xml:space="preserve"> </m:t>
             </m:r>
           </m:e>
           <m:sub>
@@ -4838,7 +4838,7 @@
         <m:sSubSup>
           <m:e>
             <m:r>
-              <m:t>​</m:t>
+              <m:t xml:space="preserve"> </m:t>
             </m:r>
           </m:e>
           <m:sub>
@@ -4883,7 +4883,7 @@
         <m:sSubSup>
           <m:e>
             <m:r>
-              <m:t>​</m:t>
+              <m:t xml:space="preserve"> </m:t>
             </m:r>
           </m:e>
           <m:sub>
@@ -4928,7 +4928,7 @@
         <m:sSubSup>
           <m:e>
             <m:r>
-              <m:t>​</m:t>
+              <m:t xml:space="preserve"> </m:t>
             </m:r>
           </m:e>
           <m:sub>
@@ -25404,7 +25404,7 @@
             </m:sub>
             <m:sup>
               <m:r>
-                <m:t>​</m:t>
+                <m:t xml:space="preserve"> </m:t>
               </m:r>
             </m:sup>
             <m:e>

--- a/00-首页/题组Word/第一轮·综合套卷/第一轮综合卷12（教师版）.docx
+++ b/00-首页/题组Word/第一轮·综合套卷/第一轮综合卷12（教师版）.docx
@@ -57,6 +57,14 @@
       <w:tblPr>
         <w:tblStyle w:val="Table"/>
         <w:tblW w:type="auto" w:w="0"/>
+        <w:tblBorders>
+          <w:top w:val="single" w:sz="12" w:space="0" w:color="000000"/>
+          <w:left w:val="none" w:sz="0" w:space="0" w:color="auto"/>
+          <w:bottom w:val="single" w:sz="12" w:space="0" w:color="000000"/>
+          <w:right w:val="none" w:sz="0" w:space="0" w:color="auto"/>
+          <w:insideH w:val="none" w:sz="0" w:space="0" w:color="auto"/>
+          <w:insideV w:val="none" w:sz="0" w:space="0" w:color="auto"/>
+        </w:tblBorders>
         <w:tblLook w:firstRow="1" w:lastRow="0" w:firstColumn="0" w:lastColumn="0" w:noHBand="0" w:noVBand="0" w:val="0020"/>
       </w:tblPr>
       <w:tblGrid>
@@ -69,7 +77,11 @@
           <w:tblHeader w:val="on"/>
         </w:trPr>
         <w:tc>
-          <w:tcPr/>
+          <w:tcPr>
+            <w:tcBorders>
+              <w:bottom w:val="single" w:sz="8" w:space="0" w:color="000000"/>
+            </w:tcBorders>
+          </w:tcPr>
           <w:p>
             <w:pPr>
               <w:pStyle w:val="Compact"/>
@@ -85,7 +97,11 @@
           </w:p>
         </w:tc>
         <w:tc>
-          <w:tcPr/>
+          <w:tcPr>
+            <w:tcBorders>
+              <w:bottom w:val="single" w:sz="8" w:space="0" w:color="000000"/>
+            </w:tcBorders>
+          </w:tcPr>
           <w:p>
             <w:pPr>
               <w:pStyle w:val="Compact"/>
@@ -101,7 +117,11 @@
           </w:p>
         </w:tc>
         <w:tc>
-          <w:tcPr/>
+          <w:tcPr>
+            <w:tcBorders>
+              <w:bottom w:val="single" w:sz="8" w:space="0" w:color="000000"/>
+            </w:tcBorders>
+          </w:tcPr>
           <w:p>
             <w:pPr>
               <w:pStyle w:val="Compact"/>
@@ -334,8 +354,8 @@
     <w:p>
       <w:pPr>
         <w:pStyle w:val="FirstParagraph"/>
+        <w:spacing w:before="0" w:after="0"/>
         <w:ind w:left="480" w:hanging="480"/>
-        <w:spacing w:after="0"/>
       </w:pPr>
       <w:r>
         <w:rPr>
@@ -406,8 +426,8 @@
     <w:p>
       <w:pPr>
         <w:pStyle w:val="FirstParagraph"/>
+        <w:spacing w:before="0" w:after="0"/>
         <w:ind w:left="480" w:hanging="480"/>
-        <w:spacing w:before="0" w:after="0"/>
       </w:pPr>
       <w:r>
         <w:rPr>
@@ -448,8 +468,8 @@
     <w:p>
       <w:pPr>
         <w:pStyle w:val="FirstParagraph"/>
+        <w:spacing w:before="0" w:after="0"/>
         <w:ind w:left="480" w:hanging="480"/>
-        <w:spacing w:before="0" w:after="0"/>
       </w:pPr>
       <w:r>
         <w:rPr>
@@ -502,8 +522,8 @@
     <w:p>
       <w:pPr>
         <w:pStyle w:val="FirstParagraph"/>
+        <w:spacing w:before="0" w:after="0"/>
         <w:ind w:left="480" w:hanging="480"/>
-        <w:spacing w:before="0" w:after="0"/>
       </w:pPr>
       <w:r>
         <w:rPr>
@@ -552,8 +572,8 @@
     <w:p>
       <w:pPr>
         <w:pStyle w:val="FirstParagraph"/>
+        <w:spacing w:before="0" w:after="0"/>
         <w:ind w:left="480" w:hanging="480"/>
-        <w:spacing w:before="0" w:after="180"/>
       </w:pPr>
       <w:r>
         <w:rPr>
@@ -690,8 +710,8 @@
     <w:p>
       <w:pPr>
         <w:pStyle w:val="FirstParagraph"/>
+        <w:spacing w:before="0" w:after="0"/>
         <w:ind w:left="480" w:hanging="480"/>
-        <w:spacing w:after="0"/>
       </w:pPr>
       <w:r>
         <w:rPr>
@@ -709,8 +729,8 @@
     <w:p>
       <w:pPr>
         <w:pStyle w:val="FirstParagraph"/>
+        <w:spacing w:before="0" w:after="0"/>
         <w:ind w:left="480" w:hanging="480"/>
-        <w:spacing w:before="0" w:after="0"/>
       </w:pPr>
       <w:r>
         <w:rPr>
@@ -734,8 +754,8 @@
     <w:p>
       <w:pPr>
         <w:pStyle w:val="FirstParagraph"/>
+        <w:spacing w:before="0" w:after="0"/>
         <w:ind w:left="480" w:hanging="480"/>
-        <w:spacing w:before="0" w:after="0"/>
       </w:pPr>
       <w:r>
         <w:rPr>
@@ -777,8 +797,8 @@
     <w:p>
       <w:pPr>
         <w:pStyle w:val="FirstParagraph"/>
+        <w:spacing w:before="0" w:after="0"/>
         <w:ind w:left="480" w:hanging="480"/>
-        <w:spacing w:before="0" w:after="0"/>
       </w:pPr>
       <w:r>
         <w:rPr>
@@ -802,8 +822,8 @@
     <w:p>
       <w:pPr>
         <w:pStyle w:val="FirstParagraph"/>
+        <w:spacing w:before="0" w:after="0"/>
         <w:ind w:left="480" w:hanging="480"/>
-        <w:spacing w:before="0" w:after="180"/>
       </w:pPr>
       <w:r>
         <w:rPr>
@@ -920,8 +940,8 @@
     <w:p>
       <w:pPr>
         <w:pStyle w:val="FirstParagraph"/>
+        <w:spacing w:before="0" w:after="0"/>
         <w:ind w:left="480" w:hanging="480"/>
-        <w:spacing w:after="0"/>
       </w:pPr>
       <w:r>
         <w:rPr>
@@ -963,8 +983,8 @@
     <w:p>
       <w:pPr>
         <w:pStyle w:val="FirstParagraph"/>
+        <w:spacing w:before="0" w:after="0"/>
         <w:ind w:left="480" w:hanging="480"/>
-        <w:spacing w:before="0" w:after="0"/>
       </w:pPr>
       <w:r>
         <w:rPr>
@@ -1016,8 +1036,8 @@
     <w:p>
       <w:pPr>
         <w:pStyle w:val="FirstParagraph"/>
+        <w:spacing w:before="0" w:after="0"/>
         <w:ind w:left="480" w:hanging="480"/>
-        <w:spacing w:before="0" w:after="0"/>
       </w:pPr>
       <w:r>
         <w:rPr>
@@ -1069,8 +1089,8 @@
     <w:p>
       <w:pPr>
         <w:pStyle w:val="FirstParagraph"/>
+        <w:spacing w:before="0" w:after="0"/>
         <w:ind w:left="480" w:hanging="480"/>
-        <w:spacing w:before="0" w:after="0"/>
       </w:pPr>
       <w:r>
         <w:rPr>
@@ -1122,8 +1142,8 @@
     <w:p>
       <w:pPr>
         <w:pStyle w:val="FirstParagraph"/>
+        <w:spacing w:before="0" w:after="0"/>
         <w:ind w:left="480" w:hanging="480"/>
-        <w:spacing w:before="0" w:after="180"/>
       </w:pPr>
       <w:r>
         <w:rPr>
@@ -1257,8 +1277,8 @@
     <w:p>
       <w:pPr>
         <w:pStyle w:val="FirstParagraph"/>
+        <w:spacing w:before="0" w:after="0"/>
         <w:ind w:left="480" w:hanging="480"/>
-        <w:spacing w:after="0"/>
       </w:pPr>
       <w:r>
         <w:rPr>
@@ -1300,8 +1320,8 @@
     <w:p>
       <w:pPr>
         <w:pStyle w:val="FirstParagraph"/>
+        <w:spacing w:before="0" w:after="0"/>
         <w:ind w:left="480" w:hanging="480"/>
-        <w:spacing w:before="0" w:after="0"/>
       </w:pPr>
       <w:r>
         <w:rPr>
@@ -1353,8 +1373,8 @@
     <w:p>
       <w:pPr>
         <w:pStyle w:val="FirstParagraph"/>
+        <w:spacing w:before="0" w:after="0"/>
         <w:ind w:left="480" w:hanging="480"/>
-        <w:spacing w:before="0" w:after="0"/>
       </w:pPr>
       <w:r>
         <w:rPr>
@@ -1406,8 +1426,8 @@
     <w:p>
       <w:pPr>
         <w:pStyle w:val="FirstParagraph"/>
+        <w:spacing w:before="0" w:after="0"/>
         <w:ind w:left="480" w:hanging="480"/>
-        <w:spacing w:before="0" w:after="0"/>
       </w:pPr>
       <w:r>
         <w:rPr>
@@ -1459,8 +1479,8 @@
     <w:p>
       <w:pPr>
         <w:pStyle w:val="FirstParagraph"/>
+        <w:spacing w:before="0" w:after="0"/>
         <w:ind w:left="480" w:hanging="480"/>
-        <w:spacing w:before="0" w:after="180"/>
       </w:pPr>
       <w:r>
         <w:rPr>
@@ -2523,8 +2543,8 @@
     <w:p>
       <w:pPr>
         <w:pStyle w:val="BodyText"/>
+        <w:spacing w:before="0" w:after="0"/>
         <w:ind w:left="480" w:hanging="480"/>
-        <w:spacing w:after="0"/>
       </w:pPr>
       <m:oMath>
         <m:oMathPr>
@@ -2841,8 +2861,8 @@
     <w:p>
       <w:pPr>
         <w:pStyle w:val="BodyText"/>
+        <w:spacing w:before="0" w:after="0"/>
         <w:ind w:left="480" w:hanging="480"/>
-        <w:spacing w:before="0" w:after="0"/>
       </w:pPr>
       <w:r>
         <w:rPr>
@@ -2854,8 +2874,8 @@
     <w:p>
       <w:pPr>
         <w:pStyle w:val="BodyText"/>
+        <w:spacing w:before="0" w:after="0"/>
         <w:ind w:left="480" w:hanging="480"/>
-        <w:spacing w:before="0" w:after="0"/>
       </w:pPr>
       <w:r>
         <w:rPr>
@@ -2867,8 +2887,8 @@
     <w:p>
       <w:pPr>
         <w:pStyle w:val="BodyText"/>
+        <w:spacing w:before="0" w:after="0"/>
         <w:ind w:left="480" w:hanging="480"/>
-        <w:spacing w:before="0" w:after="0"/>
       </w:pPr>
       <w:r>
         <w:rPr>
@@ -2880,8 +2900,8 @@
     <w:p>
       <w:pPr>
         <w:pStyle w:val="BodyText"/>
+        <w:spacing w:before="0" w:after="0"/>
         <w:ind w:left="480" w:hanging="480"/>
-        <w:spacing w:before="0" w:after="180"/>
       </w:pPr>
       <w:r>
         <w:rPr>
@@ -3254,8 +3274,8 @@
     <w:p>
       <w:pPr>
         <w:pStyle w:val="BodyText"/>
+        <w:spacing w:before="0" w:after="0"/>
         <w:ind w:left="480" w:hanging="480"/>
-        <w:spacing w:after="0"/>
       </w:pPr>
       <w:r>
         <w:rPr>
@@ -3285,8 +3305,8 @@
     <w:p>
       <w:pPr>
         <w:pStyle w:val="BodyText"/>
+        <w:spacing w:before="0" w:after="0"/>
         <w:ind w:left="480" w:hanging="480"/>
-        <w:spacing w:before="0" w:after="0"/>
       </w:pPr>
       <w:r>
         <w:rPr>
@@ -3347,8 +3367,8 @@
     <w:p>
       <w:pPr>
         <w:pStyle w:val="BodyText"/>
+        <w:spacing w:before="0" w:after="0"/>
         <w:ind w:left="480" w:hanging="480"/>
-        <w:spacing w:before="0" w:after="0"/>
       </w:pPr>
       <w:r>
         <w:rPr>
@@ -3409,8 +3429,8 @@
     <w:p>
       <w:pPr>
         <w:pStyle w:val="BodyText"/>
+        <w:spacing w:before="0" w:after="0"/>
         <w:ind w:left="480" w:hanging="480"/>
-        <w:spacing w:before="0" w:after="0"/>
       </w:pPr>
       <w:r>
         <w:rPr>
@@ -3471,8 +3491,8 @@
     <w:p>
       <w:pPr>
         <w:pStyle w:val="BodyText"/>
+        <w:spacing w:before="0" w:after="0"/>
         <w:ind w:left="480" w:hanging="480"/>
-        <w:spacing w:before="0" w:after="180"/>
       </w:pPr>
       <w:r>
         <w:rPr>
@@ -20780,6 +20800,14 @@
         <w:tblStyle w:val="Table"/>
         <w:tblW w:type="pct" w:w="5000"/>
         <w:tblLayout w:type="fixed"/>
+        <w:tblBorders>
+          <w:top w:val="single" w:sz="12" w:space="0" w:color="000000"/>
+          <w:left w:val="none" w:sz="0" w:space="0" w:color="auto"/>
+          <w:bottom w:val="single" w:sz="12" w:space="0" w:color="000000"/>
+          <w:right w:val="none" w:sz="0" w:space="0" w:color="auto"/>
+          <w:insideH w:val="none" w:sz="0" w:space="0" w:color="auto"/>
+          <w:insideV w:val="none" w:sz="0" w:space="0" w:color="auto"/>
+        </w:tblBorders>
         <w:tblLook w:firstRow="1" w:lastRow="0" w:firstColumn="0" w:lastColumn="0" w:noHBand="0" w:noVBand="0" w:val="0020"/>
       </w:tblPr>
       <w:tblGrid>
@@ -20795,7 +20823,11 @@
           <w:tblHeader w:val="on"/>
         </w:trPr>
         <w:tc>
-          <w:tcPr/>
+          <w:tcPr>
+            <w:tcBorders>
+              <w:bottom w:val="single" w:sz="8" w:space="0" w:color="000000"/>
+            </w:tcBorders>
+          </w:tcPr>
           <w:p>
             <w:pPr>
               <w:pStyle w:val="Compact"/>
@@ -20804,7 +20836,11 @@
           </w:p>
         </w:tc>
         <w:tc>
-          <w:tcPr/>
+          <w:tcPr>
+            <w:tcBorders>
+              <w:bottom w:val="single" w:sz="8" w:space="0" w:color="000000"/>
+            </w:tcBorders>
+          </w:tcPr>
           <w:p>
             <w:pPr>
               <w:pStyle w:val="Compact"/>
@@ -20820,7 +20856,11 @@
           </w:p>
         </w:tc>
         <w:tc>
-          <w:tcPr/>
+          <w:tcPr>
+            <w:tcBorders>
+              <w:bottom w:val="single" w:sz="8" w:space="0" w:color="000000"/>
+            </w:tcBorders>
+          </w:tcPr>
           <w:p>
             <w:pPr>
               <w:pStyle w:val="Compact"/>
@@ -20836,7 +20876,11 @@
           </w:p>
         </w:tc>
         <w:tc>
-          <w:tcPr/>
+          <w:tcPr>
+            <w:tcBorders>
+              <w:bottom w:val="single" w:sz="8" w:space="0" w:color="000000"/>
+            </w:tcBorders>
+          </w:tcPr>
           <w:p>
             <w:pPr>
               <w:pStyle w:val="Compact"/>
@@ -20866,7 +20910,11 @@
           </w:p>
         </w:tc>
         <w:tc>
-          <w:tcPr/>
+          <w:tcPr>
+            <w:tcBorders>
+              <w:bottom w:val="single" w:sz="8" w:space="0" w:color="000000"/>
+            </w:tcBorders>
+          </w:tcPr>
           <w:p>
             <w:pPr>
               <w:pStyle w:val="Compact"/>
@@ -20882,7 +20930,11 @@
           </w:p>
         </w:tc>
         <w:tc>
-          <w:tcPr/>
+          <w:tcPr>
+            <w:tcBorders>
+              <w:bottom w:val="single" w:sz="8" w:space="0" w:color="000000"/>
+            </w:tcBorders>
+          </w:tcPr>
           <w:p>
             <w:pPr>
               <w:pStyle w:val="Compact"/>
@@ -21508,8 +21560,8 @@
     <w:p>
       <w:pPr>
         <w:pStyle w:val="BodyText"/>
+        <w:spacing w:before="0" w:after="0"/>
         <w:ind w:left="480" w:hanging="480"/>
-        <w:spacing w:after="0"/>
       </w:pPr>
       <w:r>
         <w:rPr>
@@ -21533,8 +21585,8 @@
     <w:p>
       <w:pPr>
         <w:pStyle w:val="BodyText"/>
+        <w:spacing w:before="0" w:after="0"/>
         <w:ind w:left="480" w:hanging="480"/>
-        <w:spacing w:before="0" w:after="0"/>
       </w:pPr>
       <w:r>
         <w:rPr>
@@ -21558,8 +21610,8 @@
     <w:p>
       <w:pPr>
         <w:pStyle w:val="BodyText"/>
+        <w:spacing w:before="0" w:after="0"/>
         <w:ind w:left="480" w:hanging="480"/>
-        <w:spacing w:before="0" w:after="0"/>
       </w:pPr>
       <w:r>
         <w:rPr>
@@ -21583,8 +21635,8 @@
     <w:p>
       <w:pPr>
         <w:pStyle w:val="BodyText"/>
+        <w:spacing w:before="0" w:after="0"/>
         <w:ind w:left="480" w:hanging="480"/>
-        <w:spacing w:before="0" w:after="180"/>
       </w:pPr>
       <w:r>
         <w:rPr>
@@ -21602,8 +21654,8 @@
     <w:p>
       <w:pPr>
         <w:pStyle w:val="BodyText"/>
+        <w:spacing w:before="0" w:after="0"/>
         <w:ind w:left="480" w:hanging="480"/>
-        <w:spacing w:after="0"/>
       </w:pPr>
       <w:r>
         <w:rPr>
@@ -21627,8 +21679,8 @@
     <w:p>
       <w:pPr>
         <w:pStyle w:val="BodyText"/>
+        <w:spacing w:before="0" w:after="0"/>
         <w:ind w:left="480" w:hanging="480"/>
-        <w:spacing w:before="0" w:after="0"/>
       </w:pPr>
       <w:r>
         <w:rPr>
@@ -21652,8 +21704,8 @@
     <w:p>
       <w:pPr>
         <w:pStyle w:val="BodyText"/>
+        <w:spacing w:before="0" w:after="0"/>
         <w:ind w:left="480" w:hanging="480"/>
-        <w:spacing w:before="0" w:after="0"/>
       </w:pPr>
       <w:r>
         <w:rPr>
@@ -21677,8 +21729,8 @@
     <w:p>
       <w:pPr>
         <w:pStyle w:val="BodyText"/>
+        <w:spacing w:before="0" w:after="0"/>
         <w:ind w:left="480" w:hanging="480"/>
-        <w:spacing w:before="0" w:after="180"/>
       </w:pPr>
       <w:r>
         <w:rPr>
@@ -21767,8 +21819,8 @@
     <w:p>
       <w:pPr>
         <w:pStyle w:val="BodyText"/>
+        <w:spacing w:before="0" w:after="0"/>
         <w:ind w:left="480" w:hanging="480"/>
-        <w:spacing w:after="0"/>
       </w:pPr>
       <w:r>
         <w:rPr>
@@ -21792,8 +21844,8 @@
     <w:p>
       <w:pPr>
         <w:pStyle w:val="BodyText"/>
+        <w:spacing w:before="0" w:after="0"/>
         <w:ind w:left="480" w:hanging="480"/>
-        <w:spacing w:before="0" w:after="0"/>
       </w:pPr>
       <w:r>
         <w:rPr>
@@ -21817,8 +21869,8 @@
     <w:p>
       <w:pPr>
         <w:pStyle w:val="BodyText"/>
+        <w:spacing w:before="0" w:after="0"/>
         <w:ind w:left="480" w:hanging="480"/>
-        <w:spacing w:before="0" w:after="0"/>
       </w:pPr>
       <w:r>
         <w:rPr>
@@ -21842,8 +21894,8 @@
     <w:p>
       <w:pPr>
         <w:pStyle w:val="BodyText"/>
+        <w:spacing w:before="0" w:after="0"/>
         <w:ind w:left="480" w:hanging="480"/>
-        <w:spacing w:before="0" w:after="180"/>
       </w:pPr>
       <w:r>
         <w:rPr>
@@ -21861,8 +21913,8 @@
     <w:p>
       <w:pPr>
         <w:pStyle w:val="BodyText"/>
+        <w:spacing w:before="0" w:after="0"/>
         <w:ind w:left="480" w:hanging="480"/>
-        <w:spacing w:after="0"/>
       </w:pPr>
       <w:r>
         <w:rPr>
@@ -21886,8 +21938,8 @@
     <w:p>
       <w:pPr>
         <w:pStyle w:val="BodyText"/>
+        <w:spacing w:before="0" w:after="0"/>
         <w:ind w:left="480" w:hanging="480"/>
-        <w:spacing w:before="0" w:after="0"/>
       </w:pPr>
       <w:r>
         <w:rPr>
@@ -21911,8 +21963,8 @@
     <w:p>
       <w:pPr>
         <w:pStyle w:val="BodyText"/>
+        <w:spacing w:before="0" w:after="0"/>
         <w:ind w:left="480" w:hanging="480"/>
-        <w:spacing w:before="0" w:after="0"/>
       </w:pPr>
       <w:r>
         <w:rPr>
@@ -21936,8 +21988,8 @@
     <w:p>
       <w:pPr>
         <w:pStyle w:val="BodyText"/>
+        <w:spacing w:before="0" w:after="0"/>
         <w:ind w:left="480" w:hanging="480"/>
-        <w:spacing w:before="0" w:after="180"/>
       </w:pPr>
       <w:r>
         <w:rPr>
@@ -30283,6 +30335,7 @@
     <w:p>
       <w:pPr>
         <w:pStyle w:val="Compact"/>
+        <w:spacing w:before="0" w:after="0"/>
       </w:pPr>
       <w:r>
         <w:rPr>
@@ -30330,6 +30383,7 @@
     <w:p>
       <w:pPr>
         <w:pStyle w:val="Compact"/>
+        <w:spacing w:before="0" w:after="0"/>
       </w:pPr>
       <w:r>
         <w:rPr>
@@ -30383,6 +30437,7 @@
     <w:p>
       <w:pPr>
         <w:pStyle w:val="Compact"/>
+        <w:spacing w:before="0" w:after="0"/>
       </w:pPr>
       <w:r>
         <w:rPr>
@@ -30436,6 +30491,7 @@
     <w:p>
       <w:pPr>
         <w:pStyle w:val="Compact"/>
+        <w:spacing w:before="0" w:after="0"/>
       </w:pPr>
       <w:r>
         <w:rPr>
@@ -30880,6 +30936,7 @@
     <w:p>
       <w:pPr>
         <w:pStyle w:val="Compact"/>
+        <w:spacing w:before="0" w:after="0"/>
       </w:pPr>
       <w:r>
         <w:rPr>
@@ -30948,6 +31005,7 @@
     <w:p>
       <w:pPr>
         <w:pStyle w:val="Compact"/>
+        <w:spacing w:before="0" w:after="0"/>
       </w:pPr>
       <w:r>
         <w:rPr>
@@ -31035,6 +31093,7 @@
     <w:p>
       <w:pPr>
         <w:pStyle w:val="Compact"/>
+        <w:spacing w:before="0" w:after="0"/>
       </w:pPr>
       <w:r>
         <w:rPr>
@@ -31146,6 +31205,7 @@
     <w:p>
       <w:pPr>
         <w:pStyle w:val="Compact"/>
+        <w:spacing w:before="0" w:after="0"/>
       </w:pPr>
       <w:r>
         <w:rPr>
@@ -31339,6 +31399,7 @@
     <w:p>
       <w:pPr>
         <w:pStyle w:val="Compact"/>
+        <w:spacing w:before="0" w:after="0"/>
       </w:pPr>
       <w:r>
         <w:rPr>
@@ -31356,6 +31417,7 @@
     <w:p>
       <w:pPr>
         <w:pStyle w:val="Compact"/>
+        <w:spacing w:before="0" w:after="0"/>
       </w:pPr>
       <w:r>
         <w:rPr>
@@ -31373,6 +31435,7 @@
     <w:p>
       <w:pPr>
         <w:pStyle w:val="Compact"/>
+        <w:spacing w:before="0" w:after="0"/>
       </w:pPr>
       <w:r>
         <w:rPr>
@@ -31390,6 +31453,7 @@
     <w:p>
       <w:pPr>
         <w:pStyle w:val="Compact"/>
+        <w:spacing w:before="0" w:after="0"/>
       </w:pPr>
       <w:r>
         <w:rPr>
@@ -43966,7 +44030,7 @@
     <ns0:rPr>
       <ns0:rFonts ns0:ascii="Times New Roman" ns0:cs="Times New Roman" ns0:eastAsia="SimHei" ns0:hAnsi="Times New Roman"/>
       <ns0:b/>
-      <ns0:color ns0:val="17324D"/>
+      <ns0:color ns0:val="000000"/>
       <ns0:sz ns0:val="44"/>
       <ns0:szCs ns0:val="56"/>
     </ns0:rPr>
@@ -44108,7 +44172,7 @@
     <ns0:rPr>
       <ns0:rFonts ns0:ascii="Times New Roman" ns0:cs="Times New Roman" ns0:eastAsia="SimHei" ns0:hAnsi="Times New Roman"/>
       <ns0:b/>
-      <ns0:color ns0:val="17324D"/>
+      <ns0:color ns0:val="000000"/>
       <ns0:sz ns0:val="32"/>
       <ns0:szCs ns0:val="40"/>
     </ns0:rPr>
@@ -44132,7 +44196,7 @@
     <ns0:rPr>
       <ns0:rFonts ns0:ascii="Times New Roman" ns0:cs="Times New Roman" ns0:eastAsia="SimHei" ns0:hAnsi="Times New Roman"/>
       <ns0:b/>
-      <ns0:color ns0:val="17324D"/>
+      <ns0:color ns0:val="000000"/>
       <ns0:sz ns0:val="28"/>
       <ns0:szCs ns0:val="32"/>
     </ns0:rPr>
@@ -44156,7 +44220,7 @@
     <ns0:rPr>
       <ns0:rFonts ns0:ascii="Times New Roman" ns0:cs="Times New Roman" ns0:eastAsia="SimHei" ns0:hAnsi="Times New Roman"/>
       <ns0:b/>
-      <ns0:color ns0:val="17324D"/>
+      <ns0:color ns0:val="000000"/>
       <ns0:sz ns0:val="25"/>
       <ns0:szCs ns0:val="28"/>
     </ns0:rPr>

--- a/00-首页/题组Word/第一轮·综合套卷/第一轮综合卷12（教师版）.docx
+++ b/00-首页/题组Word/第一轮·综合套卷/第一轮综合卷12（教师版）.docx
@@ -40,6 +40,282 @@
         <w:t>卷</w:t>
       </w:r>
     </w:p>
+    <w:p>
+      <w:pPr>
+        <w:pStyle w:val="BlockText"/>
+        <w:ind w:firstLine="420"/>
+      </w:pPr>
+      <w:r>
+        <w:rPr>
+          <w:rFonts w:hint="eastAsia" w:ascii="Times New Roman" w:hAnsi="Times New Roman" w:eastAsia="FangSong" w:cs="Times New Roman"/>
+          <w:b/>
+          <w:bCs/>
+        </w:rPr>
+        <w:t xml:space="preserve">题源</w:t>
+      </w:r>
+      <w:r>
+        <w:rPr>
+          <w:rFonts w:hint="eastAsia" w:ascii="Times New Roman" w:hAnsi="Times New Roman" w:eastAsia="Times New Roman" w:cs="Times New Roman"/>
+        </w:rPr>
+        <w:t>：</w:t>
+      </w:r>
+      <w:r>
+        <w:rPr>
+          <w:rFonts w:hint="eastAsia" w:ascii="Times New Roman" w:hAnsi="Times New Roman" w:eastAsia="FangSong" w:cs="Times New Roman"/>
+        </w:rPr>
+        <w:t>竞赛导向题集</w:t>
+      </w:r>
+      <w:r>
+        <w:rPr>
+          <w:rFonts w:hint="eastAsia" w:ascii="Times New Roman" w:hAnsi="Times New Roman" w:eastAsia="Times New Roman" w:cs="Times New Roman"/>
+        </w:rPr>
+        <w:t>（</w:t>
+      </w:r>
+      <w:r>
+        <w:rPr>
+          <w:rFonts w:hint="eastAsia" w:ascii="Times New Roman" w:hAnsi="Times New Roman" w:eastAsia="FangSong" w:cs="Times New Roman"/>
+        </w:rPr>
+        <w:t>真题</w:t>
+      </w:r>
+      <w:r>
+        <w:rPr>
+          <w:rFonts w:hint="eastAsia" w:ascii="Times New Roman" w:hAnsi="Times New Roman" w:eastAsia="Times New Roman" w:cs="Times New Roman"/>
+        </w:rPr>
+        <w:t>／</w:t>
+      </w:r>
+      <w:r>
+        <w:rPr>
+          <w:rFonts w:hint="eastAsia" w:ascii="Times New Roman" w:hAnsi="Times New Roman" w:eastAsia="FangSong" w:cs="Times New Roman"/>
+        </w:rPr>
+        <w:t>专项卷</w:t>
+      </w:r>
+      <w:r>
+        <w:rPr>
+          <w:rFonts w:hint="eastAsia" w:ascii="Times New Roman" w:hAnsi="Times New Roman" w:eastAsia="Times New Roman" w:cs="Times New Roman"/>
+        </w:rPr>
+        <w:t>／</w:t>
+      </w:r>
+      <w:r>
+        <w:rPr>
+          <w:rFonts w:hint="eastAsia" w:ascii="Times New Roman" w:hAnsi="Times New Roman" w:eastAsia="FangSong" w:cs="Times New Roman"/>
+        </w:rPr>
+        <w:t>竞赛教程</w:t>
+      </w:r>
+      <w:r>
+        <w:rPr>
+          <w:rFonts w:hint="eastAsia" w:ascii="Times New Roman" w:hAnsi="Times New Roman" w:eastAsia="Times New Roman" w:cs="Times New Roman"/>
+        </w:rPr>
+        <w:t>／</w:t>
+      </w:r>
+      <w:r>
+        <w:rPr>
+          <w:rFonts w:hint="eastAsia" w:ascii="Times New Roman" w:hAnsi="Times New Roman" w:eastAsia="FangSong" w:cs="Times New Roman"/>
+        </w:rPr>
+        <w:t>竞赛讲义</w:t>
+      </w:r>
+      <w:r>
+        <w:rPr>
+          <w:rFonts w:hint="eastAsia" w:ascii="Times New Roman" w:hAnsi="Times New Roman" w:eastAsia="Times New Roman" w:cs="Times New Roman"/>
+        </w:rPr>
+        <w:t>），</w:t>
+      </w:r>
+      <w:r>
+        <w:rPr>
+          <w:rFonts w:hint="eastAsia" w:ascii="Times New Roman" w:hAnsi="Times New Roman" w:eastAsia="FangSong" w:cs="Times New Roman"/>
+        </w:rPr>
+        <w:t>不含大学教材课后习题</w:t>
+      </w:r>
+      <w:r>
+        <w:rPr>
+          <w:rFonts w:hint="eastAsia" w:ascii="Times New Roman" w:hAnsi="Times New Roman" w:eastAsia="Times New Roman" w:cs="Times New Roman"/>
+        </w:rPr>
+        <w:t>。</w:t>
+      </w:r>
+      <w:r>
+        <w:rPr>
+          <w:rFonts w:ascii="Times New Roman" w:hAnsi="Times New Roman" w:eastAsia="Times New Roman" w:cs="Times New Roman"/>
+        </w:rPr>
+        <w:t xml:space="preserve"> </w:t>
+      </w:r>
+      <w:r>
+        <w:rPr>
+          <w:rFonts w:hint="eastAsia" w:ascii="Times New Roman" w:hAnsi="Times New Roman" w:eastAsia="FangSong" w:cs="Times New Roman"/>
+          <w:b/>
+          <w:bCs/>
+        </w:rPr>
+        <w:t xml:space="preserve">构成</w:t>
+      </w:r>
+      <w:r>
+        <w:rPr>
+          <w:rFonts w:hint="eastAsia" w:ascii="Times New Roman" w:hAnsi="Times New Roman" w:eastAsia="Times New Roman" w:cs="Times New Roman"/>
+        </w:rPr>
+        <w:t>：</w:t>
+      </w:r>
+      <w:r>
+        <w:rPr>
+          <w:rFonts w:hint="eastAsia" w:ascii="Times New Roman" w:hAnsi="Times New Roman" w:eastAsia="FangSong" w:cs="Times New Roman"/>
+        </w:rPr>
+        <w:t>共</w:t>
+      </w:r>
+      <w:r>
+        <w:rPr>
+          <w:rFonts w:ascii="Times New Roman" w:hAnsi="Times New Roman" w:eastAsia="Times New Roman" w:cs="Times New Roman"/>
+        </w:rPr>
+        <w:t xml:space="preserve"> 26 </w:t>
+      </w:r>
+      <w:r>
+        <w:rPr>
+          <w:rFonts w:hint="eastAsia" w:ascii="Times New Roman" w:hAnsi="Times New Roman" w:eastAsia="FangSong" w:cs="Times New Roman"/>
+        </w:rPr>
+        <w:t>题</w:t>
+      </w:r>
+      <w:r>
+        <w:rPr>
+          <w:rFonts w:hint="eastAsia" w:ascii="Times New Roman" w:hAnsi="Times New Roman" w:eastAsia="Times New Roman" w:cs="Times New Roman"/>
+        </w:rPr>
+        <w:t>（</w:t>
+      </w:r>
+      <w:r>
+        <w:rPr>
+          <w:rFonts w:hint="eastAsia" w:ascii="Times New Roman" w:hAnsi="Times New Roman" w:eastAsia="FangSong" w:cs="Times New Roman"/>
+        </w:rPr>
+        <w:t>结构化学</w:t>
+      </w:r>
+      <w:r>
+        <w:rPr>
+          <w:rFonts w:ascii="Times New Roman" w:hAnsi="Times New Roman" w:eastAsia="Times New Roman" w:cs="Times New Roman"/>
+        </w:rPr>
+        <w:t xml:space="preserve"> 14 </w:t>
+      </w:r>
+      <w:r>
+        <w:rPr>
+          <w:rFonts w:hint="eastAsia" w:ascii="Times New Roman" w:hAnsi="Times New Roman" w:eastAsia="Times New Roman" w:cs="Times New Roman"/>
+        </w:rPr>
+        <w:t xml:space="preserve">＋</w:t>
+      </w:r>
+      <w:r>
+        <w:rPr>
+          <w:rFonts w:ascii="Times New Roman" w:hAnsi="Times New Roman" w:eastAsia="Times New Roman" w:cs="Times New Roman"/>
+        </w:rPr>
+        <w:t xml:space="preserve"> </w:t>
+      </w:r>
+      <w:r>
+        <w:rPr>
+          <w:rFonts w:hint="eastAsia" w:ascii="Times New Roman" w:hAnsi="Times New Roman" w:eastAsia="FangSong" w:cs="Times New Roman"/>
+        </w:rPr>
+        <w:t xml:space="preserve">化学原理</w:t>
+      </w:r>
+      <w:r>
+        <w:rPr>
+          <w:rFonts w:ascii="Times New Roman" w:hAnsi="Times New Roman" w:eastAsia="Times New Roman" w:cs="Times New Roman"/>
+        </w:rPr>
+        <w:t xml:space="preserve"> </w:t>
+      </w:r>
+      <w:r>
+        <w:rPr>
+          <w:rFonts w:hint="eastAsia" w:ascii="Times New Roman" w:hAnsi="Times New Roman" w:eastAsia="Times New Roman" w:cs="Times New Roman"/>
+        </w:rPr>
+        <w:t>12）；</w:t>
+      </w:r>
+      <w:r>
+        <w:rPr>
+          <w:rFonts w:hint="eastAsia" w:ascii="Times New Roman" w:hAnsi="Times New Roman" w:eastAsia="FangSong" w:cs="Times New Roman"/>
+        </w:rPr>
+        <w:t>基础</w:t>
+      </w:r>
+      <w:r>
+        <w:rPr>
+          <w:rFonts w:ascii="Times New Roman" w:hAnsi="Times New Roman" w:eastAsia="Times New Roman" w:cs="Times New Roman"/>
+        </w:rPr>
+        <w:t xml:space="preserve"> 6 </w:t>
+      </w:r>
+      <w:r>
+        <w:rPr>
+          <w:rFonts w:hint="eastAsia" w:ascii="Times New Roman" w:hAnsi="Times New Roman" w:eastAsia="Times New Roman" w:cs="Times New Roman"/>
+        </w:rPr>
+        <w:t xml:space="preserve">＋</w:t>
+      </w:r>
+      <w:r>
+        <w:rPr>
+          <w:rFonts w:ascii="Times New Roman" w:hAnsi="Times New Roman" w:eastAsia="Times New Roman" w:cs="Times New Roman"/>
+        </w:rPr>
+        <w:t xml:space="preserve"> </w:t>
+      </w:r>
+      <w:r>
+        <w:rPr>
+          <w:rFonts w:hint="eastAsia" w:ascii="Times New Roman" w:hAnsi="Times New Roman" w:eastAsia="FangSong" w:cs="Times New Roman"/>
+        </w:rPr>
+        <w:t xml:space="preserve">进阶</w:t>
+      </w:r>
+      <w:r>
+        <w:rPr>
+          <w:rFonts w:ascii="Times New Roman" w:hAnsi="Times New Roman" w:eastAsia="Times New Roman" w:cs="Times New Roman"/>
+        </w:rPr>
+        <w:t xml:space="preserve"> 16 </w:t>
+      </w:r>
+      <w:r>
+        <w:rPr>
+          <w:rFonts w:hint="eastAsia" w:ascii="Times New Roman" w:hAnsi="Times New Roman" w:eastAsia="Times New Roman" w:cs="Times New Roman"/>
+        </w:rPr>
+        <w:t xml:space="preserve">＋</w:t>
+      </w:r>
+      <w:r>
+        <w:rPr>
+          <w:rFonts w:ascii="Times New Roman" w:hAnsi="Times New Roman" w:eastAsia="Times New Roman" w:cs="Times New Roman"/>
+        </w:rPr>
+        <w:t xml:space="preserve"> </w:t>
+      </w:r>
+      <w:r>
+        <w:rPr>
+          <w:rFonts w:hint="eastAsia" w:ascii="Times New Roman" w:hAnsi="Times New Roman" w:eastAsia="FangSong" w:cs="Times New Roman"/>
+        </w:rPr>
+        <w:t xml:space="preserve">挑战</w:t>
+      </w:r>
+      <w:r>
+        <w:rPr>
+          <w:rFonts w:ascii="Times New Roman" w:hAnsi="Times New Roman" w:eastAsia="Times New Roman" w:cs="Times New Roman"/>
+        </w:rPr>
+        <w:t xml:space="preserve"> 4。</w:t>
+      </w:r>
+      <w:r>
+        <w:rPr>
+          <w:rFonts w:ascii="Times New Roman" w:hAnsi="Times New Roman" w:eastAsia="Times New Roman" w:cs="Times New Roman"/>
+        </w:rPr>
+        <w:t xml:space="preserve"> </w:t>
+      </w:r>
+      <w:r>
+        <w:rPr>
+          <w:rFonts w:hint="eastAsia" w:ascii="Times New Roman" w:hAnsi="Times New Roman" w:eastAsia="FangSong" w:cs="Times New Roman"/>
+          <w:b/>
+          <w:bCs/>
+        </w:rPr>
+        <w:t xml:space="preserve">学生版</w:t>
+      </w:r>
+      <w:r>
+        <w:rPr>
+          <w:rFonts w:hint="eastAsia" w:ascii="Times New Roman" w:hAnsi="Times New Roman" w:eastAsia="FangSong" w:cs="Times New Roman"/>
+        </w:rPr>
+        <w:t>同题号同序</w:t>
+      </w:r>
+      <w:r>
+        <w:rPr>
+          <w:rFonts w:hint="eastAsia" w:ascii="Times New Roman" w:hAnsi="Times New Roman" w:eastAsia="Times New Roman" w:cs="Times New Roman"/>
+        </w:rPr>
+        <w:t>，</w:t>
+      </w:r>
+      <w:r>
+        <w:rPr>
+          <w:rFonts w:hint="eastAsia" w:ascii="Times New Roman" w:hAnsi="Times New Roman" w:eastAsia="FangSong" w:cs="Times New Roman"/>
+        </w:rPr>
+        <w:t>可直接印发</w:t>
+      </w:r>
+      <w:r>
+        <w:rPr>
+          <w:rFonts w:hint="eastAsia" w:ascii="Times New Roman" w:hAnsi="Times New Roman" w:eastAsia="Times New Roman" w:cs="Times New Roman"/>
+        </w:rPr>
+        <w:t>。</w:t>
+      </w:r>
+    </w:p>
     <w:bookmarkStart w:id="9" w:name="难度总览"/>
     <w:p>
       <w:pPr>
@@ -58,6 +334,15 @@
         <w:tblStyle w:val="Table"/>
         <w:tblW w:type="auto" w:w="0"/>
         <w:tblLook w:firstRow="1" w:lastRow="0" w:firstColumn="0" w:lastColumn="0" w:noHBand="0" w:noVBand="0" w:val="0020"/>
+        <w:jc w:val="center"/>
+        <w:tblBorders>
+          <w:top w:val="single" w:sz="12" w:space="0" w:color="333333"/>
+          <w:bottom w:val="single" w:sz="12" w:space="0" w:color="333333"/>
+          <w:left w:val="none"/>
+          <w:right w:val="none"/>
+          <w:insideH w:val="none"/>
+          <w:insideV w:val="none"/>
+        </w:tblBorders>
       </w:tblPr>
       <w:tblGrid>
         <w:gridCol w:w="2640"/>
@@ -69,7 +354,11 @@
           <w:tblHeader w:val="on"/>
         </w:trPr>
         <w:tc>
-          <w:tcPr/>
+          <w:tcPr>
+            <w:tcBorders>
+              <w:bottom w:val="single" w:sz="6" w:space="0" w:color="333333"/>
+            </w:tcBorders>
+          </w:tcPr>
           <w:p>
             <w:pPr>
               <w:pStyle w:val="Compact"/>
@@ -85,7 +374,11 @@
           </w:p>
         </w:tc>
         <w:tc>
-          <w:tcPr/>
+          <w:tcPr>
+            <w:tcBorders>
+              <w:bottom w:val="single" w:sz="6" w:space="0" w:color="333333"/>
+            </w:tcBorders>
+          </w:tcPr>
           <w:p>
             <w:pPr>
               <w:pStyle w:val="Compact"/>
@@ -101,7 +394,11 @@
           </w:p>
         </w:tc>
         <w:tc>
-          <w:tcPr/>
+          <w:tcPr>
+            <w:tcBorders>
+              <w:bottom w:val="single" w:sz="6" w:space="0" w:color="333333"/>
+            </w:tcBorders>
+          </w:tcPr>
           <w:p>
             <w:pPr>
               <w:pStyle w:val="Compact"/>
@@ -311,6 +608,7 @@
     <w:p>
       <w:pPr>
         <w:pStyle w:val="BlockText"/>
+        <w:ind w:firstLine="420"/>
       </w:pPr>
       <w:r>
         <w:rPr>
@@ -334,6 +632,7 @@
     <w:p>
       <w:pPr>
         <w:pStyle w:val="FirstParagraph"/>
+        <w:ind w:firstLine="420"/>
       </w:pPr>
       <w:r>
         <w:rPr>
@@ -404,7 +703,7 @@
         <w:rPr>
           <w:rFonts w:ascii="Times New Roman" w:hAnsi="Times New Roman" w:eastAsia="Times New Roman" w:cs="Times New Roman"/>
         </w:rPr>
-        <w:t xml:space="preserve">A.</w:t>
+        <w:t xml:space="preserve">- A.</w:t>
       </w:r>
       <w:r>
         <w:rPr>
@@ -439,7 +738,7 @@
         <w:rPr>
           <w:rFonts w:ascii="Times New Roman" w:hAnsi="Times New Roman" w:eastAsia="Times New Roman" w:cs="Times New Roman"/>
         </w:rPr>
-        <w:t xml:space="preserve">B.</w:t>
+        <w:t xml:space="preserve">- B.</w:t>
       </w:r>
       <w:r>
         <w:rPr>
@@ -486,7 +785,7 @@
         <w:rPr>
           <w:rFonts w:ascii="Times New Roman" w:hAnsi="Times New Roman" w:eastAsia="Times New Roman" w:cs="Times New Roman"/>
         </w:rPr>
-        <w:t xml:space="preserve">C.</w:t>
+        <w:t xml:space="preserve">- C.</w:t>
       </w:r>
       <w:r>
         <w:rPr>
@@ -529,7 +828,7 @@
         <w:rPr>
           <w:rFonts w:ascii="Times New Roman" w:hAnsi="Times New Roman" w:eastAsia="Times New Roman" w:cs="Times New Roman"/>
         </w:rPr>
-        <w:t xml:space="preserve">D.</w:t>
+        <w:t xml:space="preserve">- D.</w:t>
       </w:r>
       <w:r>
         <w:rPr>
@@ -561,6 +860,7 @@
     <w:p>
       <w:pPr>
         <w:pStyle w:val="BodyText"/>
+        <w:ind w:firstLine="420"/>
       </w:pPr>
       <w:r>
         <w:rPr>
@@ -580,6 +880,7 @@
     <w:p>
       <w:pPr>
         <w:pStyle w:val="BodyText"/>
+        <w:ind w:firstLine="420"/>
       </w:pPr>
       <w:r>
         <w:rPr>
@@ -637,6 +938,7 @@
     <w:p>
       <w:pPr>
         <w:pStyle w:val="BlockText"/>
+        <w:ind w:firstLine="420"/>
       </w:pPr>
       <w:r>
         <w:rPr>
@@ -660,6 +962,7 @@
     <w:p>
       <w:pPr>
         <w:pStyle w:val="FirstParagraph"/>
+        <w:ind w:firstLine="420"/>
       </w:pPr>
       <w:r>
         <w:rPr>
@@ -761,6 +1064,7 @@
     <w:p>
       <w:pPr>
         <w:pStyle w:val="BodyText"/>
+        <w:ind w:firstLine="420"/>
       </w:pPr>
       <w:r>
         <w:rPr>
@@ -780,6 +1084,7 @@
     <w:p>
       <w:pPr>
         <w:pStyle w:val="BodyText"/>
+        <w:ind w:firstLine="420"/>
       </w:pPr>
       <w:r>
         <w:rPr>
@@ -837,6 +1142,7 @@
     <w:p>
       <w:pPr>
         <w:pStyle w:val="BlockText"/>
+        <w:ind w:firstLine="420"/>
       </w:pPr>
       <w:r>
         <w:rPr>
@@ -860,6 +1166,7 @@
     <w:p>
       <w:pPr>
         <w:pStyle w:val="FirstParagraph"/>
+        <w:ind w:firstLine="420"/>
       </w:pPr>
       <w:r>
         <w:rPr>
@@ -901,7 +1208,7 @@
         <w:rPr>
           <w:rFonts w:ascii="Times New Roman" w:hAnsi="Times New Roman" w:eastAsia="Times New Roman" w:cs="Times New Roman"/>
         </w:rPr>
-        <w:t xml:space="preserve">A.</w:t>
+        <w:t xml:space="preserve">- A.</w:t>
       </w:r>
       <w:r>
         <w:rPr>
@@ -947,7 +1254,7 @@
         <w:rPr>
           <w:rFonts w:ascii="Times New Roman" w:hAnsi="Times New Roman" w:eastAsia="Times New Roman" w:cs="Times New Roman"/>
         </w:rPr>
-        <w:t xml:space="preserve">B.</w:t>
+        <w:t xml:space="preserve">- B.</w:t>
       </w:r>
       <w:r>
         <w:rPr>
@@ -993,7 +1300,7 @@
         <w:rPr>
           <w:rFonts w:ascii="Times New Roman" w:hAnsi="Times New Roman" w:eastAsia="Times New Roman" w:cs="Times New Roman"/>
         </w:rPr>
-        <w:t xml:space="preserve">C.</w:t>
+        <w:t xml:space="preserve">- C.</w:t>
       </w:r>
       <w:r>
         <w:rPr>
@@ -1039,7 +1346,7 @@
         <w:rPr>
           <w:rFonts w:ascii="Times New Roman" w:hAnsi="Times New Roman" w:eastAsia="Times New Roman" w:cs="Times New Roman"/>
         </w:rPr>
-        <w:t xml:space="preserve">D.</w:t>
+        <w:t xml:space="preserve">- D.</w:t>
       </w:r>
       <w:r>
         <w:rPr>
@@ -1068,6 +1375,7 @@
     <w:p>
       <w:pPr>
         <w:pStyle w:val="BodyText"/>
+        <w:ind w:firstLine="420"/>
       </w:pPr>
       <w:r>
         <w:rPr>
@@ -1087,6 +1395,7 @@
     <w:p>
       <w:pPr>
         <w:pStyle w:val="BodyText"/>
+        <w:ind w:firstLine="420"/>
       </w:pPr>
       <w:r>
         <w:rPr>
@@ -1144,6 +1453,7 @@
     <w:p>
       <w:pPr>
         <w:pStyle w:val="BlockText"/>
+        <w:ind w:firstLine="420"/>
       </w:pPr>
       <w:r>
         <w:rPr>
@@ -1167,6 +1477,7 @@
     <w:p>
       <w:pPr>
         <w:pStyle w:val="FirstParagraph"/>
+        <w:ind w:firstLine="420"/>
       </w:pPr>
       <w:r>
         <w:rPr>
@@ -1208,7 +1519,7 @@
         <w:rPr>
           <w:rFonts w:ascii="Times New Roman" w:hAnsi="Times New Roman" w:eastAsia="Times New Roman" w:cs="Times New Roman"/>
         </w:rPr>
-        <w:t xml:space="preserve">A.</w:t>
+        <w:t xml:space="preserve">- A.</w:t>
       </w:r>
       <w:r>
         <w:rPr>
@@ -1254,7 +1565,7 @@
         <w:rPr>
           <w:rFonts w:ascii="Times New Roman" w:hAnsi="Times New Roman" w:eastAsia="Times New Roman" w:cs="Times New Roman"/>
         </w:rPr>
-        <w:t xml:space="preserve">B.</w:t>
+        <w:t xml:space="preserve">- B.</w:t>
       </w:r>
       <w:r>
         <w:rPr>
@@ -1300,7 +1611,7 @@
         <w:rPr>
           <w:rFonts w:ascii="Times New Roman" w:hAnsi="Times New Roman" w:eastAsia="Times New Roman" w:cs="Times New Roman"/>
         </w:rPr>
-        <w:t xml:space="preserve">C.</w:t>
+        <w:t xml:space="preserve">- C.</w:t>
       </w:r>
       <w:r>
         <w:rPr>
@@ -1346,7 +1657,7 @@
         <w:rPr>
           <w:rFonts w:ascii="Times New Roman" w:hAnsi="Times New Roman" w:eastAsia="Times New Roman" w:cs="Times New Roman"/>
         </w:rPr>
-        <w:t xml:space="preserve">D.</w:t>
+        <w:t xml:space="preserve">- D.</w:t>
       </w:r>
       <w:r>
         <w:rPr>
@@ -1386,6 +1697,7 @@
     <w:p>
       <w:pPr>
         <w:pStyle w:val="BodyText"/>
+        <w:ind w:firstLine="420"/>
       </w:pPr>
       <w:r>
         <w:rPr>
@@ -1405,6 +1717,7 @@
     <w:p>
       <w:pPr>
         <w:pStyle w:val="BodyText"/>
+        <w:ind w:firstLine="420"/>
       </w:pPr>
       <w:r>
         <w:rPr>
@@ -1462,6 +1775,7 @@
     <w:p>
       <w:pPr>
         <w:pStyle w:val="BlockText"/>
+        <w:ind w:firstLine="420"/>
       </w:pPr>
       <w:r>
         <w:rPr>
@@ -1497,6 +1811,7 @@
     <w:p>
       <w:pPr>
         <w:pStyle w:val="FirstParagraph"/>
+        <w:ind w:firstLine="420"/>
       </w:pPr>
       <w:r>
         <w:rPr>
@@ -1614,6 +1929,7 @@
           <w:ilvl w:val="0"/>
           <w:numId w:val="1001"/>
         </w:numPr>
+        <w:ind w:firstLine="420"/>
       </w:pPr>
       <w:r>
         <w:rPr>
@@ -1634,6 +1950,7 @@
           <w:ilvl w:val="0"/>
           <w:numId w:val="1001"/>
         </w:numPr>
+        <w:ind w:firstLine="420"/>
       </w:pPr>
       <w:r>
         <w:rPr>
@@ -1891,6 +2208,7 @@
           <w:ilvl w:val="0"/>
           <w:numId w:val="1001"/>
         </w:numPr>
+        <w:ind w:firstLine="420"/>
       </w:pPr>
       <m:oMath>
         <m:sSup>
@@ -1990,6 +2308,7 @@
     <w:p>
       <w:pPr>
         <w:pStyle w:val="FirstParagraph"/>
+        <w:ind w:firstLine="420"/>
       </w:pPr>
       <w:r>
         <w:rPr>
@@ -2009,6 +2328,7 @@
     <w:p>
       <w:pPr>
         <w:pStyle w:val="BodyText"/>
+        <w:ind w:firstLine="420"/>
       </w:pPr>
       <w:r>
         <w:rPr>
@@ -2232,6 +2552,7 @@
           <w:ilvl w:val="0"/>
           <w:numId w:val="1002"/>
         </w:numPr>
+        <w:ind w:firstLine="420"/>
       </w:pPr>
       <w:r>
         <w:rPr>
@@ -2363,6 +2684,7 @@
     <w:p>
       <w:pPr>
         <w:pStyle w:val="BlockText"/>
+        <w:ind w:firstLine="420"/>
       </w:pPr>
       <w:r>
         <w:rPr>
@@ -2386,6 +2708,7 @@
     <w:p>
       <w:pPr>
         <w:pStyle w:val="FirstParagraph"/>
+        <w:ind w:firstLine="420"/>
       </w:pPr>
       <w:r>
         <w:rPr>
@@ -2403,6 +2726,7 @@
     <w:p>
       <w:pPr>
         <w:pStyle w:val="BodyText"/>
+        <w:ind w:firstLine="420"/>
       </w:pPr>
       <m:oMath>
         <m:oMathPr>
@@ -2719,12 +3043,49 @@
         <w:rPr>
           <w:rFonts w:ascii="Times New Roman" w:hAnsi="Times New Roman" w:eastAsia="Times New Roman" w:cs="Times New Roman"/>
         </w:rPr>
-        <w:t xml:space="preserve">A. 18.9% B. 15.1% C. 30.2% D. 38.9%</w:t>
+        <w:t xml:space="preserve">- A. 18.9%</w:t>
+      </w:r>
+      <w:r>
+        <w:rPr>
+          <w:rFonts w:ascii="Times New Roman" w:hAnsi="Times New Roman" w:eastAsia="Times New Roman" w:cs="Times New Roman"/>
+        </w:rPr>
+        <w:t xml:space="preserve"> </w:t>
+      </w:r>
+      <w:r>
+        <w:rPr>
+          <w:rFonts w:ascii="Times New Roman" w:hAnsi="Times New Roman" w:eastAsia="Times New Roman" w:cs="Times New Roman"/>
+        </w:rPr>
+        <w:t xml:space="preserve">- B. 15.1%</w:t>
+      </w:r>
+      <w:r>
+        <w:rPr>
+          <w:rFonts w:ascii="Times New Roman" w:hAnsi="Times New Roman" w:eastAsia="Times New Roman" w:cs="Times New Roman"/>
+        </w:rPr>
+        <w:t xml:space="preserve"> </w:t>
+      </w:r>
+      <w:r>
+        <w:rPr>
+          <w:rFonts w:ascii="Times New Roman" w:hAnsi="Times New Roman" w:eastAsia="Times New Roman" w:cs="Times New Roman"/>
+        </w:rPr>
+        <w:t xml:space="preserve">- C. 30.2%</w:t>
+      </w:r>
+      <w:r>
+        <w:rPr>
+          <w:rFonts w:ascii="Times New Roman" w:hAnsi="Times New Roman" w:eastAsia="Times New Roman" w:cs="Times New Roman"/>
+        </w:rPr>
+        <w:t xml:space="preserve"> </w:t>
+      </w:r>
+      <w:r>
+        <w:rPr>
+          <w:rFonts w:ascii="Times New Roman" w:hAnsi="Times New Roman" w:eastAsia="Times New Roman" w:cs="Times New Roman"/>
+        </w:rPr>
+        <w:t xml:space="preserve">- D. 38.9%</w:t>
       </w:r>
     </w:p>
     <w:p>
       <w:pPr>
         <w:pStyle w:val="BodyText"/>
+        <w:ind w:firstLine="420"/>
       </w:pPr>
       <w:r>
         <w:rPr>
@@ -2744,6 +3105,7 @@
     <w:p>
       <w:pPr>
         <w:pStyle w:val="BodyText"/>
+        <w:ind w:firstLine="420"/>
       </w:pPr>
       <w:r>
         <w:rPr>
@@ -2765,6 +3127,7 @@
     <w:p>
       <w:pPr>
         <w:pStyle w:val="BodyText"/>
+        <w:ind w:firstLine="420"/>
       </w:pPr>
       <w:r>
         <w:rPr>
@@ -2786,6 +3149,7 @@
     <w:p>
       <w:pPr>
         <w:pStyle w:val="BodyText"/>
+        <w:ind w:firstLine="420"/>
       </w:pPr>
       <w:r>
         <w:rPr>
@@ -3886,6 +4250,7 @@
     <w:p>
       <w:pPr>
         <w:pStyle w:val="BlockText"/>
+        <w:ind w:firstLine="420"/>
       </w:pPr>
       <w:r>
         <w:rPr>
@@ -3909,6 +4274,7 @@
     <w:p>
       <w:pPr>
         <w:pStyle w:val="FirstParagraph"/>
+        <w:ind w:firstLine="420"/>
       </w:pPr>
       <w:r>
         <w:rPr>
@@ -4427,14 +4793,13 @@
     </w:p>
     <w:p>
       <w:pPr>
-        <w:pStyle w:val="BodyText"/>
-      </w:pPr>
-      <w:r>
-        <w:rPr>
-          <w:rFonts w:ascii="Times New Roman" w:hAnsi="Times New Roman" w:eastAsia="Times New Roman" w:cs="Times New Roman"/>
-        </w:rPr>
-        <w:t xml:space="preserve">2-2 </w:t>
-      </w:r>
+        <w:pStyle w:val="Compact"/>
+        <w:numPr>
+          <w:ilvl w:val="0"/>
+          <w:numId w:val="1003"/>
+        </w:numPr>
+        <w:ind w:firstLine="420"/>
+      </w:pPr>
       <w:r>
         <w:rPr>
           <w:rFonts w:hint="eastAsia" w:ascii="Times New Roman" w:hAnsi="Times New Roman" w:eastAsia="FangSong" w:cs="Times New Roman"/>
@@ -4528,7 +4893,8 @@
     </w:p>
     <w:p>
       <w:pPr>
-        <w:pStyle w:val="BodyText"/>
+        <w:pStyle w:val="FirstParagraph"/>
+        <w:ind w:firstLine="420"/>
       </w:pPr>
       <w:r>
         <w:rPr>
@@ -4564,6 +4930,7 @@
     <w:p>
       <w:pPr>
         <w:pStyle w:val="BodyText"/>
+        <w:ind w:firstLine="420"/>
       </w:pPr>
       <w:r>
         <w:rPr>
@@ -4599,6 +4966,7 @@
     <w:p>
       <w:pPr>
         <w:pStyle w:val="BodyText"/>
+        <w:ind w:firstLine="420"/>
       </w:pPr>
       <w:r>
         <w:rPr>
@@ -4730,6 +5098,7 @@
     <w:p>
       <w:pPr>
         <w:pStyle w:val="BodyText"/>
+        <w:ind w:firstLine="420"/>
       </w:pPr>
       <w:r>
         <w:rPr>
@@ -4748,20 +5117,12 @@
     </w:p>
     <w:p>
       <w:pPr>
-        <w:pStyle w:val="BodyText"/>
-      </w:pPr>
-      <w:r>
-        <w:rPr>
-          <w:rFonts w:ascii="Times New Roman" w:hAnsi="Times New Roman" w:eastAsia="Times New Roman" w:cs="Times New Roman"/>
-        </w:rPr>
-        <w:t xml:space="preserve">2-1</w:t>
-      </w:r>
-      <w:r>
-        <w:rPr>
-          <w:rFonts w:ascii="Times New Roman" w:hAnsi="Times New Roman" w:eastAsia="Times New Roman" w:cs="Times New Roman"/>
-        </w:rPr>
-        <w:t xml:space="preserve"> </w:t>
-      </w:r>
+        <w:pStyle w:val="Compact"/>
+        <w:numPr>
+          <w:ilvl w:val="0"/>
+          <w:numId w:val="1004"/>
+        </w:numPr>
+      </w:pPr>
       <m:oMath>
         <m:sSubSup>
           <m:e>
@@ -5106,6 +5467,7 @@
     <w:p>
       <w:pPr>
         <w:pStyle w:val="BlockText"/>
+        <w:ind w:firstLine="420"/>
       </w:pPr>
       <w:r>
         <w:rPr>
@@ -5129,6 +5491,7 @@
     <w:p>
       <w:pPr>
         <w:pStyle w:val="FirstParagraph"/>
+        <w:ind w:firstLine="420"/>
       </w:pPr>
       <w:r>
         <w:rPr>
@@ -5474,6 +5837,7 @@
     <w:p>
       <w:pPr>
         <w:pStyle w:val="BodyText"/>
+        <w:ind w:firstLine="420"/>
       </w:pPr>
       <w:r>
         <w:rPr>
@@ -5493,6 +5857,7 @@
     <w:p>
       <w:pPr>
         <w:pStyle w:val="BodyText"/>
+        <w:ind w:firstLine="420"/>
       </w:pPr>
       <w:r>
         <w:rPr>
@@ -5697,6 +6062,7 @@
     <w:p>
       <w:pPr>
         <w:pStyle w:val="BodyText"/>
+        <w:ind w:firstLine="420"/>
       </w:pPr>
       <w:r>
         <w:rPr>
@@ -5738,6 +6104,7 @@
     <w:p>
       <w:pPr>
         <w:pStyle w:val="BodyText"/>
+        <w:ind w:firstLine="420"/>
       </w:pPr>
       <m:oMath>
         <m:sSub>
@@ -5831,6 +6198,7 @@
     <w:p>
       <w:pPr>
         <w:pStyle w:val="BodyText"/>
+        <w:ind w:firstLine="420"/>
       </w:pPr>
       <w:r>
         <w:rPr>
@@ -6141,6 +6509,7 @@
     <w:p>
       <w:pPr>
         <w:pStyle w:val="BodyText"/>
+        <w:ind w:firstLine="420"/>
       </w:pPr>
       <w:r>
         <w:rPr>
@@ -6326,6 +6695,7 @@
     <w:p>
       <w:pPr>
         <w:pStyle w:val="BodyText"/>
+        <w:ind w:firstLine="420"/>
       </w:pPr>
       <w:r>
         <w:rPr>
@@ -6561,6 +6931,7 @@
     <w:p>
       <w:pPr>
         <w:pStyle w:val="BlockText"/>
+        <w:ind w:firstLine="420"/>
       </w:pPr>
       <w:r>
         <w:rPr>
@@ -6583,43 +6954,18 @@
     </w:p>
     <w:p>
       <w:pPr>
-        <w:pStyle w:val="FirstParagraph"/>
-      </w:pPr>
-      <w:r>
-        <w:rPr>
-          <w:rFonts w:ascii="Times New Roman" w:hAnsi="Times New Roman" w:eastAsia="Times New Roman" w:cs="Times New Roman"/>
-        </w:rPr>
-        <w:t xml:space="preserve">9-1 </w:t>
-      </w:r>
+        <w:pStyle w:val="Compact"/>
+        <w:numPr>
+          <w:ilvl w:val="0"/>
+          <w:numId w:val="1005"/>
+        </w:numPr>
+        <w:ind w:firstLine="420"/>
+      </w:pPr>
       <w:r>
         <w:rPr>
           <w:rFonts w:hint="eastAsia" w:ascii="Times New Roman" w:hAnsi="Times New Roman" w:eastAsia="FangSong" w:cs="Times New Roman"/>
         </w:rPr>
         <w:t>下左图中的氯化钠晶胞和金刚石晶胞是分别指实线的小立方体还是虚线的大立方体</w:t>
-      </w:r>
-      <w:r>
-        <w:rPr>
-          <w:rFonts w:hint="eastAsia" w:ascii="Times New Roman" w:hAnsi="Times New Roman" w:eastAsia="Times New Roman" w:cs="Times New Roman"/>
-        </w:rPr>
-        <w:t>？</w:t>
-      </w:r>
-      <w:r>
-        <w:rPr>
-          <w:rFonts w:ascii="Times New Roman" w:hAnsi="Times New Roman" w:eastAsia="Times New Roman" w:cs="Times New Roman"/>
-        </w:rPr>
-        <w:t xml:space="preserve"> </w:t>
-      </w:r>
-      <w:r>
-        <w:rPr>
-          <w:rFonts w:ascii="Times New Roman" w:hAnsi="Times New Roman" w:eastAsia="Times New Roman" w:cs="Times New Roman"/>
-        </w:rPr>
-        <w:t xml:space="preserve">9-2 </w:t>
-      </w:r>
-      <w:r>
-        <w:rPr>
-          <w:rFonts w:hint="eastAsia" w:ascii="Times New Roman" w:hAnsi="Times New Roman" w:eastAsia="FangSong" w:cs="Times New Roman"/>
-        </w:rPr>
-        <w:t>下右图中的金刚石晶胞和干冰晶胞是不是面心晶胞</w:t>
       </w:r>
       <w:r>
         <w:rPr>
@@ -6630,7 +6976,29 @@
     </w:p>
     <w:p>
       <w:pPr>
-        <w:pStyle w:val="BodyText"/>
+        <w:pStyle w:val="Compact"/>
+        <w:numPr>
+          <w:ilvl w:val="0"/>
+          <w:numId w:val="1005"/>
+        </w:numPr>
+        <w:ind w:firstLine="420"/>
+      </w:pPr>
+      <w:r>
+        <w:rPr>
+          <w:rFonts w:hint="eastAsia" w:ascii="Times New Roman" w:hAnsi="Times New Roman" w:eastAsia="FangSong" w:cs="Times New Roman"/>
+        </w:rPr>
+        <w:t>下右图中的金刚石晶胞和干冰晶胞是不是面心晶胞</w:t>
+      </w:r>
+      <w:r>
+        <w:rPr>
+          <w:rFonts w:hint="eastAsia" w:ascii="Times New Roman" w:hAnsi="Times New Roman" w:eastAsia="Times New Roman" w:cs="Times New Roman"/>
+        </w:rPr>
+        <w:t>？</w:t>
+      </w:r>
+    </w:p>
+    <w:p>
+      <w:pPr>
+        <w:pStyle w:val="FirstParagraph"/>
         <w:spacing w:before="160" w:after="80"/>
         <w:jc w:val="center"/>
       </w:pPr>
@@ -6735,6 +7103,7 @@
     <w:p>
       <w:pPr>
         <w:pStyle w:val="BodyText"/>
+        <w:ind w:firstLine="420"/>
       </w:pPr>
       <w:r>
         <w:rPr>
@@ -6754,6 +7123,7 @@
     <w:p>
       <w:pPr>
         <w:pStyle w:val="BodyText"/>
+        <w:ind w:firstLine="420"/>
       </w:pPr>
       <w:r>
         <w:rPr>
@@ -6869,6 +7239,7 @@
     <w:p>
       <w:pPr>
         <w:pStyle w:val="BodyText"/>
+        <w:ind w:firstLine="420"/>
       </w:pPr>
       <w:r>
         <w:rPr>
@@ -7090,6 +7461,7 @@
     <w:p>
       <w:pPr>
         <w:pStyle w:val="BodyText"/>
+        <w:ind w:firstLine="420"/>
       </w:pPr>
       <w:r>
         <w:rPr>
@@ -7263,6 +7635,7 @@
     <w:p>
       <w:pPr>
         <w:pStyle w:val="BodyText"/>
+        <w:ind w:firstLine="420"/>
       </w:pPr>
       <w:r>
         <w:rPr>
@@ -7532,6 +7905,7 @@
     <w:p>
       <w:pPr>
         <w:pStyle w:val="BlockText"/>
+        <w:ind w:firstLine="420"/>
       </w:pPr>
       <w:r>
         <w:rPr>
@@ -7555,6 +7929,7 @@
     <w:p>
       <w:pPr>
         <w:pStyle w:val="FirstParagraph"/>
+        <w:ind w:firstLine="420"/>
       </w:pPr>
       <w:r>
         <w:rPr>
@@ -8015,14 +8390,12 @@
     </w:p>
     <w:p>
       <w:pPr>
-        <w:pStyle w:val="BodyText"/>
-      </w:pPr>
-      <w:r>
-        <w:rPr>
-          <w:rFonts w:ascii="Times New Roman" w:hAnsi="Times New Roman" w:eastAsia="Times New Roman" w:cs="Times New Roman"/>
-        </w:rPr>
-        <w:t xml:space="preserve">6-1 </w:t>
-      </w:r>
+        <w:numPr>
+          <w:ilvl w:val="0"/>
+          <w:numId w:val="1006"/>
+        </w:numPr>
+        <w:ind w:firstLine="420"/>
+      </w:pPr>
       <w:r>
         <w:rPr>
           <w:rFonts w:hint="eastAsia" w:ascii="Times New Roman" w:hAnsi="Times New Roman" w:eastAsia="FangSong" w:cs="Times New Roman"/>
@@ -8150,13 +8523,17 @@
     </w:p>
     <w:p>
       <w:pPr>
-        <w:pStyle w:val="BodyText"/>
-      </w:pPr>
-      <w:r>
-        <w:rPr>
-          <w:rFonts w:ascii="Times New Roman" w:hAnsi="Times New Roman" w:eastAsia="Times New Roman" w:cs="Times New Roman"/>
-        </w:rPr>
-        <w:t xml:space="preserve">6-2 KCl </w:t>
+        <w:numPr>
+          <w:ilvl w:val="0"/>
+          <w:numId w:val="1006"/>
+        </w:numPr>
+        <w:ind w:firstLine="420"/>
+      </w:pPr>
+      <w:r>
+        <w:rPr>
+          <w:rFonts w:ascii="Times New Roman" w:hAnsi="Times New Roman" w:eastAsia="Times New Roman" w:cs="Times New Roman"/>
+        </w:rPr>
+        <w:t xml:space="preserve">KCl </w:t>
       </w:r>
       <w:r>
         <w:rPr>
@@ -8455,14 +8832,12 @@
     </w:p>
     <w:p>
       <w:pPr>
-        <w:pStyle w:val="BodyText"/>
-      </w:pPr>
-      <w:r>
-        <w:rPr>
-          <w:rFonts w:ascii="Times New Roman" w:hAnsi="Times New Roman" w:eastAsia="Times New Roman" w:cs="Times New Roman"/>
-        </w:rPr>
-        <w:t xml:space="preserve">6-3 </w:t>
-      </w:r>
+        <w:numPr>
+          <w:ilvl w:val="0"/>
+          <w:numId w:val="1006"/>
+        </w:numPr>
+        <w:ind w:firstLine="420"/>
+      </w:pPr>
       <w:r>
         <w:rPr>
           <w:rFonts w:hint="eastAsia" w:ascii="Times New Roman" w:hAnsi="Times New Roman" w:eastAsia="FangSong" w:cs="Times New Roman"/>
@@ -8686,14 +9061,12 @@
     </w:p>
     <w:p>
       <w:pPr>
-        <w:pStyle w:val="BodyText"/>
-      </w:pPr>
-      <w:r>
-        <w:rPr>
-          <w:rFonts w:ascii="Times New Roman" w:hAnsi="Times New Roman" w:eastAsia="Times New Roman" w:cs="Times New Roman"/>
-        </w:rPr>
-        <w:t xml:space="preserve">6-4 </w:t>
-      </w:r>
+        <w:numPr>
+          <w:ilvl w:val="0"/>
+          <w:numId w:val="1006"/>
+        </w:numPr>
+        <w:ind w:firstLine="420"/>
+      </w:pPr>
       <w:r>
         <w:rPr>
           <w:rFonts w:hint="eastAsia" w:ascii="Times New Roman" w:hAnsi="Times New Roman" w:eastAsia="FangSong" w:cs="Times New Roman"/>
@@ -8797,14 +9170,12 @@
     </w:p>
     <w:p>
       <w:pPr>
-        <w:pStyle w:val="BodyText"/>
-      </w:pPr>
-      <w:r>
-        <w:rPr>
-          <w:rFonts w:ascii="Times New Roman" w:hAnsi="Times New Roman" w:eastAsia="Times New Roman" w:cs="Times New Roman"/>
-        </w:rPr>
-        <w:t xml:space="preserve">6-5 </w:t>
-      </w:r>
+        <w:numPr>
+          <w:ilvl w:val="0"/>
+          <w:numId w:val="1006"/>
+        </w:numPr>
+        <w:ind w:firstLine="420"/>
+      </w:pPr>
       <w:r>
         <w:rPr>
           <w:rFonts w:hint="eastAsia" w:ascii="Times New Roman" w:hAnsi="Times New Roman" w:eastAsia="FangSong" w:cs="Times New Roman"/>
@@ -9278,14 +9649,12 @@
     </w:p>
     <w:p>
       <w:pPr>
-        <w:pStyle w:val="BodyText"/>
-      </w:pPr>
-      <w:r>
-        <w:rPr>
-          <w:rFonts w:ascii="Times New Roman" w:hAnsi="Times New Roman" w:eastAsia="Times New Roman" w:cs="Times New Roman"/>
-        </w:rPr>
-        <w:t xml:space="preserve">6-6 </w:t>
-      </w:r>
+        <w:numPr>
+          <w:ilvl w:val="0"/>
+          <w:numId w:val="1006"/>
+        </w:numPr>
+        <w:ind w:firstLine="420"/>
+      </w:pPr>
       <w:r>
         <w:rPr>
           <w:rFonts w:hint="eastAsia" w:ascii="Times New Roman" w:hAnsi="Times New Roman" w:eastAsia="FangSong" w:cs="Times New Roman"/>
@@ -9521,7 +9890,8 @@
     </w:p>
     <w:p>
       <w:pPr>
-        <w:pStyle w:val="BodyText"/>
+        <w:pStyle w:val="FirstParagraph"/>
+        <w:ind w:firstLine="420"/>
       </w:pPr>
       <w:r>
         <w:rPr>
@@ -9540,13 +9910,18 @@
     </w:p>
     <w:p>
       <w:pPr>
-        <w:pStyle w:val="BodyText"/>
-      </w:pPr>
-      <w:r>
-        <w:rPr>
-          <w:rFonts w:ascii="Times New Roman" w:hAnsi="Times New Roman" w:eastAsia="Times New Roman" w:cs="Times New Roman"/>
-        </w:rPr>
-        <w:t xml:space="preserve">6-2 ① </w:t>
+        <w:pStyle w:val="Compact"/>
+        <w:numPr>
+          <w:ilvl w:val="0"/>
+          <w:numId w:val="1007"/>
+        </w:numPr>
+        <w:ind w:firstLine="420"/>
+      </w:pPr>
+      <w:r>
+        <w:rPr>
+          <w:rFonts w:ascii="Times New Roman" w:hAnsi="Times New Roman" w:eastAsia="Times New Roman" w:cs="Times New Roman"/>
+        </w:rPr>
+        <w:t xml:space="preserve">① </w:t>
       </w:r>
       <w:r>
         <w:rPr>
@@ -9833,7 +10208,8 @@
     </w:p>
     <w:p>
       <w:pPr>
-        <w:pStyle w:val="BodyText"/>
+        <w:pStyle w:val="FirstParagraph"/>
+        <w:ind w:firstLine="420"/>
       </w:pPr>
       <w:r>
         <w:rPr>
@@ -10163,6 +10539,7 @@
     <w:p>
       <w:pPr>
         <w:pStyle w:val="BodyText"/>
+        <w:ind w:firstLine="420"/>
       </w:pPr>
       <w:r>
         <w:rPr>
@@ -10416,6 +10793,7 @@
     <w:p>
       <w:pPr>
         <w:pStyle w:val="BodyText"/>
+        <w:ind w:firstLine="420"/>
       </w:pPr>
       <w:r>
         <w:rPr>
@@ -10481,20 +10859,11 @@
     </w:p>
     <w:p>
       <w:pPr>
-        <w:pStyle w:val="BodyText"/>
-      </w:pPr>
-      <w:r>
-        <w:rPr>
-          <w:rFonts w:ascii="Times New Roman" w:hAnsi="Times New Roman" w:eastAsia="Times New Roman" w:cs="Times New Roman"/>
-        </w:rPr>
-        <w:t xml:space="preserve">6-4</w:t>
-      </w:r>
-      <w:r>
-        <w:rPr>
-          <w:rFonts w:ascii="Times New Roman" w:hAnsi="Times New Roman" w:eastAsia="Times New Roman" w:cs="Times New Roman"/>
-        </w:rPr>
-        <w:t xml:space="preserve"> </w:t>
-      </w:r>
+        <w:numPr>
+          <w:ilvl w:val="0"/>
+          <w:numId w:val="1008"/>
+        </w:numPr>
+      </w:pPr>
       <m:oMath>
         <m:oMathPr>
           <m:ctrlPr>
@@ -10583,14 +10952,11 @@
     </w:p>
     <w:p>
       <w:pPr>
-        <w:pStyle w:val="BodyText"/>
-      </w:pPr>
-      <w:r>
-        <w:rPr>
-          <w:rFonts w:ascii="Times New Roman" w:hAnsi="Times New Roman" w:eastAsia="Times New Roman" w:cs="Times New Roman"/>
-        </w:rPr>
-        <w:t xml:space="preserve">6-5 </w:t>
-      </w:r>
+        <w:numPr>
+          <w:ilvl w:val="0"/>
+          <w:numId w:val="1008"/>
+        </w:numPr>
+      </w:pPr>
       <w:r>
         <w:rPr>
           <w:rFonts w:hint="eastAsia" w:ascii="Times New Roman" w:hAnsi="Times New Roman" w:eastAsia="Times New Roman" w:cs="Times New Roman"/>
@@ -10600,14 +10966,12 @@
     </w:p>
     <w:p>
       <w:pPr>
-        <w:pStyle w:val="BodyText"/>
-      </w:pPr>
-      <w:r>
-        <w:rPr>
-          <w:rFonts w:ascii="Times New Roman" w:hAnsi="Times New Roman" w:eastAsia="Times New Roman" w:cs="Times New Roman"/>
-        </w:rPr>
-        <w:t xml:space="preserve">6-6 </w:t>
-      </w:r>
+        <w:numPr>
+          <w:ilvl w:val="0"/>
+          <w:numId w:val="1008"/>
+        </w:numPr>
+        <w:ind w:firstLine="420"/>
+      </w:pPr>
       <w:r>
         <w:rPr>
           <w:rFonts w:hint="eastAsia" w:ascii="Times New Roman" w:hAnsi="Times New Roman" w:eastAsia="Times New Roman" w:cs="Times New Roman"/>
@@ -10678,6 +11042,7 @@
     <w:p>
       <w:pPr>
         <w:pStyle w:val="BlockText"/>
+        <w:ind w:firstLine="420"/>
       </w:pPr>
       <w:r>
         <w:rPr>
@@ -10701,6 +11066,7 @@
     <w:p>
       <w:pPr>
         <w:pStyle w:val="FirstParagraph"/>
+        <w:ind w:firstLine="420"/>
       </w:pPr>
       <w:r>
         <w:rPr>
@@ -10830,6 +11196,7 @@
     <w:p>
       <w:pPr>
         <w:pStyle w:val="BodyText"/>
+        <w:ind w:firstLine="420"/>
       </w:pPr>
       <w:r>
         <w:rPr>
@@ -10849,6 +11216,7 @@
     <w:p>
       <w:pPr>
         <w:pStyle w:val="BodyText"/>
+        <w:ind w:firstLine="420"/>
       </w:pPr>
       <m:oMath>
         <m:r>
@@ -10966,6 +11334,7 @@
     <w:p>
       <w:pPr>
         <w:pStyle w:val="BodyText"/>
+        <w:ind w:firstLine="420"/>
       </w:pPr>
       <m:oMath>
         <m:oMathPr>
@@ -11053,6 +11422,7 @@
     <w:p>
       <w:pPr>
         <w:pStyle w:val="BodyText"/>
+        <w:ind w:firstLine="420"/>
       </w:pPr>
       <m:oMath>
         <m:oMathPr>
@@ -11155,6 +11525,7 @@
     <w:p>
       <w:pPr>
         <w:pStyle w:val="BodyText"/>
+        <w:ind w:firstLine="420"/>
       </w:pPr>
       <w:r>
         <w:rPr>
@@ -11428,6 +11799,7 @@
     <w:p>
       <w:pPr>
         <w:pStyle w:val="BlockText"/>
+        <w:ind w:firstLine="420"/>
       </w:pPr>
       <w:r>
         <w:rPr>
@@ -11451,6 +11823,7 @@
     <w:p>
       <w:pPr>
         <w:pStyle w:val="BlockText"/>
+        <w:ind w:firstLine="420"/>
       </w:pPr>
       <w:r>
         <w:rPr>
@@ -11482,6 +11855,7 @@
     <w:p>
       <w:pPr>
         <w:pStyle w:val="FirstParagraph"/>
+        <w:ind w:firstLine="420"/>
       </w:pPr>
       <w:r>
         <w:rPr>
@@ -11584,6 +11958,7 @@
     <w:p>
       <w:pPr>
         <w:pStyle w:val="BodyText"/>
+        <w:ind w:firstLine="420"/>
       </w:pPr>
       <w:r>
         <w:rPr>
@@ -11591,7 +11966,7 @@
           <w:b/>
           <w:bCs/>
         </w:rPr>
-        <w:t xml:space="preserve">10-1</w:t>
+        <w:t xml:space="preserve">(1)</w:t>
       </w:r>
       <w:r>
         <w:rPr>
@@ -11646,6 +12021,7 @@
     <w:p>
       <w:pPr>
         <w:pStyle w:val="BodyText"/>
+        <w:ind w:firstLine="420"/>
       </w:pPr>
       <w:r>
         <w:rPr>
@@ -11653,7 +12029,7 @@
           <w:b/>
           <w:bCs/>
         </w:rPr>
-        <w:t xml:space="preserve">10-2</w:t>
+        <w:t xml:space="preserve">(2)</w:t>
       </w:r>
       <w:r>
         <w:rPr>
@@ -12038,6 +12414,7 @@
     <w:p>
       <w:pPr>
         <w:pStyle w:val="BodyText"/>
+        <w:ind w:firstLine="420"/>
       </w:pPr>
       <w:r>
         <w:rPr>
@@ -12045,7 +12422,7 @@
           <w:b/>
           <w:bCs/>
         </w:rPr>
-        <w:t xml:space="preserve">10-3</w:t>
+        <w:t xml:space="preserve">(3)</w:t>
       </w:r>
       <w:r>
         <w:rPr>
@@ -12397,6 +12774,7 @@
     <w:p>
       <w:pPr>
         <w:pStyle w:val="BodyText"/>
+        <w:ind w:firstLine="420"/>
       </w:pPr>
       <w:r>
         <w:rPr>
@@ -12416,6 +12794,7 @@
     <w:p>
       <w:pPr>
         <w:pStyle w:val="BodyText"/>
+        <w:ind w:firstLine="420"/>
       </w:pPr>
       <w:r>
         <w:rPr>
@@ -12423,7 +12802,7 @@
           <w:b/>
           <w:bCs/>
         </w:rPr>
-        <w:t xml:space="preserve">10-1</w:t>
+        <w:t xml:space="preserve">(1)</w:t>
       </w:r>
       <w:r>
         <w:rPr>
@@ -12834,7 +13213,7 @@
           <w:b/>
           <w:bCs/>
         </w:rPr>
-        <w:t xml:space="preserve">10-2</w:t>
+        <w:t xml:space="preserve">(2)</w:t>
       </w:r>
       <w:r>
         <w:rPr>
@@ -13128,7 +13507,7 @@
           <w:b/>
           <w:bCs/>
         </w:rPr>
-        <w:t xml:space="preserve">10-3</w:t>
+        <w:t xml:space="preserve">(3)</w:t>
       </w:r>
       <w:r>
         <w:rPr>
@@ -13324,6 +13703,7 @@
     <w:p>
       <w:pPr>
         <w:pStyle w:val="BlockText"/>
+        <w:ind w:firstLine="420"/>
       </w:pPr>
       <w:r>
         <w:rPr>
@@ -13347,6 +13727,7 @@
     <w:p>
       <w:pPr>
         <w:pStyle w:val="FirstParagraph"/>
+        <w:ind w:firstLine="420"/>
       </w:pPr>
       <w:r>
         <w:rPr>
@@ -13366,8 +13747,9 @@
         <w:pStyle w:val="Compact"/>
         <w:numPr>
           <w:ilvl w:val="0"/>
-          <w:numId w:val="1003"/>
+          <w:numId w:val="1009"/>
         </w:numPr>
+        <w:ind w:firstLine="420"/>
       </w:pPr>
       <w:r>
         <w:rPr>
@@ -13600,8 +13982,9 @@
         <w:pStyle w:val="Compact"/>
         <w:numPr>
           <w:ilvl w:val="0"/>
-          <w:numId w:val="1003"/>
+          <w:numId w:val="1009"/>
         </w:numPr>
+        <w:ind w:firstLine="420"/>
       </w:pPr>
       <w:r>
         <w:rPr>
@@ -13881,8 +14264,9 @@
         <w:pStyle w:val="Compact"/>
         <w:numPr>
           <w:ilvl w:val="0"/>
-          <w:numId w:val="1003"/>
+          <w:numId w:val="1009"/>
         </w:numPr>
+        <w:ind w:firstLine="420"/>
       </w:pPr>
       <w:r>
         <w:rPr>
@@ -14346,6 +14730,7 @@
     <w:p>
       <w:pPr>
         <w:pStyle w:val="FirstParagraph"/>
+        <w:ind w:firstLine="420"/>
       </w:pPr>
       <w:r>
         <w:rPr>
@@ -14366,8 +14751,9 @@
       <w:pPr>
         <w:numPr>
           <w:ilvl w:val="0"/>
-          <w:numId w:val="1004"/>
+          <w:numId w:val="1010"/>
         </w:numPr>
+        <w:ind w:firstLine="420"/>
       </w:pPr>
       <w:r>
         <w:rPr>
@@ -14520,8 +14906,9 @@
       <w:pPr>
         <w:numPr>
           <w:ilvl w:val="0"/>
-          <w:numId w:val="1004"/>
+          <w:numId w:val="1010"/>
         </w:numPr>
+        <w:ind w:firstLine="420"/>
       </w:pPr>
       <w:r>
         <w:rPr>
@@ -14744,8 +15131,9 @@
       <w:pPr>
         <w:numPr>
           <w:ilvl w:val="0"/>
-          <w:numId w:val="1004"/>
+          <w:numId w:val="1010"/>
         </w:numPr>
+        <w:ind w:firstLine="420"/>
       </w:pPr>
       <m:oMath>
         <m:sSup>
@@ -15330,6 +15718,7 @@
     <w:p>
       <w:pPr>
         <w:pStyle w:val="BlockText"/>
+        <w:ind w:firstLine="420"/>
       </w:pPr>
       <w:r>
         <w:rPr>
@@ -15353,6 +15742,7 @@
     <w:p>
       <w:pPr>
         <w:pStyle w:val="FirstParagraph"/>
+        <w:ind w:firstLine="420"/>
       </w:pPr>
       <w:r>
         <w:rPr>
@@ -15679,6 +16069,7 @@
     <w:p>
       <w:pPr>
         <w:pStyle w:val="BodyText"/>
+        <w:ind w:firstLine="420"/>
       </w:pPr>
       <w:r>
         <w:rPr>
@@ -15690,6 +16081,7 @@
     <w:p>
       <w:pPr>
         <w:pStyle w:val="BodyText"/>
+        <w:ind w:firstLine="420"/>
       </w:pPr>
       <w:r>
         <w:rPr>
@@ -15709,8 +16101,9 @@
         <w:pStyle w:val="Compact"/>
         <w:numPr>
           <w:ilvl w:val="0"/>
-          <w:numId w:val="1005"/>
+          <w:numId w:val="1011"/>
         </w:numPr>
+        <w:ind w:firstLine="420"/>
       </w:pPr>
       <w:r>
         <w:rPr>
@@ -15916,8 +16309,9 @@
         <w:pStyle w:val="Compact"/>
         <w:numPr>
           <w:ilvl w:val="0"/>
-          <w:numId w:val="1005"/>
+          <w:numId w:val="1011"/>
         </w:numPr>
+        <w:ind w:firstLine="420"/>
       </w:pPr>
       <m:oMath>
         <m:sSub>
@@ -16023,6 +16417,7 @@
     <w:p>
       <w:pPr>
         <w:pStyle w:val="FirstParagraph"/>
+        <w:ind w:firstLine="420"/>
       </w:pPr>
       <w:r>
         <w:rPr>
@@ -16072,7 +16467,7 @@
         </w:rPr>
         <w:drawing>
           <wp:inline>
-            <wp:extent cx="3600000" cy="2426086"/>
+            <wp:extent cx="3600000" cy="2308332"/>
             <wp:effectExtent b="0" l="0" r="0" t="0"/>
             <wp:docPr descr="" title="" id="36" name="Picture"/>
             <a:graphic>
@@ -16093,7 +16488,7 @@
                   <pic:spPr bwMode="auto">
                     <a:xfrm>
                       <a:off x="0" y="0"/>
-                      <a:ext cx="3600000" cy="2426086"/>
+                      <a:ext cx="3600000" cy="2308332"/>
                     </a:xfrm>
                     <a:prstGeom prst="rect">
                       <a:avLst/>
@@ -16115,6 +16510,7 @@
     <w:p>
       <w:pPr>
         <w:pStyle w:val="BodyText"/>
+        <w:ind w:firstLine="420"/>
       </w:pPr>
       <w:r>
         <w:rPr>
@@ -16134,6 +16530,7 @@
     <w:p>
       <w:pPr>
         <w:pStyle w:val="BodyText"/>
+        <w:ind w:firstLine="420"/>
       </w:pPr>
       <w:r>
         <w:rPr>
@@ -16205,6 +16602,7 @@
     <w:p>
       <w:pPr>
         <w:pStyle w:val="BlockText"/>
+        <w:ind w:firstLine="420"/>
       </w:pPr>
       <w:r>
         <w:rPr>
@@ -16228,6 +16626,7 @@
     <w:p>
       <w:pPr>
         <w:pStyle w:val="FirstParagraph"/>
+        <w:ind w:firstLine="420"/>
       </w:pPr>
       <w:r>
         <w:rPr>
@@ -16522,8 +16921,9 @@
         <w:pStyle w:val="Compact"/>
         <w:numPr>
           <w:ilvl w:val="0"/>
-          <w:numId w:val="1006"/>
+          <w:numId w:val="1012"/>
         </w:numPr>
+        <w:ind w:firstLine="420"/>
       </w:pPr>
       <w:r>
         <w:rPr>
@@ -16555,8 +16955,9 @@
         <w:pStyle w:val="Compact"/>
         <w:numPr>
           <w:ilvl w:val="0"/>
-          <w:numId w:val="1006"/>
+          <w:numId w:val="1012"/>
         </w:numPr>
+        <w:ind w:firstLine="420"/>
       </w:pPr>
       <w:r>
         <w:rPr>
@@ -16604,6 +17005,7 @@
     <w:p>
       <w:pPr>
         <w:pStyle w:val="FirstParagraph"/>
+        <w:ind w:firstLine="420"/>
       </w:pPr>
       <w:r>
         <w:rPr>
@@ -16625,8 +17027,9 @@
         <w:pStyle w:val="Compact"/>
         <w:numPr>
           <w:ilvl w:val="0"/>
-          <w:numId w:val="1007"/>
+          <w:numId w:val="1013"/>
         </w:numPr>
+        <w:ind w:firstLine="420"/>
       </w:pPr>
       <w:r>
         <w:rPr>
@@ -16698,8 +17101,9 @@
         <w:pStyle w:val="Compact"/>
         <w:numPr>
           <w:ilvl w:val="0"/>
-          <w:numId w:val="1008"/>
+          <w:numId w:val="1014"/>
         </w:numPr>
+        <w:ind w:firstLine="420"/>
       </w:pPr>
       <w:r>
         <w:rPr>
@@ -16971,6 +17375,7 @@
     <w:p>
       <w:pPr>
         <w:pStyle w:val="BlockText"/>
+        <w:ind w:firstLine="420"/>
       </w:pPr>
       <w:r>
         <w:rPr>
@@ -16994,6 +17399,7 @@
     <w:p>
       <w:pPr>
         <w:pStyle w:val="FirstParagraph"/>
+        <w:ind w:firstLine="420"/>
       </w:pPr>
       <w:r>
         <w:rPr>
@@ -17305,6 +17711,7 @@
     <w:p>
       <w:pPr>
         <w:pStyle w:val="BodyText"/>
+        <w:ind w:firstLine="420"/>
       </w:pPr>
       <w:r>
         <w:rPr>
@@ -17488,8 +17895,9 @@
         <w:pStyle w:val="Compact"/>
         <w:numPr>
           <w:ilvl w:val="0"/>
-          <w:numId w:val="1009"/>
+          <w:numId w:val="1015"/>
         </w:numPr>
+        <w:ind w:firstLine="420"/>
       </w:pPr>
       <w:r>
         <w:rPr>
@@ -17521,8 +17929,9 @@
         <w:pStyle w:val="Compact"/>
         <w:numPr>
           <w:ilvl w:val="0"/>
-          <w:numId w:val="1009"/>
+          <w:numId w:val="1015"/>
         </w:numPr>
+        <w:ind w:firstLine="420"/>
       </w:pPr>
       <w:r>
         <w:rPr>
@@ -17564,6 +17973,7 @@
     <w:p>
       <w:pPr>
         <w:pStyle w:val="FirstParagraph"/>
+        <w:ind w:firstLine="420"/>
       </w:pPr>
       <w:r>
         <w:rPr>
@@ -17741,8 +18151,9 @@
         <w:pStyle w:val="Compact"/>
         <w:numPr>
           <w:ilvl w:val="0"/>
-          <w:numId w:val="1010"/>
+          <w:numId w:val="1016"/>
         </w:numPr>
+        <w:ind w:firstLine="420"/>
       </w:pPr>
       <w:r>
         <w:rPr>
@@ -17774,8 +18185,9 @@
         <w:pStyle w:val="Compact"/>
         <w:numPr>
           <w:ilvl w:val="0"/>
-          <w:numId w:val="1010"/>
+          <w:numId w:val="1016"/>
         </w:numPr>
+        <w:ind w:firstLine="420"/>
       </w:pPr>
       <w:r>
         <w:rPr>
@@ -17819,8 +18231,9 @@
         <w:pStyle w:val="Compact"/>
         <w:numPr>
           <w:ilvl w:val="0"/>
-          <w:numId w:val="1010"/>
+          <w:numId w:val="1016"/>
         </w:numPr>
+        <w:ind w:firstLine="420"/>
       </w:pPr>
       <w:r>
         <w:rPr>
@@ -17862,6 +18275,7 @@
     <w:p>
       <w:pPr>
         <w:pStyle w:val="FirstParagraph"/>
+        <w:ind w:firstLine="420"/>
       </w:pPr>
       <w:r>
         <w:rPr>
@@ -17882,8 +18296,9 @@
       <w:pPr>
         <w:numPr>
           <w:ilvl w:val="0"/>
-          <w:numId w:val="1011"/>
+          <w:numId w:val="1017"/>
         </w:numPr>
+        <w:ind w:firstLine="420"/>
       </w:pPr>
       <w:r>
         <w:rPr>
@@ -18097,8 +18512,9 @@
       <w:pPr>
         <w:numPr>
           <w:ilvl w:val="0"/>
-          <w:numId w:val="1011"/>
+          <w:numId w:val="1017"/>
         </w:numPr>
+        <w:ind w:firstLine="420"/>
       </w:pPr>
       <w:r>
         <w:rPr>
@@ -18588,8 +19004,9 @@
       <w:pPr>
         <w:numPr>
           <w:ilvl w:val="0"/>
-          <w:numId w:val="1011"/>
+          <w:numId w:val="1017"/>
         </w:numPr>
+        <w:ind w:firstLine="420"/>
       </w:pPr>
       <w:r>
         <w:rPr>
@@ -18874,7 +19291,7 @@
       <w:pPr>
         <w:numPr>
           <w:ilvl w:val="0"/>
-          <w:numId w:val="1011"/>
+          <w:numId w:val="1017"/>
         </w:numPr>
       </w:pPr>
       <m:oMath>
@@ -19536,8 +19953,9 @@
         <w:pStyle w:val="Compact"/>
         <w:numPr>
           <w:ilvl w:val="0"/>
-          <w:numId w:val="1012"/>
+          <w:numId w:val="1018"/>
         </w:numPr>
+        <w:ind w:firstLine="420"/>
       </w:pPr>
       <w:r>
         <w:rPr>
@@ -19792,6 +20210,7 @@
     <w:p>
       <w:pPr>
         <w:pStyle w:val="BlockText"/>
+        <w:ind w:firstLine="420"/>
       </w:pPr>
       <w:r>
         <w:rPr>
@@ -19839,6 +20258,7 @@
     <w:p>
       <w:pPr>
         <w:pStyle w:val="FirstParagraph"/>
+        <w:ind w:firstLine="420"/>
       </w:pPr>
       <w:r>
         <w:rPr>
@@ -20319,6 +20739,7 @@
     <w:p>
       <w:pPr>
         <w:pStyle w:val="FirstParagraph"/>
+        <w:ind w:firstLine="420"/>
       </w:pPr>
       <w:r>
         <w:rPr>
@@ -20444,14 +20865,12 @@
     </w:p>
     <w:p>
       <w:pPr>
-        <w:pStyle w:val="BodyText"/>
-      </w:pPr>
-      <w:r>
-        <w:rPr>
-          <w:rFonts w:ascii="Times New Roman" w:hAnsi="Times New Roman" w:eastAsia="Times New Roman" w:cs="Times New Roman"/>
-        </w:rPr>
-        <w:t xml:space="preserve">3-1 </w:t>
-      </w:r>
+        <w:numPr>
+          <w:ilvl w:val="0"/>
+          <w:numId w:val="1019"/>
+        </w:numPr>
+        <w:ind w:firstLine="420"/>
+      </w:pPr>
       <w:r>
         <w:rPr>
           <w:rFonts w:hint="eastAsia" w:ascii="Times New Roman" w:hAnsi="Times New Roman" w:eastAsia="FangSong" w:cs="Times New Roman"/>
@@ -20485,14 +20904,12 @@
     </w:p>
     <w:p>
       <w:pPr>
-        <w:pStyle w:val="BodyText"/>
-      </w:pPr>
-      <w:r>
-        <w:rPr>
-          <w:rFonts w:ascii="Times New Roman" w:hAnsi="Times New Roman" w:eastAsia="Times New Roman" w:cs="Times New Roman"/>
-        </w:rPr>
-        <w:t xml:space="preserve">3-2 </w:t>
-      </w:r>
+        <w:numPr>
+          <w:ilvl w:val="0"/>
+          <w:numId w:val="1019"/>
+        </w:numPr>
+        <w:ind w:firstLine="420"/>
+      </w:pPr>
       <w:r>
         <w:rPr>
           <w:rFonts w:hint="eastAsia" w:ascii="Times New Roman" w:hAnsi="Times New Roman" w:eastAsia="FangSong" w:cs="Times New Roman"/>
@@ -20536,14 +20953,12 @@
     </w:p>
     <w:p>
       <w:pPr>
-        <w:pStyle w:val="BodyText"/>
-      </w:pPr>
-      <w:r>
-        <w:rPr>
-          <w:rFonts w:ascii="Times New Roman" w:hAnsi="Times New Roman" w:eastAsia="Times New Roman" w:cs="Times New Roman"/>
-        </w:rPr>
-        <w:t xml:space="preserve">3-3 </w:t>
-      </w:r>
+        <w:numPr>
+          <w:ilvl w:val="0"/>
+          <w:numId w:val="1019"/>
+        </w:numPr>
+        <w:ind w:firstLine="420"/>
+      </w:pPr>
       <w:r>
         <w:rPr>
           <w:rFonts w:hint="eastAsia" w:ascii="Times New Roman" w:hAnsi="Times New Roman" w:eastAsia="FangSong" w:cs="Times New Roman"/>
@@ -20775,8 +21190,9 @@
     </w:p>
     <w:p>
       <w:pPr>
-        <w:pStyle w:val="BodyText"/>
+        <w:pStyle w:val="FirstParagraph"/>
         <w:spacing w:after="80"/>
+        <w:ind w:firstLine="420"/>
       </w:pPr>
       <w:r>
         <w:rPr>
@@ -20803,6 +21219,15 @@
         <w:tblW w:type="pct" w:w="5000"/>
         <w:tblLayout w:type="fixed"/>
         <w:tblLook w:firstRow="1" w:lastRow="0" w:firstColumn="0" w:lastColumn="0" w:noHBand="0" w:noVBand="0" w:val="0020"/>
+        <w:jc w:val="center"/>
+        <w:tblBorders>
+          <w:top w:val="single" w:sz="12" w:space="0" w:color="333333"/>
+          <w:bottom w:val="single" w:sz="12" w:space="0" w:color="333333"/>
+          <w:left w:val="none"/>
+          <w:right w:val="none"/>
+          <w:insideH w:val="none"/>
+          <w:insideV w:val="none"/>
+        </w:tblBorders>
       </w:tblPr>
       <w:tblGrid>
         <w:gridCol w:w="1092"/>
@@ -20817,7 +21242,11 @@
           <w:tblHeader w:val="on"/>
         </w:trPr>
         <w:tc>
-          <w:tcPr/>
+          <w:tcPr>
+            <w:tcBorders>
+              <w:bottom w:val="single" w:sz="6" w:space="0" w:color="333333"/>
+            </w:tcBorders>
+          </w:tcPr>
           <w:p>
             <w:pPr>
               <w:pStyle w:val="Compact"/>
@@ -20826,7 +21255,11 @@
           </w:p>
         </w:tc>
         <w:tc>
-          <w:tcPr/>
+          <w:tcPr>
+            <w:tcBorders>
+              <w:bottom w:val="single" w:sz="6" w:space="0" w:color="333333"/>
+            </w:tcBorders>
+          </w:tcPr>
           <w:p>
             <w:pPr>
               <w:pStyle w:val="Compact"/>
@@ -20842,7 +21275,11 @@
           </w:p>
         </w:tc>
         <w:tc>
-          <w:tcPr/>
+          <w:tcPr>
+            <w:tcBorders>
+              <w:bottom w:val="single" w:sz="6" w:space="0" w:color="333333"/>
+            </w:tcBorders>
+          </w:tcPr>
           <w:p>
             <w:pPr>
               <w:pStyle w:val="Compact"/>
@@ -20858,7 +21295,11 @@
           </w:p>
         </w:tc>
         <w:tc>
-          <w:tcPr/>
+          <w:tcPr>
+            <w:tcBorders>
+              <w:bottom w:val="single" w:sz="6" w:space="0" w:color="333333"/>
+            </w:tcBorders>
+          </w:tcPr>
           <w:p>
             <w:pPr>
               <w:pStyle w:val="Compact"/>
@@ -20888,7 +21329,11 @@
           </w:p>
         </w:tc>
         <w:tc>
-          <w:tcPr/>
+          <w:tcPr>
+            <w:tcBorders>
+              <w:bottom w:val="single" w:sz="6" w:space="0" w:color="333333"/>
+            </w:tcBorders>
+          </w:tcPr>
           <w:p>
             <w:pPr>
               <w:pStyle w:val="Compact"/>
@@ -20904,7 +21349,11 @@
           </w:p>
         </w:tc>
         <w:tc>
-          <w:tcPr/>
+          <w:tcPr>
+            <w:tcBorders>
+              <w:bottom w:val="single" w:sz="6" w:space="0" w:color="333333"/>
+            </w:tcBorders>
+          </w:tcPr>
           <w:p>
             <w:pPr>
               <w:pStyle w:val="Compact"/>
@@ -21349,15 +21798,14 @@
     </w:tbl>
     <w:p>
       <w:pPr>
-        <w:pStyle w:val="BodyText"/>
+        <w:pStyle w:val="Compact"/>
+        <w:numPr>
+          <w:ilvl w:val="0"/>
+          <w:numId w:val="1020"/>
+        </w:numPr>
         <w:spacing w:before="120"/>
-      </w:pPr>
-      <w:r>
-        <w:rPr>
-          <w:rFonts w:ascii="Times New Roman" w:hAnsi="Times New Roman" w:eastAsia="Times New Roman" w:cs="Times New Roman"/>
-        </w:rPr>
-        <w:t xml:space="preserve">3-4 </w:t>
-      </w:r>
+        <w:ind w:firstLine="420"/>
+      </w:pPr>
       <w:r>
         <w:rPr>
           <w:rFonts w:hint="eastAsia" w:ascii="Times New Roman" w:hAnsi="Times New Roman" w:eastAsia="FangSong" w:cs="Times New Roman"/>
@@ -21529,7 +21977,8 @@
     </w:p>
     <w:p>
       <w:pPr>
-        <w:pStyle w:val="BodyText"/>
+        <w:pStyle w:val="FirstParagraph"/>
+        <w:ind w:firstLine="420"/>
       </w:pPr>
       <w:r>
         <w:rPr>
@@ -21583,6 +22032,7 @@
     <w:p>
       <w:pPr>
         <w:pStyle w:val="BodyText"/>
+        <w:ind w:firstLine="420"/>
       </w:pPr>
       <w:r>
         <w:rPr>
@@ -21635,14 +22085,13 @@
     </w:p>
     <w:p>
       <w:pPr>
-        <w:pStyle w:val="BodyText"/>
-      </w:pPr>
-      <w:r>
-        <w:rPr>
-          <w:rFonts w:ascii="Times New Roman" w:hAnsi="Times New Roman" w:eastAsia="Times New Roman" w:cs="Times New Roman"/>
-        </w:rPr>
-        <w:t xml:space="preserve">3-5 </w:t>
-      </w:r>
+        <w:pStyle w:val="Compact"/>
+        <w:numPr>
+          <w:ilvl w:val="0"/>
+          <w:numId w:val="1021"/>
+        </w:numPr>
+        <w:ind w:firstLine="420"/>
+      </w:pPr>
       <w:r>
         <w:rPr>
           <w:rFonts w:hint="eastAsia" w:ascii="Times New Roman" w:hAnsi="Times New Roman" w:eastAsia="FangSong" w:cs="Times New Roman"/>
@@ -21706,7 +22155,8 @@
     </w:p>
     <w:p>
       <w:pPr>
-        <w:pStyle w:val="BodyText"/>
+        <w:pStyle w:val="FirstParagraph"/>
+        <w:ind w:firstLine="420"/>
       </w:pPr>
       <w:r>
         <w:rPr>
@@ -21760,6 +22210,7 @@
     <w:p>
       <w:pPr>
         <w:pStyle w:val="BodyText"/>
+        <w:ind w:firstLine="420"/>
       </w:pPr>
       <w:r>
         <w:rPr>
@@ -21813,6 +22264,7 @@
     <w:p>
       <w:pPr>
         <w:pStyle w:val="BodyText"/>
+        <w:ind w:firstLine="420"/>
       </w:pPr>
       <w:r>
         <w:rPr>
@@ -21832,6 +22284,7 @@
     <w:p>
       <w:pPr>
         <w:pStyle w:val="BodyText"/>
+        <w:ind w:firstLine="420"/>
       </w:pPr>
       <w:r>
         <w:rPr>
@@ -22154,6 +22607,7 @@
     <w:p>
       <w:pPr>
         <w:pStyle w:val="BodyText"/>
+        <w:ind w:firstLine="420"/>
       </w:pPr>
       <w:r>
         <w:rPr>
@@ -22500,6 +22954,7 @@
     <w:p>
       <w:pPr>
         <w:pStyle w:val="FirstParagraph"/>
+        <w:ind w:firstLine="420"/>
       </w:pPr>
       <w:r>
         <w:rPr>
@@ -22695,6 +23150,7 @@
     <w:p>
       <w:pPr>
         <w:pStyle w:val="BodyText"/>
+        <w:ind w:firstLine="420"/>
       </w:pPr>
       <w:r>
         <w:rPr>
@@ -22972,6 +23428,7 @@
     <w:p>
       <w:pPr>
         <w:pStyle w:val="BodyText"/>
+        <w:ind w:firstLine="420"/>
       </w:pPr>
       <w:r>
         <w:rPr>
@@ -23156,6 +23613,7 @@
     <w:p>
       <w:pPr>
         <w:pStyle w:val="FirstParagraph"/>
+        <w:ind w:firstLine="420"/>
       </w:pPr>
       <w:r>
         <w:rPr>
@@ -23570,6 +24028,7 @@
     <w:p>
       <w:pPr>
         <w:pStyle w:val="BodyText"/>
+        <w:ind w:firstLine="420"/>
       </w:pPr>
       <w:r>
         <w:rPr>
@@ -24250,6 +24709,7 @@
     <w:p>
       <w:pPr>
         <w:pStyle w:val="BodyText"/>
+        <w:ind w:firstLine="420"/>
       </w:pPr>
       <w:r>
         <w:rPr>
@@ -24506,6 +24966,7 @@
     <w:p>
       <w:pPr>
         <w:pStyle w:val="BodyText"/>
+        <w:ind w:firstLine="420"/>
       </w:pPr>
       <w:r>
         <w:rPr>
@@ -24733,6 +25194,7 @@
     <w:p>
       <w:pPr>
         <w:pStyle w:val="FirstParagraph"/>
+        <w:ind w:firstLine="420"/>
       </w:pPr>
       <w:r>
         <w:rPr>
@@ -26480,6 +26942,7 @@
     <w:p>
       <w:pPr>
         <w:pStyle w:val="FirstParagraph"/>
+        <w:ind w:firstLine="420"/>
       </w:pPr>
       <w:r>
         <w:rPr>
@@ -26720,6 +27183,7 @@
     <w:p>
       <w:pPr>
         <w:pStyle w:val="BodyText"/>
+        <w:ind w:firstLine="420"/>
       </w:pPr>
       <w:r>
         <w:rPr>
@@ -26807,6 +27271,7 @@
     <w:p>
       <w:pPr>
         <w:pStyle w:val="BodyText"/>
+        <w:ind w:firstLine="420"/>
       </w:pPr>
       <w:r>
         <w:rPr>
@@ -27042,6 +27507,7 @@
     <w:p>
       <w:pPr>
         <w:pStyle w:val="FirstParagraph"/>
+        <w:ind w:firstLine="420"/>
       </w:pPr>
       <w:r>
         <w:rPr>
@@ -27081,6 +27547,7 @@
     <w:p>
       <w:pPr>
         <w:pStyle w:val="BodyText"/>
+        <w:ind w:firstLine="420"/>
       </w:pPr>
       <w:r>
         <w:rPr>
@@ -27321,6 +27788,7 @@
     <w:p>
       <w:pPr>
         <w:pStyle w:val="BodyText"/>
+        <w:ind w:firstLine="420"/>
       </w:pPr>
       <w:r>
         <w:rPr>
@@ -27455,6 +27923,7 @@
     <w:p>
       <w:pPr>
         <w:pStyle w:val="FirstParagraph"/>
+        <w:ind w:firstLine="420"/>
       </w:pPr>
       <w:r>
         <w:rPr>
@@ -27496,6 +27965,7 @@
     <w:p>
       <w:pPr>
         <w:pStyle w:val="BodyText"/>
+        <w:ind w:firstLine="420"/>
       </w:pPr>
       <w:r>
         <w:rPr>
@@ -27619,6 +28089,7 @@
     <w:p>
       <w:pPr>
         <w:pStyle w:val="BodyText"/>
+        <w:ind w:firstLine="420"/>
       </w:pPr>
       <w:r>
         <w:rPr>
@@ -27961,6 +28432,7 @@
     <w:p>
       <w:pPr>
         <w:pStyle w:val="BodyText"/>
+        <w:ind w:firstLine="420"/>
       </w:pPr>
       <w:r>
         <w:rPr>
@@ -28271,6 +28743,7 @@
     <w:p>
       <w:pPr>
         <w:pStyle w:val="FirstParagraph"/>
+        <w:ind w:firstLine="420"/>
       </w:pPr>
       <w:r>
         <w:rPr>
@@ -28589,6 +29062,7 @@
     <w:p>
       <w:pPr>
         <w:pStyle w:val="FirstParagraph"/>
+        <w:ind w:firstLine="420"/>
       </w:pPr>
       <w:r>
         <w:rPr>
@@ -28652,6 +29126,7 @@
     <w:p>
       <w:pPr>
         <w:pStyle w:val="BodyText"/>
+        <w:ind w:firstLine="420"/>
       </w:pPr>
       <w:r>
         <w:rPr>
@@ -28729,6 +29204,7 @@
     <w:p>
       <w:pPr>
         <w:pStyle w:val="BodyText"/>
+        <w:ind w:firstLine="420"/>
       </w:pPr>
       <w:r>
         <w:rPr>
@@ -29065,6 +29541,7 @@
     <w:p>
       <w:pPr>
         <w:pStyle w:val="BodyText"/>
+        <w:ind w:firstLine="420"/>
       </w:pPr>
       <w:r>
         <w:rPr>
@@ -29342,6 +29819,7 @@
     <w:p>
       <w:pPr>
         <w:pStyle w:val="FirstParagraph"/>
+        <w:ind w:firstLine="420"/>
       </w:pPr>
       <w:r>
         <w:rPr>
@@ -29660,6 +30138,7 @@
     <w:p>
       <w:pPr>
         <w:pStyle w:val="FirstParagraph"/>
+        <w:ind w:firstLine="420"/>
       </w:pPr>
       <w:r>
         <w:rPr>
@@ -29723,6 +30202,7 @@
     <w:p>
       <w:pPr>
         <w:pStyle w:val="BodyText"/>
+        <w:ind w:firstLine="420"/>
       </w:pPr>
       <w:r>
         <w:rPr>
@@ -29836,6 +30316,7 @@
     <w:p>
       <w:pPr>
         <w:pStyle w:val="BlockText"/>
+        <w:ind w:firstLine="420"/>
       </w:pPr>
       <w:r>
         <w:rPr>
@@ -29889,6 +30370,7 @@
     <w:p>
       <w:pPr>
         <w:pStyle w:val="FirstParagraph"/>
+        <w:ind w:firstLine="420"/>
       </w:pPr>
       <w:r>
         <w:rPr>
@@ -30006,6 +30488,7 @@
     <w:p>
       <w:pPr>
         <w:pStyle w:val="FirstParagraph"/>
+        <w:ind w:firstLine="420"/>
       </w:pPr>
       <w:r>
         <w:rPr>
@@ -30143,8 +30626,9 @@
         <w:pStyle w:val="Compact"/>
         <w:numPr>
           <w:ilvl w:val="0"/>
-          <w:numId w:val="1013"/>
+          <w:numId w:val="1022"/>
         </w:numPr>
+        <w:ind w:firstLine="420"/>
       </w:pPr>
       <w:r>
         <w:rPr>
@@ -30194,8 +30678,9 @@
         <w:pStyle w:val="Compact"/>
         <w:numPr>
           <w:ilvl w:val="0"/>
-          <w:numId w:val="1013"/>
+          <w:numId w:val="1022"/>
         </w:numPr>
+        <w:ind w:firstLine="420"/>
       </w:pPr>
       <w:r>
         <w:rPr>
@@ -30282,7 +30767,7 @@
         </w:rPr>
         <w:drawing>
           <wp:inline>
-            <wp:extent cx="3365500" cy="939800"/>
+            <wp:extent cx="3136900" cy="901700"/>
             <wp:effectExtent b="0" l="0" r="0" t="0"/>
             <wp:docPr descr="" title="" id="52" name="Picture"/>
             <a:graphic>
@@ -30303,7 +30788,7 @@
                   <pic:spPr bwMode="auto">
                     <a:xfrm>
                       <a:off x="0" y="0"/>
-                      <a:ext cx="3365500" cy="939800"/>
+                      <a:ext cx="3136900" cy="901700"/>
                     </a:xfrm>
                     <a:prstGeom prst="rect">
                       <a:avLst/>
@@ -30424,7 +30909,7 @@
         </w:rPr>
         <w:drawing>
           <wp:inline>
-            <wp:extent cx="3505200" cy="1244600"/>
+            <wp:extent cx="3276600" cy="1143000"/>
             <wp:effectExtent b="0" l="0" r="0" t="0"/>
             <wp:docPr descr="" title="" id="55" name="Picture"/>
             <a:graphic>
@@ -30445,7 +30930,7 @@
                   <pic:spPr bwMode="auto">
                     <a:xfrm>
                       <a:off x="0" y="0"/>
-                      <a:ext cx="3505200" cy="1244600"/>
+                      <a:ext cx="3276600" cy="1143000"/>
                     </a:xfrm>
                     <a:prstGeom prst="rect">
                       <a:avLst/>
@@ -30559,6 +31044,7 @@
     <w:p>
       <w:pPr>
         <w:pStyle w:val="FirstParagraph"/>
+        <w:ind w:firstLine="420"/>
       </w:pPr>
       <w:r>
         <w:rPr>
@@ -30578,6 +31064,7 @@
     <w:p>
       <w:pPr>
         <w:pStyle w:val="BodyText"/>
+        <w:ind w:firstLine="420"/>
       </w:pPr>
       <w:r>
         <w:rPr>
@@ -30635,6 +31122,7 @@
     <w:p>
       <w:pPr>
         <w:pStyle w:val="BlockText"/>
+        <w:ind w:firstLine="420"/>
       </w:pPr>
       <w:r>
         <w:rPr>
@@ -30688,6 +31176,7 @@
     <w:p>
       <w:pPr>
         <w:pStyle w:val="FirstParagraph"/>
+        <w:ind w:firstLine="420"/>
       </w:pPr>
       <w:r>
         <w:rPr>
@@ -30914,8 +31403,9 @@
         <w:pStyle w:val="Compact"/>
         <w:numPr>
           <w:ilvl w:val="0"/>
-          <w:numId w:val="1014"/>
+          <w:numId w:val="1023"/>
         </w:numPr>
+        <w:ind w:firstLine="420"/>
       </w:pPr>
       <w:r>
         <w:rPr>
@@ -30986,8 +31476,9 @@
         <w:pStyle w:val="Compact"/>
         <w:numPr>
           <w:ilvl w:val="0"/>
-          <w:numId w:val="1014"/>
+          <w:numId w:val="1023"/>
         </w:numPr>
+        <w:ind w:firstLine="420"/>
       </w:pPr>
       <w:r>
         <w:rPr>
@@ -31077,8 +31568,9 @@
         <w:pStyle w:val="Compact"/>
         <w:numPr>
           <w:ilvl w:val="0"/>
-          <w:numId w:val="1014"/>
+          <w:numId w:val="1023"/>
         </w:numPr>
+        <w:ind w:firstLine="420"/>
       </w:pPr>
       <w:r>
         <w:rPr>
@@ -31192,8 +31684,9 @@
         <w:pStyle w:val="Compact"/>
         <w:numPr>
           <w:ilvl w:val="0"/>
-          <w:numId w:val="1014"/>
+          <w:numId w:val="1023"/>
         </w:numPr>
+        <w:ind w:firstLine="420"/>
       </w:pPr>
       <w:r>
         <w:rPr>
@@ -31235,6 +31728,7 @@
     <w:p>
       <w:pPr>
         <w:pStyle w:val="FirstParagraph"/>
+        <w:ind w:firstLine="420"/>
       </w:pPr>
       <w:r>
         <w:rPr>
@@ -31254,6 +31748,7 @@
     <w:p>
       <w:pPr>
         <w:pStyle w:val="BodyText"/>
+        <w:ind w:firstLine="420"/>
       </w:pPr>
       <w:r>
         <w:rPr>
@@ -31311,6 +31806,7 @@
     <w:p>
       <w:pPr>
         <w:pStyle w:val="BlockText"/>
+        <w:ind w:firstLine="420"/>
       </w:pPr>
       <w:r>
         <w:rPr>
@@ -31364,6 +31860,7 @@
     <w:p>
       <w:pPr>
         <w:pStyle w:val="FirstParagraph"/>
+        <w:ind w:firstLine="420"/>
       </w:pPr>
       <w:r>
         <w:rPr>
@@ -31389,8 +31886,9 @@
         <w:pStyle w:val="Compact"/>
         <w:numPr>
           <w:ilvl w:val="0"/>
-          <w:numId w:val="1015"/>
+          <w:numId w:val="1024"/>
         </w:numPr>
+        <w:ind w:firstLine="420"/>
       </w:pPr>
       <w:r>
         <w:rPr>
@@ -31410,8 +31908,9 @@
         <w:pStyle w:val="Compact"/>
         <w:numPr>
           <w:ilvl w:val="0"/>
-          <w:numId w:val="1015"/>
+          <w:numId w:val="1024"/>
         </w:numPr>
+        <w:ind w:firstLine="420"/>
       </w:pPr>
       <w:r>
         <w:rPr>
@@ -31431,8 +31930,9 @@
         <w:pStyle w:val="Compact"/>
         <w:numPr>
           <w:ilvl w:val="0"/>
-          <w:numId w:val="1015"/>
+          <w:numId w:val="1024"/>
         </w:numPr>
+        <w:ind w:firstLine="420"/>
       </w:pPr>
       <w:r>
         <w:rPr>
@@ -31452,8 +31952,9 @@
         <w:pStyle w:val="Compact"/>
         <w:numPr>
           <w:ilvl w:val="0"/>
-          <w:numId w:val="1015"/>
+          <w:numId w:val="1024"/>
         </w:numPr>
+        <w:ind w:firstLine="420"/>
       </w:pPr>
       <w:r>
         <w:rPr>
@@ -31471,6 +31972,7 @@
     <w:p>
       <w:pPr>
         <w:pStyle w:val="FirstParagraph"/>
+        <w:ind w:firstLine="420"/>
       </w:pPr>
       <w:r>
         <w:rPr>
@@ -31490,6 +31992,7 @@
     <w:p>
       <w:pPr>
         <w:pStyle w:val="BodyText"/>
+        <w:ind w:firstLine="420"/>
       </w:pPr>
       <w:r>
         <w:rPr>
@@ -31547,6 +32050,7 @@
     <w:p>
       <w:pPr>
         <w:pStyle w:val="BlockText"/>
+        <w:ind w:firstLine="420"/>
       </w:pPr>
       <w:r>
         <w:rPr>
@@ -31570,6 +32074,7 @@
     <w:p>
       <w:pPr>
         <w:pStyle w:val="FirstParagraph"/>
+        <w:ind w:firstLine="420"/>
       </w:pPr>
       <w:r>
         <w:rPr>
@@ -31675,6 +32180,7 @@
     <w:p>
       <w:pPr>
         <w:pStyle w:val="BodyText"/>
+        <w:ind w:firstLine="420"/>
       </w:pPr>
       <w:r>
         <w:rPr>
@@ -31898,6 +32404,7 @@
     <w:p>
       <w:pPr>
         <w:pStyle w:val="BlockText"/>
+        <w:ind w:firstLine="420"/>
       </w:pPr>
       <w:r>
         <w:rPr>
@@ -31921,6 +32428,7 @@
     <w:p>
       <w:pPr>
         <w:pStyle w:val="FirstParagraph"/>
+        <w:ind w:firstLine="420"/>
       </w:pPr>
       <w:r>
         <w:rPr>
@@ -31950,6 +32458,7 @@
     <w:p>
       <w:pPr>
         <w:pStyle w:val="BodyText"/>
+        <w:ind w:firstLine="420"/>
       </w:pPr>
       <w:r>
         <w:rPr>
@@ -32131,6 +32640,7 @@
     <w:p>
       <w:pPr>
         <w:pStyle w:val="FirstParagraph"/>
+        <w:ind w:firstLine="420"/>
       </w:pPr>
       <w:r>
         <w:rPr>
@@ -32198,6 +32708,7 @@
     <w:p>
       <w:pPr>
         <w:pStyle w:val="BlockText"/>
+        <w:ind w:firstLine="420"/>
       </w:pPr>
       <w:r>
         <w:rPr>
@@ -32245,6 +32756,7 @@
     <w:p>
       <w:pPr>
         <w:pStyle w:val="FirstParagraph"/>
+        <w:ind w:firstLine="420"/>
       </w:pPr>
       <w:r>
         <w:rPr>
@@ -32287,270 +32799,6 @@
           <w:rFonts w:hint="eastAsia" w:ascii="Times New Roman" w:hAnsi="Times New Roman" w:eastAsia="Times New Roman" w:cs="Times New Roman"/>
         </w:rPr>
         <w:t>。</w:t>
-      </w:r>
-    </w:p>
-    <w:p>
-      <w:pPr>
-        <w:pStyle w:val="BodyText"/>
-      </w:pPr>
-      <w:r>
-        <w:rPr>
-          <w:rFonts w:ascii="Times New Roman" w:hAnsi="Times New Roman" w:eastAsia="Times New Roman" w:cs="Times New Roman"/>
-        </w:rPr>
-        <w:t xml:space="preserve">5-1 </w:t>
-      </w:r>
-      <w:r>
-        <w:rPr>
-          <w:rFonts w:hint="eastAsia" w:ascii="Times New Roman" w:hAnsi="Times New Roman" w:eastAsia="FangSong" w:cs="Times New Roman"/>
-        </w:rPr>
-        <w:t>写出两个平行总反应方程式</w:t>
-      </w:r>
-      <w:r>
-        <w:rPr>
-          <w:rFonts w:hint="eastAsia" w:ascii="Times New Roman" w:hAnsi="Times New Roman" w:eastAsia="Times New Roman" w:cs="Times New Roman"/>
-        </w:rPr>
-        <w:t>。</w:t>
-      </w:r>
-      <w:r>
-        <w:rPr>
-          <w:rFonts w:ascii="Times New Roman" w:hAnsi="Times New Roman" w:eastAsia="Times New Roman" w:cs="Times New Roman"/>
-        </w:rPr>
-        <w:t xml:space="preserve"> </w:t>
-      </w:r>
-      <w:r>
-        <w:rPr>
-          <w:rFonts w:ascii="Times New Roman" w:hAnsi="Times New Roman" w:eastAsia="Times New Roman" w:cs="Times New Roman"/>
-        </w:rPr>
-        <w:t xml:space="preserve">5-2 </w:t>
-      </w:r>
-      <w:r>
-        <w:rPr>
-          <w:rFonts w:hint="eastAsia" w:ascii="Times New Roman" w:hAnsi="Times New Roman" w:eastAsia="FangSong" w:cs="Times New Roman"/>
-        </w:rPr>
-        <w:t>推出速率方程</w:t>
-      </w:r>
-      <w:r>
-        <w:rPr>
-          <w:rFonts w:hint="eastAsia" w:ascii="Times New Roman" w:hAnsi="Times New Roman" w:eastAsia="Times New Roman" w:cs="Times New Roman"/>
-        </w:rPr>
-        <w:t>（</w:t>
-      </w:r>
-      <w:r>
-        <w:rPr>
-          <w:rFonts w:hint="eastAsia" w:ascii="Times New Roman" w:hAnsi="Times New Roman" w:eastAsia="FangSong" w:cs="Times New Roman"/>
-        </w:rPr>
-        <w:t>提示</w:t>
-      </w:r>
-      <w:r>
-        <w:rPr>
-          <w:rFonts w:hint="eastAsia" w:ascii="Times New Roman" w:hAnsi="Times New Roman" w:eastAsia="Times New Roman" w:cs="Times New Roman"/>
-        </w:rPr>
-        <w:t>：</w:t>
-      </w:r>
-      <w:r>
-        <w:rPr>
-          <w:rFonts w:hint="eastAsia" w:ascii="Times New Roman" w:hAnsi="Times New Roman" w:eastAsia="FangSong" w:cs="Times New Roman"/>
-        </w:rPr>
-        <w:t>丙酮消耗以反应</w:t>
-      </w:r>
-      <w:r>
-        <w:rPr>
-          <w:rFonts w:hint="eastAsia" w:ascii="Times New Roman" w:hAnsi="Times New Roman" w:eastAsia="Times New Roman" w:cs="Times New Roman"/>
-        </w:rPr>
-        <w:t>(3)</w:t>
-      </w:r>
-      <w:r>
-        <w:rPr>
-          <w:rFonts w:hint="eastAsia" w:ascii="Times New Roman" w:hAnsi="Times New Roman" w:eastAsia="FangSong" w:cs="Times New Roman"/>
-        </w:rPr>
-        <w:t>为主</w:t>
-      </w:r>
-      <w:r>
-        <w:rPr>
-          <w:rFonts w:hint="eastAsia" w:ascii="Times New Roman" w:hAnsi="Times New Roman" w:eastAsia="Times New Roman" w:cs="Times New Roman"/>
-        </w:rPr>
-        <w:t>，</w:t>
-      </w:r>
-      <w:r>
-        <w:rPr>
-          <w:rFonts w:hint="eastAsia" w:ascii="Times New Roman" w:hAnsi="Times New Roman" w:eastAsia="FangSong" w:cs="Times New Roman"/>
-        </w:rPr>
-        <w:t>可忽略指前因子差异</w:t>
-      </w:r>
-      <w:r>
-        <w:rPr>
-          <w:rFonts w:hint="eastAsia" w:ascii="Times New Roman" w:hAnsi="Times New Roman" w:eastAsia="Times New Roman" w:cs="Times New Roman"/>
-        </w:rPr>
-        <w:t>）。</w:t>
-      </w:r>
-      <w:r>
-        <w:rPr>
-          <w:rFonts w:ascii="Times New Roman" w:hAnsi="Times New Roman" w:eastAsia="Times New Roman" w:cs="Times New Roman"/>
-        </w:rPr>
-        <w:t xml:space="preserve"> </w:t>
-      </w:r>
-      <w:r>
-        <w:rPr>
-          <w:rFonts w:ascii="Times New Roman" w:hAnsi="Times New Roman" w:eastAsia="Times New Roman" w:cs="Times New Roman"/>
-        </w:rPr>
-        <w:t xml:space="preserve">5-3 </w:t>
-      </w:r>
-      <w:r>
-        <w:rPr>
-          <w:rFonts w:hint="eastAsia" w:ascii="Times New Roman" w:hAnsi="Times New Roman" w:eastAsia="FangSong" w:cs="Times New Roman"/>
-        </w:rPr>
-        <w:t>计算表观活化能</w:t>
-      </w:r>
-      <w:r>
-        <w:rPr>
-          <w:rFonts w:hint="eastAsia" w:ascii="Times New Roman" w:hAnsi="Times New Roman" w:eastAsia="Times New Roman" w:cs="Times New Roman"/>
-        </w:rPr>
-        <w:t>。</w:t>
-      </w:r>
-      <w:r>
-        <w:rPr>
-          <w:rFonts w:ascii="Times New Roman" w:hAnsi="Times New Roman" w:eastAsia="Times New Roman" w:cs="Times New Roman"/>
-        </w:rPr>
-        <w:t xml:space="preserve"> </w:t>
-      </w:r>
-      <w:r>
-        <w:rPr>
-          <w:rFonts w:ascii="Times New Roman" w:hAnsi="Times New Roman" w:eastAsia="Times New Roman" w:cs="Times New Roman"/>
-        </w:rPr>
-        <w:t xml:space="preserve">5-4 </w:t>
-      </w:r>
-      <w:r>
-        <w:rPr>
-          <w:rFonts w:hint="eastAsia" w:ascii="Times New Roman" w:hAnsi="Times New Roman" w:eastAsia="FangSong" w:cs="Times New Roman"/>
-        </w:rPr>
-        <w:t>计算</w:t>
-      </w:r>
-      <w:r>
-        <w:rPr>
-          <w:rFonts w:hint="eastAsia" w:ascii="Times New Roman" w:hAnsi="Times New Roman" w:eastAsia="Times New Roman" w:cs="Times New Roman"/>
-        </w:rPr>
-        <w:t>CH</w:t>
-      </w:r>
-      <w:r>
-        <w:rPr>
-          <w:rFonts w:hint="eastAsia" w:ascii="Times New Roman" w:hAnsi="Times New Roman" w:eastAsia="Times New Roman" w:cs="Times New Roman"/>
-          <w:vertAlign w:val="subscript"/>
-        </w:rPr>
-        <w:t>4</w:t>
-      </w:r>
-      <w:r>
-        <w:rPr>
-          <w:rFonts w:hint="eastAsia" w:ascii="Times New Roman" w:hAnsi="Times New Roman" w:eastAsia="Times New Roman" w:cs="Times New Roman"/>
-        </w:rPr>
-        <w:t>+H</w:t>
-      </w:r>
-      <w:r>
-        <w:rPr>
-          <w:rFonts w:hint="eastAsia" w:ascii="Times New Roman" w:hAnsi="Times New Roman" w:eastAsia="Times New Roman" w:cs="Times New Roman"/>
-          <w:vertAlign w:val="subscript"/>
-        </w:rPr>
-        <w:t>2</w:t>
-      </w:r>
-      <w:r>
-        <w:rPr>
-          <w:rFonts w:hint="eastAsia" w:ascii="Times New Roman" w:hAnsi="Times New Roman" w:eastAsia="Times New Roman" w:cs="Times New Roman"/>
-        </w:rPr>
-        <w:t>O→3H</w:t>
-      </w:r>
-      <w:r>
-        <w:rPr>
-          <w:rFonts w:hint="eastAsia" w:ascii="Times New Roman" w:hAnsi="Times New Roman" w:eastAsia="Times New Roman" w:cs="Times New Roman"/>
-          <w:vertAlign w:val="subscript"/>
-        </w:rPr>
-        <w:t>2</w:t>
-      </w:r>
-      <w:r>
-        <w:rPr>
-          <w:rFonts w:hint="eastAsia" w:ascii="Times New Roman" w:hAnsi="Times New Roman" w:eastAsia="Times New Roman" w:cs="Times New Roman"/>
-        </w:rPr>
-        <w:t>+CO</w:t>
-      </w:r>
-      <w:r>
-        <w:rPr>
-          <w:rFonts w:hint="eastAsia" w:ascii="Times New Roman" w:hAnsi="Times New Roman" w:eastAsia="FangSong" w:cs="Times New Roman"/>
-        </w:rPr>
-        <w:t>在</w:t>
-      </w:r>
-      <w:r>
-        <w:rPr>
-          <w:rFonts w:hint="eastAsia" w:ascii="Times New Roman" w:hAnsi="Times New Roman" w:eastAsia="Times New Roman" w:cs="Times New Roman"/>
-        </w:rPr>
-        <w:t>298K</w:t>
-      </w:r>
-      <w:r>
-        <w:rPr>
-          <w:rFonts w:hint="eastAsia" w:ascii="Times New Roman" w:hAnsi="Times New Roman" w:eastAsia="FangSong" w:cs="Times New Roman"/>
-        </w:rPr>
-        <w:t>的</w:t>
-      </w:r>
-      <w:r>
-        <w:rPr>
-          <w:rFonts w:hint="eastAsia" w:ascii="Times New Roman" w:hAnsi="Times New Roman" w:eastAsia="Times New Roman" w:cs="Times New Roman"/>
-        </w:rPr>
-        <w:t>ΔrGm⊖</w:t>
-      </w:r>
-      <w:r>
-        <w:rPr>
-          <w:rFonts w:hint="eastAsia" w:ascii="Times New Roman" w:hAnsi="Times New Roman" w:eastAsia="FangSong" w:cs="Times New Roman"/>
-        </w:rPr>
-        <w:t>和</w:t>
-      </w:r>
-      <w:r>
-        <w:rPr>
-          <w:rFonts w:hint="eastAsia" w:ascii="Times New Roman" w:hAnsi="Times New Roman" w:eastAsia="Times New Roman" w:cs="Times New Roman"/>
-        </w:rPr>
-        <w:t>K⊖。</w:t>
-      </w:r>
-    </w:p>
-    <w:p>
-      <w:pPr>
-        <w:pStyle w:val="BodyText"/>
-      </w:pPr>
-      <w:r>
-        <w:rPr>
-          <w:rFonts w:hint="eastAsia" w:ascii="Times New Roman" w:hAnsi="Times New Roman" w:eastAsia="FangSong" w:cs="Times New Roman"/>
-          <w:b/>
-          <w:bCs/>
-        </w:rPr>
-        <w:t xml:space="preserve">参考答案</w:t>
-      </w:r>
-      <w:r>
-        <w:rPr>
-          <w:rFonts w:hint="eastAsia" w:ascii="Times New Roman" w:hAnsi="Times New Roman" w:eastAsia="Times New Roman" w:cs="Times New Roman"/>
-        </w:rPr>
-        <w:t xml:space="preserve">：</w:t>
-      </w:r>
-    </w:p>
-    <w:p>
-      <w:pPr>
-        <w:pStyle w:val="BodyText"/>
-      </w:pPr>
-      <w:r>
-        <w:rPr>
-          <w:rFonts w:ascii="Times New Roman" w:hAnsi="Times New Roman" w:eastAsia="Times New Roman" w:cs="Times New Roman"/>
-          <w:b/>
-          <w:bCs/>
-        </w:rPr>
-        <w:t xml:space="preserve">5-1 </w:t>
-      </w:r>
-      <w:r>
-        <w:rPr>
-          <w:rFonts w:hint="eastAsia" w:ascii="Times New Roman" w:hAnsi="Times New Roman" w:eastAsia="FangSong" w:cs="Times New Roman"/>
-          <w:b/>
-          <w:bCs/>
-        </w:rPr>
-        <w:t xml:space="preserve">两个平行反应</w:t>
-      </w:r>
-      <w:r>
-        <w:rPr>
-          <w:rFonts w:hint="eastAsia" w:ascii="Times New Roman" w:hAnsi="Times New Roman" w:eastAsia="Times New Roman" w:cs="Times New Roman"/>
-        </w:rPr>
-        <w:t xml:space="preserve">：</w:t>
       </w:r>
     </w:p>
     <w:p>
@@ -32558,66 +32806,21 @@
         <w:pStyle w:val="Compact"/>
         <w:numPr>
           <w:ilvl w:val="0"/>
-          <w:numId w:val="1016"/>
+          <w:numId w:val="1025"/>
         </w:numPr>
-      </w:pPr>
-      <w:r>
-        <w:rPr>
-          <w:rFonts w:ascii="Times New Roman" w:hAnsi="Times New Roman" w:eastAsia="Times New Roman" w:cs="Times New Roman"/>
-        </w:rPr>
-        <w:t>CH</w:t>
-      </w:r>
-      <w:r>
-        <w:rPr>
-          <w:rFonts w:ascii="Times New Roman" w:hAnsi="Times New Roman" w:eastAsia="Times New Roman" w:cs="Times New Roman"/>
-          <w:vertAlign w:val="subscript"/>
-        </w:rPr>
-        <w:t>3</w:t>
-      </w:r>
-      <w:r>
-        <w:rPr>
-          <w:rFonts w:ascii="Times New Roman" w:hAnsi="Times New Roman" w:eastAsia="Times New Roman" w:cs="Times New Roman"/>
-        </w:rPr>
-        <w:t>COCH</w:t>
-      </w:r>
-      <w:r>
-        <w:rPr>
-          <w:rFonts w:ascii="Times New Roman" w:hAnsi="Times New Roman" w:eastAsia="Times New Roman" w:cs="Times New Roman"/>
-          <w:vertAlign w:val="subscript"/>
-        </w:rPr>
-        <w:t>3</w:t>
-      </w:r>
-      <w:r>
-        <w:rPr>
-          <w:rFonts w:ascii="Times New Roman" w:hAnsi="Times New Roman" w:eastAsia="Times New Roman" w:cs="Times New Roman"/>
-        </w:rPr>
-        <w:t xml:space="preserve"> → CH</w:t>
-      </w:r>
-      <w:r>
-        <w:rPr>
-          <w:rFonts w:ascii="Times New Roman" w:hAnsi="Times New Roman" w:eastAsia="Times New Roman" w:cs="Times New Roman"/>
-          <w:vertAlign w:val="subscript"/>
-        </w:rPr>
-        <w:t>4</w:t>
-      </w:r>
-      <w:r>
-        <w:rPr>
-          <w:rFonts w:ascii="Times New Roman" w:hAnsi="Times New Roman" w:eastAsia="Times New Roman" w:cs="Times New Roman"/>
-        </w:rPr>
-        <w:t xml:space="preserve"> + CH</w:t>
-      </w:r>
-      <w:r>
-        <w:rPr>
-          <w:rFonts w:ascii="Times New Roman" w:hAnsi="Times New Roman" w:eastAsia="Times New Roman" w:cs="Times New Roman"/>
-          <w:vertAlign w:val="subscript"/>
-        </w:rPr>
-        <w:t>2</w:t>
-      </w:r>
-      <w:r>
-        <w:rPr>
-          <w:rFonts w:ascii="Times New Roman" w:hAnsi="Times New Roman" w:eastAsia="Times New Roman" w:cs="Times New Roman"/>
-        </w:rPr>
-        <w:t>CO</w:t>
+        <w:ind w:firstLine="420"/>
+      </w:pPr>
+      <w:r>
+        <w:rPr>
+          <w:rFonts w:hint="eastAsia" w:ascii="Times New Roman" w:hAnsi="Times New Roman" w:eastAsia="FangSong" w:cs="Times New Roman"/>
+        </w:rPr>
+        <w:t>写出两个平行总反应方程式</w:t>
+      </w:r>
+      <w:r>
+        <w:rPr>
+          <w:rFonts w:hint="eastAsia" w:ascii="Times New Roman" w:hAnsi="Times New Roman" w:eastAsia="Times New Roman" w:cs="Times New Roman"/>
+        </w:rPr>
+        <w:t>。</w:t>
       </w:r>
     </w:p>
     <w:p>
@@ -32625,136 +32828,442 @@
         <w:pStyle w:val="Compact"/>
         <w:numPr>
           <w:ilvl w:val="0"/>
-          <w:numId w:val="1016"/>
+          <w:numId w:val="1025"/>
         </w:numPr>
-      </w:pPr>
-      <w:r>
-        <w:rPr>
-          <w:rFonts w:ascii="Times New Roman" w:hAnsi="Times New Roman" w:eastAsia="Times New Roman" w:cs="Times New Roman"/>
-        </w:rPr>
-        <w:t>2CH</w:t>
-      </w:r>
-      <w:r>
-        <w:rPr>
-          <w:rFonts w:ascii="Times New Roman" w:hAnsi="Times New Roman" w:eastAsia="Times New Roman" w:cs="Times New Roman"/>
-          <w:vertAlign w:val="subscript"/>
-        </w:rPr>
-        <w:t>3</w:t>
-      </w:r>
-      <w:r>
-        <w:rPr>
-          <w:rFonts w:ascii="Times New Roman" w:hAnsi="Times New Roman" w:eastAsia="Times New Roman" w:cs="Times New Roman"/>
-        </w:rPr>
-        <w:t>COCH</w:t>
-      </w:r>
-      <w:r>
-        <w:rPr>
-          <w:rFonts w:ascii="Times New Roman" w:hAnsi="Times New Roman" w:eastAsia="Times New Roman" w:cs="Times New Roman"/>
-          <w:vertAlign w:val="subscript"/>
-        </w:rPr>
-        <w:t>3</w:t>
-      </w:r>
-      <w:r>
-        <w:rPr>
-          <w:rFonts w:ascii="Times New Roman" w:hAnsi="Times New Roman" w:eastAsia="Times New Roman" w:cs="Times New Roman"/>
-        </w:rPr>
-        <w:t xml:space="preserve"> → C</w:t>
-      </w:r>
-      <w:r>
-        <w:rPr>
-          <w:rFonts w:ascii="Times New Roman" w:hAnsi="Times New Roman" w:eastAsia="Times New Roman" w:cs="Times New Roman"/>
-          <w:vertAlign w:val="subscript"/>
-        </w:rPr>
-        <w:t>2</w:t>
-      </w:r>
-      <w:r>
-        <w:rPr>
-          <w:rFonts w:ascii="Times New Roman" w:hAnsi="Times New Roman" w:eastAsia="Times New Roman" w:cs="Times New Roman"/>
-        </w:rPr>
-        <w:t>H</w:t>
-      </w:r>
-      <w:r>
-        <w:rPr>
-          <w:rFonts w:ascii="Times New Roman" w:hAnsi="Times New Roman" w:eastAsia="Times New Roman" w:cs="Times New Roman"/>
-          <w:vertAlign w:val="subscript"/>
-        </w:rPr>
-        <w:t>5</w:t>
-      </w:r>
-      <w:r>
-        <w:rPr>
-          <w:rFonts w:ascii="Times New Roman" w:hAnsi="Times New Roman" w:eastAsia="Times New Roman" w:cs="Times New Roman"/>
-        </w:rPr>
-        <w:t>COCH</w:t>
-      </w:r>
-      <w:r>
-        <w:rPr>
-          <w:rFonts w:ascii="Times New Roman" w:hAnsi="Times New Roman" w:eastAsia="Times New Roman" w:cs="Times New Roman"/>
-          <w:vertAlign w:val="subscript"/>
-        </w:rPr>
-        <w:t>3</w:t>
-      </w:r>
-      <w:r>
-        <w:rPr>
-          <w:rFonts w:ascii="Times New Roman" w:hAnsi="Times New Roman" w:eastAsia="Times New Roman" w:cs="Times New Roman"/>
-        </w:rPr>
-        <w:t xml:space="preserve"> + CH</w:t>
-      </w:r>
-      <w:r>
-        <w:rPr>
-          <w:rFonts w:ascii="Times New Roman" w:hAnsi="Times New Roman" w:eastAsia="Times New Roman" w:cs="Times New Roman"/>
-          <w:vertAlign w:val="subscript"/>
-        </w:rPr>
-        <w:t>4</w:t>
-      </w:r>
-      <w:r>
-        <w:rPr>
-          <w:rFonts w:ascii="Times New Roman" w:hAnsi="Times New Roman" w:eastAsia="Times New Roman" w:cs="Times New Roman"/>
-        </w:rPr>
-        <w:t xml:space="preserve"> + CO</w:t>
+        <w:ind w:firstLine="420"/>
+      </w:pPr>
+      <w:r>
+        <w:rPr>
+          <w:rFonts w:hint="eastAsia" w:ascii="Times New Roman" w:hAnsi="Times New Roman" w:eastAsia="FangSong" w:cs="Times New Roman"/>
+        </w:rPr>
+        <w:t>推出速率方程</w:t>
+      </w:r>
+      <w:r>
+        <w:rPr>
+          <w:rFonts w:hint="eastAsia" w:ascii="Times New Roman" w:hAnsi="Times New Roman" w:eastAsia="Times New Roman" w:cs="Times New Roman"/>
+        </w:rPr>
+        <w:t>（</w:t>
+      </w:r>
+      <w:r>
+        <w:rPr>
+          <w:rFonts w:hint="eastAsia" w:ascii="Times New Roman" w:hAnsi="Times New Roman" w:eastAsia="FangSong" w:cs="Times New Roman"/>
+        </w:rPr>
+        <w:t>提示</w:t>
+      </w:r>
+      <w:r>
+        <w:rPr>
+          <w:rFonts w:hint="eastAsia" w:ascii="Times New Roman" w:hAnsi="Times New Roman" w:eastAsia="Times New Roman" w:cs="Times New Roman"/>
+        </w:rPr>
+        <w:t>：</w:t>
+      </w:r>
+      <w:r>
+        <w:rPr>
+          <w:rFonts w:hint="eastAsia" w:ascii="Times New Roman" w:hAnsi="Times New Roman" w:eastAsia="FangSong" w:cs="Times New Roman"/>
+        </w:rPr>
+        <w:t>丙酮消耗以反应</w:t>
+      </w:r>
+      <w:r>
+        <w:rPr>
+          <w:rFonts w:hint="eastAsia" w:ascii="Times New Roman" w:hAnsi="Times New Roman" w:eastAsia="Times New Roman" w:cs="Times New Roman"/>
+        </w:rPr>
+        <w:t>(3)</w:t>
+      </w:r>
+      <w:r>
+        <w:rPr>
+          <w:rFonts w:hint="eastAsia" w:ascii="Times New Roman" w:hAnsi="Times New Roman" w:eastAsia="FangSong" w:cs="Times New Roman"/>
+        </w:rPr>
+        <w:t>为主</w:t>
+      </w:r>
+      <w:r>
+        <w:rPr>
+          <w:rFonts w:hint="eastAsia" w:ascii="Times New Roman" w:hAnsi="Times New Roman" w:eastAsia="Times New Roman" w:cs="Times New Roman"/>
+        </w:rPr>
+        <w:t>，</w:t>
+      </w:r>
+      <w:r>
+        <w:rPr>
+          <w:rFonts w:hint="eastAsia" w:ascii="Times New Roman" w:hAnsi="Times New Roman" w:eastAsia="FangSong" w:cs="Times New Roman"/>
+        </w:rPr>
+        <w:t>可忽略指前因子差异</w:t>
+      </w:r>
+      <w:r>
+        <w:rPr>
+          <w:rFonts w:hint="eastAsia" w:ascii="Times New Roman" w:hAnsi="Times New Roman" w:eastAsia="Times New Roman" w:cs="Times New Roman"/>
+        </w:rPr>
+        <w:t>）。</w:t>
       </w:r>
     </w:p>
     <w:p>
       <w:pPr>
+        <w:pStyle w:val="Compact"/>
+        <w:numPr>
+          <w:ilvl w:val="0"/>
+          <w:numId w:val="1025"/>
+        </w:numPr>
+        <w:ind w:firstLine="420"/>
+      </w:pPr>
+      <w:r>
+        <w:rPr>
+          <w:rFonts w:hint="eastAsia" w:ascii="Times New Roman" w:hAnsi="Times New Roman" w:eastAsia="FangSong" w:cs="Times New Roman"/>
+        </w:rPr>
+        <w:t>计算表观活化能</w:t>
+      </w:r>
+      <w:r>
+        <w:rPr>
+          <w:rFonts w:hint="eastAsia" w:ascii="Times New Roman" w:hAnsi="Times New Roman" w:eastAsia="Times New Roman" w:cs="Times New Roman"/>
+        </w:rPr>
+        <w:t>。</w:t>
+      </w:r>
+    </w:p>
+    <w:p>
+      <w:pPr>
+        <w:pStyle w:val="Compact"/>
+        <w:numPr>
+          <w:ilvl w:val="0"/>
+          <w:numId w:val="1025"/>
+        </w:numPr>
+        <w:ind w:firstLine="420"/>
+      </w:pPr>
+      <w:r>
+        <w:rPr>
+          <w:rFonts w:hint="eastAsia" w:ascii="Times New Roman" w:hAnsi="Times New Roman" w:eastAsia="FangSong" w:cs="Times New Roman"/>
+        </w:rPr>
+        <w:t>计算</w:t>
+      </w:r>
+      <w:r>
+        <w:rPr>
+          <w:rFonts w:hint="eastAsia" w:ascii="Times New Roman" w:hAnsi="Times New Roman" w:eastAsia="Times New Roman" w:cs="Times New Roman"/>
+        </w:rPr>
+        <w:t>CH</w:t>
+      </w:r>
+      <w:r>
+        <w:rPr>
+          <w:rFonts w:hint="eastAsia" w:ascii="Times New Roman" w:hAnsi="Times New Roman" w:eastAsia="Times New Roman" w:cs="Times New Roman"/>
+          <w:vertAlign w:val="subscript"/>
+        </w:rPr>
+        <w:t>4</w:t>
+      </w:r>
+      <w:r>
+        <w:rPr>
+          <w:rFonts w:hint="eastAsia" w:ascii="Times New Roman" w:hAnsi="Times New Roman" w:eastAsia="Times New Roman" w:cs="Times New Roman"/>
+        </w:rPr>
+        <w:t>+H</w:t>
+      </w:r>
+      <w:r>
+        <w:rPr>
+          <w:rFonts w:hint="eastAsia" w:ascii="Times New Roman" w:hAnsi="Times New Roman" w:eastAsia="Times New Roman" w:cs="Times New Roman"/>
+          <w:vertAlign w:val="subscript"/>
+        </w:rPr>
+        <w:t>2</w:t>
+      </w:r>
+      <w:r>
+        <w:rPr>
+          <w:rFonts w:hint="eastAsia" w:ascii="Times New Roman" w:hAnsi="Times New Roman" w:eastAsia="Times New Roman" w:cs="Times New Roman"/>
+        </w:rPr>
+        <w:t>O→3H</w:t>
+      </w:r>
+      <w:r>
+        <w:rPr>
+          <w:rFonts w:hint="eastAsia" w:ascii="Times New Roman" w:hAnsi="Times New Roman" w:eastAsia="Times New Roman" w:cs="Times New Roman"/>
+          <w:vertAlign w:val="subscript"/>
+        </w:rPr>
+        <w:t>2</w:t>
+      </w:r>
+      <w:r>
+        <w:rPr>
+          <w:rFonts w:hint="eastAsia" w:ascii="Times New Roman" w:hAnsi="Times New Roman" w:eastAsia="Times New Roman" w:cs="Times New Roman"/>
+        </w:rPr>
+        <w:t>+CO</w:t>
+      </w:r>
+      <w:r>
+        <w:rPr>
+          <w:rFonts w:hint="eastAsia" w:ascii="Times New Roman" w:hAnsi="Times New Roman" w:eastAsia="FangSong" w:cs="Times New Roman"/>
+        </w:rPr>
+        <w:t>在</w:t>
+      </w:r>
+      <w:r>
+        <w:rPr>
+          <w:rFonts w:hint="eastAsia" w:ascii="Times New Roman" w:hAnsi="Times New Roman" w:eastAsia="Times New Roman" w:cs="Times New Roman"/>
+        </w:rPr>
+        <w:t>298K</w:t>
+      </w:r>
+      <w:r>
+        <w:rPr>
+          <w:rFonts w:hint="eastAsia" w:ascii="Times New Roman" w:hAnsi="Times New Roman" w:eastAsia="FangSong" w:cs="Times New Roman"/>
+        </w:rPr>
+        <w:t>的</w:t>
+      </w:r>
+      <w:r>
+        <w:rPr>
+          <w:rFonts w:hint="eastAsia" w:ascii="Times New Roman" w:hAnsi="Times New Roman" w:eastAsia="Times New Roman" w:cs="Times New Roman"/>
+        </w:rPr>
+        <w:t>ΔrGm⊖</w:t>
+      </w:r>
+      <w:r>
+        <w:rPr>
+          <w:rFonts w:hint="eastAsia" w:ascii="Times New Roman" w:hAnsi="Times New Roman" w:eastAsia="FangSong" w:cs="Times New Roman"/>
+        </w:rPr>
+        <w:t>和</w:t>
+      </w:r>
+      <w:r>
+        <w:rPr>
+          <w:rFonts w:hint="eastAsia" w:ascii="Times New Roman" w:hAnsi="Times New Roman" w:eastAsia="Times New Roman" w:cs="Times New Roman"/>
+        </w:rPr>
+        <w:t>K⊖。</w:t>
+      </w:r>
+    </w:p>
+    <w:p>
+      <w:pPr>
         <w:pStyle w:val="FirstParagraph"/>
-      </w:pPr>
-      <w:r>
-        <w:rPr>
-          <w:rFonts w:ascii="Times New Roman" w:hAnsi="Times New Roman" w:eastAsia="Times New Roman" w:cs="Times New Roman"/>
+        <w:ind w:firstLine="420"/>
+      </w:pPr>
+      <w:r>
+        <w:rPr>
+          <w:rFonts w:hint="eastAsia" w:ascii="Times New Roman" w:hAnsi="Times New Roman" w:eastAsia="FangSong" w:cs="Times New Roman"/>
           <w:b/>
           <w:bCs/>
         </w:rPr>
-        <w:t xml:space="preserve">5-2 </w:t>
-      </w:r>
-      <w:r>
-        <w:rPr>
-          <w:rFonts w:hint="eastAsia" w:ascii="Times New Roman" w:hAnsi="Times New Roman" w:eastAsia="FangSong" w:cs="Times New Roman"/>
+        <w:t xml:space="preserve">参考答案</w:t>
+      </w:r>
+      <w:r>
+        <w:rPr>
+          <w:rFonts w:hint="eastAsia" w:ascii="Times New Roman" w:hAnsi="Times New Roman" w:eastAsia="Times New Roman" w:cs="Times New Roman"/>
+        </w:rPr>
+        <w:t xml:space="preserve">：</w:t>
+      </w:r>
+    </w:p>
+    <w:p>
+      <w:pPr>
+        <w:pStyle w:val="BodyText"/>
+        <w:ind w:firstLine="420"/>
+      </w:pPr>
+      <w:r>
+        <w:rPr>
+          <w:rFonts w:ascii="Times New Roman" w:hAnsi="Times New Roman" w:eastAsia="Times New Roman" w:cs="Times New Roman"/>
           <w:b/>
           <w:bCs/>
         </w:rPr>
-        <w:t xml:space="preserve">速率方程</w:t>
-      </w:r>
-      <w:r>
-        <w:rPr>
-          <w:rFonts w:hint="eastAsia" w:ascii="Times New Roman" w:hAnsi="Times New Roman" w:eastAsia="Times New Roman" w:cs="Times New Roman"/>
-        </w:rPr>
-        <w:t>（</w:t>
-      </w:r>
-      <w:r>
-        <w:rPr>
-          <w:rFonts w:hint="eastAsia" w:ascii="Times New Roman" w:hAnsi="Times New Roman" w:eastAsia="FangSong" w:cs="Times New Roman"/>
-        </w:rPr>
-        <w:t>稳态近似</w:t>
-      </w:r>
-      <w:r>
-        <w:rPr>
-          <w:rFonts w:hint="eastAsia" w:ascii="Times New Roman" w:hAnsi="Times New Roman" w:eastAsia="Times New Roman" w:cs="Times New Roman"/>
-        </w:rPr>
-        <w:t>）：</w:t>
+        <w:t xml:space="preserve">(1) </w:t>
+      </w:r>
+      <w:r>
+        <w:rPr>
+          <w:rFonts w:hint="eastAsia" w:ascii="Times New Roman" w:hAnsi="Times New Roman" w:eastAsia="FangSong" w:cs="Times New Roman"/>
+          <w:b/>
+          <w:bCs/>
+        </w:rPr>
+        <w:t xml:space="preserve">两个平行反应</w:t>
+      </w:r>
+      <w:r>
+        <w:rPr>
+          <w:rFonts w:hint="eastAsia" w:ascii="Times New Roman" w:hAnsi="Times New Roman" w:eastAsia="Times New Roman" w:cs="Times New Roman"/>
+        </w:rPr>
+        <w:t xml:space="preserve">：</w:t>
       </w:r>
     </w:p>
     <w:p>
       <w:pPr>
+        <w:pStyle w:val="Compact"/>
+        <w:numPr>
+          <w:ilvl w:val="0"/>
+          <w:numId w:val="1026"/>
+        </w:numPr>
+      </w:pPr>
+      <w:r>
+        <w:rPr>
+          <w:rFonts w:ascii="Times New Roman" w:hAnsi="Times New Roman" w:eastAsia="Times New Roman" w:cs="Times New Roman"/>
+        </w:rPr>
+        <w:t>CH</w:t>
+      </w:r>
+      <w:r>
+        <w:rPr>
+          <w:rFonts w:ascii="Times New Roman" w:hAnsi="Times New Roman" w:eastAsia="Times New Roman" w:cs="Times New Roman"/>
+          <w:vertAlign w:val="subscript"/>
+        </w:rPr>
+        <w:t>3</w:t>
+      </w:r>
+      <w:r>
+        <w:rPr>
+          <w:rFonts w:ascii="Times New Roman" w:hAnsi="Times New Roman" w:eastAsia="Times New Roman" w:cs="Times New Roman"/>
+        </w:rPr>
+        <w:t>COCH</w:t>
+      </w:r>
+      <w:r>
+        <w:rPr>
+          <w:rFonts w:ascii="Times New Roman" w:hAnsi="Times New Roman" w:eastAsia="Times New Roman" w:cs="Times New Roman"/>
+          <w:vertAlign w:val="subscript"/>
+        </w:rPr>
+        <w:t>3</w:t>
+      </w:r>
+      <w:r>
+        <w:rPr>
+          <w:rFonts w:ascii="Times New Roman" w:hAnsi="Times New Roman" w:eastAsia="Times New Roman" w:cs="Times New Roman"/>
+        </w:rPr>
+        <w:t xml:space="preserve"> → CH</w:t>
+      </w:r>
+      <w:r>
+        <w:rPr>
+          <w:rFonts w:ascii="Times New Roman" w:hAnsi="Times New Roman" w:eastAsia="Times New Roman" w:cs="Times New Roman"/>
+          <w:vertAlign w:val="subscript"/>
+        </w:rPr>
+        <w:t>4</w:t>
+      </w:r>
+      <w:r>
+        <w:rPr>
+          <w:rFonts w:ascii="Times New Roman" w:hAnsi="Times New Roman" w:eastAsia="Times New Roman" w:cs="Times New Roman"/>
+        </w:rPr>
+        <w:t xml:space="preserve"> + CH</w:t>
+      </w:r>
+      <w:r>
+        <w:rPr>
+          <w:rFonts w:ascii="Times New Roman" w:hAnsi="Times New Roman" w:eastAsia="Times New Roman" w:cs="Times New Roman"/>
+          <w:vertAlign w:val="subscript"/>
+        </w:rPr>
+        <w:t>2</w:t>
+      </w:r>
+      <w:r>
+        <w:rPr>
+          <w:rFonts w:ascii="Times New Roman" w:hAnsi="Times New Roman" w:eastAsia="Times New Roman" w:cs="Times New Roman"/>
+        </w:rPr>
+        <w:t>CO</w:t>
+      </w:r>
+    </w:p>
+    <w:p>
+      <w:pPr>
+        <w:pStyle w:val="Compact"/>
+        <w:numPr>
+          <w:ilvl w:val="0"/>
+          <w:numId w:val="1026"/>
+        </w:numPr>
+      </w:pPr>
+      <w:r>
+        <w:rPr>
+          <w:rFonts w:ascii="Times New Roman" w:hAnsi="Times New Roman" w:eastAsia="Times New Roman" w:cs="Times New Roman"/>
+        </w:rPr>
+        <w:t>2CH</w:t>
+      </w:r>
+      <w:r>
+        <w:rPr>
+          <w:rFonts w:ascii="Times New Roman" w:hAnsi="Times New Roman" w:eastAsia="Times New Roman" w:cs="Times New Roman"/>
+          <w:vertAlign w:val="subscript"/>
+        </w:rPr>
+        <w:t>3</w:t>
+      </w:r>
+      <w:r>
+        <w:rPr>
+          <w:rFonts w:ascii="Times New Roman" w:hAnsi="Times New Roman" w:eastAsia="Times New Roman" w:cs="Times New Roman"/>
+        </w:rPr>
+        <w:t>COCH</w:t>
+      </w:r>
+      <w:r>
+        <w:rPr>
+          <w:rFonts w:ascii="Times New Roman" w:hAnsi="Times New Roman" w:eastAsia="Times New Roman" w:cs="Times New Roman"/>
+          <w:vertAlign w:val="subscript"/>
+        </w:rPr>
+        <w:t>3</w:t>
+      </w:r>
+      <w:r>
+        <w:rPr>
+          <w:rFonts w:ascii="Times New Roman" w:hAnsi="Times New Roman" w:eastAsia="Times New Roman" w:cs="Times New Roman"/>
+        </w:rPr>
+        <w:t xml:space="preserve"> → C</w:t>
+      </w:r>
+      <w:r>
+        <w:rPr>
+          <w:rFonts w:ascii="Times New Roman" w:hAnsi="Times New Roman" w:eastAsia="Times New Roman" w:cs="Times New Roman"/>
+          <w:vertAlign w:val="subscript"/>
+        </w:rPr>
+        <w:t>2</w:t>
+      </w:r>
+      <w:r>
+        <w:rPr>
+          <w:rFonts w:ascii="Times New Roman" w:hAnsi="Times New Roman" w:eastAsia="Times New Roman" w:cs="Times New Roman"/>
+        </w:rPr>
+        <w:t>H</w:t>
+      </w:r>
+      <w:r>
+        <w:rPr>
+          <w:rFonts w:ascii="Times New Roman" w:hAnsi="Times New Roman" w:eastAsia="Times New Roman" w:cs="Times New Roman"/>
+          <w:vertAlign w:val="subscript"/>
+        </w:rPr>
+        <w:t>5</w:t>
+      </w:r>
+      <w:r>
+        <w:rPr>
+          <w:rFonts w:ascii="Times New Roman" w:hAnsi="Times New Roman" w:eastAsia="Times New Roman" w:cs="Times New Roman"/>
+        </w:rPr>
+        <w:t>COCH</w:t>
+      </w:r>
+      <w:r>
+        <w:rPr>
+          <w:rFonts w:ascii="Times New Roman" w:hAnsi="Times New Roman" w:eastAsia="Times New Roman" w:cs="Times New Roman"/>
+          <w:vertAlign w:val="subscript"/>
+        </w:rPr>
+        <w:t>3</w:t>
+      </w:r>
+      <w:r>
+        <w:rPr>
+          <w:rFonts w:ascii="Times New Roman" w:hAnsi="Times New Roman" w:eastAsia="Times New Roman" w:cs="Times New Roman"/>
+        </w:rPr>
+        <w:t xml:space="preserve"> + CH</w:t>
+      </w:r>
+      <w:r>
+        <w:rPr>
+          <w:rFonts w:ascii="Times New Roman" w:hAnsi="Times New Roman" w:eastAsia="Times New Roman" w:cs="Times New Roman"/>
+          <w:vertAlign w:val="subscript"/>
+        </w:rPr>
+        <w:t>4</w:t>
+      </w:r>
+      <w:r>
+        <w:rPr>
+          <w:rFonts w:ascii="Times New Roman" w:hAnsi="Times New Roman" w:eastAsia="Times New Roman" w:cs="Times New Roman"/>
+        </w:rPr>
+        <w:t xml:space="preserve"> + CO</w:t>
+      </w:r>
+    </w:p>
+    <w:p>
+      <w:pPr>
+        <w:pStyle w:val="FirstParagraph"/>
+        <w:ind w:firstLine="420"/>
+      </w:pPr>
+      <w:r>
+        <w:rPr>
+          <w:rFonts w:ascii="Times New Roman" w:hAnsi="Times New Roman" w:eastAsia="Times New Roman" w:cs="Times New Roman"/>
+          <w:b/>
+          <w:bCs/>
+        </w:rPr>
+        <w:t xml:space="preserve">(2) </w:t>
+      </w:r>
+      <w:r>
+        <w:rPr>
+          <w:rFonts w:hint="eastAsia" w:ascii="Times New Roman" w:hAnsi="Times New Roman" w:eastAsia="FangSong" w:cs="Times New Roman"/>
+          <w:b/>
+          <w:bCs/>
+        </w:rPr>
+        <w:t xml:space="preserve">速率方程</w:t>
+      </w:r>
+      <w:r>
+        <w:rPr>
+          <w:rFonts w:hint="eastAsia" w:ascii="Times New Roman" w:hAnsi="Times New Roman" w:eastAsia="Times New Roman" w:cs="Times New Roman"/>
+        </w:rPr>
+        <w:t>（</w:t>
+      </w:r>
+      <w:r>
+        <w:rPr>
+          <w:rFonts w:hint="eastAsia" w:ascii="Times New Roman" w:hAnsi="Times New Roman" w:eastAsia="FangSong" w:cs="Times New Roman"/>
+        </w:rPr>
+        <w:t>稳态近似</w:t>
+      </w:r>
+      <w:r>
+        <w:rPr>
+          <w:rFonts w:hint="eastAsia" w:ascii="Times New Roman" w:hAnsi="Times New Roman" w:eastAsia="Times New Roman" w:cs="Times New Roman"/>
+        </w:rPr>
+        <w:t>）：</w:t>
+      </w:r>
+    </w:p>
+    <w:p>
+      <w:pPr>
         <w:pStyle w:val="BodyText"/>
+        <w:ind w:firstLine="420"/>
       </w:pPr>
       <w:r>
         <w:rPr>
@@ -33100,6 +33609,7 @@
     <w:p>
       <w:pPr>
         <w:pStyle w:val="FirstParagraph"/>
+        <w:ind w:firstLine="420"/>
       </w:pPr>
       <w:r>
         <w:rPr>
@@ -33125,6 +33635,7 @@
     <w:p>
       <w:pPr>
         <w:pStyle w:val="BodyText"/>
+        <w:ind w:firstLine="420"/>
       </w:pPr>
       <w:r>
         <w:rPr>
@@ -33132,7 +33643,7 @@
           <w:b/>
           <w:bCs/>
         </w:rPr>
-        <w:t xml:space="preserve">5-3 </w:t>
+        <w:t xml:space="preserve">(3) </w:t>
       </w:r>
       <w:r>
         <w:rPr>
@@ -33473,6 +33984,7 @@
     <w:p>
       <w:pPr>
         <w:pStyle w:val="FirstParagraph"/>
+        <w:ind w:firstLine="420"/>
       </w:pPr>
       <w:r>
         <w:rPr>
@@ -33480,7 +33992,7 @@
           <w:b/>
           <w:bCs/>
         </w:rPr>
-        <w:t xml:space="preserve">5-4 </w:t>
+        <w:t xml:space="preserve">(4) </w:t>
       </w:r>
       <w:r>
         <w:rPr>
@@ -33502,7 +34014,7 @@
         <w:pStyle w:val="Compact"/>
         <w:numPr>
           <w:ilvl w:val="0"/>
-          <w:numId w:val="1017"/>
+          <w:numId w:val="1027"/>
         </w:numPr>
       </w:pPr>
       <w:r>
@@ -33517,7 +34029,7 @@
         <w:pStyle w:val="Compact"/>
         <w:numPr>
           <w:ilvl w:val="0"/>
-          <w:numId w:val="1017"/>
+          <w:numId w:val="1027"/>
         </w:numPr>
       </w:pPr>
       <w:r>
@@ -33532,7 +34044,7 @@
         <w:pStyle w:val="Compact"/>
         <w:numPr>
           <w:ilvl w:val="0"/>
-          <w:numId w:val="1017"/>
+          <w:numId w:val="1027"/>
         </w:numPr>
       </w:pPr>
       <w:r>
@@ -33547,7 +34059,7 @@
         <w:pStyle w:val="Compact"/>
         <w:numPr>
           <w:ilvl w:val="0"/>
-          <w:numId w:val="1017"/>
+          <w:numId w:val="1027"/>
         </w:numPr>
       </w:pPr>
       <w:r>
@@ -33569,8 +34081,9 @@
         <w:pStyle w:val="Compact"/>
         <w:numPr>
           <w:ilvl w:val="0"/>
-          <w:numId w:val="1017"/>
+          <w:numId w:val="1027"/>
         </w:numPr>
+        <w:ind w:firstLine="420"/>
       </w:pPr>
       <w:r>
         <w:rPr>
@@ -33650,6 +34163,7 @@
     <w:p>
       <w:pPr>
         <w:pStyle w:val="BlockText"/>
+        <w:ind w:firstLine="420"/>
       </w:pPr>
       <w:r>
         <w:rPr>
@@ -33697,6 +34211,7 @@
     <w:p>
       <w:pPr>
         <w:pStyle w:val="FirstParagraph"/>
+        <w:ind w:firstLine="420"/>
       </w:pPr>
       <w:r>
         <w:rPr>
@@ -33828,6 +34343,7 @@
     <w:p>
       <w:pPr>
         <w:pStyle w:val="BodyText"/>
+        <w:ind w:firstLine="420"/>
       </w:pPr>
       <w:r>
         <w:rPr>
@@ -33970,6 +34486,7 @@
     <w:p>
       <w:pPr>
         <w:pStyle w:val="BodyText"/>
+        <w:ind w:firstLine="420"/>
       </w:pPr>
       <w:r>
         <w:rPr>
@@ -34057,6 +34574,7 @@
     <w:p>
       <w:pPr>
         <w:pStyle w:val="BodyText"/>
+        <w:ind w:firstLine="420"/>
       </w:pPr>
       <w:r>
         <w:rPr>
@@ -34117,6 +34635,7 @@
     <w:p>
       <w:pPr>
         <w:pStyle w:val="BodyText"/>
+        <w:ind w:firstLine="420"/>
       </w:pPr>
       <w:r>
         <w:rPr>
@@ -34177,6 +34696,7 @@
     <w:p>
       <w:pPr>
         <w:pStyle w:val="BodyText"/>
+        <w:ind w:firstLine="420"/>
       </w:pPr>
       <w:r>
         <w:rPr>
@@ -34418,6 +34938,7 @@
     <w:p>
       <w:pPr>
         <w:pStyle w:val="BodyText"/>
+        <w:ind w:firstLine="420"/>
       </w:pPr>
       <w:r>
         <w:rPr>
@@ -34437,6 +34958,7 @@
     <w:p>
       <w:pPr>
         <w:pStyle w:val="BodyText"/>
+        <w:ind w:firstLine="420"/>
       </w:pPr>
       <w:r>
         <w:rPr>
@@ -34598,6 +35120,7 @@
     <w:p>
       <w:pPr>
         <w:pStyle w:val="BodyText"/>
+        <w:ind w:firstLine="420"/>
       </w:pPr>
       <w:r>
         <w:rPr>
@@ -34673,6 +35196,7 @@
     <w:p>
       <w:pPr>
         <w:pStyle w:val="BodyText"/>
+        <w:ind w:firstLine="420"/>
       </w:pPr>
       <w:r>
         <w:rPr>
@@ -34727,6 +35251,7 @@
     <w:p>
       <w:pPr>
         <w:pStyle w:val="BodyText"/>
+        <w:ind w:firstLine="420"/>
       </w:pPr>
       <w:r>
         <w:rPr>
@@ -34929,6 +35454,7 @@
     <w:p>
       <w:pPr>
         <w:pStyle w:val="FirstParagraph"/>
+        <w:ind w:firstLine="420"/>
       </w:pPr>
       <w:r>
         <w:rPr>
@@ -35013,6 +35539,7 @@
     <w:p>
       <w:pPr>
         <w:pStyle w:val="BodyText"/>
+        <w:ind w:firstLine="420"/>
       </w:pPr>
       <w:r>
         <w:rPr>
@@ -35106,6 +35633,7 @@
     <w:p>
       <w:pPr>
         <w:pStyle w:val="BodyText"/>
+        <w:ind w:firstLine="420"/>
       </w:pPr>
       <w:r>
         <w:rPr>
@@ -35245,6 +35773,7 @@
     <w:p>
       <w:pPr>
         <w:pStyle w:val="FirstParagraph"/>
+        <w:ind w:firstLine="420"/>
       </w:pPr>
       <w:r>
         <w:rPr>
@@ -35309,6 +35838,7 @@
     <w:p>
       <w:pPr>
         <w:pStyle w:val="BodyText"/>
+        <w:ind w:firstLine="420"/>
       </w:pPr>
       <w:r>
         <w:rPr>
@@ -35422,6 +35952,7 @@
     <w:p>
       <w:pPr>
         <w:pStyle w:val="BodyText"/>
+        <w:ind w:firstLine="420"/>
       </w:pPr>
       <w:r>
         <w:rPr>
@@ -35513,7 +36044,10 @@
           </m:e>
           <m:sup>
             <m:r>
-              <m:t>θ</m:t>
+              <m:rPr>
+                <m:sty m:val="p"/>
+              </m:rPr>
+              <m:t>∘</m:t>
             </m:r>
           </m:sup>
         </m:sSup>
@@ -35528,6 +36062,7 @@
     <w:p>
       <w:pPr>
         <w:pStyle w:val="BodyText"/>
+        <w:ind w:firstLine="420"/>
       </w:pPr>
       <w:r>
         <w:rPr>
@@ -35626,8 +36161,9 @@
         <w:pStyle w:val="Compact"/>
         <w:numPr>
           <w:ilvl w:val="0"/>
-          <w:numId w:val="1018"/>
+          <w:numId w:val="1028"/>
         </w:numPr>
+        <w:ind w:firstLine="420"/>
       </w:pPr>
       <w:r>
         <w:rPr>
@@ -35732,8 +36268,9 @@
         <w:pStyle w:val="Compact"/>
         <w:numPr>
           <w:ilvl w:val="0"/>
-          <w:numId w:val="1018"/>
+          <w:numId w:val="1028"/>
         </w:numPr>
+        <w:ind w:firstLine="420"/>
       </w:pPr>
       <w:r>
         <w:rPr>
@@ -35798,6 +36335,7 @@
     <w:p>
       <w:pPr>
         <w:pStyle w:val="FirstParagraph"/>
+        <w:ind w:firstLine="420"/>
       </w:pPr>
       <w:r>
         <w:rPr>
@@ -35991,6 +36529,7 @@
     <w:p>
       <w:pPr>
         <w:pStyle w:val="BodyText"/>
+        <w:ind w:firstLine="420"/>
       </w:pPr>
       <w:r>
         <w:rPr>
@@ -36142,6 +36681,7 @@
     <w:p>
       <w:pPr>
         <w:pStyle w:val="BodyText"/>
+        <w:ind w:firstLine="420"/>
       </w:pPr>
       <w:r>
         <w:rPr>
@@ -36273,6 +36813,7 @@
     <w:p>
       <w:pPr>
         <w:pStyle w:val="BodyText"/>
+        <w:ind w:firstLine="420"/>
       </w:pPr>
       <w:r>
         <w:rPr>
@@ -36331,6 +36872,7 @@
     <w:p>
       <w:pPr>
         <w:pStyle w:val="BodyText"/>
+        <w:ind w:firstLine="420"/>
       </w:pPr>
       <w:r>
         <w:rPr>
@@ -36501,6 +37043,7 @@
     <w:p>
       <w:pPr>
         <w:pStyle w:val="FirstParagraph"/>
+        <w:ind w:firstLine="420"/>
       </w:pPr>
       <w:r>
         <w:rPr>
@@ -36554,6 +37097,7 @@
     <w:p>
       <w:pPr>
         <w:pStyle w:val="BodyText"/>
+        <w:ind w:firstLine="420"/>
       </w:pPr>
       <w:r>
         <w:rPr>
@@ -36623,6 +37167,7 @@
     <w:p>
       <w:pPr>
         <w:pStyle w:val="BodyText"/>
+        <w:ind w:firstLine="420"/>
       </w:pPr>
       <w:r>
         <w:rPr>
@@ -36776,6 +37321,7 @@
     <w:p>
       <w:pPr>
         <w:pStyle w:val="FirstParagraph"/>
+        <w:ind w:firstLine="420"/>
       </w:pPr>
       <w:r>
         <w:rPr>
@@ -36880,6 +37426,7 @@
     <w:p>
       <w:pPr>
         <w:pStyle w:val="BodyText"/>
+        <w:ind w:firstLine="420"/>
       </w:pPr>
       <w:r>
         <w:rPr>
@@ -37028,6 +37575,7 @@
     <w:p>
       <w:pPr>
         <w:pStyle w:val="BodyText"/>
+        <w:ind w:firstLine="420"/>
       </w:pPr>
       <w:r>
         <w:rPr>
@@ -37308,6 +37856,7 @@
     <w:p>
       <w:pPr>
         <w:pStyle w:val="FirstParagraph"/>
+        <w:ind w:firstLine="420"/>
       </w:pPr>
       <w:r>
         <w:rPr>
@@ -37489,6 +38038,7 @@
     <w:p>
       <w:pPr>
         <w:pStyle w:val="FirstParagraph"/>
+        <w:ind w:firstLine="420"/>
       </w:pPr>
       <w:r>
         <w:rPr>
@@ -37805,6 +38355,7 @@
     <w:p>
       <w:pPr>
         <w:pStyle w:val="FirstParagraph"/>
+        <w:ind w:firstLine="420"/>
       </w:pPr>
       <w:r>
         <w:rPr>
@@ -37969,6 +38520,7 @@
     <w:p>
       <w:pPr>
         <w:pStyle w:val="BodyText"/>
+        <w:ind w:firstLine="420"/>
       </w:pPr>
       <w:r>
         <w:rPr>
@@ -38108,6 +38660,7 @@
     <w:p>
       <w:pPr>
         <w:pStyle w:val="FirstParagraph"/>
+        <w:ind w:firstLine="420"/>
       </w:pPr>
       <w:r>
         <w:rPr>
@@ -38168,6 +38721,7 @@
     <w:p>
       <w:pPr>
         <w:pStyle w:val="BodyText"/>
+        <w:ind w:firstLine="420"/>
       </w:pPr>
       <w:r>
         <w:rPr>
@@ -38644,6 +39198,7 @@
     <w:p>
       <w:pPr>
         <w:pStyle w:val="BodyText"/>
+        <w:ind w:firstLine="420"/>
       </w:pPr>
       <w:r>
         <w:rPr>
@@ -38829,6 +39384,7 @@
     <w:p>
       <w:pPr>
         <w:pStyle w:val="BodyText"/>
+        <w:ind w:firstLine="420"/>
       </w:pPr>
       <w:r>
         <w:rPr>
@@ -38973,6 +39529,7 @@
     <w:p>
       <w:pPr>
         <w:pStyle w:val="BodyText"/>
+        <w:ind w:firstLine="420"/>
       </w:pPr>
       <w:r>
         <w:rPr>
@@ -39081,6 +39638,7 @@
     <w:p>
       <w:pPr>
         <w:pStyle w:val="BodyText"/>
+        <w:ind w:firstLine="420"/>
       </w:pPr>
       <w:r>
         <w:rPr>
@@ -39258,6 +39816,7 @@
     <w:p>
       <w:pPr>
         <w:pStyle w:val="BlockText"/>
+        <w:ind w:firstLine="420"/>
       </w:pPr>
       <w:r>
         <w:rPr>
@@ -39281,6 +39840,7 @@
     <w:p>
       <w:pPr>
         <w:pStyle w:val="FirstParagraph"/>
+        <w:ind w:firstLine="420"/>
       </w:pPr>
       <w:r>
         <w:rPr>
@@ -39368,6 +39928,7 @@
     <w:p>
       <w:pPr>
         <w:pStyle w:val="BodyText"/>
+        <w:ind w:firstLine="420"/>
       </w:pPr>
       <w:r>
         <w:rPr>
@@ -39385,6 +39946,7 @@
     <w:p>
       <w:pPr>
         <w:pStyle w:val="BodyText"/>
+        <w:ind w:firstLine="420"/>
       </w:pPr>
       <w:r>
         <w:rPr>
@@ -39396,6 +39958,7 @@
     <w:p>
       <w:pPr>
         <w:pStyle w:val="BodyText"/>
+        <w:ind w:firstLine="420"/>
       </w:pPr>
       <w:r>
         <w:rPr>
@@ -39413,6 +39976,7 @@
     <w:p>
       <w:pPr>
         <w:pStyle w:val="BodyText"/>
+        <w:ind w:firstLine="420"/>
       </w:pPr>
       <w:r>
         <w:rPr>
@@ -39628,6 +40192,7 @@
     <w:p>
       <w:pPr>
         <w:pStyle w:val="BodyText"/>
+        <w:ind w:firstLine="420"/>
       </w:pPr>
       <w:r>
         <w:rPr>
@@ -39657,6 +40222,7 @@
     <w:p>
       <w:pPr>
         <w:pStyle w:val="BodyText"/>
+        <w:ind w:firstLine="420"/>
       </w:pPr>
       <w:r>
         <w:rPr>
@@ -39676,6 +40242,7 @@
     <w:p>
       <w:pPr>
         <w:pStyle w:val="BodyText"/>
+        <w:ind w:firstLine="420"/>
       </w:pPr>
       <w:r>
         <w:rPr>
@@ -40021,6 +40588,7 @@
     <w:p>
       <w:pPr>
         <w:pStyle w:val="FirstParagraph"/>
+        <w:ind w:firstLine="420"/>
       </w:pPr>
       <w:r>
         <w:rPr>
@@ -40117,6 +40685,7 @@
     <w:p>
       <w:pPr>
         <w:pStyle w:val="BodyText"/>
+        <w:ind w:firstLine="420"/>
       </w:pPr>
       <w:r>
         <w:rPr>
@@ -40184,6 +40753,7 @@
     <w:p>
       <w:pPr>
         <w:pStyle w:val="BodyText"/>
+        <w:ind w:firstLine="420"/>
       </w:pPr>
       <w:r>
         <w:rPr>
@@ -40308,6 +40878,7 @@
     <w:p>
       <w:pPr>
         <w:pStyle w:val="BodyText"/>
+        <w:ind w:firstLine="420"/>
       </w:pPr>
       <w:r>
         <w:rPr>
@@ -40851,6 +41422,7 @@
     <w:p>
       <w:pPr>
         <w:pStyle w:val="FirstParagraph"/>
+        <w:ind w:firstLine="420"/>
       </w:pPr>
       <w:r>
         <w:rPr>
@@ -41019,6 +41591,7 @@
     <w:p>
       <w:pPr>
         <w:pStyle w:val="BlockText"/>
+        <w:ind w:firstLine="420"/>
       </w:pPr>
       <w:r>
         <w:rPr>
@@ -41054,6 +41627,7 @@
     <w:p>
       <w:pPr>
         <w:pStyle w:val="FirstParagraph"/>
+        <w:ind w:firstLine="420"/>
       </w:pPr>
       <w:r>
         <w:rPr>
@@ -41315,6 +41889,7 @@
     <w:p>
       <w:pPr>
         <w:pStyle w:val="BodyText"/>
+        <w:ind w:firstLine="420"/>
       </w:pPr>
       <w:r>
         <w:rPr>
@@ -41334,6 +41909,7 @@
     <w:p>
       <w:pPr>
         <w:pStyle w:val="BodyText"/>
+        <w:ind w:firstLine="420"/>
       </w:pPr>
       <m:oMath>
         <m:oMathPr>
@@ -41554,6 +42130,7 @@
     <w:p>
       <w:pPr>
         <w:pStyle w:val="BodyText"/>
+        <w:ind w:firstLine="420"/>
       </w:pPr>
       <w:r>
         <w:rPr>
@@ -41617,6 +42194,7 @@
     <w:p>
       <w:pPr>
         <w:pStyle w:val="BodyText"/>
+        <w:ind w:firstLine="420"/>
       </w:pPr>
       <w:r>
         <w:rPr>
@@ -41859,6 +42437,7 @@
     <w:p>
       <w:pPr>
         <w:pStyle w:val="BodyText"/>
+        <w:ind w:firstLine="420"/>
       </w:pPr>
       <w:r>
         <w:rPr>
@@ -41970,6 +42549,7 @@
     <w:p>
       <w:pPr>
         <w:pStyle w:val="BodyText"/>
+        <w:ind w:firstLine="420"/>
       </w:pPr>
       <w:r>
         <w:rPr>
@@ -42454,6 +43034,7 @@
     <w:p>
       <w:pPr>
         <w:pStyle w:val="FirstParagraph"/>
+        <w:ind w:firstLine="420"/>
       </w:pPr>
       <w:r>
         <w:rPr>
@@ -42553,6 +43134,7 @@
     <w:p>
       <w:pPr>
         <w:pStyle w:val="BodyText"/>
+        <w:ind w:firstLine="420"/>
       </w:pPr>
       <w:r>
         <w:rPr>
@@ -42839,6 +43421,176 @@
       </w:pPr>
     </w:lvl>
   </w:abstractNum>
+  <w:abstractNum w:abstractNumId="99432">
+    <w:nsid w:val="00A99432"/>
+    <w:multiLevelType w:val="multilevel"/>
+    <w:lvl w:ilvl="0">
+      <w:start w:val="2"/>
+      <w:numFmt w:val="decimal"/>
+      <w:lvlText w:val="(%1)"/>
+      <w:lvlJc w:val="left"/>
+      <w:pPr>
+        <w:ind w:left="720" w:hanging="360"/>
+      </w:pPr>
+    </w:lvl>
+    <w:lvl w:ilvl="1">
+      <w:start w:val="2"/>
+      <w:numFmt w:val="decimal"/>
+      <w:lvlText w:val="(%2)"/>
+      <w:lvlJc w:val="left"/>
+      <w:pPr>
+        <w:ind w:left="1440" w:hanging="360"/>
+      </w:pPr>
+    </w:lvl>
+    <w:lvl w:ilvl="2">
+      <w:start w:val="2"/>
+      <w:numFmt w:val="decimal"/>
+      <w:lvlText w:val="(%3)"/>
+      <w:lvlJc w:val="left"/>
+      <w:pPr>
+        <w:ind w:left="2160" w:hanging="360"/>
+      </w:pPr>
+    </w:lvl>
+    <w:lvl w:ilvl="3">
+      <w:start w:val="2"/>
+      <w:numFmt w:val="decimal"/>
+      <w:lvlText w:val="(%4)"/>
+      <w:lvlJc w:val="left"/>
+      <w:pPr>
+        <w:ind w:left="2880" w:hanging="360"/>
+      </w:pPr>
+    </w:lvl>
+    <w:lvl w:ilvl="4">
+      <w:start w:val="2"/>
+      <w:numFmt w:val="decimal"/>
+      <w:lvlText w:val="(%5)"/>
+      <w:lvlJc w:val="left"/>
+      <w:pPr>
+        <w:ind w:left="3600" w:hanging="360"/>
+      </w:pPr>
+    </w:lvl>
+    <w:lvl w:ilvl="5">
+      <w:start w:val="2"/>
+      <w:numFmt w:val="decimal"/>
+      <w:lvlText w:val="(%6)"/>
+      <w:lvlJc w:val="left"/>
+      <w:pPr>
+        <w:ind w:left="4320" w:hanging="360"/>
+      </w:pPr>
+    </w:lvl>
+    <w:lvl w:ilvl="6">
+      <w:start w:val="2"/>
+      <w:numFmt w:val="decimal"/>
+      <w:lvlText w:val="(%7)"/>
+      <w:lvlJc w:val="left"/>
+      <w:pPr>
+        <w:ind w:left="5040" w:hanging="360"/>
+      </w:pPr>
+    </w:lvl>
+    <w:lvl w:ilvl="7">
+      <w:start w:val="2"/>
+      <w:numFmt w:val="decimal"/>
+      <w:lvlText w:val="(%8)"/>
+      <w:lvlJc w:val="left"/>
+      <w:pPr>
+        <w:ind w:left="5760" w:hanging="360"/>
+      </w:pPr>
+    </w:lvl>
+    <w:lvl w:ilvl="8">
+      <w:start w:val="2"/>
+      <w:numFmt w:val="decimal"/>
+      <w:lvlText w:val="(%9)"/>
+      <w:lvlJc w:val="left"/>
+      <w:pPr>
+        <w:ind w:left="6480" w:hanging="360"/>
+      </w:pPr>
+    </w:lvl>
+  </w:abstractNum>
+  <w:abstractNum w:abstractNumId="99434">
+    <w:nsid w:val="00A99434"/>
+    <w:multiLevelType w:val="multilevel"/>
+    <w:lvl w:ilvl="0">
+      <w:start w:val="4"/>
+      <w:numFmt w:val="decimal"/>
+      <w:lvlText w:val="(%1)"/>
+      <w:lvlJc w:val="left"/>
+      <w:pPr>
+        <w:ind w:left="720" w:hanging="360"/>
+      </w:pPr>
+    </w:lvl>
+    <w:lvl w:ilvl="1">
+      <w:start w:val="4"/>
+      <w:numFmt w:val="decimal"/>
+      <w:lvlText w:val="(%2)"/>
+      <w:lvlJc w:val="left"/>
+      <w:pPr>
+        <w:ind w:left="1440" w:hanging="360"/>
+      </w:pPr>
+    </w:lvl>
+    <w:lvl w:ilvl="2">
+      <w:start w:val="4"/>
+      <w:numFmt w:val="decimal"/>
+      <w:lvlText w:val="(%3)"/>
+      <w:lvlJc w:val="left"/>
+      <w:pPr>
+        <w:ind w:left="2160" w:hanging="360"/>
+      </w:pPr>
+    </w:lvl>
+    <w:lvl w:ilvl="3">
+      <w:start w:val="4"/>
+      <w:numFmt w:val="decimal"/>
+      <w:lvlText w:val="(%4)"/>
+      <w:lvlJc w:val="left"/>
+      <w:pPr>
+        <w:ind w:left="2880" w:hanging="360"/>
+      </w:pPr>
+    </w:lvl>
+    <w:lvl w:ilvl="4">
+      <w:start w:val="4"/>
+      <w:numFmt w:val="decimal"/>
+      <w:lvlText w:val="(%5)"/>
+      <w:lvlJc w:val="left"/>
+      <w:pPr>
+        <w:ind w:left="3600" w:hanging="360"/>
+      </w:pPr>
+    </w:lvl>
+    <w:lvl w:ilvl="5">
+      <w:start w:val="4"/>
+      <w:numFmt w:val="decimal"/>
+      <w:lvlText w:val="(%6)"/>
+      <w:lvlJc w:val="left"/>
+      <w:pPr>
+        <w:ind w:left="4320" w:hanging="360"/>
+      </w:pPr>
+    </w:lvl>
+    <w:lvl w:ilvl="6">
+      <w:start w:val="4"/>
+      <w:numFmt w:val="decimal"/>
+      <w:lvlText w:val="(%7)"/>
+      <w:lvlJc w:val="left"/>
+      <w:pPr>
+        <w:ind w:left="5040" w:hanging="360"/>
+      </w:pPr>
+    </w:lvl>
+    <w:lvl w:ilvl="7">
+      <w:start w:val="4"/>
+      <w:numFmt w:val="decimal"/>
+      <w:lvlText w:val="(%8)"/>
+      <w:lvlJc w:val="left"/>
+      <w:pPr>
+        <w:ind w:left="5760" w:hanging="360"/>
+      </w:pPr>
+    </w:lvl>
+    <w:lvl w:ilvl="8">
+      <w:start w:val="4"/>
+      <w:numFmt w:val="decimal"/>
+      <w:lvlText w:val="(%9)"/>
+      <w:lvlJc w:val="left"/>
+      <w:pPr>
+        <w:ind w:left="6480" w:hanging="360"/>
+      </w:pPr>
+    </w:lvl>
+  </w:abstractNum>
   <w:abstractNum w:abstractNumId="99411">
     <w:nsid w:val="00A99411"/>
     <w:multiLevelType w:val="multilevel"/>
@@ -43173,6 +43925,91 @@
       <w:start w:val="5"/>
       <w:numFmt w:val="decimal"/>
       <w:lvlText w:val="%9."/>
+      <w:lvlJc w:val="left"/>
+      <w:pPr>
+        <w:ind w:left="6480" w:hanging="360"/>
+      </w:pPr>
+    </w:lvl>
+  </w:abstractNum>
+  <w:abstractNum w:abstractNumId="99435">
+    <w:nsid w:val="00A99435"/>
+    <w:multiLevelType w:val="multilevel"/>
+    <w:lvl w:ilvl="0">
+      <w:start w:val="5"/>
+      <w:numFmt w:val="decimal"/>
+      <w:lvlText w:val="(%1)"/>
+      <w:lvlJc w:val="left"/>
+      <w:pPr>
+        <w:ind w:left="720" w:hanging="360"/>
+      </w:pPr>
+    </w:lvl>
+    <w:lvl w:ilvl="1">
+      <w:start w:val="5"/>
+      <w:numFmt w:val="decimal"/>
+      <w:lvlText w:val="(%2)"/>
+      <w:lvlJc w:val="left"/>
+      <w:pPr>
+        <w:ind w:left="1440" w:hanging="360"/>
+      </w:pPr>
+    </w:lvl>
+    <w:lvl w:ilvl="2">
+      <w:start w:val="5"/>
+      <w:numFmt w:val="decimal"/>
+      <w:lvlText w:val="(%3)"/>
+      <w:lvlJc w:val="left"/>
+      <w:pPr>
+        <w:ind w:left="2160" w:hanging="360"/>
+      </w:pPr>
+    </w:lvl>
+    <w:lvl w:ilvl="3">
+      <w:start w:val="5"/>
+      <w:numFmt w:val="decimal"/>
+      <w:lvlText w:val="(%4)"/>
+      <w:lvlJc w:val="left"/>
+      <w:pPr>
+        <w:ind w:left="2880" w:hanging="360"/>
+      </w:pPr>
+    </w:lvl>
+    <w:lvl w:ilvl="4">
+      <w:start w:val="5"/>
+      <w:numFmt w:val="decimal"/>
+      <w:lvlText w:val="(%5)"/>
+      <w:lvlJc w:val="left"/>
+      <w:pPr>
+        <w:ind w:left="3600" w:hanging="360"/>
+      </w:pPr>
+    </w:lvl>
+    <w:lvl w:ilvl="5">
+      <w:start w:val="5"/>
+      <w:numFmt w:val="decimal"/>
+      <w:lvlText w:val="(%6)"/>
+      <w:lvlJc w:val="left"/>
+      <w:pPr>
+        <w:ind w:left="4320" w:hanging="360"/>
+      </w:pPr>
+    </w:lvl>
+    <w:lvl w:ilvl="6">
+      <w:start w:val="5"/>
+      <w:numFmt w:val="decimal"/>
+      <w:lvlText w:val="(%7)"/>
+      <w:lvlJc w:val="left"/>
+      <w:pPr>
+        <w:ind w:left="5040" w:hanging="360"/>
+      </w:pPr>
+    </w:lvl>
+    <w:lvl w:ilvl="7">
+      <w:start w:val="5"/>
+      <w:numFmt w:val="decimal"/>
+      <w:lvlText w:val="(%8)"/>
+      <w:lvlJc w:val="left"/>
+      <w:pPr>
+        <w:ind w:left="5760" w:hanging="360"/>
+      </w:pPr>
+    </w:lvl>
+    <w:lvl w:ilvl="8">
+      <w:start w:val="5"/>
+      <w:numFmt w:val="decimal"/>
+      <w:lvlText w:val="(%9)"/>
       <w:lvlJc w:val="left"/>
       <w:pPr>
         <w:ind w:left="6480" w:hanging="360"/>
@@ -43346,37 +44183,37 @@
     </w:lvlOverride>
   </w:num>
   <w:num w:numId="1003">
-    <w:abstractNumId w:val="99411"/>
+    <w:abstractNumId w:val="99432"/>
     <w:lvlOverride w:ilvl="0">
-      <w:startOverride w:val="1"/>
+      <w:startOverride w:val="2"/>
     </w:lvlOverride>
     <w:lvlOverride w:ilvl="1">
-      <w:startOverride w:val="1"/>
+      <w:startOverride w:val="2"/>
     </w:lvlOverride>
     <w:lvlOverride w:ilvl="2">
-      <w:startOverride w:val="1"/>
+      <w:startOverride w:val="2"/>
     </w:lvlOverride>
     <w:lvlOverride w:ilvl="3">
-      <w:startOverride w:val="1"/>
+      <w:startOverride w:val="2"/>
     </w:lvlOverride>
     <w:lvlOverride w:ilvl="4">
-      <w:startOverride w:val="1"/>
+      <w:startOverride w:val="2"/>
     </w:lvlOverride>
     <w:lvlOverride w:ilvl="5">
-      <w:startOverride w:val="1"/>
+      <w:startOverride w:val="2"/>
     </w:lvlOverride>
     <w:lvlOverride w:ilvl="6">
-      <w:startOverride w:val="1"/>
+      <w:startOverride w:val="2"/>
     </w:lvlOverride>
     <w:lvlOverride w:ilvl="7">
-      <w:startOverride w:val="1"/>
+      <w:startOverride w:val="2"/>
     </w:lvlOverride>
     <w:lvlOverride w:ilvl="8">
-      <w:startOverride w:val="1"/>
+      <w:startOverride w:val="2"/>
     </w:lvlOverride>
   </w:num>
   <w:num w:numId="1004">
-    <w:abstractNumId w:val="99411"/>
+    <w:abstractNumId w:val="99431"/>
     <w:lvlOverride w:ilvl="0">
       <w:startOverride w:val="1"/>
     </w:lvlOverride>
@@ -43436,7 +44273,7 @@
     </w:lvlOverride>
   </w:num>
   <w:num w:numId="1006">
-    <w:abstractNumId w:val="99411"/>
+    <w:abstractNumId w:val="99431"/>
     <w:lvlOverride w:ilvl="0">
       <w:startOverride w:val="1"/>
     </w:lvlOverride>
@@ -43466,37 +44303,7 @@
     </w:lvlOverride>
   </w:num>
   <w:num w:numId="1007">
-    <w:abstractNumId w:val="99411"/>
-    <w:lvlOverride w:ilvl="0">
-      <w:startOverride w:val="1"/>
-    </w:lvlOverride>
-    <w:lvlOverride w:ilvl="1">
-      <w:startOverride w:val="1"/>
-    </w:lvlOverride>
-    <w:lvlOverride w:ilvl="2">
-      <w:startOverride w:val="1"/>
-    </w:lvlOverride>
-    <w:lvlOverride w:ilvl="3">
-      <w:startOverride w:val="1"/>
-    </w:lvlOverride>
-    <w:lvlOverride w:ilvl="4">
-      <w:startOverride w:val="1"/>
-    </w:lvlOverride>
-    <w:lvlOverride w:ilvl="5">
-      <w:startOverride w:val="1"/>
-    </w:lvlOverride>
-    <w:lvlOverride w:ilvl="6">
-      <w:startOverride w:val="1"/>
-    </w:lvlOverride>
-    <w:lvlOverride w:ilvl="7">
-      <w:startOverride w:val="1"/>
-    </w:lvlOverride>
-    <w:lvlOverride w:ilvl="8">
-      <w:startOverride w:val="1"/>
-    </w:lvlOverride>
-  </w:num>
-  <w:num w:numId="1008">
-    <w:abstractNumId w:val="99412"/>
+    <w:abstractNumId w:val="99432"/>
     <w:lvlOverride w:ilvl="0">
       <w:startOverride w:val="2"/>
     </w:lvlOverride>
@@ -43523,6 +44330,36 @@
     </w:lvlOverride>
     <w:lvlOverride w:ilvl="8">
       <w:startOverride w:val="2"/>
+    </w:lvlOverride>
+  </w:num>
+  <w:num w:numId="1008">
+    <w:abstractNumId w:val="99434"/>
+    <w:lvlOverride w:ilvl="0">
+      <w:startOverride w:val="4"/>
+    </w:lvlOverride>
+    <w:lvlOverride w:ilvl="1">
+      <w:startOverride w:val="4"/>
+    </w:lvlOverride>
+    <w:lvlOverride w:ilvl="2">
+      <w:startOverride w:val="4"/>
+    </w:lvlOverride>
+    <w:lvlOverride w:ilvl="3">
+      <w:startOverride w:val="4"/>
+    </w:lvlOverride>
+    <w:lvlOverride w:ilvl="4">
+      <w:startOverride w:val="4"/>
+    </w:lvlOverride>
+    <w:lvlOverride w:ilvl="5">
+      <w:startOverride w:val="4"/>
+    </w:lvlOverride>
+    <w:lvlOverride w:ilvl="6">
+      <w:startOverride w:val="4"/>
+    </w:lvlOverride>
+    <w:lvlOverride w:ilvl="7">
+      <w:startOverride w:val="4"/>
+    </w:lvlOverride>
+    <w:lvlOverride w:ilvl="8">
+      <w:startOverride w:val="4"/>
     </w:lvlOverride>
   </w:num>
   <w:num w:numId="1009">
@@ -43556,6 +44393,186 @@
     </w:lvlOverride>
   </w:num>
   <w:num w:numId="1010">
+    <w:abstractNumId w:val="99411"/>
+    <w:lvlOverride w:ilvl="0">
+      <w:startOverride w:val="1"/>
+    </w:lvlOverride>
+    <w:lvlOverride w:ilvl="1">
+      <w:startOverride w:val="1"/>
+    </w:lvlOverride>
+    <w:lvlOverride w:ilvl="2">
+      <w:startOverride w:val="1"/>
+    </w:lvlOverride>
+    <w:lvlOverride w:ilvl="3">
+      <w:startOverride w:val="1"/>
+    </w:lvlOverride>
+    <w:lvlOverride w:ilvl="4">
+      <w:startOverride w:val="1"/>
+    </w:lvlOverride>
+    <w:lvlOverride w:ilvl="5">
+      <w:startOverride w:val="1"/>
+    </w:lvlOverride>
+    <w:lvlOverride w:ilvl="6">
+      <w:startOverride w:val="1"/>
+    </w:lvlOverride>
+    <w:lvlOverride w:ilvl="7">
+      <w:startOverride w:val="1"/>
+    </w:lvlOverride>
+    <w:lvlOverride w:ilvl="8">
+      <w:startOverride w:val="1"/>
+    </w:lvlOverride>
+  </w:num>
+  <w:num w:numId="1011">
+    <w:abstractNumId w:val="99431"/>
+    <w:lvlOverride w:ilvl="0">
+      <w:startOverride w:val="1"/>
+    </w:lvlOverride>
+    <w:lvlOverride w:ilvl="1">
+      <w:startOverride w:val="1"/>
+    </w:lvlOverride>
+    <w:lvlOverride w:ilvl="2">
+      <w:startOverride w:val="1"/>
+    </w:lvlOverride>
+    <w:lvlOverride w:ilvl="3">
+      <w:startOverride w:val="1"/>
+    </w:lvlOverride>
+    <w:lvlOverride w:ilvl="4">
+      <w:startOverride w:val="1"/>
+    </w:lvlOverride>
+    <w:lvlOverride w:ilvl="5">
+      <w:startOverride w:val="1"/>
+    </w:lvlOverride>
+    <w:lvlOverride w:ilvl="6">
+      <w:startOverride w:val="1"/>
+    </w:lvlOverride>
+    <w:lvlOverride w:ilvl="7">
+      <w:startOverride w:val="1"/>
+    </w:lvlOverride>
+    <w:lvlOverride w:ilvl="8">
+      <w:startOverride w:val="1"/>
+    </w:lvlOverride>
+  </w:num>
+  <w:num w:numId="1012">
+    <w:abstractNumId w:val="99411"/>
+    <w:lvlOverride w:ilvl="0">
+      <w:startOverride w:val="1"/>
+    </w:lvlOverride>
+    <w:lvlOverride w:ilvl="1">
+      <w:startOverride w:val="1"/>
+    </w:lvlOverride>
+    <w:lvlOverride w:ilvl="2">
+      <w:startOverride w:val="1"/>
+    </w:lvlOverride>
+    <w:lvlOverride w:ilvl="3">
+      <w:startOverride w:val="1"/>
+    </w:lvlOverride>
+    <w:lvlOverride w:ilvl="4">
+      <w:startOverride w:val="1"/>
+    </w:lvlOverride>
+    <w:lvlOverride w:ilvl="5">
+      <w:startOverride w:val="1"/>
+    </w:lvlOverride>
+    <w:lvlOverride w:ilvl="6">
+      <w:startOverride w:val="1"/>
+    </w:lvlOverride>
+    <w:lvlOverride w:ilvl="7">
+      <w:startOverride w:val="1"/>
+    </w:lvlOverride>
+    <w:lvlOverride w:ilvl="8">
+      <w:startOverride w:val="1"/>
+    </w:lvlOverride>
+  </w:num>
+  <w:num w:numId="1013">
+    <w:abstractNumId w:val="99411"/>
+    <w:lvlOverride w:ilvl="0">
+      <w:startOverride w:val="1"/>
+    </w:lvlOverride>
+    <w:lvlOverride w:ilvl="1">
+      <w:startOverride w:val="1"/>
+    </w:lvlOverride>
+    <w:lvlOverride w:ilvl="2">
+      <w:startOverride w:val="1"/>
+    </w:lvlOverride>
+    <w:lvlOverride w:ilvl="3">
+      <w:startOverride w:val="1"/>
+    </w:lvlOverride>
+    <w:lvlOverride w:ilvl="4">
+      <w:startOverride w:val="1"/>
+    </w:lvlOverride>
+    <w:lvlOverride w:ilvl="5">
+      <w:startOverride w:val="1"/>
+    </w:lvlOverride>
+    <w:lvlOverride w:ilvl="6">
+      <w:startOverride w:val="1"/>
+    </w:lvlOverride>
+    <w:lvlOverride w:ilvl="7">
+      <w:startOverride w:val="1"/>
+    </w:lvlOverride>
+    <w:lvlOverride w:ilvl="8">
+      <w:startOverride w:val="1"/>
+    </w:lvlOverride>
+  </w:num>
+  <w:num w:numId="1014">
+    <w:abstractNumId w:val="99412"/>
+    <w:lvlOverride w:ilvl="0">
+      <w:startOverride w:val="2"/>
+    </w:lvlOverride>
+    <w:lvlOverride w:ilvl="1">
+      <w:startOverride w:val="2"/>
+    </w:lvlOverride>
+    <w:lvlOverride w:ilvl="2">
+      <w:startOverride w:val="2"/>
+    </w:lvlOverride>
+    <w:lvlOverride w:ilvl="3">
+      <w:startOverride w:val="2"/>
+    </w:lvlOverride>
+    <w:lvlOverride w:ilvl="4">
+      <w:startOverride w:val="2"/>
+    </w:lvlOverride>
+    <w:lvlOverride w:ilvl="5">
+      <w:startOverride w:val="2"/>
+    </w:lvlOverride>
+    <w:lvlOverride w:ilvl="6">
+      <w:startOverride w:val="2"/>
+    </w:lvlOverride>
+    <w:lvlOverride w:ilvl="7">
+      <w:startOverride w:val="2"/>
+    </w:lvlOverride>
+    <w:lvlOverride w:ilvl="8">
+      <w:startOverride w:val="2"/>
+    </w:lvlOverride>
+  </w:num>
+  <w:num w:numId="1015">
+    <w:abstractNumId w:val="99411"/>
+    <w:lvlOverride w:ilvl="0">
+      <w:startOverride w:val="1"/>
+    </w:lvlOverride>
+    <w:lvlOverride w:ilvl="1">
+      <w:startOverride w:val="1"/>
+    </w:lvlOverride>
+    <w:lvlOverride w:ilvl="2">
+      <w:startOverride w:val="1"/>
+    </w:lvlOverride>
+    <w:lvlOverride w:ilvl="3">
+      <w:startOverride w:val="1"/>
+    </w:lvlOverride>
+    <w:lvlOverride w:ilvl="4">
+      <w:startOverride w:val="1"/>
+    </w:lvlOverride>
+    <w:lvlOverride w:ilvl="5">
+      <w:startOverride w:val="1"/>
+    </w:lvlOverride>
+    <w:lvlOverride w:ilvl="6">
+      <w:startOverride w:val="1"/>
+    </w:lvlOverride>
+    <w:lvlOverride w:ilvl="7">
+      <w:startOverride w:val="1"/>
+    </w:lvlOverride>
+    <w:lvlOverride w:ilvl="8">
+      <w:startOverride w:val="1"/>
+    </w:lvlOverride>
+  </w:num>
+  <w:num w:numId="1016">
     <w:abstractNumId w:val="99413"/>
     <w:lvlOverride w:ilvl="0">
       <w:startOverride w:val="3"/>
@@ -43585,7 +44602,7 @@
       <w:startOverride w:val="3"/>
     </w:lvlOverride>
   </w:num>
-  <w:num w:numId="1011">
+  <w:num w:numId="1017">
     <w:abstractNumId w:val="99411"/>
     <w:lvlOverride w:ilvl="0">
       <w:startOverride w:val="1"/>
@@ -43615,7 +44632,7 @@
       <w:startOverride w:val="1"/>
     </w:lvlOverride>
   </w:num>
-  <w:num w:numId="1012">
+  <w:num w:numId="1018">
     <w:abstractNumId w:val="99415"/>
     <w:lvlOverride w:ilvl="0">
       <w:startOverride w:val="5"/>
@@ -43645,22 +44662,142 @@
       <w:startOverride w:val="5"/>
     </w:lvlOverride>
   </w:num>
-  <w:num w:numId="1013">
+  <w:num w:numId="1019">
+    <w:abstractNumId w:val="99431"/>
+    <w:lvlOverride w:ilvl="0">
+      <w:startOverride w:val="1"/>
+    </w:lvlOverride>
+    <w:lvlOverride w:ilvl="1">
+      <w:startOverride w:val="1"/>
+    </w:lvlOverride>
+    <w:lvlOverride w:ilvl="2">
+      <w:startOverride w:val="1"/>
+    </w:lvlOverride>
+    <w:lvlOverride w:ilvl="3">
+      <w:startOverride w:val="1"/>
+    </w:lvlOverride>
+    <w:lvlOverride w:ilvl="4">
+      <w:startOverride w:val="1"/>
+    </w:lvlOverride>
+    <w:lvlOverride w:ilvl="5">
+      <w:startOverride w:val="1"/>
+    </w:lvlOverride>
+    <w:lvlOverride w:ilvl="6">
+      <w:startOverride w:val="1"/>
+    </w:lvlOverride>
+    <w:lvlOverride w:ilvl="7">
+      <w:startOverride w:val="1"/>
+    </w:lvlOverride>
+    <w:lvlOverride w:ilvl="8">
+      <w:startOverride w:val="1"/>
+    </w:lvlOverride>
+  </w:num>
+  <w:num w:numId="1020">
+    <w:abstractNumId w:val="99434"/>
+    <w:lvlOverride w:ilvl="0">
+      <w:startOverride w:val="4"/>
+    </w:lvlOverride>
+    <w:lvlOverride w:ilvl="1">
+      <w:startOverride w:val="4"/>
+    </w:lvlOverride>
+    <w:lvlOverride w:ilvl="2">
+      <w:startOverride w:val="4"/>
+    </w:lvlOverride>
+    <w:lvlOverride w:ilvl="3">
+      <w:startOverride w:val="4"/>
+    </w:lvlOverride>
+    <w:lvlOverride w:ilvl="4">
+      <w:startOverride w:val="4"/>
+    </w:lvlOverride>
+    <w:lvlOverride w:ilvl="5">
+      <w:startOverride w:val="4"/>
+    </w:lvlOverride>
+    <w:lvlOverride w:ilvl="6">
+      <w:startOverride w:val="4"/>
+    </w:lvlOverride>
+    <w:lvlOverride w:ilvl="7">
+      <w:startOverride w:val="4"/>
+    </w:lvlOverride>
+    <w:lvlOverride w:ilvl="8">
+      <w:startOverride w:val="4"/>
+    </w:lvlOverride>
+  </w:num>
+  <w:num w:numId="1021">
+    <w:abstractNumId w:val="99435"/>
+    <w:lvlOverride w:ilvl="0">
+      <w:startOverride w:val="5"/>
+    </w:lvlOverride>
+    <w:lvlOverride w:ilvl="1">
+      <w:startOverride w:val="5"/>
+    </w:lvlOverride>
+    <w:lvlOverride w:ilvl="2">
+      <w:startOverride w:val="5"/>
+    </w:lvlOverride>
+    <w:lvlOverride w:ilvl="3">
+      <w:startOverride w:val="5"/>
+    </w:lvlOverride>
+    <w:lvlOverride w:ilvl="4">
+      <w:startOverride w:val="5"/>
+    </w:lvlOverride>
+    <w:lvlOverride w:ilvl="5">
+      <w:startOverride w:val="5"/>
+    </w:lvlOverride>
+    <w:lvlOverride w:ilvl="6">
+      <w:startOverride w:val="5"/>
+    </w:lvlOverride>
+    <w:lvlOverride w:ilvl="7">
+      <w:startOverride w:val="5"/>
+    </w:lvlOverride>
+    <w:lvlOverride w:ilvl="8">
+      <w:startOverride w:val="5"/>
+    </w:lvlOverride>
+  </w:num>
+  <w:num w:numId="1022">
     <w:abstractNumId w:val="991"/>
   </w:num>
-  <w:num w:numId="1014">
+  <w:num w:numId="1023">
     <w:abstractNumId w:val="991"/>
   </w:num>
-  <w:num w:numId="1015">
+  <w:num w:numId="1024">
     <w:abstractNumId w:val="991"/>
   </w:num>
-  <w:num w:numId="1016">
+  <w:num w:numId="1025">
+    <w:abstractNumId w:val="99431"/>
+    <w:lvlOverride w:ilvl="0">
+      <w:startOverride w:val="1"/>
+    </w:lvlOverride>
+    <w:lvlOverride w:ilvl="1">
+      <w:startOverride w:val="1"/>
+    </w:lvlOverride>
+    <w:lvlOverride w:ilvl="2">
+      <w:startOverride w:val="1"/>
+    </w:lvlOverride>
+    <w:lvlOverride w:ilvl="3">
+      <w:startOverride w:val="1"/>
+    </w:lvlOverride>
+    <w:lvlOverride w:ilvl="4">
+      <w:startOverride w:val="1"/>
+    </w:lvlOverride>
+    <w:lvlOverride w:ilvl="5">
+      <w:startOverride w:val="1"/>
+    </w:lvlOverride>
+    <w:lvlOverride w:ilvl="6">
+      <w:startOverride w:val="1"/>
+    </w:lvlOverride>
+    <w:lvlOverride w:ilvl="7">
+      <w:startOverride w:val="1"/>
+    </w:lvlOverride>
+    <w:lvlOverride w:ilvl="8">
+      <w:startOverride w:val="1"/>
+    </w:lvlOverride>
+  </w:num>
+  <w:num w:numId="1026">
     <w:abstractNumId w:val="991"/>
   </w:num>
-  <w:num w:numId="1017">
+  <w:num w:numId="1027">
     <w:abstractNumId w:val="991"/>
   </w:num>
-  <w:num w:numId="1018">
+  <w:num w:numId="1028">
     <w:abstractNumId w:val="991"/>
   </w:num>
 </w:numbering>

--- a/00-首页/题组Word/第一轮·综合套卷/第一轮综合卷12（教师版）.docx
+++ b/00-首页/题组Word/第一轮·综合套卷/第一轮综合卷12（教师版）.docx
@@ -9910,13 +9910,48 @@
     </w:p>
     <w:p>
       <w:pPr>
-        <w:pStyle w:val="Compact"/>
-        <w:numPr>
-          <w:ilvl w:val="0"/>
-          <w:numId w:val="1007"/>
-        </w:numPr>
+        <w:pStyle w:val="BodyText"/>
+      </w:pPr>
+      <w:r>
+        <w:rPr>
+          <w:rFonts w:ascii="Times New Roman" w:hAnsi="Times New Roman" w:eastAsia="Times New Roman" w:cs="Times New Roman"/>
+          <w:b/>
+          <w:bCs/>
+        </w:rPr>
+        <w:t xml:space="preserve">(1)</w:t>
+      </w:r>
+      <w:r>
+        <w:rPr>
+          <w:rFonts w:ascii="Times New Roman" w:hAnsi="Times New Roman" w:eastAsia="Times New Roman" w:cs="Times New Roman"/>
+        </w:rPr>
+        <w:t xml:space="preserve"> </w:t>
+      </w:r>
+      <w:r>
+        <w:rPr>
+          <w:rFonts w:hint="eastAsia" w:ascii="Times New Roman" w:hAnsi="Times New Roman" w:eastAsia="Times New Roman" w:cs="Times New Roman"/>
+        </w:rPr>
+        <w:t xml:space="preserve">4；4。</w:t>
+      </w:r>
+    </w:p>
+    <w:p>
+      <w:pPr>
+        <w:pStyle w:val="BodyText"/>
         <w:ind w:firstLine="420"/>
       </w:pPr>
+      <w:r>
+        <w:rPr>
+          <w:rFonts w:ascii="Times New Roman" w:hAnsi="Times New Roman" w:eastAsia="Times New Roman" w:cs="Times New Roman"/>
+          <w:b/>
+          <w:bCs/>
+        </w:rPr>
+        <w:t xml:space="preserve">(2)</w:t>
+      </w:r>
+      <w:r>
+        <w:rPr>
+          <w:rFonts w:ascii="Times New Roman" w:hAnsi="Times New Roman" w:eastAsia="Times New Roman" w:cs="Times New Roman"/>
+        </w:rPr>
+        <w:t xml:space="preserve"> </w:t>
+      </w:r>
       <w:r>
         <w:rPr>
           <w:rFonts w:ascii="Times New Roman" w:hAnsi="Times New Roman" w:eastAsia="Times New Roman" w:cs="Times New Roman"/>
@@ -10208,7 +10243,7 @@
     </w:p>
     <w:p>
       <w:pPr>
-        <w:pStyle w:val="FirstParagraph"/>
+        <w:pStyle w:val="BodyText"/>
         <w:ind w:firstLine="420"/>
       </w:pPr>
       <w:r>
@@ -10859,11 +10894,47 @@
     </w:p>
     <w:p>
       <w:pPr>
-        <w:numPr>
-          <w:ilvl w:val="0"/>
-          <w:numId w:val="1008"/>
-        </w:numPr>
-      </w:pPr>
+        <w:pStyle w:val="BodyText"/>
+      </w:pPr>
+      <w:r>
+        <w:rPr>
+          <w:rFonts w:ascii="Times New Roman" w:hAnsi="Times New Roman" w:eastAsia="Times New Roman" w:cs="Times New Roman"/>
+          <w:b/>
+          <w:bCs/>
+        </w:rPr>
+        <w:t xml:space="preserve">(3)</w:t>
+      </w:r>
+      <w:r>
+        <w:rPr>
+          <w:rFonts w:ascii="Times New Roman" w:hAnsi="Times New Roman" w:eastAsia="Times New Roman" w:cs="Times New Roman"/>
+        </w:rPr>
+        <w:t xml:space="preserve"> </w:t>
+      </w:r>
+      <w:r>
+        <w:rPr>
+          <w:rFonts w:ascii="Times New Roman" w:hAnsi="Times New Roman" w:eastAsia="Times New Roman" w:cs="Times New Roman"/>
+        </w:rPr>
+        <w:t xml:space="preserve">8。</w:t>
+      </w:r>
+    </w:p>
+    <w:p>
+      <w:pPr>
+        <w:pStyle w:val="BodyText"/>
+      </w:pPr>
+      <w:r>
+        <w:rPr>
+          <w:rFonts w:ascii="Times New Roman" w:hAnsi="Times New Roman" w:eastAsia="Times New Roman" w:cs="Times New Roman"/>
+          <w:b/>
+          <w:bCs/>
+        </w:rPr>
+        <w:t xml:space="preserve">(4)</w:t>
+      </w:r>
+      <w:r>
+        <w:rPr>
+          <w:rFonts w:ascii="Times New Roman" w:hAnsi="Times New Roman" w:eastAsia="Times New Roman" w:cs="Times New Roman"/>
+        </w:rPr>
+        <w:t xml:space="preserve"> </w:t>
+      </w:r>
       <m:oMath>
         <m:oMathPr>
           <m:ctrlPr>
@@ -10954,7 +11025,7 @@
       <w:pPr>
         <w:numPr>
           <w:ilvl w:val="0"/>
-          <w:numId w:val="1008"/>
+          <w:numId w:val="1007"/>
         </w:numPr>
       </w:pPr>
       <w:r>
@@ -10968,7 +11039,7 @@
       <w:pPr>
         <w:numPr>
           <w:ilvl w:val="0"/>
-          <w:numId w:val="1008"/>
+          <w:numId w:val="1007"/>
         </w:numPr>
         <w:ind w:firstLine="420"/>
       </w:pPr>
@@ -13747,7 +13818,7 @@
         <w:pStyle w:val="Compact"/>
         <w:numPr>
           <w:ilvl w:val="0"/>
-          <w:numId w:val="1009"/>
+          <w:numId w:val="1008"/>
         </w:numPr>
         <w:ind w:firstLine="420"/>
       </w:pPr>
@@ -13982,7 +14053,7 @@
         <w:pStyle w:val="Compact"/>
         <w:numPr>
           <w:ilvl w:val="0"/>
-          <w:numId w:val="1009"/>
+          <w:numId w:val="1008"/>
         </w:numPr>
         <w:ind w:firstLine="420"/>
       </w:pPr>
@@ -14264,7 +14335,7 @@
         <w:pStyle w:val="Compact"/>
         <w:numPr>
           <w:ilvl w:val="0"/>
-          <w:numId w:val="1009"/>
+          <w:numId w:val="1008"/>
         </w:numPr>
         <w:ind w:firstLine="420"/>
       </w:pPr>
@@ -14751,7 +14822,7 @@
       <w:pPr>
         <w:numPr>
           <w:ilvl w:val="0"/>
-          <w:numId w:val="1010"/>
+          <w:numId w:val="1009"/>
         </w:numPr>
         <w:ind w:firstLine="420"/>
       </w:pPr>
@@ -14906,7 +14977,7 @@
       <w:pPr>
         <w:numPr>
           <w:ilvl w:val="0"/>
-          <w:numId w:val="1010"/>
+          <w:numId w:val="1009"/>
         </w:numPr>
         <w:ind w:firstLine="420"/>
       </w:pPr>
@@ -15131,7 +15202,7 @@
       <w:pPr>
         <w:numPr>
           <w:ilvl w:val="0"/>
-          <w:numId w:val="1010"/>
+          <w:numId w:val="1009"/>
         </w:numPr>
         <w:ind w:firstLine="420"/>
       </w:pPr>
@@ -16101,7 +16172,7 @@
         <w:pStyle w:val="Compact"/>
         <w:numPr>
           <w:ilvl w:val="0"/>
-          <w:numId w:val="1011"/>
+          <w:numId w:val="1010"/>
         </w:numPr>
         <w:ind w:firstLine="420"/>
       </w:pPr>
@@ -16309,7 +16380,7 @@
         <w:pStyle w:val="Compact"/>
         <w:numPr>
           <w:ilvl w:val="0"/>
-          <w:numId w:val="1011"/>
+          <w:numId w:val="1010"/>
         </w:numPr>
         <w:ind w:firstLine="420"/>
       </w:pPr>
@@ -16921,7 +16992,7 @@
         <w:pStyle w:val="Compact"/>
         <w:numPr>
           <w:ilvl w:val="0"/>
-          <w:numId w:val="1012"/>
+          <w:numId w:val="1011"/>
         </w:numPr>
         <w:ind w:firstLine="420"/>
       </w:pPr>
@@ -16948,6 +17019,78 @@
           <w:rFonts w:hint="eastAsia" w:ascii="Times New Roman" w:hAnsi="Times New Roman" w:eastAsia="Times New Roman" w:cs="Times New Roman"/>
         </w:rPr>
         <w:t>。</w:t>
+      </w:r>
+    </w:p>
+    <w:p>
+      <w:pPr>
+        <w:pStyle w:val="Compact"/>
+        <w:numPr>
+          <w:ilvl w:val="0"/>
+          <w:numId w:val="1011"/>
+        </w:numPr>
+        <w:ind w:firstLine="420"/>
+      </w:pPr>
+      <w:r>
+        <w:rPr>
+          <w:rFonts w:hint="eastAsia" w:ascii="Times New Roman" w:hAnsi="Times New Roman" w:eastAsia="FangSong" w:cs="Times New Roman"/>
+        </w:rPr>
+        <w:t xml:space="preserve">简要绘制</w:t>
+      </w:r>
+      <w:r>
+        <w:rPr>
+          <w:rFonts w:ascii="Times New Roman" w:hAnsi="Times New Roman" w:eastAsia="Times New Roman" w:cs="Times New Roman"/>
+        </w:rPr>
+        <w:t xml:space="preserve"> A </w:t>
+      </w:r>
+      <w:r>
+        <w:rPr>
+          <w:rFonts w:hint="eastAsia" w:ascii="Times New Roman" w:hAnsi="Times New Roman" w:eastAsia="FangSong" w:cs="Times New Roman"/>
+        </w:rPr>
+        <w:t>的单元结构</w:t>
+      </w:r>
+      <w:r>
+        <w:rPr>
+          <w:rFonts w:hint="eastAsia" w:ascii="Times New Roman" w:hAnsi="Times New Roman" w:eastAsia="Times New Roman" w:cs="Times New Roman"/>
+        </w:rPr>
+        <w:t>,</w:t>
+      </w:r>
+      <w:r>
+        <w:rPr>
+          <w:rFonts w:ascii="Times New Roman" w:hAnsi="Times New Roman" w:eastAsia="Times New Roman" w:cs="Times New Roman"/>
+        </w:rPr>
+        <w:t xml:space="preserve"> </w:t>
+      </w:r>
+      <w:r>
+        <w:rPr>
+          <w:rFonts w:hint="eastAsia" w:ascii="Times New Roman" w:hAnsi="Times New Roman" w:eastAsia="FangSong" w:cs="Times New Roman"/>
+        </w:rPr>
+        <w:t>写出它的最简式以表示单元的化学组成</w:t>
+      </w:r>
+      <w:r>
+        <w:rPr>
+          <w:rFonts w:hint="eastAsia" w:ascii="Times New Roman" w:hAnsi="Times New Roman" w:eastAsia="Times New Roman" w:cs="Times New Roman"/>
+        </w:rPr>
+        <w:t>。</w:t>
+      </w:r>
+    </w:p>
+    <w:p>
+      <w:pPr>
+        <w:pStyle w:val="FirstParagraph"/>
+        <w:ind w:firstLine="420"/>
+      </w:pPr>
+      <w:r>
+        <w:rPr>
+          <w:rFonts w:hint="eastAsia" w:ascii="Times New Roman" w:hAnsi="Times New Roman" w:eastAsia="FangSong" w:cs="Times New Roman"/>
+          <w:b/>
+          <w:bCs/>
+        </w:rPr>
+        <w:t xml:space="preserve">参考答案</w:t>
+      </w:r>
+      <w:r>
+        <w:rPr>
+          <w:rFonts w:hint="eastAsia" w:ascii="Times New Roman" w:hAnsi="Times New Roman" w:eastAsia="Times New Roman" w:cs="Times New Roman"/>
+        </w:rPr>
+        <w:t xml:space="preserve">：</w:t>
       </w:r>
     </w:p>
     <w:p>
@@ -16956,78 +17099,6 @@
         <w:numPr>
           <w:ilvl w:val="0"/>
           <w:numId w:val="1012"/>
-        </w:numPr>
-        <w:ind w:firstLine="420"/>
-      </w:pPr>
-      <w:r>
-        <w:rPr>
-          <w:rFonts w:hint="eastAsia" w:ascii="Times New Roman" w:hAnsi="Times New Roman" w:eastAsia="FangSong" w:cs="Times New Roman"/>
-        </w:rPr>
-        <w:t xml:space="preserve">简要绘制</w:t>
-      </w:r>
-      <w:r>
-        <w:rPr>
-          <w:rFonts w:ascii="Times New Roman" w:hAnsi="Times New Roman" w:eastAsia="Times New Roman" w:cs="Times New Roman"/>
-        </w:rPr>
-        <w:t xml:space="preserve"> A </w:t>
-      </w:r>
-      <w:r>
-        <w:rPr>
-          <w:rFonts w:hint="eastAsia" w:ascii="Times New Roman" w:hAnsi="Times New Roman" w:eastAsia="FangSong" w:cs="Times New Roman"/>
-        </w:rPr>
-        <w:t>的单元结构</w:t>
-      </w:r>
-      <w:r>
-        <w:rPr>
-          <w:rFonts w:hint="eastAsia" w:ascii="Times New Roman" w:hAnsi="Times New Roman" w:eastAsia="Times New Roman" w:cs="Times New Roman"/>
-        </w:rPr>
-        <w:t>,</w:t>
-      </w:r>
-      <w:r>
-        <w:rPr>
-          <w:rFonts w:ascii="Times New Roman" w:hAnsi="Times New Roman" w:eastAsia="Times New Roman" w:cs="Times New Roman"/>
-        </w:rPr>
-        <w:t xml:space="preserve"> </w:t>
-      </w:r>
-      <w:r>
-        <w:rPr>
-          <w:rFonts w:hint="eastAsia" w:ascii="Times New Roman" w:hAnsi="Times New Roman" w:eastAsia="FangSong" w:cs="Times New Roman"/>
-        </w:rPr>
-        <w:t>写出它的最简式以表示单元的化学组成</w:t>
-      </w:r>
-      <w:r>
-        <w:rPr>
-          <w:rFonts w:hint="eastAsia" w:ascii="Times New Roman" w:hAnsi="Times New Roman" w:eastAsia="Times New Roman" w:cs="Times New Roman"/>
-        </w:rPr>
-        <w:t>。</w:t>
-      </w:r>
-    </w:p>
-    <w:p>
-      <w:pPr>
-        <w:pStyle w:val="FirstParagraph"/>
-        <w:ind w:firstLine="420"/>
-      </w:pPr>
-      <w:r>
-        <w:rPr>
-          <w:rFonts w:hint="eastAsia" w:ascii="Times New Roman" w:hAnsi="Times New Roman" w:eastAsia="FangSong" w:cs="Times New Roman"/>
-          <w:b/>
-          <w:bCs/>
-        </w:rPr>
-        <w:t xml:space="preserve">参考答案</w:t>
-      </w:r>
-      <w:r>
-        <w:rPr>
-          <w:rFonts w:hint="eastAsia" w:ascii="Times New Roman" w:hAnsi="Times New Roman" w:eastAsia="Times New Roman" w:cs="Times New Roman"/>
-        </w:rPr>
-        <w:t xml:space="preserve">：</w:t>
-      </w:r>
-    </w:p>
-    <w:p>
-      <w:pPr>
-        <w:pStyle w:val="Compact"/>
-        <w:numPr>
-          <w:ilvl w:val="0"/>
-          <w:numId w:val="1013"/>
         </w:numPr>
         <w:ind w:firstLine="420"/>
       </w:pPr>
@@ -17101,7 +17172,7 @@
         <w:pStyle w:val="Compact"/>
         <w:numPr>
           <w:ilvl w:val="0"/>
-          <w:numId w:val="1014"/>
+          <w:numId w:val="1013"/>
         </w:numPr>
         <w:ind w:firstLine="420"/>
       </w:pPr>
@@ -17895,7 +17966,7 @@
         <w:pStyle w:val="Compact"/>
         <w:numPr>
           <w:ilvl w:val="0"/>
-          <w:numId w:val="1015"/>
+          <w:numId w:val="1014"/>
         </w:numPr>
         <w:ind w:firstLine="420"/>
       </w:pPr>
@@ -17916,6 +17987,228 @@
           <w:rFonts w:hint="eastAsia" w:ascii="Times New Roman" w:hAnsi="Times New Roman" w:eastAsia="FangSong" w:cs="Times New Roman"/>
         </w:rPr>
         <w:t>的化学式</w:t>
+      </w:r>
+      <w:r>
+        <w:rPr>
+          <w:rFonts w:hint="eastAsia" w:ascii="Times New Roman" w:hAnsi="Times New Roman" w:eastAsia="Times New Roman" w:cs="Times New Roman"/>
+        </w:rPr>
+        <w:t>。</w:t>
+      </w:r>
+    </w:p>
+    <w:p>
+      <w:pPr>
+        <w:pStyle w:val="Compact"/>
+        <w:numPr>
+          <w:ilvl w:val="0"/>
+          <w:numId w:val="1014"/>
+        </w:numPr>
+        <w:ind w:firstLine="420"/>
+      </w:pPr>
+      <w:r>
+        <w:rPr>
+          <w:rFonts w:hint="eastAsia" w:ascii="Times New Roman" w:hAnsi="Times New Roman" w:eastAsia="FangSong" w:cs="Times New Roman"/>
+        </w:rPr>
+        <w:t xml:space="preserve">求</w:t>
+      </w:r>
+      <w:r>
+        <w:rPr>
+          <w:rFonts w:ascii="Times New Roman" w:hAnsi="Times New Roman" w:eastAsia="Times New Roman" w:cs="Times New Roman"/>
+        </w:rPr>
+        <w:t xml:space="preserve"> G </w:t>
+      </w:r>
+      <w:r>
+        <w:rPr>
+          <w:rFonts w:hint="eastAsia" w:ascii="Times New Roman" w:hAnsi="Times New Roman" w:eastAsia="FangSong" w:cs="Times New Roman"/>
+        </w:rPr>
+        <w:t>的组成</w:t>
+      </w:r>
+      <w:r>
+        <w:rPr>
+          <w:rFonts w:hint="eastAsia" w:ascii="Times New Roman" w:hAnsi="Times New Roman" w:eastAsia="Times New Roman" w:cs="Times New Roman"/>
+        </w:rPr>
+        <w:t>(</w:t>
+      </w:r>
+      <w:r>
+        <w:rPr>
+          <w:rFonts w:hint="eastAsia" w:ascii="Times New Roman" w:hAnsi="Times New Roman" w:eastAsia="FangSong" w:cs="Times New Roman"/>
+        </w:rPr>
+        <w:t>质量分数</w:t>
+      </w:r>
+      <w:r>
+        <w:rPr>
+          <w:rFonts w:hint="eastAsia" w:ascii="Times New Roman" w:hAnsi="Times New Roman" w:eastAsia="Times New Roman" w:cs="Times New Roman"/>
+        </w:rPr>
+        <w:t>)。</w:t>
+      </w:r>
+    </w:p>
+    <w:p>
+      <w:pPr>
+        <w:pStyle w:val="FirstParagraph"/>
+        <w:ind w:firstLine="420"/>
+      </w:pPr>
+      <w:r>
+        <w:rPr>
+          <w:rFonts w:hint="eastAsia" w:ascii="Times New Roman" w:hAnsi="Times New Roman" w:eastAsia="FangSong" w:cs="Times New Roman"/>
+        </w:rPr>
+        <w:t xml:space="preserve">在</w:t>
+      </w:r>
+      <w:r>
+        <w:rPr>
+          <w:rFonts w:ascii="Times New Roman" w:hAnsi="Times New Roman" w:eastAsia="Times New Roman" w:cs="Times New Roman"/>
+        </w:rPr>
+        <w:t xml:space="preserve"> B </w:t>
+      </w:r>
+      <w:r>
+        <w:rPr>
+          <w:rFonts w:hint="eastAsia" w:ascii="Times New Roman" w:hAnsi="Times New Roman" w:eastAsia="FangSong" w:cs="Times New Roman"/>
+        </w:rPr>
+        <w:t>中加入硝酸钴后再加入大大过量的草酸铵</w:t>
+      </w:r>
+      <w:r>
+        <w:rPr>
+          <w:rFonts w:hint="eastAsia" w:ascii="Times New Roman" w:hAnsi="Times New Roman" w:eastAsia="Times New Roman" w:cs="Times New Roman"/>
+        </w:rPr>
+        <w:t>,</w:t>
+      </w:r>
+      <w:r>
+        <w:rPr>
+          <w:rFonts w:ascii="Times New Roman" w:hAnsi="Times New Roman" w:eastAsia="Times New Roman" w:cs="Times New Roman"/>
+        </w:rPr>
+        <w:t xml:space="preserve"> </w:t>
+      </w:r>
+      <w:r>
+        <w:rPr>
+          <w:rFonts w:hint="eastAsia" w:ascii="Times New Roman" w:hAnsi="Times New Roman" w:eastAsia="FangSong" w:cs="Times New Roman"/>
+        </w:rPr>
+        <w:t xml:space="preserve">则可以得到红色溶液</w:t>
+      </w:r>
+      <w:r>
+        <w:rPr>
+          <w:rFonts w:ascii="Times New Roman" w:hAnsi="Times New Roman" w:eastAsia="Times New Roman" w:cs="Times New Roman"/>
+        </w:rPr>
+        <w:t xml:space="preserve"> </w:t>
+      </w:r>
+      <w:r>
+        <w:rPr>
+          <w:rFonts w:hint="eastAsia" w:ascii="Times New Roman" w:hAnsi="Times New Roman" w:eastAsia="Times New Roman" w:cs="Times New Roman"/>
+        </w:rPr>
+        <w:t>D。</w:t>
+      </w:r>
+      <w:r>
+        <w:rPr>
+          <w:rFonts w:hint="eastAsia" w:ascii="Times New Roman" w:hAnsi="Times New Roman" w:eastAsia="FangSong" w:cs="Times New Roman"/>
+        </w:rPr>
+        <w:t>用</w:t>
+      </w:r>
+      <w:r>
+        <w:rPr>
+          <w:rFonts w:ascii="Times New Roman" w:hAnsi="Times New Roman" w:eastAsia="Times New Roman" w:cs="Times New Roman"/>
+        </w:rPr>
+        <w:t xml:space="preserve"> </w:t>
+      </w:r>
+      <m:oMath>
+        <m:r>
+          <m:t>P</m:t>
+        </m:r>
+        <m:r>
+          <m:t>b</m:t>
+        </m:r>
+        <m:sSub>
+          <m:e>
+            <m:r>
+              <m:t>O</m:t>
+            </m:r>
+          </m:e>
+          <m:sub>
+            <m:r>
+              <m:t>2</m:t>
+            </m:r>
+          </m:sub>
+        </m:sSub>
+      </m:oMath>
+      <w:r>
+        <w:rPr>
+          <w:rFonts w:ascii="Times New Roman" w:hAnsi="Times New Roman" w:eastAsia="Times New Roman" w:cs="Times New Roman"/>
+        </w:rPr>
+        <w:t xml:space="preserve"> </w:t>
+      </w:r>
+      <w:r>
+        <w:rPr>
+          <w:rFonts w:hint="eastAsia" w:ascii="Times New Roman" w:hAnsi="Times New Roman" w:eastAsia="FangSong" w:cs="Times New Roman"/>
+        </w:rPr>
+        <w:t xml:space="preserve">乙酸溶液处理</w:t>
+      </w:r>
+      <w:r>
+        <w:rPr>
+          <w:rFonts w:ascii="Times New Roman" w:hAnsi="Times New Roman" w:eastAsia="Times New Roman" w:cs="Times New Roman"/>
+        </w:rPr>
+        <w:t xml:space="preserve"> D </w:t>
+      </w:r>
+      <w:r>
+        <w:rPr>
+          <w:rFonts w:hint="eastAsia" w:ascii="Times New Roman" w:hAnsi="Times New Roman" w:eastAsia="FangSong" w:cs="Times New Roman"/>
+        </w:rPr>
+        <w:t>则导致它转化为翡翠绿色的溶液</w:t>
+      </w:r>
+      <w:r>
+        <w:rPr>
+          <w:rFonts w:hint="eastAsia" w:ascii="Times New Roman" w:hAnsi="Times New Roman" w:eastAsia="Times New Roman" w:cs="Times New Roman"/>
+        </w:rPr>
+        <w:t>。</w:t>
+      </w:r>
+      <w:r>
+        <w:rPr>
+          <w:rFonts w:hint="eastAsia" w:ascii="Times New Roman" w:hAnsi="Times New Roman" w:eastAsia="FangSong" w:cs="Times New Roman"/>
+        </w:rPr>
+        <w:t>在这个溶液中加入乙醇</w:t>
+      </w:r>
+      <w:r>
+        <w:rPr>
+          <w:rFonts w:hint="eastAsia" w:ascii="Times New Roman" w:hAnsi="Times New Roman" w:eastAsia="Times New Roman" w:cs="Times New Roman"/>
+        </w:rPr>
+        <w:t>,</w:t>
+      </w:r>
+      <w:r>
+        <w:rPr>
+          <w:rFonts w:ascii="Times New Roman" w:hAnsi="Times New Roman" w:eastAsia="Times New Roman" w:cs="Times New Roman"/>
+        </w:rPr>
+        <w:t xml:space="preserve"> </w:t>
+      </w:r>
+      <w:r>
+        <w:rPr>
+          <w:rFonts w:hint="eastAsia" w:ascii="Times New Roman" w:hAnsi="Times New Roman" w:eastAsia="FangSong" w:cs="Times New Roman"/>
+        </w:rPr>
+        <w:t xml:space="preserve">就得到了绿色晶体</w:t>
+      </w:r>
+      <w:r>
+        <w:rPr>
+          <w:rFonts w:ascii="Times New Roman" w:hAnsi="Times New Roman" w:eastAsia="Times New Roman" w:cs="Times New Roman"/>
+        </w:rPr>
+        <w:t xml:space="preserve"> F </w:t>
+      </w:r>
+      <w:r>
+        <w:rPr>
+          <w:rFonts w:hint="eastAsia" w:ascii="Times New Roman" w:hAnsi="Times New Roman" w:eastAsia="FangSong" w:cs="Times New Roman"/>
+        </w:rPr>
+        <w:t xml:space="preserve">和晶体</w:t>
+      </w:r>
+      <w:r>
+        <w:rPr>
+          <w:rFonts w:ascii="Times New Roman" w:hAnsi="Times New Roman" w:eastAsia="Times New Roman" w:cs="Times New Roman"/>
+        </w:rPr>
+        <w:t xml:space="preserve"> </w:t>
+      </w:r>
+      <w:r>
+        <w:rPr>
+          <w:rFonts w:hint="eastAsia" w:ascii="Times New Roman" w:hAnsi="Times New Roman" w:eastAsia="Times New Roman" w:cs="Times New Roman"/>
+        </w:rPr>
+        <w:t>E。</w:t>
+      </w:r>
+      <w:r>
+        <w:rPr>
+          <w:rFonts w:hint="eastAsia" w:ascii="Times New Roman" w:hAnsi="Times New Roman" w:eastAsia="FangSong" w:cs="Times New Roman"/>
+        </w:rPr>
+        <w:t>前者在光照下变成无色</w:t>
       </w:r>
       <w:r>
         <w:rPr>
@@ -17937,213 +18230,25 @@
         <w:rPr>
           <w:rFonts w:hint="eastAsia" w:ascii="Times New Roman" w:hAnsi="Times New Roman" w:eastAsia="FangSong" w:cs="Times New Roman"/>
         </w:rPr>
-        <w:t xml:space="preserve">求</w:t>
-      </w:r>
-      <w:r>
-        <w:rPr>
-          <w:rFonts w:ascii="Times New Roman" w:hAnsi="Times New Roman" w:eastAsia="Times New Roman" w:cs="Times New Roman"/>
-        </w:rPr>
-        <w:t xml:space="preserve"> G </w:t>
-      </w:r>
-      <w:r>
-        <w:rPr>
-          <w:rFonts w:hint="eastAsia" w:ascii="Times New Roman" w:hAnsi="Times New Roman" w:eastAsia="FangSong" w:cs="Times New Roman"/>
-        </w:rPr>
-        <w:t>的组成</w:t>
-      </w:r>
-      <w:r>
-        <w:rPr>
-          <w:rFonts w:hint="eastAsia" w:ascii="Times New Roman" w:hAnsi="Times New Roman" w:eastAsia="Times New Roman" w:cs="Times New Roman"/>
-        </w:rPr>
-        <w:t>(</w:t>
-      </w:r>
-      <w:r>
-        <w:rPr>
-          <w:rFonts w:hint="eastAsia" w:ascii="Times New Roman" w:hAnsi="Times New Roman" w:eastAsia="FangSong" w:cs="Times New Roman"/>
-        </w:rPr>
-        <w:t>质量分数</w:t>
-      </w:r>
-      <w:r>
-        <w:rPr>
-          <w:rFonts w:hint="eastAsia" w:ascii="Times New Roman" w:hAnsi="Times New Roman" w:eastAsia="Times New Roman" w:cs="Times New Roman"/>
-        </w:rPr>
-        <w:t>)。</w:t>
-      </w:r>
-    </w:p>
-    <w:p>
-      <w:pPr>
-        <w:pStyle w:val="FirstParagraph"/>
-        <w:ind w:firstLine="420"/>
-      </w:pPr>
-      <w:r>
-        <w:rPr>
-          <w:rFonts w:hint="eastAsia" w:ascii="Times New Roman" w:hAnsi="Times New Roman" w:eastAsia="FangSong" w:cs="Times New Roman"/>
-        </w:rPr>
-        <w:t xml:space="preserve">在</w:t>
-      </w:r>
-      <w:r>
-        <w:rPr>
-          <w:rFonts w:ascii="Times New Roman" w:hAnsi="Times New Roman" w:eastAsia="Times New Roman" w:cs="Times New Roman"/>
-        </w:rPr>
-        <w:t xml:space="preserve"> B </w:t>
-      </w:r>
-      <w:r>
-        <w:rPr>
-          <w:rFonts w:hint="eastAsia" w:ascii="Times New Roman" w:hAnsi="Times New Roman" w:eastAsia="FangSong" w:cs="Times New Roman"/>
-        </w:rPr>
-        <w:t>中加入硝酸钴后再加入大大过量的草酸铵</w:t>
-      </w:r>
-      <w:r>
-        <w:rPr>
-          <w:rFonts w:hint="eastAsia" w:ascii="Times New Roman" w:hAnsi="Times New Roman" w:eastAsia="Times New Roman" w:cs="Times New Roman"/>
-        </w:rPr>
-        <w:t>,</w:t>
-      </w:r>
-      <w:r>
-        <w:rPr>
-          <w:rFonts w:ascii="Times New Roman" w:hAnsi="Times New Roman" w:eastAsia="Times New Roman" w:cs="Times New Roman"/>
-        </w:rPr>
-        <w:t xml:space="preserve"> </w:t>
-      </w:r>
-      <w:r>
-        <w:rPr>
-          <w:rFonts w:hint="eastAsia" w:ascii="Times New Roman" w:hAnsi="Times New Roman" w:eastAsia="FangSong" w:cs="Times New Roman"/>
-        </w:rPr>
-        <w:t xml:space="preserve">则可以得到红色溶液</w:t>
-      </w:r>
-      <w:r>
-        <w:rPr>
-          <w:rFonts w:ascii="Times New Roman" w:hAnsi="Times New Roman" w:eastAsia="Times New Roman" w:cs="Times New Roman"/>
-        </w:rPr>
-        <w:t xml:space="preserve"> </w:t>
-      </w:r>
-      <w:r>
-        <w:rPr>
-          <w:rFonts w:hint="eastAsia" w:ascii="Times New Roman" w:hAnsi="Times New Roman" w:eastAsia="Times New Roman" w:cs="Times New Roman"/>
-        </w:rPr>
-        <w:t>D。</w:t>
-      </w:r>
-      <w:r>
-        <w:rPr>
-          <w:rFonts w:hint="eastAsia" w:ascii="Times New Roman" w:hAnsi="Times New Roman" w:eastAsia="FangSong" w:cs="Times New Roman"/>
-        </w:rPr>
-        <w:t>用</w:t>
-      </w:r>
-      <w:r>
-        <w:rPr>
-          <w:rFonts w:ascii="Times New Roman" w:hAnsi="Times New Roman" w:eastAsia="Times New Roman" w:cs="Times New Roman"/>
-        </w:rPr>
-        <w:t xml:space="preserve"> </w:t>
-      </w:r>
-      <m:oMath>
-        <m:r>
-          <m:t>P</m:t>
-        </m:r>
-        <m:r>
-          <m:t>b</m:t>
-        </m:r>
-        <m:sSub>
-          <m:e>
-            <m:r>
-              <m:t>O</m:t>
-            </m:r>
-          </m:e>
-          <m:sub>
-            <m:r>
-              <m:t>2</m:t>
-            </m:r>
-          </m:sub>
-        </m:sSub>
-      </m:oMath>
-      <w:r>
-        <w:rPr>
-          <w:rFonts w:ascii="Times New Roman" w:hAnsi="Times New Roman" w:eastAsia="Times New Roman" w:cs="Times New Roman"/>
-        </w:rPr>
-        <w:t xml:space="preserve"> </w:t>
-      </w:r>
-      <w:r>
-        <w:rPr>
-          <w:rFonts w:hint="eastAsia" w:ascii="Times New Roman" w:hAnsi="Times New Roman" w:eastAsia="FangSong" w:cs="Times New Roman"/>
-        </w:rPr>
-        <w:t xml:space="preserve">乙酸溶液处理</w:t>
-      </w:r>
-      <w:r>
-        <w:rPr>
-          <w:rFonts w:ascii="Times New Roman" w:hAnsi="Times New Roman" w:eastAsia="Times New Roman" w:cs="Times New Roman"/>
-        </w:rPr>
-        <w:t xml:space="preserve"> D </w:t>
-      </w:r>
-      <w:r>
-        <w:rPr>
-          <w:rFonts w:hint="eastAsia" w:ascii="Times New Roman" w:hAnsi="Times New Roman" w:eastAsia="FangSong" w:cs="Times New Roman"/>
-        </w:rPr>
-        <w:t>则导致它转化为翡翠绿色的溶液</w:t>
-      </w:r>
-      <w:r>
-        <w:rPr>
-          <w:rFonts w:hint="eastAsia" w:ascii="Times New Roman" w:hAnsi="Times New Roman" w:eastAsia="Times New Roman" w:cs="Times New Roman"/>
-        </w:rPr>
-        <w:t>。</w:t>
-      </w:r>
-      <w:r>
-        <w:rPr>
-          <w:rFonts w:hint="eastAsia" w:ascii="Times New Roman" w:hAnsi="Times New Roman" w:eastAsia="FangSong" w:cs="Times New Roman"/>
-        </w:rPr>
-        <w:t>在这个溶液中加入乙醇</w:t>
-      </w:r>
-      <w:r>
-        <w:rPr>
-          <w:rFonts w:hint="eastAsia" w:ascii="Times New Roman" w:hAnsi="Times New Roman" w:eastAsia="Times New Roman" w:cs="Times New Roman"/>
-        </w:rPr>
-        <w:t>,</w:t>
-      </w:r>
-      <w:r>
-        <w:rPr>
-          <w:rFonts w:ascii="Times New Roman" w:hAnsi="Times New Roman" w:eastAsia="Times New Roman" w:cs="Times New Roman"/>
-        </w:rPr>
-        <w:t xml:space="preserve"> </w:t>
-      </w:r>
-      <w:r>
-        <w:rPr>
-          <w:rFonts w:hint="eastAsia" w:ascii="Times New Roman" w:hAnsi="Times New Roman" w:eastAsia="FangSong" w:cs="Times New Roman"/>
-        </w:rPr>
-        <w:t xml:space="preserve">就得到了绿色晶体</w:t>
-      </w:r>
-      <w:r>
-        <w:rPr>
-          <w:rFonts w:ascii="Times New Roman" w:hAnsi="Times New Roman" w:eastAsia="Times New Roman" w:cs="Times New Roman"/>
-        </w:rPr>
-        <w:t xml:space="preserve"> F </w:t>
-      </w:r>
-      <w:r>
-        <w:rPr>
-          <w:rFonts w:hint="eastAsia" w:ascii="Times New Roman" w:hAnsi="Times New Roman" w:eastAsia="FangSong" w:cs="Times New Roman"/>
-        </w:rPr>
-        <w:t xml:space="preserve">和晶体</w:t>
-      </w:r>
-      <w:r>
-        <w:rPr>
-          <w:rFonts w:ascii="Times New Roman" w:hAnsi="Times New Roman" w:eastAsia="Times New Roman" w:cs="Times New Roman"/>
-        </w:rPr>
-        <w:t xml:space="preserve"> </w:t>
-      </w:r>
-      <w:r>
-        <w:rPr>
-          <w:rFonts w:hint="eastAsia" w:ascii="Times New Roman" w:hAnsi="Times New Roman" w:eastAsia="Times New Roman" w:cs="Times New Roman"/>
-        </w:rPr>
-        <w:t>E。</w:t>
-      </w:r>
-      <w:r>
-        <w:rPr>
-          <w:rFonts w:hint="eastAsia" w:ascii="Times New Roman" w:hAnsi="Times New Roman" w:eastAsia="FangSong" w:cs="Times New Roman"/>
-        </w:rPr>
-        <w:t>前者在光照下变成无色</w:t>
-      </w:r>
-      <w:r>
-        <w:rPr>
-          <w:rFonts w:hint="eastAsia" w:ascii="Times New Roman" w:hAnsi="Times New Roman" w:eastAsia="Times New Roman" w:cs="Times New Roman"/>
-        </w:rPr>
-        <w:t>。</w:t>
+        <w:t xml:space="preserve">写出化合物</w:t>
+      </w:r>
+      <w:r>
+        <w:rPr>
+          <w:rFonts w:ascii="Times New Roman" w:hAnsi="Times New Roman" w:eastAsia="Times New Roman" w:cs="Times New Roman"/>
+        </w:rPr>
+        <w:t xml:space="preserve"> E </w:t>
+      </w:r>
+      <w:r>
+        <w:rPr>
+          <w:rFonts w:hint="eastAsia" w:ascii="Times New Roman" w:hAnsi="Times New Roman" w:eastAsia="FangSong" w:cs="Times New Roman"/>
+        </w:rPr>
+        <w:t xml:space="preserve">和</w:t>
+      </w:r>
+      <w:r>
+        <w:rPr>
+          <w:rFonts w:ascii="Times New Roman" w:hAnsi="Times New Roman" w:eastAsia="Times New Roman" w:cs="Times New Roman"/>
+        </w:rPr>
+        <w:t xml:space="preserve"> F。</w:t>
       </w:r>
     </w:p>
     <w:p>
@@ -18151,7 +18256,7 @@
         <w:pStyle w:val="Compact"/>
         <w:numPr>
           <w:ilvl w:val="0"/>
-          <w:numId w:val="1016"/>
+          <w:numId w:val="1015"/>
         </w:numPr>
         <w:ind w:firstLine="420"/>
       </w:pPr>
@@ -18159,25 +18264,37 @@
         <w:rPr>
           <w:rFonts w:hint="eastAsia" w:ascii="Times New Roman" w:hAnsi="Times New Roman" w:eastAsia="FangSong" w:cs="Times New Roman"/>
         </w:rPr>
-        <w:t xml:space="preserve">写出化合物</w:t>
-      </w:r>
-      <w:r>
-        <w:rPr>
-          <w:rFonts w:ascii="Times New Roman" w:hAnsi="Times New Roman" w:eastAsia="Times New Roman" w:cs="Times New Roman"/>
-        </w:rPr>
-        <w:t xml:space="preserve"> E </w:t>
-      </w:r>
-      <w:r>
-        <w:rPr>
-          <w:rFonts w:hint="eastAsia" w:ascii="Times New Roman" w:hAnsi="Times New Roman" w:eastAsia="FangSong" w:cs="Times New Roman"/>
-        </w:rPr>
-        <w:t xml:space="preserve">和</w:t>
-      </w:r>
-      <w:r>
-        <w:rPr>
-          <w:rFonts w:ascii="Times New Roman" w:hAnsi="Times New Roman" w:eastAsia="Times New Roman" w:cs="Times New Roman"/>
-        </w:rPr>
-        <w:t xml:space="preserve"> F。</w:t>
+        <w:t>写出生成</w:t>
+      </w:r>
+      <w:r>
+        <w:rPr>
+          <w:rFonts w:hint="eastAsia" w:ascii="Times New Roman" w:hAnsi="Times New Roman" w:eastAsia="Times New Roman" w:cs="Times New Roman"/>
+        </w:rPr>
+        <w:t>”</w:t>
+      </w:r>
+      <w:r>
+        <w:rPr>
+          <w:rFonts w:hint="eastAsia" w:ascii="Times New Roman" w:hAnsi="Times New Roman" w:eastAsia="FangSong" w:cs="Times New Roman"/>
+        </w:rPr>
+        <w:t>翡翠绿色溶液</w:t>
+      </w:r>
+      <w:r>
+        <w:rPr>
+          <w:rFonts w:hint="eastAsia" w:ascii="Times New Roman" w:hAnsi="Times New Roman" w:eastAsia="Times New Roman" w:cs="Times New Roman"/>
+        </w:rPr>
+        <w:t>”</w:t>
+      </w:r>
+      <w:r>
+        <w:rPr>
+          <w:rFonts w:hint="eastAsia" w:ascii="Times New Roman" w:hAnsi="Times New Roman" w:eastAsia="FangSong" w:cs="Times New Roman"/>
+        </w:rPr>
+        <w:t>的化学方程式</w:t>
+      </w:r>
+      <w:r>
+        <w:rPr>
+          <w:rFonts w:hint="eastAsia" w:ascii="Times New Roman" w:hAnsi="Times New Roman" w:eastAsia="Times New Roman" w:cs="Times New Roman"/>
+        </w:rPr>
+        <w:t>。</w:t>
       </w:r>
     </w:p>
     <w:p>
@@ -18185,7 +18302,7 @@
         <w:pStyle w:val="Compact"/>
         <w:numPr>
           <w:ilvl w:val="0"/>
-          <w:numId w:val="1016"/>
+          <w:numId w:val="1015"/>
         </w:numPr>
         <w:ind w:firstLine="420"/>
       </w:pPr>
@@ -18193,31 +18310,31 @@
         <w:rPr>
           <w:rFonts w:hint="eastAsia" w:ascii="Times New Roman" w:hAnsi="Times New Roman" w:eastAsia="FangSong" w:cs="Times New Roman"/>
         </w:rPr>
-        <w:t>写出生成</w:t>
-      </w:r>
-      <w:r>
-        <w:rPr>
-          <w:rFonts w:hint="eastAsia" w:ascii="Times New Roman" w:hAnsi="Times New Roman" w:eastAsia="Times New Roman" w:cs="Times New Roman"/>
-        </w:rPr>
-        <w:t>”</w:t>
-      </w:r>
-      <w:r>
-        <w:rPr>
-          <w:rFonts w:hint="eastAsia" w:ascii="Times New Roman" w:hAnsi="Times New Roman" w:eastAsia="FangSong" w:cs="Times New Roman"/>
-        </w:rPr>
-        <w:t>翡翠绿色溶液</w:t>
-      </w:r>
-      <w:r>
-        <w:rPr>
-          <w:rFonts w:hint="eastAsia" w:ascii="Times New Roman" w:hAnsi="Times New Roman" w:eastAsia="Times New Roman" w:cs="Times New Roman"/>
-        </w:rPr>
-        <w:t>”</w:t>
-      </w:r>
-      <w:r>
-        <w:rPr>
-          <w:rFonts w:hint="eastAsia" w:ascii="Times New Roman" w:hAnsi="Times New Roman" w:eastAsia="FangSong" w:cs="Times New Roman"/>
-        </w:rPr>
-        <w:t>的化学方程式</w:t>
+        <w:t xml:space="preserve">分析为何</w:t>
+      </w:r>
+      <w:r>
+        <w:rPr>
+          <w:rFonts w:ascii="Times New Roman" w:hAnsi="Times New Roman" w:eastAsia="Times New Roman" w:cs="Times New Roman"/>
+        </w:rPr>
+        <w:t xml:space="preserve"> F </w:t>
+      </w:r>
+      <w:r>
+        <w:rPr>
+          <w:rFonts w:hint="eastAsia" w:ascii="Times New Roman" w:hAnsi="Times New Roman" w:eastAsia="FangSong" w:cs="Times New Roman"/>
+        </w:rPr>
+        <w:t xml:space="preserve">是光敏的而</w:t>
+      </w:r>
+      <w:r>
+        <w:rPr>
+          <w:rFonts w:ascii="Times New Roman" w:hAnsi="Times New Roman" w:eastAsia="Times New Roman" w:cs="Times New Roman"/>
+        </w:rPr>
+        <w:t xml:space="preserve"> E </w:t>
+      </w:r>
+      <w:r>
+        <w:rPr>
+          <w:rFonts w:hint="eastAsia" w:ascii="Times New Roman" w:hAnsi="Times New Roman" w:eastAsia="FangSong" w:cs="Times New Roman"/>
+        </w:rPr>
+        <w:t>不是</w:t>
       </w:r>
       <w:r>
         <w:rPr>
@@ -18228,75 +18345,29 @@
     </w:p>
     <w:p>
       <w:pPr>
-        <w:pStyle w:val="Compact"/>
+        <w:pStyle w:val="FirstParagraph"/>
+        <w:ind w:firstLine="420"/>
+      </w:pPr>
+      <w:r>
+        <w:rPr>
+          <w:rFonts w:hint="eastAsia" w:ascii="Times New Roman" w:hAnsi="Times New Roman" w:eastAsia="FangSong" w:cs="Times New Roman"/>
+          <w:b/>
+          <w:bCs/>
+        </w:rPr>
+        <w:t xml:space="preserve">参考答案</w:t>
+      </w:r>
+      <w:r>
+        <w:rPr>
+          <w:rFonts w:hint="eastAsia" w:ascii="Times New Roman" w:hAnsi="Times New Roman" w:eastAsia="Times New Roman" w:cs="Times New Roman"/>
+        </w:rPr>
+        <w:t xml:space="preserve">：</w:t>
+      </w:r>
+    </w:p>
+    <w:p>
+      <w:pPr>
         <w:numPr>
           <w:ilvl w:val="0"/>
           <w:numId w:val="1016"/>
-        </w:numPr>
-        <w:ind w:firstLine="420"/>
-      </w:pPr>
-      <w:r>
-        <w:rPr>
-          <w:rFonts w:hint="eastAsia" w:ascii="Times New Roman" w:hAnsi="Times New Roman" w:eastAsia="FangSong" w:cs="Times New Roman"/>
-        </w:rPr>
-        <w:t xml:space="preserve">分析为何</w:t>
-      </w:r>
-      <w:r>
-        <w:rPr>
-          <w:rFonts w:ascii="Times New Roman" w:hAnsi="Times New Roman" w:eastAsia="Times New Roman" w:cs="Times New Roman"/>
-        </w:rPr>
-        <w:t xml:space="preserve"> F </w:t>
-      </w:r>
-      <w:r>
-        <w:rPr>
-          <w:rFonts w:hint="eastAsia" w:ascii="Times New Roman" w:hAnsi="Times New Roman" w:eastAsia="FangSong" w:cs="Times New Roman"/>
-        </w:rPr>
-        <w:t xml:space="preserve">是光敏的而</w:t>
-      </w:r>
-      <w:r>
-        <w:rPr>
-          <w:rFonts w:ascii="Times New Roman" w:hAnsi="Times New Roman" w:eastAsia="Times New Roman" w:cs="Times New Roman"/>
-        </w:rPr>
-        <w:t xml:space="preserve"> E </w:t>
-      </w:r>
-      <w:r>
-        <w:rPr>
-          <w:rFonts w:hint="eastAsia" w:ascii="Times New Roman" w:hAnsi="Times New Roman" w:eastAsia="FangSong" w:cs="Times New Roman"/>
-        </w:rPr>
-        <w:t>不是</w:t>
-      </w:r>
-      <w:r>
-        <w:rPr>
-          <w:rFonts w:hint="eastAsia" w:ascii="Times New Roman" w:hAnsi="Times New Roman" w:eastAsia="Times New Roman" w:cs="Times New Roman"/>
-        </w:rPr>
-        <w:t>。</w:t>
-      </w:r>
-    </w:p>
-    <w:p>
-      <w:pPr>
-        <w:pStyle w:val="FirstParagraph"/>
-        <w:ind w:firstLine="420"/>
-      </w:pPr>
-      <w:r>
-        <w:rPr>
-          <w:rFonts w:hint="eastAsia" w:ascii="Times New Roman" w:hAnsi="Times New Roman" w:eastAsia="FangSong" w:cs="Times New Roman"/>
-          <w:b/>
-          <w:bCs/>
-        </w:rPr>
-        <w:t xml:space="preserve">参考答案</w:t>
-      </w:r>
-      <w:r>
-        <w:rPr>
-          <w:rFonts w:hint="eastAsia" w:ascii="Times New Roman" w:hAnsi="Times New Roman" w:eastAsia="Times New Roman" w:cs="Times New Roman"/>
-        </w:rPr>
-        <w:t xml:space="preserve">：</w:t>
-      </w:r>
-    </w:p>
-    <w:p>
-      <w:pPr>
-        <w:numPr>
-          <w:ilvl w:val="0"/>
-          <w:numId w:val="1017"/>
         </w:numPr>
         <w:ind w:firstLine="420"/>
       </w:pPr>
@@ -18512,7 +18583,7 @@
       <w:pPr>
         <w:numPr>
           <w:ilvl w:val="0"/>
-          <w:numId w:val="1017"/>
+          <w:numId w:val="1016"/>
         </w:numPr>
         <w:ind w:firstLine="420"/>
       </w:pPr>
@@ -19004,7 +19075,7 @@
       <w:pPr>
         <w:numPr>
           <w:ilvl w:val="0"/>
-          <w:numId w:val="1017"/>
+          <w:numId w:val="1016"/>
         </w:numPr>
         <w:ind w:firstLine="420"/>
       </w:pPr>
@@ -19291,7 +19362,7 @@
       <w:pPr>
         <w:numPr>
           <w:ilvl w:val="0"/>
-          <w:numId w:val="1017"/>
+          <w:numId w:val="1016"/>
         </w:numPr>
       </w:pPr>
       <m:oMath>
@@ -19953,7 +20024,7 @@
         <w:pStyle w:val="Compact"/>
         <w:numPr>
           <w:ilvl w:val="0"/>
-          <w:numId w:val="1018"/>
+          <w:numId w:val="1017"/>
         </w:numPr>
         <w:ind w:firstLine="420"/>
       </w:pPr>
@@ -20867,7 +20938,7 @@
       <w:pPr>
         <w:numPr>
           <w:ilvl w:val="0"/>
-          <w:numId w:val="1019"/>
+          <w:numId w:val="1018"/>
         </w:numPr>
         <w:ind w:firstLine="420"/>
       </w:pPr>
@@ -20906,7 +20977,7 @@
       <w:pPr>
         <w:numPr>
           <w:ilvl w:val="0"/>
-          <w:numId w:val="1019"/>
+          <w:numId w:val="1018"/>
         </w:numPr>
         <w:ind w:firstLine="420"/>
       </w:pPr>
@@ -20955,7 +21026,7 @@
       <w:pPr>
         <w:numPr>
           <w:ilvl w:val="0"/>
-          <w:numId w:val="1019"/>
+          <w:numId w:val="1018"/>
         </w:numPr>
         <w:ind w:firstLine="420"/>
       </w:pPr>
@@ -21801,7 +21872,7 @@
         <w:pStyle w:val="Compact"/>
         <w:numPr>
           <w:ilvl w:val="0"/>
-          <w:numId w:val="1020"/>
+          <w:numId w:val="1019"/>
         </w:numPr>
         <w:spacing w:before="120"/>
         <w:ind w:firstLine="420"/>
@@ -22088,7 +22159,7 @@
         <w:pStyle w:val="Compact"/>
         <w:numPr>
           <w:ilvl w:val="0"/>
-          <w:numId w:val="1021"/>
+          <w:numId w:val="1020"/>
         </w:numPr>
         <w:ind w:firstLine="420"/>
       </w:pPr>
@@ -30626,7 +30697,7 @@
         <w:pStyle w:val="Compact"/>
         <w:numPr>
           <w:ilvl w:val="0"/>
-          <w:numId w:val="1022"/>
+          <w:numId w:val="1021"/>
         </w:numPr>
         <w:ind w:firstLine="420"/>
       </w:pPr>
@@ -30678,7 +30749,7 @@
         <w:pStyle w:val="Compact"/>
         <w:numPr>
           <w:ilvl w:val="0"/>
-          <w:numId w:val="1022"/>
+          <w:numId w:val="1021"/>
         </w:numPr>
         <w:ind w:firstLine="420"/>
       </w:pPr>
@@ -31403,7 +31474,7 @@
         <w:pStyle w:val="Compact"/>
         <w:numPr>
           <w:ilvl w:val="0"/>
-          <w:numId w:val="1023"/>
+          <w:numId w:val="1022"/>
         </w:numPr>
         <w:ind w:firstLine="420"/>
       </w:pPr>
@@ -31469,6 +31540,416 @@
           <w:vertAlign w:val="superscript"/>
         </w:rPr>
         <w:t>-7</w:t>
+      </w:r>
+    </w:p>
+    <w:p>
+      <w:pPr>
+        <w:pStyle w:val="Compact"/>
+        <w:numPr>
+          <w:ilvl w:val="0"/>
+          <w:numId w:val="1022"/>
+        </w:numPr>
+        <w:ind w:firstLine="420"/>
+      </w:pPr>
+      <w:r>
+        <w:rPr>
+          <w:rFonts w:ascii="Times New Roman" w:hAnsi="Times New Roman" w:eastAsia="Times New Roman" w:cs="Times New Roman"/>
+        </w:rPr>
+        <w:t xml:space="preserve">B. </w:t>
+      </w:r>
+      <w:r>
+        <w:rPr>
+          <w:rFonts w:hint="eastAsia" w:ascii="Times New Roman" w:hAnsi="Times New Roman" w:eastAsia="FangSong" w:cs="Times New Roman"/>
+        </w:rPr>
+        <w:t>未滴定前</w:t>
+      </w:r>
+      <w:r>
+        <w:rPr>
+          <w:rFonts w:hint="eastAsia" w:ascii="Times New Roman" w:hAnsi="Times New Roman" w:eastAsia="Times New Roman" w:cs="Times New Roman"/>
+        </w:rPr>
+        <w:t>，</w:t>
+      </w:r>
+      <w:r>
+        <w:rPr>
+          <w:rFonts w:hint="eastAsia" w:ascii="Times New Roman" w:hAnsi="Times New Roman" w:eastAsia="FangSong" w:cs="Times New Roman"/>
+        </w:rPr>
+        <w:t>此酸溶液中</w:t>
+      </w:r>
+      <w:r>
+        <w:rPr>
+          <w:rFonts w:ascii="Times New Roman" w:hAnsi="Times New Roman" w:eastAsia="Times New Roman" w:cs="Times New Roman"/>
+        </w:rPr>
+        <w:t xml:space="preserve"> c(H</w:t>
+      </w:r>
+      <w:r>
+        <w:rPr>
+          <w:rFonts w:ascii="Times New Roman" w:hAnsi="Times New Roman" w:eastAsia="Times New Roman" w:cs="Times New Roman"/>
+          <w:vertAlign w:val="superscript"/>
+        </w:rPr>
+        <w:t>+</w:t>
+      </w:r>
+      <w:r>
+        <w:rPr>
+          <w:rFonts w:ascii="Times New Roman" w:hAnsi="Times New Roman" w:eastAsia="Times New Roman" w:cs="Times New Roman"/>
+        </w:rPr>
+        <w:t>) = c(HA</w:t>
+      </w:r>
+      <w:r>
+        <w:rPr>
+          <w:rFonts w:ascii="Times New Roman" w:hAnsi="Times New Roman" w:eastAsia="Times New Roman" w:cs="Times New Roman"/>
+          <w:vertAlign w:val="superscript"/>
+        </w:rPr>
+        <w:t>-</w:t>
+      </w:r>
+      <w:r>
+        <w:rPr>
+          <w:rFonts w:ascii="Times New Roman" w:hAnsi="Times New Roman" w:eastAsia="Times New Roman" w:cs="Times New Roman"/>
+        </w:rPr>
+        <w:t>) + c(A</w:t>
+      </w:r>
+      <w:r>
+        <w:rPr>
+          <w:rFonts w:ascii="Times New Roman" w:hAnsi="Times New Roman" w:eastAsia="Times New Roman" w:cs="Times New Roman"/>
+          <w:vertAlign w:val="superscript"/>
+        </w:rPr>
+        <w:t>2-</w:t>
+      </w:r>
+      <w:r>
+        <w:rPr>
+          <w:rFonts w:ascii="Times New Roman" w:hAnsi="Times New Roman" w:eastAsia="Times New Roman" w:cs="Times New Roman"/>
+        </w:rPr>
+        <w:t>) + c(OH</w:t>
+      </w:r>
+      <w:r>
+        <w:rPr>
+          <w:rFonts w:ascii="Times New Roman" w:hAnsi="Times New Roman" w:eastAsia="Times New Roman" w:cs="Times New Roman"/>
+          <w:vertAlign w:val="superscript"/>
+        </w:rPr>
+        <w:t>-</w:t>
+      </w:r>
+      <w:r>
+        <w:rPr>
+          <w:rFonts w:ascii="Times New Roman" w:hAnsi="Times New Roman" w:eastAsia="Times New Roman" w:cs="Times New Roman"/>
+        </w:rPr>
+        <w:t>)</w:t>
+      </w:r>
+    </w:p>
+    <w:p>
+      <w:pPr>
+        <w:pStyle w:val="Compact"/>
+        <w:numPr>
+          <w:ilvl w:val="0"/>
+          <w:numId w:val="1022"/>
+        </w:numPr>
+        <w:ind w:firstLine="420"/>
+      </w:pPr>
+      <w:r>
+        <w:rPr>
+          <w:rFonts w:ascii="Times New Roman" w:hAnsi="Times New Roman" w:eastAsia="Times New Roman" w:cs="Times New Roman"/>
+        </w:rPr>
+        <w:t xml:space="preserve">C. </w:t>
+      </w:r>
+      <w:r>
+        <w:rPr>
+          <w:rFonts w:hint="eastAsia" w:ascii="Times New Roman" w:hAnsi="Times New Roman" w:eastAsia="FangSong" w:cs="Times New Roman"/>
+        </w:rPr>
+        <w:t xml:space="preserve">滴定过程中当</w:t>
+      </w:r>
+      <w:r>
+        <w:rPr>
+          <w:rFonts w:ascii="Times New Roman" w:hAnsi="Times New Roman" w:eastAsia="Times New Roman" w:cs="Times New Roman"/>
+        </w:rPr>
+        <w:t xml:space="preserve"> pH </w:t>
+      </w:r>
+      <w:r>
+        <w:rPr>
+          <w:rFonts w:hint="eastAsia" w:ascii="Times New Roman" w:hAnsi="Times New Roman" w:eastAsia="FangSong" w:cs="Times New Roman"/>
+        </w:rPr>
+        <w:t xml:space="preserve">为</w:t>
+      </w:r>
+      <w:r>
+        <w:rPr>
+          <w:rFonts w:ascii="Times New Roman" w:hAnsi="Times New Roman" w:eastAsia="Times New Roman" w:cs="Times New Roman"/>
+        </w:rPr>
+        <w:t xml:space="preserve"> 6.00 </w:t>
+      </w:r>
+      <w:r>
+        <w:rPr>
+          <w:rFonts w:hint="eastAsia" w:ascii="Times New Roman" w:hAnsi="Times New Roman" w:eastAsia="FangSong" w:cs="Times New Roman"/>
+        </w:rPr>
+        <w:t>时</w:t>
+      </w:r>
+      <w:r>
+        <w:rPr>
+          <w:rFonts w:hint="eastAsia" w:ascii="Times New Roman" w:hAnsi="Times New Roman" w:eastAsia="Times New Roman" w:cs="Times New Roman"/>
+        </w:rPr>
+        <w:t>，</w:t>
+      </w:r>
+      <w:r>
+        <w:rPr>
+          <w:rFonts w:hint="eastAsia" w:ascii="Times New Roman" w:hAnsi="Times New Roman" w:eastAsia="FangSong" w:cs="Times New Roman"/>
+        </w:rPr>
+        <w:t>溶液中主要存在的组分为</w:t>
+      </w:r>
+      <w:r>
+        <w:rPr>
+          <w:rFonts w:ascii="Times New Roman" w:hAnsi="Times New Roman" w:eastAsia="Times New Roman" w:cs="Times New Roman"/>
+        </w:rPr>
+        <w:t xml:space="preserve"> H</w:t>
+      </w:r>
+      <w:r>
+        <w:rPr>
+          <w:rFonts w:ascii="Times New Roman" w:hAnsi="Times New Roman" w:eastAsia="Times New Roman" w:cs="Times New Roman"/>
+          <w:vertAlign w:val="subscript"/>
+        </w:rPr>
+        <w:t>2</w:t>
+      </w:r>
+      <w:r>
+        <w:rPr>
+          <w:rFonts w:ascii="Times New Roman" w:hAnsi="Times New Roman" w:eastAsia="Times New Roman" w:cs="Times New Roman"/>
+        </w:rPr>
+        <w:t>O、Na</w:t>
+      </w:r>
+      <w:r>
+        <w:rPr>
+          <w:rFonts w:ascii="Times New Roman" w:hAnsi="Times New Roman" w:eastAsia="Times New Roman" w:cs="Times New Roman"/>
+          <w:vertAlign w:val="superscript"/>
+        </w:rPr>
+        <w:t>+</w:t>
+      </w:r>
+      <w:r>
+        <w:rPr>
+          <w:rFonts w:ascii="Times New Roman" w:hAnsi="Times New Roman" w:eastAsia="Times New Roman" w:cs="Times New Roman"/>
+        </w:rPr>
+        <w:t>、HA</w:t>
+      </w:r>
+      <w:r>
+        <w:rPr>
+          <w:rFonts w:ascii="Times New Roman" w:hAnsi="Times New Roman" w:eastAsia="Times New Roman" w:cs="Times New Roman"/>
+          <w:vertAlign w:val="superscript"/>
+        </w:rPr>
+        <w:t>-</w:t>
+      </w:r>
+      <w:r>
+        <w:rPr>
+          <w:rFonts w:ascii="Times New Roman" w:hAnsi="Times New Roman" w:eastAsia="Times New Roman" w:cs="Times New Roman"/>
+        </w:rPr>
+        <w:t>、H</w:t>
+      </w:r>
+      <w:r>
+        <w:rPr>
+          <w:rFonts w:ascii="Times New Roman" w:hAnsi="Times New Roman" w:eastAsia="Times New Roman" w:cs="Times New Roman"/>
+          <w:vertAlign w:val="subscript"/>
+        </w:rPr>
+        <w:t>2</w:t>
+      </w:r>
+      <w:r>
+        <w:rPr>
+          <w:rFonts w:ascii="Times New Roman" w:hAnsi="Times New Roman" w:eastAsia="Times New Roman" w:cs="Times New Roman"/>
+        </w:rPr>
+        <w:t>A</w:t>
+      </w:r>
+    </w:p>
+    <w:p>
+      <w:pPr>
+        <w:pStyle w:val="Compact"/>
+        <w:numPr>
+          <w:ilvl w:val="0"/>
+          <w:numId w:val="1022"/>
+        </w:numPr>
+        <w:ind w:firstLine="420"/>
+      </w:pPr>
+      <w:r>
+        <w:rPr>
+          <w:rFonts w:ascii="Times New Roman" w:hAnsi="Times New Roman" w:eastAsia="Times New Roman" w:cs="Times New Roman"/>
+        </w:rPr>
+        <w:t xml:space="preserve">D. </w:t>
+      </w:r>
+      <w:r>
+        <w:rPr>
+          <w:rFonts w:hint="eastAsia" w:ascii="Times New Roman" w:hAnsi="Times New Roman" w:eastAsia="FangSong" w:cs="Times New Roman"/>
+        </w:rPr>
+        <w:t xml:space="preserve">当加入</w:t>
+      </w:r>
+      <w:r>
+        <w:rPr>
+          <w:rFonts w:ascii="Times New Roman" w:hAnsi="Times New Roman" w:eastAsia="Times New Roman" w:cs="Times New Roman"/>
+        </w:rPr>
+        <w:t xml:space="preserve"> 35.00 mL NaOH </w:t>
+      </w:r>
+      <w:r>
+        <w:rPr>
+          <w:rFonts w:hint="eastAsia" w:ascii="Times New Roman" w:hAnsi="Times New Roman" w:eastAsia="FangSong" w:cs="Times New Roman"/>
+        </w:rPr>
+        <w:t>溶液时</w:t>
+      </w:r>
+      <w:r>
+        <w:rPr>
+          <w:rFonts w:hint="eastAsia" w:ascii="Times New Roman" w:hAnsi="Times New Roman" w:eastAsia="Times New Roman" w:cs="Times New Roman"/>
+        </w:rPr>
+        <w:t>，</w:t>
+      </w:r>
+      <w:r>
+        <w:rPr>
+          <w:rFonts w:hint="eastAsia" w:ascii="Times New Roman" w:hAnsi="Times New Roman" w:eastAsia="FangSong" w:cs="Times New Roman"/>
+        </w:rPr>
+        <w:t>此时的溶液为一缓冲溶液</w:t>
+      </w:r>
+    </w:p>
+    <w:p>
+      <w:pPr>
+        <w:pStyle w:val="FirstParagraph"/>
+        <w:ind w:firstLine="420"/>
+      </w:pPr>
+      <w:r>
+        <w:rPr>
+          <w:rFonts w:hint="eastAsia" w:ascii="Times New Roman" w:hAnsi="Times New Roman" w:eastAsia="FangSong" w:cs="Times New Roman"/>
+          <w:b/>
+          <w:bCs/>
+        </w:rPr>
+        <w:t xml:space="preserve">参考答案</w:t>
+      </w:r>
+      <w:r>
+        <w:rPr>
+          <w:rFonts w:hint="eastAsia" w:ascii="Times New Roman" w:hAnsi="Times New Roman" w:eastAsia="Times New Roman" w:cs="Times New Roman"/>
+        </w:rPr>
+        <w:t xml:space="preserve">：</w:t>
+      </w:r>
+    </w:p>
+    <w:p>
+      <w:pPr>
+        <w:pStyle w:val="BodyText"/>
+        <w:ind w:firstLine="420"/>
+      </w:pPr>
+      <w:r>
+        <w:rPr>
+          <w:rFonts w:hint="eastAsia" w:ascii="Times New Roman" w:hAnsi="Times New Roman" w:eastAsia="FangSong" w:cs="Times New Roman"/>
+          <w:b/>
+          <w:bCs/>
+        </w:rPr>
+        <w:t>答案</w:t>
+      </w:r>
+      <w:r>
+        <w:rPr>
+          <w:rFonts w:hint="eastAsia" w:ascii="Times New Roman" w:hAnsi="Times New Roman" w:eastAsia="Times New Roman" w:cs="Times New Roman"/>
+          <w:b/>
+          <w:bCs/>
+        </w:rPr>
+        <w:t>：B</w:t>
+      </w:r>
+    </w:p>
+    <w:p>
+      <w:pPr>
+        <w:spacing w:before="160" w:after="80"/>
+      </w:pPr>
+      <w:r>
+        <w:pict>
+          <v:rect style="width:0;height:1.5pt" o:hralign="center" o:hrstd="t" o:hr="t"/>
+        </w:pict>
+      </w:r>
+    </w:p>
+    <w:bookmarkEnd w:id="58"/>
+    <w:bookmarkStart w:id="59" w:name="第20题"/>
+    <w:p>
+      <w:pPr>
+        <w:pStyle w:val="Heading3"/>
+        <w:spacing w:before="280" w:after="120"/>
+      </w:pPr>
+      <w:r>
+        <w:rPr>
+          <w:rFonts w:hint="eastAsia" w:ascii="Times New Roman" w:hAnsi="Times New Roman" w:eastAsia="SimHei" w:cs="Times New Roman"/>
+        </w:rPr>
+        <w:t>第</w:t>
+      </w:r>
+      <w:r>
+        <w:rPr>
+          <w:rFonts w:hint="eastAsia" w:ascii="Times New Roman" w:hAnsi="Times New Roman" w:eastAsia="Times New Roman" w:cs="Times New Roman"/>
+        </w:rPr>
+        <w:t>20</w:t>
+      </w:r>
+      <w:r>
+        <w:rPr>
+          <w:rFonts w:hint="eastAsia" w:ascii="Times New Roman" w:hAnsi="Times New Roman" w:eastAsia="SimHei" w:cs="Times New Roman"/>
+        </w:rPr>
+        <w:t>题</w:t>
+      </w:r>
+    </w:p>
+    <w:p>
+      <w:pPr>
+        <w:pStyle w:val="BlockText"/>
+        <w:ind w:firstLine="420"/>
+      </w:pPr>
+      <w:r>
+        <w:rPr>
+          <w:rFonts w:hint="eastAsia" w:ascii="Times New Roman" w:hAnsi="Times New Roman" w:eastAsia="FangSong" w:cs="Times New Roman"/>
+        </w:rPr>
+        <w:t>来源</w:t>
+      </w:r>
+      <w:r>
+        <w:rPr>
+          <w:rFonts w:hint="eastAsia" w:ascii="Times New Roman" w:hAnsi="Times New Roman" w:eastAsia="Times New Roman" w:cs="Times New Roman"/>
+        </w:rPr>
+        <w:t>：</w:t>
+      </w:r>
+      <w:r>
+        <w:rPr>
+          <w:rFonts w:hint="eastAsia" w:ascii="Times New Roman" w:hAnsi="Times New Roman" w:eastAsia="FangSong" w:cs="Times New Roman"/>
+        </w:rPr>
+        <w:t>真题</w:t>
+      </w:r>
+      <w:r>
+        <w:rPr>
+          <w:rFonts w:hint="eastAsia" w:ascii="Times New Roman" w:hAnsi="Times New Roman" w:eastAsia="Times New Roman" w:cs="Times New Roman"/>
+        </w:rPr>
+        <w:t>·</w:t>
+      </w:r>
+      <w:r>
+        <w:rPr>
+          <w:rFonts w:hint="eastAsia" w:ascii="Times New Roman" w:hAnsi="Times New Roman" w:eastAsia="FangSong" w:cs="Times New Roman"/>
+        </w:rPr>
+        <w:t>省预赛</w:t>
+      </w:r>
+      <w:r>
+        <w:rPr>
+          <w:rFonts w:ascii="Times New Roman" w:hAnsi="Times New Roman" w:eastAsia="Times New Roman" w:cs="Times New Roman"/>
+        </w:rPr>
+        <w:t xml:space="preserve"> </w:t>
+      </w:r>
+      <w:r>
+        <w:rPr>
+          <w:rFonts w:hint="eastAsia" w:ascii="Times New Roman" w:hAnsi="Times New Roman" w:eastAsia="FangSong" w:cs="Times New Roman"/>
+        </w:rPr>
+        <w:t>浙江</w:t>
+      </w:r>
+      <w:r>
+        <w:rPr>
+          <w:rFonts w:hint="eastAsia" w:ascii="Times New Roman" w:hAnsi="Times New Roman" w:eastAsia="Times New Roman" w:cs="Times New Roman"/>
+        </w:rPr>
+        <w:t>2021</w:t>
+      </w:r>
+    </w:p>
+    <w:p>
+      <w:pPr>
+        <w:pStyle w:val="FirstParagraph"/>
+        <w:ind w:firstLine="420"/>
+      </w:pPr>
+      <w:r>
+        <w:rPr>
+          <w:rFonts w:hint="eastAsia" w:ascii="Times New Roman" w:hAnsi="Times New Roman" w:eastAsia="FangSong" w:cs="Times New Roman"/>
+        </w:rPr>
+        <w:t>锌比铜化学活泼性强</w:t>
+      </w:r>
+      <w:r>
+        <w:rPr>
+          <w:rFonts w:hint="eastAsia" w:ascii="Times New Roman" w:hAnsi="Times New Roman" w:eastAsia="Times New Roman" w:cs="Times New Roman"/>
+        </w:rPr>
+        <w:t>，</w:t>
+      </w:r>
+      <w:r>
+        <w:rPr>
+          <w:rFonts w:hint="eastAsia" w:ascii="Times New Roman" w:hAnsi="Times New Roman" w:eastAsia="FangSong" w:cs="Times New Roman"/>
+        </w:rPr>
+        <w:t>从能量变化角度分析是因为</w:t>
       </w:r>
     </w:p>
     <w:p>
@@ -31484,83 +31965,13 @@
         <w:rPr>
           <w:rFonts w:ascii="Times New Roman" w:hAnsi="Times New Roman" w:eastAsia="Times New Roman" w:cs="Times New Roman"/>
         </w:rPr>
-        <w:t xml:space="preserve">B. </w:t>
-      </w:r>
-      <w:r>
-        <w:rPr>
-          <w:rFonts w:hint="eastAsia" w:ascii="Times New Roman" w:hAnsi="Times New Roman" w:eastAsia="FangSong" w:cs="Times New Roman"/>
-        </w:rPr>
-        <w:t>未滴定前</w:t>
-      </w:r>
-      <w:r>
-        <w:rPr>
-          <w:rFonts w:hint="eastAsia" w:ascii="Times New Roman" w:hAnsi="Times New Roman" w:eastAsia="Times New Roman" w:cs="Times New Roman"/>
-        </w:rPr>
-        <w:t>，</w:t>
-      </w:r>
-      <w:r>
-        <w:rPr>
-          <w:rFonts w:hint="eastAsia" w:ascii="Times New Roman" w:hAnsi="Times New Roman" w:eastAsia="FangSong" w:cs="Times New Roman"/>
-        </w:rPr>
-        <w:t>此酸溶液中</w:t>
-      </w:r>
-      <w:r>
-        <w:rPr>
-          <w:rFonts w:ascii="Times New Roman" w:hAnsi="Times New Roman" w:eastAsia="Times New Roman" w:cs="Times New Roman"/>
-        </w:rPr>
-        <w:t xml:space="preserve"> c(H</w:t>
-      </w:r>
-      <w:r>
-        <w:rPr>
-          <w:rFonts w:ascii="Times New Roman" w:hAnsi="Times New Roman" w:eastAsia="Times New Roman" w:cs="Times New Roman"/>
-          <w:vertAlign w:val="superscript"/>
-        </w:rPr>
-        <w:t>+</w:t>
-      </w:r>
-      <w:r>
-        <w:rPr>
-          <w:rFonts w:ascii="Times New Roman" w:hAnsi="Times New Roman" w:eastAsia="Times New Roman" w:cs="Times New Roman"/>
-        </w:rPr>
-        <w:t>) = c(HA</w:t>
-      </w:r>
-      <w:r>
-        <w:rPr>
-          <w:rFonts w:ascii="Times New Roman" w:hAnsi="Times New Roman" w:eastAsia="Times New Roman" w:cs="Times New Roman"/>
-          <w:vertAlign w:val="superscript"/>
-        </w:rPr>
-        <w:t>-</w:t>
-      </w:r>
-      <w:r>
-        <w:rPr>
-          <w:rFonts w:ascii="Times New Roman" w:hAnsi="Times New Roman" w:eastAsia="Times New Roman" w:cs="Times New Roman"/>
-        </w:rPr>
-        <w:t>) + c(A</w:t>
-      </w:r>
-      <w:r>
-        <w:rPr>
-          <w:rFonts w:ascii="Times New Roman" w:hAnsi="Times New Roman" w:eastAsia="Times New Roman" w:cs="Times New Roman"/>
-          <w:vertAlign w:val="superscript"/>
-        </w:rPr>
-        <w:t>2-</w:t>
-      </w:r>
-      <w:r>
-        <w:rPr>
-          <w:rFonts w:ascii="Times New Roman" w:hAnsi="Times New Roman" w:eastAsia="Times New Roman" w:cs="Times New Roman"/>
-        </w:rPr>
-        <w:t>) + c(OH</w:t>
-      </w:r>
-      <w:r>
-        <w:rPr>
-          <w:rFonts w:ascii="Times New Roman" w:hAnsi="Times New Roman" w:eastAsia="Times New Roman" w:cs="Times New Roman"/>
-          <w:vertAlign w:val="superscript"/>
-        </w:rPr>
-        <w:t>-</w:t>
-      </w:r>
-      <w:r>
-        <w:rPr>
-          <w:rFonts w:ascii="Times New Roman" w:hAnsi="Times New Roman" w:eastAsia="Times New Roman" w:cs="Times New Roman"/>
-        </w:rPr>
-        <w:t>)</w:t>
+        <w:t xml:space="preserve">A. </w:t>
+      </w:r>
+      <w:r>
+        <w:rPr>
+          <w:rFonts w:hint="eastAsia" w:ascii="Times New Roman" w:hAnsi="Times New Roman" w:eastAsia="FangSong" w:cs="Times New Roman"/>
+        </w:rPr>
+        <w:t xml:space="preserve">锌的电离势比铜的电离势小</w:t>
       </w:r>
     </w:p>
     <w:p>
@@ -31576,107 +31987,13 @@
         <w:rPr>
           <w:rFonts w:ascii="Times New Roman" w:hAnsi="Times New Roman" w:eastAsia="Times New Roman" w:cs="Times New Roman"/>
         </w:rPr>
-        <w:t xml:space="preserve">C. </w:t>
-      </w:r>
-      <w:r>
-        <w:rPr>
-          <w:rFonts w:hint="eastAsia" w:ascii="Times New Roman" w:hAnsi="Times New Roman" w:eastAsia="FangSong" w:cs="Times New Roman"/>
-        </w:rPr>
-        <w:t xml:space="preserve">滴定过程中当</w:t>
-      </w:r>
-      <w:r>
-        <w:rPr>
-          <w:rFonts w:ascii="Times New Roman" w:hAnsi="Times New Roman" w:eastAsia="Times New Roman" w:cs="Times New Roman"/>
-        </w:rPr>
-        <w:t xml:space="preserve"> pH </w:t>
-      </w:r>
-      <w:r>
-        <w:rPr>
-          <w:rFonts w:hint="eastAsia" w:ascii="Times New Roman" w:hAnsi="Times New Roman" w:eastAsia="FangSong" w:cs="Times New Roman"/>
-        </w:rPr>
-        <w:t xml:space="preserve">为</w:t>
-      </w:r>
-      <w:r>
-        <w:rPr>
-          <w:rFonts w:ascii="Times New Roman" w:hAnsi="Times New Roman" w:eastAsia="Times New Roman" w:cs="Times New Roman"/>
-        </w:rPr>
-        <w:t xml:space="preserve"> 6.00 </w:t>
-      </w:r>
-      <w:r>
-        <w:rPr>
-          <w:rFonts w:hint="eastAsia" w:ascii="Times New Roman" w:hAnsi="Times New Roman" w:eastAsia="FangSong" w:cs="Times New Roman"/>
-        </w:rPr>
-        <w:t>时</w:t>
-      </w:r>
-      <w:r>
-        <w:rPr>
-          <w:rFonts w:hint="eastAsia" w:ascii="Times New Roman" w:hAnsi="Times New Roman" w:eastAsia="Times New Roman" w:cs="Times New Roman"/>
-        </w:rPr>
-        <w:t>，</w:t>
-      </w:r>
-      <w:r>
-        <w:rPr>
-          <w:rFonts w:hint="eastAsia" w:ascii="Times New Roman" w:hAnsi="Times New Roman" w:eastAsia="FangSong" w:cs="Times New Roman"/>
-        </w:rPr>
-        <w:t>溶液中主要存在的组分为</w:t>
-      </w:r>
-      <w:r>
-        <w:rPr>
-          <w:rFonts w:ascii="Times New Roman" w:hAnsi="Times New Roman" w:eastAsia="Times New Roman" w:cs="Times New Roman"/>
-        </w:rPr>
-        <w:t xml:space="preserve"> H</w:t>
-      </w:r>
-      <w:r>
-        <w:rPr>
-          <w:rFonts w:ascii="Times New Roman" w:hAnsi="Times New Roman" w:eastAsia="Times New Roman" w:cs="Times New Roman"/>
-          <w:vertAlign w:val="subscript"/>
-        </w:rPr>
-        <w:t>2</w:t>
-      </w:r>
-      <w:r>
-        <w:rPr>
-          <w:rFonts w:ascii="Times New Roman" w:hAnsi="Times New Roman" w:eastAsia="Times New Roman" w:cs="Times New Roman"/>
-        </w:rPr>
-        <w:t>O、Na</w:t>
-      </w:r>
-      <w:r>
-        <w:rPr>
-          <w:rFonts w:ascii="Times New Roman" w:hAnsi="Times New Roman" w:eastAsia="Times New Roman" w:cs="Times New Roman"/>
-          <w:vertAlign w:val="superscript"/>
-        </w:rPr>
-        <w:t>+</w:t>
-      </w:r>
-      <w:r>
-        <w:rPr>
-          <w:rFonts w:ascii="Times New Roman" w:hAnsi="Times New Roman" w:eastAsia="Times New Roman" w:cs="Times New Roman"/>
-        </w:rPr>
-        <w:t>、HA</w:t>
-      </w:r>
-      <w:r>
-        <w:rPr>
-          <w:rFonts w:ascii="Times New Roman" w:hAnsi="Times New Roman" w:eastAsia="Times New Roman" w:cs="Times New Roman"/>
-          <w:vertAlign w:val="superscript"/>
-        </w:rPr>
-        <w:t>-</w:t>
-      </w:r>
-      <w:r>
-        <w:rPr>
-          <w:rFonts w:ascii="Times New Roman" w:hAnsi="Times New Roman" w:eastAsia="Times New Roman" w:cs="Times New Roman"/>
-        </w:rPr>
-        <w:t>、H</w:t>
-      </w:r>
-      <w:r>
-        <w:rPr>
-          <w:rFonts w:ascii="Times New Roman" w:hAnsi="Times New Roman" w:eastAsia="Times New Roman" w:cs="Times New Roman"/>
-          <w:vertAlign w:val="subscript"/>
-        </w:rPr>
-        <w:t>2</w:t>
-      </w:r>
-      <w:r>
-        <w:rPr>
-          <w:rFonts w:ascii="Times New Roman" w:hAnsi="Times New Roman" w:eastAsia="Times New Roman" w:cs="Times New Roman"/>
-        </w:rPr>
-        <w:t>A</w:t>
+        <w:t xml:space="preserve">B. </w:t>
+      </w:r>
+      <w:r>
+        <w:rPr>
+          <w:rFonts w:hint="eastAsia" w:ascii="Times New Roman" w:hAnsi="Times New Roman" w:eastAsia="FangSong" w:cs="Times New Roman"/>
+        </w:rPr>
+        <w:t xml:space="preserve">锌的升华热比铜的升华热较大</w:t>
       </w:r>
     </w:p>
     <w:p>
@@ -31692,193 +32009,13 @@
         <w:rPr>
           <w:rFonts w:ascii="Times New Roman" w:hAnsi="Times New Roman" w:eastAsia="Times New Roman" w:cs="Times New Roman"/>
         </w:rPr>
-        <w:t xml:space="preserve">D. </w:t>
-      </w:r>
-      <w:r>
-        <w:rPr>
-          <w:rFonts w:hint="eastAsia" w:ascii="Times New Roman" w:hAnsi="Times New Roman" w:eastAsia="FangSong" w:cs="Times New Roman"/>
-        </w:rPr>
-        <w:t xml:space="preserve">当加入</w:t>
-      </w:r>
-      <w:r>
-        <w:rPr>
-          <w:rFonts w:ascii="Times New Roman" w:hAnsi="Times New Roman" w:eastAsia="Times New Roman" w:cs="Times New Roman"/>
-        </w:rPr>
-        <w:t xml:space="preserve"> 35.00 mL NaOH </w:t>
-      </w:r>
-      <w:r>
-        <w:rPr>
-          <w:rFonts w:hint="eastAsia" w:ascii="Times New Roman" w:hAnsi="Times New Roman" w:eastAsia="FangSong" w:cs="Times New Roman"/>
-        </w:rPr>
-        <w:t>溶液时</w:t>
-      </w:r>
-      <w:r>
-        <w:rPr>
-          <w:rFonts w:hint="eastAsia" w:ascii="Times New Roman" w:hAnsi="Times New Roman" w:eastAsia="Times New Roman" w:cs="Times New Roman"/>
-        </w:rPr>
-        <w:t>，</w:t>
-      </w:r>
-      <w:r>
-        <w:rPr>
-          <w:rFonts w:hint="eastAsia" w:ascii="Times New Roman" w:hAnsi="Times New Roman" w:eastAsia="FangSong" w:cs="Times New Roman"/>
-        </w:rPr>
-        <w:t>此时的溶液为一缓冲溶液</w:t>
-      </w:r>
-    </w:p>
-    <w:p>
-      <w:pPr>
-        <w:pStyle w:val="FirstParagraph"/>
-        <w:ind w:firstLine="420"/>
-      </w:pPr>
-      <w:r>
-        <w:rPr>
-          <w:rFonts w:hint="eastAsia" w:ascii="Times New Roman" w:hAnsi="Times New Roman" w:eastAsia="FangSong" w:cs="Times New Roman"/>
-          <w:b/>
-          <w:bCs/>
-        </w:rPr>
-        <w:t xml:space="preserve">参考答案</w:t>
-      </w:r>
-      <w:r>
-        <w:rPr>
-          <w:rFonts w:hint="eastAsia" w:ascii="Times New Roman" w:hAnsi="Times New Roman" w:eastAsia="Times New Roman" w:cs="Times New Roman"/>
-        </w:rPr>
-        <w:t xml:space="preserve">：</w:t>
-      </w:r>
-    </w:p>
-    <w:p>
-      <w:pPr>
-        <w:pStyle w:val="BodyText"/>
-        <w:ind w:firstLine="420"/>
-      </w:pPr>
-      <w:r>
-        <w:rPr>
-          <w:rFonts w:hint="eastAsia" w:ascii="Times New Roman" w:hAnsi="Times New Roman" w:eastAsia="FangSong" w:cs="Times New Roman"/>
-          <w:b/>
-          <w:bCs/>
-        </w:rPr>
-        <w:t>答案</w:t>
-      </w:r>
-      <w:r>
-        <w:rPr>
-          <w:rFonts w:hint="eastAsia" w:ascii="Times New Roman" w:hAnsi="Times New Roman" w:eastAsia="Times New Roman" w:cs="Times New Roman"/>
-          <w:b/>
-          <w:bCs/>
-        </w:rPr>
-        <w:t>：B</w:t>
-      </w:r>
-    </w:p>
-    <w:p>
-      <w:pPr>
-        <w:spacing w:before="160" w:after="80"/>
-      </w:pPr>
-      <w:r>
-        <w:pict>
-          <v:rect style="width:0;height:1.5pt" o:hralign="center" o:hrstd="t" o:hr="t"/>
-        </w:pict>
-      </w:r>
-    </w:p>
-    <w:bookmarkEnd w:id="58"/>
-    <w:bookmarkStart w:id="59" w:name="第20题"/>
-    <w:p>
-      <w:pPr>
-        <w:pStyle w:val="Heading3"/>
-        <w:spacing w:before="280" w:after="120"/>
-      </w:pPr>
-      <w:r>
-        <w:rPr>
-          <w:rFonts w:hint="eastAsia" w:ascii="Times New Roman" w:hAnsi="Times New Roman" w:eastAsia="SimHei" w:cs="Times New Roman"/>
-        </w:rPr>
-        <w:t>第</w:t>
-      </w:r>
-      <w:r>
-        <w:rPr>
-          <w:rFonts w:hint="eastAsia" w:ascii="Times New Roman" w:hAnsi="Times New Roman" w:eastAsia="Times New Roman" w:cs="Times New Roman"/>
-        </w:rPr>
-        <w:t>20</w:t>
-      </w:r>
-      <w:r>
-        <w:rPr>
-          <w:rFonts w:hint="eastAsia" w:ascii="Times New Roman" w:hAnsi="Times New Roman" w:eastAsia="SimHei" w:cs="Times New Roman"/>
-        </w:rPr>
-        <w:t>题</w:t>
-      </w:r>
-    </w:p>
-    <w:p>
-      <w:pPr>
-        <w:pStyle w:val="BlockText"/>
-        <w:ind w:firstLine="420"/>
-      </w:pPr>
-      <w:r>
-        <w:rPr>
-          <w:rFonts w:hint="eastAsia" w:ascii="Times New Roman" w:hAnsi="Times New Roman" w:eastAsia="FangSong" w:cs="Times New Roman"/>
-        </w:rPr>
-        <w:t>来源</w:t>
-      </w:r>
-      <w:r>
-        <w:rPr>
-          <w:rFonts w:hint="eastAsia" w:ascii="Times New Roman" w:hAnsi="Times New Roman" w:eastAsia="Times New Roman" w:cs="Times New Roman"/>
-        </w:rPr>
-        <w:t>：</w:t>
-      </w:r>
-      <w:r>
-        <w:rPr>
-          <w:rFonts w:hint="eastAsia" w:ascii="Times New Roman" w:hAnsi="Times New Roman" w:eastAsia="FangSong" w:cs="Times New Roman"/>
-        </w:rPr>
-        <w:t>真题</w:t>
-      </w:r>
-      <w:r>
-        <w:rPr>
-          <w:rFonts w:hint="eastAsia" w:ascii="Times New Roman" w:hAnsi="Times New Roman" w:eastAsia="Times New Roman" w:cs="Times New Roman"/>
-        </w:rPr>
-        <w:t>·</w:t>
-      </w:r>
-      <w:r>
-        <w:rPr>
-          <w:rFonts w:hint="eastAsia" w:ascii="Times New Roman" w:hAnsi="Times New Roman" w:eastAsia="FangSong" w:cs="Times New Roman"/>
-        </w:rPr>
-        <w:t>省预赛</w:t>
-      </w:r>
-      <w:r>
-        <w:rPr>
-          <w:rFonts w:ascii="Times New Roman" w:hAnsi="Times New Roman" w:eastAsia="Times New Roman" w:cs="Times New Roman"/>
-        </w:rPr>
-        <w:t xml:space="preserve"> </w:t>
-      </w:r>
-      <w:r>
-        <w:rPr>
-          <w:rFonts w:hint="eastAsia" w:ascii="Times New Roman" w:hAnsi="Times New Roman" w:eastAsia="FangSong" w:cs="Times New Roman"/>
-        </w:rPr>
-        <w:t>浙江</w:t>
-      </w:r>
-      <w:r>
-        <w:rPr>
-          <w:rFonts w:hint="eastAsia" w:ascii="Times New Roman" w:hAnsi="Times New Roman" w:eastAsia="Times New Roman" w:cs="Times New Roman"/>
-        </w:rPr>
-        <w:t>2021</w:t>
-      </w:r>
-    </w:p>
-    <w:p>
-      <w:pPr>
-        <w:pStyle w:val="FirstParagraph"/>
-        <w:ind w:firstLine="420"/>
-      </w:pPr>
-      <w:r>
-        <w:rPr>
-          <w:rFonts w:hint="eastAsia" w:ascii="Times New Roman" w:hAnsi="Times New Roman" w:eastAsia="FangSong" w:cs="Times New Roman"/>
-        </w:rPr>
-        <w:t>锌比铜化学活泼性强</w:t>
-      </w:r>
-      <w:r>
-        <w:rPr>
-          <w:rFonts w:hint="eastAsia" w:ascii="Times New Roman" w:hAnsi="Times New Roman" w:eastAsia="Times New Roman" w:cs="Times New Roman"/>
-        </w:rPr>
-        <w:t>，</w:t>
-      </w:r>
-      <w:r>
-        <w:rPr>
-          <w:rFonts w:hint="eastAsia" w:ascii="Times New Roman" w:hAnsi="Times New Roman" w:eastAsia="FangSong" w:cs="Times New Roman"/>
-        </w:rPr>
-        <w:t>从能量变化角度分析是因为</w:t>
+        <w:t xml:space="preserve">C. </w:t>
+      </w:r>
+      <w:r>
+        <w:rPr>
+          <w:rFonts w:hint="eastAsia" w:ascii="Times New Roman" w:hAnsi="Times New Roman" w:eastAsia="FangSong" w:cs="Times New Roman"/>
+        </w:rPr>
+        <w:t xml:space="preserve">锌的升华热比铜的升华热小</w:t>
       </w:r>
     </w:p>
     <w:p>
@@ -31886,73 +32023,7 @@
         <w:pStyle w:val="Compact"/>
         <w:numPr>
           <w:ilvl w:val="0"/>
-          <w:numId w:val="1024"/>
-        </w:numPr>
-        <w:ind w:firstLine="420"/>
-      </w:pPr>
-      <w:r>
-        <w:rPr>
-          <w:rFonts w:ascii="Times New Roman" w:hAnsi="Times New Roman" w:eastAsia="Times New Roman" w:cs="Times New Roman"/>
-        </w:rPr>
-        <w:t xml:space="preserve">A. </w:t>
-      </w:r>
-      <w:r>
-        <w:rPr>
-          <w:rFonts w:hint="eastAsia" w:ascii="Times New Roman" w:hAnsi="Times New Roman" w:eastAsia="FangSong" w:cs="Times New Roman"/>
-        </w:rPr>
-        <w:t xml:space="preserve">锌的电离势比铜的电离势小</w:t>
-      </w:r>
-    </w:p>
-    <w:p>
-      <w:pPr>
-        <w:pStyle w:val="Compact"/>
-        <w:numPr>
-          <w:ilvl w:val="0"/>
-          <w:numId w:val="1024"/>
-        </w:numPr>
-        <w:ind w:firstLine="420"/>
-      </w:pPr>
-      <w:r>
-        <w:rPr>
-          <w:rFonts w:ascii="Times New Roman" w:hAnsi="Times New Roman" w:eastAsia="Times New Roman" w:cs="Times New Roman"/>
-        </w:rPr>
-        <w:t xml:space="preserve">B. </w:t>
-      </w:r>
-      <w:r>
-        <w:rPr>
-          <w:rFonts w:hint="eastAsia" w:ascii="Times New Roman" w:hAnsi="Times New Roman" w:eastAsia="FangSong" w:cs="Times New Roman"/>
-        </w:rPr>
-        <w:t xml:space="preserve">锌的升华热比铜的升华热较大</w:t>
-      </w:r>
-    </w:p>
-    <w:p>
-      <w:pPr>
-        <w:pStyle w:val="Compact"/>
-        <w:numPr>
-          <w:ilvl w:val="0"/>
-          <w:numId w:val="1024"/>
-        </w:numPr>
-        <w:ind w:firstLine="420"/>
-      </w:pPr>
-      <w:r>
-        <w:rPr>
-          <w:rFonts w:ascii="Times New Roman" w:hAnsi="Times New Roman" w:eastAsia="Times New Roman" w:cs="Times New Roman"/>
-        </w:rPr>
-        <w:t xml:space="preserve">C. </w:t>
-      </w:r>
-      <w:r>
-        <w:rPr>
-          <w:rFonts w:hint="eastAsia" w:ascii="Times New Roman" w:hAnsi="Times New Roman" w:eastAsia="FangSong" w:cs="Times New Roman"/>
-        </w:rPr>
-        <w:t xml:space="preserve">锌的升华热比铜的升华热小</w:t>
-      </w:r>
-    </w:p>
-    <w:p>
-      <w:pPr>
-        <w:pStyle w:val="Compact"/>
-        <w:numPr>
-          <w:ilvl w:val="0"/>
-          <w:numId w:val="1024"/>
+          <w:numId w:val="1023"/>
         </w:numPr>
         <w:ind w:firstLine="420"/>
       </w:pPr>
@@ -32806,7 +32877,7 @@
         <w:pStyle w:val="Compact"/>
         <w:numPr>
           <w:ilvl w:val="0"/>
-          <w:numId w:val="1025"/>
+          <w:numId w:val="1024"/>
         </w:numPr>
         <w:ind w:firstLine="420"/>
       </w:pPr>
@@ -32821,6 +32892,243 @@
           <w:rFonts w:hint="eastAsia" w:ascii="Times New Roman" w:hAnsi="Times New Roman" w:eastAsia="Times New Roman" w:cs="Times New Roman"/>
         </w:rPr>
         <w:t>。</w:t>
+      </w:r>
+    </w:p>
+    <w:p>
+      <w:pPr>
+        <w:pStyle w:val="Compact"/>
+        <w:numPr>
+          <w:ilvl w:val="0"/>
+          <w:numId w:val="1024"/>
+        </w:numPr>
+        <w:ind w:firstLine="420"/>
+      </w:pPr>
+      <w:r>
+        <w:rPr>
+          <w:rFonts w:hint="eastAsia" w:ascii="Times New Roman" w:hAnsi="Times New Roman" w:eastAsia="FangSong" w:cs="Times New Roman"/>
+        </w:rPr>
+        <w:t>推出速率方程</w:t>
+      </w:r>
+      <w:r>
+        <w:rPr>
+          <w:rFonts w:hint="eastAsia" w:ascii="Times New Roman" w:hAnsi="Times New Roman" w:eastAsia="Times New Roman" w:cs="Times New Roman"/>
+        </w:rPr>
+        <w:t>（</w:t>
+      </w:r>
+      <w:r>
+        <w:rPr>
+          <w:rFonts w:hint="eastAsia" w:ascii="Times New Roman" w:hAnsi="Times New Roman" w:eastAsia="FangSong" w:cs="Times New Roman"/>
+        </w:rPr>
+        <w:t>提示</w:t>
+      </w:r>
+      <w:r>
+        <w:rPr>
+          <w:rFonts w:hint="eastAsia" w:ascii="Times New Roman" w:hAnsi="Times New Roman" w:eastAsia="Times New Roman" w:cs="Times New Roman"/>
+        </w:rPr>
+        <w:t>：</w:t>
+      </w:r>
+      <w:r>
+        <w:rPr>
+          <w:rFonts w:hint="eastAsia" w:ascii="Times New Roman" w:hAnsi="Times New Roman" w:eastAsia="FangSong" w:cs="Times New Roman"/>
+        </w:rPr>
+        <w:t>丙酮消耗以反应</w:t>
+      </w:r>
+      <w:r>
+        <w:rPr>
+          <w:rFonts w:hint="eastAsia" w:ascii="Times New Roman" w:hAnsi="Times New Roman" w:eastAsia="Times New Roman" w:cs="Times New Roman"/>
+        </w:rPr>
+        <w:t>(3)</w:t>
+      </w:r>
+      <w:r>
+        <w:rPr>
+          <w:rFonts w:hint="eastAsia" w:ascii="Times New Roman" w:hAnsi="Times New Roman" w:eastAsia="FangSong" w:cs="Times New Roman"/>
+        </w:rPr>
+        <w:t>为主</w:t>
+      </w:r>
+      <w:r>
+        <w:rPr>
+          <w:rFonts w:hint="eastAsia" w:ascii="Times New Roman" w:hAnsi="Times New Roman" w:eastAsia="Times New Roman" w:cs="Times New Roman"/>
+        </w:rPr>
+        <w:t>，</w:t>
+      </w:r>
+      <w:r>
+        <w:rPr>
+          <w:rFonts w:hint="eastAsia" w:ascii="Times New Roman" w:hAnsi="Times New Roman" w:eastAsia="FangSong" w:cs="Times New Roman"/>
+        </w:rPr>
+        <w:t>可忽略指前因子差异</w:t>
+      </w:r>
+      <w:r>
+        <w:rPr>
+          <w:rFonts w:hint="eastAsia" w:ascii="Times New Roman" w:hAnsi="Times New Roman" w:eastAsia="Times New Roman" w:cs="Times New Roman"/>
+        </w:rPr>
+        <w:t>）。</w:t>
+      </w:r>
+    </w:p>
+    <w:p>
+      <w:pPr>
+        <w:pStyle w:val="Compact"/>
+        <w:numPr>
+          <w:ilvl w:val="0"/>
+          <w:numId w:val="1024"/>
+        </w:numPr>
+        <w:ind w:firstLine="420"/>
+      </w:pPr>
+      <w:r>
+        <w:rPr>
+          <w:rFonts w:hint="eastAsia" w:ascii="Times New Roman" w:hAnsi="Times New Roman" w:eastAsia="FangSong" w:cs="Times New Roman"/>
+        </w:rPr>
+        <w:t>计算表观活化能</w:t>
+      </w:r>
+      <w:r>
+        <w:rPr>
+          <w:rFonts w:hint="eastAsia" w:ascii="Times New Roman" w:hAnsi="Times New Roman" w:eastAsia="Times New Roman" w:cs="Times New Roman"/>
+        </w:rPr>
+        <w:t>。</w:t>
+      </w:r>
+    </w:p>
+    <w:p>
+      <w:pPr>
+        <w:pStyle w:val="Compact"/>
+        <w:numPr>
+          <w:ilvl w:val="0"/>
+          <w:numId w:val="1024"/>
+        </w:numPr>
+        <w:ind w:firstLine="420"/>
+      </w:pPr>
+      <w:r>
+        <w:rPr>
+          <w:rFonts w:hint="eastAsia" w:ascii="Times New Roman" w:hAnsi="Times New Roman" w:eastAsia="FangSong" w:cs="Times New Roman"/>
+        </w:rPr>
+        <w:t>计算</w:t>
+      </w:r>
+      <w:r>
+        <w:rPr>
+          <w:rFonts w:hint="eastAsia" w:ascii="Times New Roman" w:hAnsi="Times New Roman" w:eastAsia="Times New Roman" w:cs="Times New Roman"/>
+        </w:rPr>
+        <w:t>CH</w:t>
+      </w:r>
+      <w:r>
+        <w:rPr>
+          <w:rFonts w:hint="eastAsia" w:ascii="Times New Roman" w:hAnsi="Times New Roman" w:eastAsia="Times New Roman" w:cs="Times New Roman"/>
+          <w:vertAlign w:val="subscript"/>
+        </w:rPr>
+        <w:t>4</w:t>
+      </w:r>
+      <w:r>
+        <w:rPr>
+          <w:rFonts w:hint="eastAsia" w:ascii="Times New Roman" w:hAnsi="Times New Roman" w:eastAsia="Times New Roman" w:cs="Times New Roman"/>
+        </w:rPr>
+        <w:t>+H</w:t>
+      </w:r>
+      <w:r>
+        <w:rPr>
+          <w:rFonts w:hint="eastAsia" w:ascii="Times New Roman" w:hAnsi="Times New Roman" w:eastAsia="Times New Roman" w:cs="Times New Roman"/>
+          <w:vertAlign w:val="subscript"/>
+        </w:rPr>
+        <w:t>2</w:t>
+      </w:r>
+      <w:r>
+        <w:rPr>
+          <w:rFonts w:hint="eastAsia" w:ascii="Times New Roman" w:hAnsi="Times New Roman" w:eastAsia="Times New Roman" w:cs="Times New Roman"/>
+        </w:rPr>
+        <w:t>O→3H</w:t>
+      </w:r>
+      <w:r>
+        <w:rPr>
+          <w:rFonts w:hint="eastAsia" w:ascii="Times New Roman" w:hAnsi="Times New Roman" w:eastAsia="Times New Roman" w:cs="Times New Roman"/>
+          <w:vertAlign w:val="subscript"/>
+        </w:rPr>
+        <w:t>2</w:t>
+      </w:r>
+      <w:r>
+        <w:rPr>
+          <w:rFonts w:hint="eastAsia" w:ascii="Times New Roman" w:hAnsi="Times New Roman" w:eastAsia="Times New Roman" w:cs="Times New Roman"/>
+        </w:rPr>
+        <w:t>+CO</w:t>
+      </w:r>
+      <w:r>
+        <w:rPr>
+          <w:rFonts w:hint="eastAsia" w:ascii="Times New Roman" w:hAnsi="Times New Roman" w:eastAsia="FangSong" w:cs="Times New Roman"/>
+        </w:rPr>
+        <w:t>在</w:t>
+      </w:r>
+      <w:r>
+        <w:rPr>
+          <w:rFonts w:hint="eastAsia" w:ascii="Times New Roman" w:hAnsi="Times New Roman" w:eastAsia="Times New Roman" w:cs="Times New Roman"/>
+        </w:rPr>
+        <w:t>298K</w:t>
+      </w:r>
+      <w:r>
+        <w:rPr>
+          <w:rFonts w:hint="eastAsia" w:ascii="Times New Roman" w:hAnsi="Times New Roman" w:eastAsia="FangSong" w:cs="Times New Roman"/>
+        </w:rPr>
+        <w:t>的</w:t>
+      </w:r>
+      <w:r>
+        <w:rPr>
+          <w:rFonts w:hint="eastAsia" w:ascii="Times New Roman" w:hAnsi="Times New Roman" w:eastAsia="Times New Roman" w:cs="Times New Roman"/>
+        </w:rPr>
+        <w:t>ΔrGm⊖</w:t>
+      </w:r>
+      <w:r>
+        <w:rPr>
+          <w:rFonts w:hint="eastAsia" w:ascii="Times New Roman" w:hAnsi="Times New Roman" w:eastAsia="FangSong" w:cs="Times New Roman"/>
+        </w:rPr>
+        <w:t>和</w:t>
+      </w:r>
+      <w:r>
+        <w:rPr>
+          <w:rFonts w:hint="eastAsia" w:ascii="Times New Roman" w:hAnsi="Times New Roman" w:eastAsia="Times New Roman" w:cs="Times New Roman"/>
+        </w:rPr>
+        <w:t>K⊖。</w:t>
+      </w:r>
+    </w:p>
+    <w:p>
+      <w:pPr>
+        <w:pStyle w:val="FirstParagraph"/>
+        <w:ind w:firstLine="420"/>
+      </w:pPr>
+      <w:r>
+        <w:rPr>
+          <w:rFonts w:hint="eastAsia" w:ascii="Times New Roman" w:hAnsi="Times New Roman" w:eastAsia="FangSong" w:cs="Times New Roman"/>
+          <w:b/>
+          <w:bCs/>
+        </w:rPr>
+        <w:t xml:space="preserve">参考答案</w:t>
+      </w:r>
+      <w:r>
+        <w:rPr>
+          <w:rFonts w:hint="eastAsia" w:ascii="Times New Roman" w:hAnsi="Times New Roman" w:eastAsia="Times New Roman" w:cs="Times New Roman"/>
+        </w:rPr>
+        <w:t xml:space="preserve">：</w:t>
+      </w:r>
+    </w:p>
+    <w:p>
+      <w:pPr>
+        <w:pStyle w:val="BodyText"/>
+        <w:ind w:firstLine="420"/>
+      </w:pPr>
+      <w:r>
+        <w:rPr>
+          <w:rFonts w:ascii="Times New Roman" w:hAnsi="Times New Roman" w:eastAsia="Times New Roman" w:cs="Times New Roman"/>
+          <w:b/>
+          <w:bCs/>
+        </w:rPr>
+        <w:t xml:space="preserve">(1) </w:t>
+      </w:r>
+      <w:r>
+        <w:rPr>
+          <w:rFonts w:hint="eastAsia" w:ascii="Times New Roman" w:hAnsi="Times New Roman" w:eastAsia="FangSong" w:cs="Times New Roman"/>
+          <w:b/>
+          <w:bCs/>
+        </w:rPr>
+        <w:t xml:space="preserve">两个平行反应</w:t>
+      </w:r>
+      <w:r>
+        <w:rPr>
+          <w:rFonts w:hint="eastAsia" w:ascii="Times New Roman" w:hAnsi="Times New Roman" w:eastAsia="Times New Roman" w:cs="Times New Roman"/>
+        </w:rPr>
+        <w:t xml:space="preserve">：</w:t>
       </w:r>
     </w:p>
     <w:p>
@@ -32830,67 +33138,64 @@
           <w:ilvl w:val="0"/>
           <w:numId w:val="1025"/>
         </w:numPr>
-        <w:ind w:firstLine="420"/>
-      </w:pPr>
-      <w:r>
-        <w:rPr>
-          <w:rFonts w:hint="eastAsia" w:ascii="Times New Roman" w:hAnsi="Times New Roman" w:eastAsia="FangSong" w:cs="Times New Roman"/>
-        </w:rPr>
-        <w:t>推出速率方程</w:t>
-      </w:r>
-      <w:r>
-        <w:rPr>
-          <w:rFonts w:hint="eastAsia" w:ascii="Times New Roman" w:hAnsi="Times New Roman" w:eastAsia="Times New Roman" w:cs="Times New Roman"/>
-        </w:rPr>
-        <w:t>（</w:t>
-      </w:r>
-      <w:r>
-        <w:rPr>
-          <w:rFonts w:hint="eastAsia" w:ascii="Times New Roman" w:hAnsi="Times New Roman" w:eastAsia="FangSong" w:cs="Times New Roman"/>
-        </w:rPr>
-        <w:t>提示</w:t>
-      </w:r>
-      <w:r>
-        <w:rPr>
-          <w:rFonts w:hint="eastAsia" w:ascii="Times New Roman" w:hAnsi="Times New Roman" w:eastAsia="Times New Roman" w:cs="Times New Roman"/>
-        </w:rPr>
-        <w:t>：</w:t>
-      </w:r>
-      <w:r>
-        <w:rPr>
-          <w:rFonts w:hint="eastAsia" w:ascii="Times New Roman" w:hAnsi="Times New Roman" w:eastAsia="FangSong" w:cs="Times New Roman"/>
-        </w:rPr>
-        <w:t>丙酮消耗以反应</w:t>
-      </w:r>
-      <w:r>
-        <w:rPr>
-          <w:rFonts w:hint="eastAsia" w:ascii="Times New Roman" w:hAnsi="Times New Roman" w:eastAsia="Times New Roman" w:cs="Times New Roman"/>
-        </w:rPr>
-        <w:t>(3)</w:t>
-      </w:r>
-      <w:r>
-        <w:rPr>
-          <w:rFonts w:hint="eastAsia" w:ascii="Times New Roman" w:hAnsi="Times New Roman" w:eastAsia="FangSong" w:cs="Times New Roman"/>
-        </w:rPr>
-        <w:t>为主</w:t>
-      </w:r>
-      <w:r>
-        <w:rPr>
-          <w:rFonts w:hint="eastAsia" w:ascii="Times New Roman" w:hAnsi="Times New Roman" w:eastAsia="Times New Roman" w:cs="Times New Roman"/>
-        </w:rPr>
-        <w:t>，</w:t>
-      </w:r>
-      <w:r>
-        <w:rPr>
-          <w:rFonts w:hint="eastAsia" w:ascii="Times New Roman" w:hAnsi="Times New Roman" w:eastAsia="FangSong" w:cs="Times New Roman"/>
-        </w:rPr>
-        <w:t>可忽略指前因子差异</w:t>
-      </w:r>
-      <w:r>
-        <w:rPr>
-          <w:rFonts w:hint="eastAsia" w:ascii="Times New Roman" w:hAnsi="Times New Roman" w:eastAsia="Times New Roman" w:cs="Times New Roman"/>
-        </w:rPr>
-        <w:t>）。</w:t>
+      </w:pPr>
+      <w:r>
+        <w:rPr>
+          <w:rFonts w:ascii="Times New Roman" w:hAnsi="Times New Roman" w:eastAsia="Times New Roman" w:cs="Times New Roman"/>
+        </w:rPr>
+        <w:t>CH</w:t>
+      </w:r>
+      <w:r>
+        <w:rPr>
+          <w:rFonts w:ascii="Times New Roman" w:hAnsi="Times New Roman" w:eastAsia="Times New Roman" w:cs="Times New Roman"/>
+          <w:vertAlign w:val="subscript"/>
+        </w:rPr>
+        <w:t>3</w:t>
+      </w:r>
+      <w:r>
+        <w:rPr>
+          <w:rFonts w:ascii="Times New Roman" w:hAnsi="Times New Roman" w:eastAsia="Times New Roman" w:cs="Times New Roman"/>
+        </w:rPr>
+        <w:t>COCH</w:t>
+      </w:r>
+      <w:r>
+        <w:rPr>
+          <w:rFonts w:ascii="Times New Roman" w:hAnsi="Times New Roman" w:eastAsia="Times New Roman" w:cs="Times New Roman"/>
+          <w:vertAlign w:val="subscript"/>
+        </w:rPr>
+        <w:t>3</w:t>
+      </w:r>
+      <w:r>
+        <w:rPr>
+          <w:rFonts w:ascii="Times New Roman" w:hAnsi="Times New Roman" w:eastAsia="Times New Roman" w:cs="Times New Roman"/>
+        </w:rPr>
+        <w:t xml:space="preserve"> → CH</w:t>
+      </w:r>
+      <w:r>
+        <w:rPr>
+          <w:rFonts w:ascii="Times New Roman" w:hAnsi="Times New Roman" w:eastAsia="Times New Roman" w:cs="Times New Roman"/>
+          <w:vertAlign w:val="subscript"/>
+        </w:rPr>
+        <w:t>4</w:t>
+      </w:r>
+      <w:r>
+        <w:rPr>
+          <w:rFonts w:ascii="Times New Roman" w:hAnsi="Times New Roman" w:eastAsia="Times New Roman" w:cs="Times New Roman"/>
+        </w:rPr>
+        <w:t xml:space="preserve"> + CH</w:t>
+      </w:r>
+      <w:r>
+        <w:rPr>
+          <w:rFonts w:ascii="Times New Roman" w:hAnsi="Times New Roman" w:eastAsia="Times New Roman" w:cs="Times New Roman"/>
+          <w:vertAlign w:val="subscript"/>
+        </w:rPr>
+        <w:t>2</w:t>
+      </w:r>
+      <w:r>
+        <w:rPr>
+          <w:rFonts w:ascii="Times New Roman" w:hAnsi="Times New Roman" w:eastAsia="Times New Roman" w:cs="Times New Roman"/>
+        </w:rPr>
+        <w:t>CO</w:t>
       </w:r>
     </w:p>
     <w:p>
@@ -32899,240 +33204,6 @@
         <w:numPr>
           <w:ilvl w:val="0"/>
           <w:numId w:val="1025"/>
-        </w:numPr>
-        <w:ind w:firstLine="420"/>
-      </w:pPr>
-      <w:r>
-        <w:rPr>
-          <w:rFonts w:hint="eastAsia" w:ascii="Times New Roman" w:hAnsi="Times New Roman" w:eastAsia="FangSong" w:cs="Times New Roman"/>
-        </w:rPr>
-        <w:t>计算表观活化能</w:t>
-      </w:r>
-      <w:r>
-        <w:rPr>
-          <w:rFonts w:hint="eastAsia" w:ascii="Times New Roman" w:hAnsi="Times New Roman" w:eastAsia="Times New Roman" w:cs="Times New Roman"/>
-        </w:rPr>
-        <w:t>。</w:t>
-      </w:r>
-    </w:p>
-    <w:p>
-      <w:pPr>
-        <w:pStyle w:val="Compact"/>
-        <w:numPr>
-          <w:ilvl w:val="0"/>
-          <w:numId w:val="1025"/>
-        </w:numPr>
-        <w:ind w:firstLine="420"/>
-      </w:pPr>
-      <w:r>
-        <w:rPr>
-          <w:rFonts w:hint="eastAsia" w:ascii="Times New Roman" w:hAnsi="Times New Roman" w:eastAsia="FangSong" w:cs="Times New Roman"/>
-        </w:rPr>
-        <w:t>计算</w:t>
-      </w:r>
-      <w:r>
-        <w:rPr>
-          <w:rFonts w:hint="eastAsia" w:ascii="Times New Roman" w:hAnsi="Times New Roman" w:eastAsia="Times New Roman" w:cs="Times New Roman"/>
-        </w:rPr>
-        <w:t>CH</w:t>
-      </w:r>
-      <w:r>
-        <w:rPr>
-          <w:rFonts w:hint="eastAsia" w:ascii="Times New Roman" w:hAnsi="Times New Roman" w:eastAsia="Times New Roman" w:cs="Times New Roman"/>
-          <w:vertAlign w:val="subscript"/>
-        </w:rPr>
-        <w:t>4</w:t>
-      </w:r>
-      <w:r>
-        <w:rPr>
-          <w:rFonts w:hint="eastAsia" w:ascii="Times New Roman" w:hAnsi="Times New Roman" w:eastAsia="Times New Roman" w:cs="Times New Roman"/>
-        </w:rPr>
-        <w:t>+H</w:t>
-      </w:r>
-      <w:r>
-        <w:rPr>
-          <w:rFonts w:hint="eastAsia" w:ascii="Times New Roman" w:hAnsi="Times New Roman" w:eastAsia="Times New Roman" w:cs="Times New Roman"/>
-          <w:vertAlign w:val="subscript"/>
-        </w:rPr>
-        <w:t>2</w:t>
-      </w:r>
-      <w:r>
-        <w:rPr>
-          <w:rFonts w:hint="eastAsia" w:ascii="Times New Roman" w:hAnsi="Times New Roman" w:eastAsia="Times New Roman" w:cs="Times New Roman"/>
-        </w:rPr>
-        <w:t>O→3H</w:t>
-      </w:r>
-      <w:r>
-        <w:rPr>
-          <w:rFonts w:hint="eastAsia" w:ascii="Times New Roman" w:hAnsi="Times New Roman" w:eastAsia="Times New Roman" w:cs="Times New Roman"/>
-          <w:vertAlign w:val="subscript"/>
-        </w:rPr>
-        <w:t>2</w:t>
-      </w:r>
-      <w:r>
-        <w:rPr>
-          <w:rFonts w:hint="eastAsia" w:ascii="Times New Roman" w:hAnsi="Times New Roman" w:eastAsia="Times New Roman" w:cs="Times New Roman"/>
-        </w:rPr>
-        <w:t>+CO</w:t>
-      </w:r>
-      <w:r>
-        <w:rPr>
-          <w:rFonts w:hint="eastAsia" w:ascii="Times New Roman" w:hAnsi="Times New Roman" w:eastAsia="FangSong" w:cs="Times New Roman"/>
-        </w:rPr>
-        <w:t>在</w:t>
-      </w:r>
-      <w:r>
-        <w:rPr>
-          <w:rFonts w:hint="eastAsia" w:ascii="Times New Roman" w:hAnsi="Times New Roman" w:eastAsia="Times New Roman" w:cs="Times New Roman"/>
-        </w:rPr>
-        <w:t>298K</w:t>
-      </w:r>
-      <w:r>
-        <w:rPr>
-          <w:rFonts w:hint="eastAsia" w:ascii="Times New Roman" w:hAnsi="Times New Roman" w:eastAsia="FangSong" w:cs="Times New Roman"/>
-        </w:rPr>
-        <w:t>的</w:t>
-      </w:r>
-      <w:r>
-        <w:rPr>
-          <w:rFonts w:hint="eastAsia" w:ascii="Times New Roman" w:hAnsi="Times New Roman" w:eastAsia="Times New Roman" w:cs="Times New Roman"/>
-        </w:rPr>
-        <w:t>ΔrGm⊖</w:t>
-      </w:r>
-      <w:r>
-        <w:rPr>
-          <w:rFonts w:hint="eastAsia" w:ascii="Times New Roman" w:hAnsi="Times New Roman" w:eastAsia="FangSong" w:cs="Times New Roman"/>
-        </w:rPr>
-        <w:t>和</w:t>
-      </w:r>
-      <w:r>
-        <w:rPr>
-          <w:rFonts w:hint="eastAsia" w:ascii="Times New Roman" w:hAnsi="Times New Roman" w:eastAsia="Times New Roman" w:cs="Times New Roman"/>
-        </w:rPr>
-        <w:t>K⊖。</w:t>
-      </w:r>
-    </w:p>
-    <w:p>
-      <w:pPr>
-        <w:pStyle w:val="FirstParagraph"/>
-        <w:ind w:firstLine="420"/>
-      </w:pPr>
-      <w:r>
-        <w:rPr>
-          <w:rFonts w:hint="eastAsia" w:ascii="Times New Roman" w:hAnsi="Times New Roman" w:eastAsia="FangSong" w:cs="Times New Roman"/>
-          <w:b/>
-          <w:bCs/>
-        </w:rPr>
-        <w:t xml:space="preserve">参考答案</w:t>
-      </w:r>
-      <w:r>
-        <w:rPr>
-          <w:rFonts w:hint="eastAsia" w:ascii="Times New Roman" w:hAnsi="Times New Roman" w:eastAsia="Times New Roman" w:cs="Times New Roman"/>
-        </w:rPr>
-        <w:t xml:space="preserve">：</w:t>
-      </w:r>
-    </w:p>
-    <w:p>
-      <w:pPr>
-        <w:pStyle w:val="BodyText"/>
-        <w:ind w:firstLine="420"/>
-      </w:pPr>
-      <w:r>
-        <w:rPr>
-          <w:rFonts w:ascii="Times New Roman" w:hAnsi="Times New Roman" w:eastAsia="Times New Roman" w:cs="Times New Roman"/>
-          <w:b/>
-          <w:bCs/>
-        </w:rPr>
-        <w:t xml:space="preserve">(1) </w:t>
-      </w:r>
-      <w:r>
-        <w:rPr>
-          <w:rFonts w:hint="eastAsia" w:ascii="Times New Roman" w:hAnsi="Times New Roman" w:eastAsia="FangSong" w:cs="Times New Roman"/>
-          <w:b/>
-          <w:bCs/>
-        </w:rPr>
-        <w:t xml:space="preserve">两个平行反应</w:t>
-      </w:r>
-      <w:r>
-        <w:rPr>
-          <w:rFonts w:hint="eastAsia" w:ascii="Times New Roman" w:hAnsi="Times New Roman" w:eastAsia="Times New Roman" w:cs="Times New Roman"/>
-        </w:rPr>
-        <w:t xml:space="preserve">：</w:t>
-      </w:r>
-    </w:p>
-    <w:p>
-      <w:pPr>
-        <w:pStyle w:val="Compact"/>
-        <w:numPr>
-          <w:ilvl w:val="0"/>
-          <w:numId w:val="1026"/>
-        </w:numPr>
-      </w:pPr>
-      <w:r>
-        <w:rPr>
-          <w:rFonts w:ascii="Times New Roman" w:hAnsi="Times New Roman" w:eastAsia="Times New Roman" w:cs="Times New Roman"/>
-        </w:rPr>
-        <w:t>CH</w:t>
-      </w:r>
-      <w:r>
-        <w:rPr>
-          <w:rFonts w:ascii="Times New Roman" w:hAnsi="Times New Roman" w:eastAsia="Times New Roman" w:cs="Times New Roman"/>
-          <w:vertAlign w:val="subscript"/>
-        </w:rPr>
-        <w:t>3</w:t>
-      </w:r>
-      <w:r>
-        <w:rPr>
-          <w:rFonts w:ascii="Times New Roman" w:hAnsi="Times New Roman" w:eastAsia="Times New Roman" w:cs="Times New Roman"/>
-        </w:rPr>
-        <w:t>COCH</w:t>
-      </w:r>
-      <w:r>
-        <w:rPr>
-          <w:rFonts w:ascii="Times New Roman" w:hAnsi="Times New Roman" w:eastAsia="Times New Roman" w:cs="Times New Roman"/>
-          <w:vertAlign w:val="subscript"/>
-        </w:rPr>
-        <w:t>3</w:t>
-      </w:r>
-      <w:r>
-        <w:rPr>
-          <w:rFonts w:ascii="Times New Roman" w:hAnsi="Times New Roman" w:eastAsia="Times New Roman" w:cs="Times New Roman"/>
-        </w:rPr>
-        <w:t xml:space="preserve"> → CH</w:t>
-      </w:r>
-      <w:r>
-        <w:rPr>
-          <w:rFonts w:ascii="Times New Roman" w:hAnsi="Times New Roman" w:eastAsia="Times New Roman" w:cs="Times New Roman"/>
-          <w:vertAlign w:val="subscript"/>
-        </w:rPr>
-        <w:t>4</w:t>
-      </w:r>
-      <w:r>
-        <w:rPr>
-          <w:rFonts w:ascii="Times New Roman" w:hAnsi="Times New Roman" w:eastAsia="Times New Roman" w:cs="Times New Roman"/>
-        </w:rPr>
-        <w:t xml:space="preserve"> + CH</w:t>
-      </w:r>
-      <w:r>
-        <w:rPr>
-          <w:rFonts w:ascii="Times New Roman" w:hAnsi="Times New Roman" w:eastAsia="Times New Roman" w:cs="Times New Roman"/>
-          <w:vertAlign w:val="subscript"/>
-        </w:rPr>
-        <w:t>2</w:t>
-      </w:r>
-      <w:r>
-        <w:rPr>
-          <w:rFonts w:ascii="Times New Roman" w:hAnsi="Times New Roman" w:eastAsia="Times New Roman" w:cs="Times New Roman"/>
-        </w:rPr>
-        <w:t>CO</w:t>
-      </w:r>
-    </w:p>
-    <w:p>
-      <w:pPr>
-        <w:pStyle w:val="Compact"/>
-        <w:numPr>
-          <w:ilvl w:val="0"/>
-          <w:numId w:val="1026"/>
         </w:numPr>
       </w:pPr>
       <w:r>
@@ -34014,7 +34085,7 @@
         <w:pStyle w:val="Compact"/>
         <w:numPr>
           <w:ilvl w:val="0"/>
-          <w:numId w:val="1027"/>
+          <w:numId w:val="1026"/>
         </w:numPr>
       </w:pPr>
       <w:r>
@@ -34029,7 +34100,7 @@
         <w:pStyle w:val="Compact"/>
         <w:numPr>
           <w:ilvl w:val="0"/>
-          <w:numId w:val="1027"/>
+          <w:numId w:val="1026"/>
         </w:numPr>
       </w:pPr>
       <w:r>
@@ -34044,7 +34115,7 @@
         <w:pStyle w:val="Compact"/>
         <w:numPr>
           <w:ilvl w:val="0"/>
-          <w:numId w:val="1027"/>
+          <w:numId w:val="1026"/>
         </w:numPr>
       </w:pPr>
       <w:r>
@@ -34059,7 +34130,7 @@
         <w:pStyle w:val="Compact"/>
         <w:numPr>
           <w:ilvl w:val="0"/>
-          <w:numId w:val="1027"/>
+          <w:numId w:val="1026"/>
         </w:numPr>
       </w:pPr>
       <w:r>
@@ -34081,7 +34152,7 @@
         <w:pStyle w:val="Compact"/>
         <w:numPr>
           <w:ilvl w:val="0"/>
-          <w:numId w:val="1027"/>
+          <w:numId w:val="1026"/>
         </w:numPr>
         <w:ind w:firstLine="420"/>
       </w:pPr>
@@ -34966,21 +35037,23 @@
           <w:b/>
           <w:bCs/>
         </w:rPr>
-        <w:t xml:space="preserve">6-1 </w:t>
-      </w:r>
-      <w:r>
-        <w:rPr>
-          <w:rFonts w:hint="eastAsia" w:ascii="Times New Roman" w:hAnsi="Times New Roman" w:eastAsia="FangSong" w:cs="Times New Roman"/>
-          <w:b/>
-          <w:bCs/>
+        <w:t xml:space="preserve">(1)</w:t>
+      </w:r>
+      <w:r>
+        <w:rPr>
+          <w:rFonts w:ascii="Times New Roman" w:hAnsi="Times New Roman" w:eastAsia="Times New Roman" w:cs="Times New Roman"/>
+        </w:rPr>
+        <w:t xml:space="preserve"> </w:t>
+      </w:r>
+      <w:r>
+        <w:rPr>
+          <w:rFonts w:hint="eastAsia" w:ascii="Times New Roman" w:hAnsi="Times New Roman" w:eastAsia="FangSong" w:cs="Times New Roman"/>
         </w:rPr>
         <w:t xml:space="preserve">终态温度</w:t>
       </w:r>
       <w:r>
         <w:rPr>
           <w:rFonts w:ascii="Times New Roman" w:hAnsi="Times New Roman" w:eastAsia="Times New Roman" w:cs="Times New Roman"/>
-          <w:b/>
-          <w:bCs/>
         </w:rPr>
         <w:t xml:space="preserve"> </w:t>
       </w:r>
@@ -35001,22 +35074,22 @@
       <w:r>
         <w:rPr>
           <w:rFonts w:ascii="Times New Roman" w:hAnsi="Times New Roman" w:eastAsia="Times New Roman" w:cs="Times New Roman"/>
-        </w:rPr>
-        <w:t xml:space="preserve"> </w:t>
-      </w:r>
-      <w:r>
-        <w:rPr>
-          <w:rFonts w:hint="eastAsia" w:ascii="Times New Roman" w:hAnsi="Times New Roman" w:eastAsia="FangSong" w:cs="Times New Roman"/>
           <w:b/>
           <w:bCs/>
         </w:rPr>
-        <w:t xml:space="preserve">蒸发过程</w:t>
-      </w:r>
-      <w:r>
-        <w:rPr>
-          <w:rFonts w:hint="eastAsia" w:ascii="Times New Roman" w:hAnsi="Times New Roman" w:eastAsia="Times New Roman" w:cs="Times New Roman"/>
-        </w:rPr>
-        <w:t xml:space="preserve">：</w:t>
+        <w:t xml:space="preserve"> </w:t>
+      </w:r>
+      <w:r>
+        <w:rPr>
+          <w:rFonts w:hint="eastAsia" w:ascii="Times New Roman" w:hAnsi="Times New Roman" w:eastAsia="FangSong" w:cs="Times New Roman"/>
+        </w:rPr>
+        <w:t>蒸发过程</w:t>
+      </w:r>
+      <w:r>
+        <w:rPr>
+          <w:rFonts w:hint="eastAsia" w:ascii="Times New Roman" w:hAnsi="Times New Roman" w:eastAsia="Times New Roman" w:cs="Times New Roman"/>
+        </w:rPr>
+        <w:t>**：</w:t>
       </w:r>
       <m:oMath>
         <m:oMathPr>
@@ -35960,15 +36033,25 @@
           <w:b/>
           <w:bCs/>
         </w:rPr>
-        <w:t xml:space="preserve">6-2 </w:t>
-      </w:r>
-      <w:r>
-        <w:rPr>
-          <w:rFonts w:hint="eastAsia" w:ascii="Times New Roman" w:hAnsi="Times New Roman" w:eastAsia="FangSong" w:cs="Times New Roman"/>
-          <w:b/>
-          <w:bCs/>
-        </w:rPr>
-        <w:t xml:space="preserve">判断是否有液态水</w:t>
+        <w:t xml:space="preserve">(2)</w:t>
+      </w:r>
+      <w:r>
+        <w:rPr>
+          <w:rFonts w:ascii="Times New Roman" w:hAnsi="Times New Roman" w:eastAsia="Times New Roman" w:cs="Times New Roman"/>
+        </w:rPr>
+        <w:t xml:space="preserve"> </w:t>
+      </w:r>
+      <w:r>
+        <w:rPr>
+          <w:rFonts w:hint="eastAsia" w:ascii="Times New Roman" w:hAnsi="Times New Roman" w:eastAsia="FangSong" w:cs="Times New Roman"/>
+        </w:rPr>
+        <w:t>判断是否有液态水</w:t>
+      </w:r>
+      <w:r>
+        <w:rPr>
+          <w:rFonts w:hint="eastAsia" w:ascii="Times New Roman" w:hAnsi="Times New Roman" w:eastAsia="Times New Roman" w:cs="Times New Roman"/>
+        </w:rPr>
+        <w:t>**</w:t>
       </w:r>
       <w:r>
         <w:rPr>
@@ -36161,7 +36244,7 @@
         <w:pStyle w:val="Compact"/>
         <w:numPr>
           <w:ilvl w:val="0"/>
-          <w:numId w:val="1028"/>
+          <w:numId w:val="1027"/>
         </w:numPr>
         <w:ind w:firstLine="420"/>
       </w:pPr>
@@ -36268,7 +36351,7 @@
         <w:pStyle w:val="Compact"/>
         <w:numPr>
           <w:ilvl w:val="0"/>
-          <w:numId w:val="1028"/>
+          <w:numId w:val="1027"/>
         </w:numPr>
         <w:ind w:firstLine="420"/>
       </w:pPr>
@@ -36821,21 +36904,23 @@
           <w:b/>
           <w:bCs/>
         </w:rPr>
-        <w:t xml:space="preserve">6-3 </w:t>
-      </w:r>
-      <w:r>
-        <w:rPr>
-          <w:rFonts w:hint="eastAsia" w:ascii="Times New Roman" w:hAnsi="Times New Roman" w:eastAsia="FangSong" w:cs="Times New Roman"/>
-          <w:b/>
-          <w:bCs/>
+        <w:t xml:space="preserve">(3)</w:t>
+      </w:r>
+      <w:r>
+        <w:rPr>
+          <w:rFonts w:ascii="Times New Roman" w:hAnsi="Times New Roman" w:eastAsia="Times New Roman" w:cs="Times New Roman"/>
+        </w:rPr>
+        <w:t xml:space="preserve"> </w:t>
+      </w:r>
+      <w:r>
+        <w:rPr>
+          <w:rFonts w:hint="eastAsia" w:ascii="Times New Roman" w:hAnsi="Times New Roman" w:eastAsia="FangSong" w:cs="Times New Roman"/>
         </w:rPr>
         <w:t xml:space="preserve">焓变</w:t>
       </w:r>
       <w:r>
         <w:rPr>
           <w:rFonts w:ascii="Times New Roman" w:hAnsi="Times New Roman" w:eastAsia="Times New Roman" w:cs="Times New Roman"/>
-          <w:b/>
-          <w:bCs/>
         </w:rPr>
         <w:t xml:space="preserve"> </w:t>
       </w:r>
@@ -36850,6 +36935,12 @@
           <m:t>H</m:t>
         </m:r>
       </m:oMath>
+      <w:r>
+        <w:rPr>
+          <w:rFonts w:ascii="Times New Roman" w:hAnsi="Times New Roman" w:eastAsia="Times New Roman" w:cs="Times New Roman"/>
+        </w:rPr>
+        <w:t xml:space="preserve">**</w:t>
+      </w:r>
       <w:r>
         <w:rPr>
           <w:rFonts w:ascii="Times New Roman" w:hAnsi="Times New Roman" w:eastAsia="Times New Roman" w:cs="Times New Roman"/>
@@ -37434,54 +37525,56 @@
           <w:b/>
           <w:bCs/>
         </w:rPr>
-        <w:t xml:space="preserve">6-4 </w:t>
-      </w:r>
-      <w:r>
-        <w:rPr>
-          <w:rFonts w:hint="eastAsia" w:ascii="Times New Roman" w:hAnsi="Times New Roman" w:eastAsia="FangSong" w:cs="Times New Roman"/>
+        <w:t xml:space="preserve">(4)</w:t>
+      </w:r>
+      <w:r>
+        <w:rPr>
+          <w:rFonts w:ascii="Times New Roman" w:hAnsi="Times New Roman" w:eastAsia="Times New Roman" w:cs="Times New Roman"/>
+        </w:rPr>
+        <w:t xml:space="preserve"> </w:t>
+      </w:r>
+      <w:r>
+        <w:rPr>
+          <w:rFonts w:hint="eastAsia" w:ascii="Times New Roman" w:hAnsi="Times New Roman" w:eastAsia="FangSong" w:cs="Times New Roman"/>
+        </w:rPr>
+        <w:t xml:space="preserve">熵变</w:t>
+      </w:r>
+      <w:r>
+        <w:rPr>
+          <w:rFonts w:ascii="Times New Roman" w:hAnsi="Times New Roman" w:eastAsia="Times New Roman" w:cs="Times New Roman"/>
+        </w:rPr>
+        <w:t xml:space="preserve"> </w:t>
+      </w:r>
+      <m:oMath>
+        <m:r>
+          <m:rPr>
+            <m:sty m:val="p"/>
+          </m:rPr>
+          <m:t>Δ</m:t>
+        </m:r>
+        <m:r>
+          <m:t>S</m:t>
+        </m:r>
+      </m:oMath>
+      <w:r>
+        <w:rPr>
+          <w:rFonts w:ascii="Times New Roman" w:hAnsi="Times New Roman" w:eastAsia="Times New Roman" w:cs="Times New Roman"/>
           <w:b/>
           <w:bCs/>
         </w:rPr>
-        <w:t xml:space="preserve">熵变</w:t>
-      </w:r>
-      <w:r>
-        <w:rPr>
-          <w:rFonts w:ascii="Times New Roman" w:hAnsi="Times New Roman" w:eastAsia="Times New Roman" w:cs="Times New Roman"/>
-          <w:b/>
-          <w:bCs/>
-        </w:rPr>
-        <w:t xml:space="preserve"> </w:t>
-      </w:r>
-      <m:oMath>
-        <m:r>
-          <m:rPr>
-            <m:sty m:val="p"/>
-          </m:rPr>
-          <m:t>Δ</m:t>
-        </m:r>
-        <m:r>
-          <m:t>S</m:t>
-        </m:r>
-      </m:oMath>
-      <w:r>
-        <w:rPr>
-          <w:rFonts w:ascii="Times New Roman" w:hAnsi="Times New Roman" w:eastAsia="Times New Roman" w:cs="Times New Roman"/>
-        </w:rPr>
-        <w:t xml:space="preserve"> </w:t>
-      </w:r>
-      <w:r>
-        <w:rPr>
-          <w:rFonts w:hint="eastAsia" w:ascii="Times New Roman" w:hAnsi="Times New Roman" w:eastAsia="FangSong" w:cs="Times New Roman"/>
-          <w:b/>
-          <w:bCs/>
-        </w:rPr>
-        <w:t xml:space="preserve">总过程</w:t>
-      </w:r>
-      <w:r>
-        <w:rPr>
-          <w:rFonts w:hint="eastAsia" w:ascii="Times New Roman" w:hAnsi="Times New Roman" w:eastAsia="Times New Roman" w:cs="Times New Roman"/>
-        </w:rPr>
-        <w:t>：</w:t>
+        <w:t xml:space="preserve"> </w:t>
+      </w:r>
+      <w:r>
+        <w:rPr>
+          <w:rFonts w:hint="eastAsia" w:ascii="Times New Roman" w:hAnsi="Times New Roman" w:eastAsia="FangSong" w:cs="Times New Roman"/>
+        </w:rPr>
+        <w:t>总过程</w:t>
+      </w:r>
+      <w:r>
+        <w:rPr>
+          <w:rFonts w:hint="eastAsia" w:ascii="Times New Roman" w:hAnsi="Times New Roman" w:eastAsia="Times New Roman" w:cs="Times New Roman"/>
+        </w:rPr>
+        <w:t>**：</w:t>
       </w:r>
       <w:r>
         <w:rPr>
@@ -40238,17 +40331,25 @@
         </w:rPr>
         <w:t xml:space="preserve">：</w:t>
       </w:r>
-    </w:p>
-    <w:p>
-      <w:pPr>
-        <w:pStyle w:val="BodyText"/>
-        <w:ind w:firstLine="420"/>
-      </w:pPr>
-      <w:r>
-        <w:rPr>
-          <w:rFonts w:ascii="Times New Roman" w:hAnsi="Times New Roman" w:eastAsia="Times New Roman" w:cs="Times New Roman"/>
-        </w:rPr>
-        <w:t xml:space="preserve">9 9-1 </w:t>
+      <w:r>
+        <w:rPr>
+          <w:rFonts w:ascii="Times New Roman" w:hAnsi="Times New Roman" w:eastAsia="Times New Roman" w:cs="Times New Roman"/>
+        </w:rPr>
+        <w:t xml:space="preserve"> </w:t>
+      </w:r>
+      <w:r>
+        <w:rPr>
+          <w:rFonts w:ascii="Times New Roman" w:hAnsi="Times New Roman" w:eastAsia="Times New Roman" w:cs="Times New Roman"/>
+          <w:b/>
+          <w:bCs/>
+        </w:rPr>
+        <w:t xml:space="preserve">(1)</w:t>
+      </w:r>
+      <w:r>
+        <w:rPr>
+          <w:rFonts w:ascii="Times New Roman" w:hAnsi="Times New Roman" w:eastAsia="Times New Roman" w:cs="Times New Roman"/>
+        </w:rPr>
+        <w:t xml:space="preserve"> </w:t>
       </w:r>
       <w:r>
         <w:rPr>
@@ -40883,8 +40984,16 @@
       <w:r>
         <w:rPr>
           <w:rFonts w:ascii="Times New Roman" w:hAnsi="Times New Roman" w:eastAsia="Times New Roman" w:cs="Times New Roman"/>
-        </w:rPr>
-        <w:t xml:space="preserve">9-2 </w:t>
+          <w:b/>
+          <w:bCs/>
+        </w:rPr>
+        <w:t xml:space="preserve">(2)</w:t>
+      </w:r>
+      <w:r>
+        <w:rPr>
+          <w:rFonts w:ascii="Times New Roman" w:hAnsi="Times New Roman" w:eastAsia="Times New Roman" w:cs="Times New Roman"/>
+        </w:rPr>
+        <w:t xml:space="preserve"> </w:t>
       </w:r>
       <w:r>
         <w:rPr>
@@ -43506,11 +43615,11 @@
       </w:pPr>
     </w:lvl>
   </w:abstractNum>
-  <w:abstractNum w:abstractNumId="99434">
-    <w:nsid w:val="00A99434"/>
+  <w:abstractNum w:abstractNumId="99435">
+    <w:nsid w:val="00A99435"/>
     <w:multiLevelType w:val="multilevel"/>
     <w:lvl w:ilvl="0">
-      <w:start w:val="4"/>
+      <w:start w:val="5"/>
       <w:numFmt w:val="decimal"/>
       <w:lvlText w:val="(%1)"/>
       <w:lvlJc w:val="left"/>
@@ -43519,7 +43628,7 @@
       </w:pPr>
     </w:lvl>
     <w:lvl w:ilvl="1">
-      <w:start w:val="4"/>
+      <w:start w:val="5"/>
       <w:numFmt w:val="decimal"/>
       <w:lvlText w:val="(%2)"/>
       <w:lvlJc w:val="left"/>
@@ -43528,7 +43637,7 @@
       </w:pPr>
     </w:lvl>
     <w:lvl w:ilvl="2">
-      <w:start w:val="4"/>
+      <w:start w:val="5"/>
       <w:numFmt w:val="decimal"/>
       <w:lvlText w:val="(%3)"/>
       <w:lvlJc w:val="left"/>
@@ -43537,7 +43646,7 @@
       </w:pPr>
     </w:lvl>
     <w:lvl w:ilvl="3">
-      <w:start w:val="4"/>
+      <w:start w:val="5"/>
       <w:numFmt w:val="decimal"/>
       <w:lvlText w:val="(%4)"/>
       <w:lvlJc w:val="left"/>
@@ -43546,7 +43655,7 @@
       </w:pPr>
     </w:lvl>
     <w:lvl w:ilvl="4">
-      <w:start w:val="4"/>
+      <w:start w:val="5"/>
       <w:numFmt w:val="decimal"/>
       <w:lvlText w:val="(%5)"/>
       <w:lvlJc w:val="left"/>
@@ -43555,7 +43664,7 @@
       </w:pPr>
     </w:lvl>
     <w:lvl w:ilvl="5">
-      <w:start w:val="4"/>
+      <w:start w:val="5"/>
       <w:numFmt w:val="decimal"/>
       <w:lvlText w:val="(%6)"/>
       <w:lvlJc w:val="left"/>
@@ -43564,7 +43673,7 @@
       </w:pPr>
     </w:lvl>
     <w:lvl w:ilvl="6">
-      <w:start w:val="4"/>
+      <w:start w:val="5"/>
       <w:numFmt w:val="decimal"/>
       <w:lvlText w:val="(%7)"/>
       <w:lvlJc w:val="left"/>
@@ -43573,7 +43682,7 @@
       </w:pPr>
     </w:lvl>
     <w:lvl w:ilvl="7">
-      <w:start w:val="4"/>
+      <w:start w:val="5"/>
       <w:numFmt w:val="decimal"/>
       <w:lvlText w:val="(%8)"/>
       <w:lvlJc w:val="left"/>
@@ -43582,7 +43691,7 @@
       </w:pPr>
     </w:lvl>
     <w:lvl w:ilvl="8">
-      <w:start w:val="4"/>
+      <w:start w:val="5"/>
       <w:numFmt w:val="decimal"/>
       <w:lvlText w:val="(%9)"/>
       <w:lvlJc w:val="left"/>
@@ -43931,11 +44040,11 @@
       </w:pPr>
     </w:lvl>
   </w:abstractNum>
-  <w:abstractNum w:abstractNumId="99435">
-    <w:nsid w:val="00A99435"/>
+  <w:abstractNum w:abstractNumId="99434">
+    <w:nsid w:val="00A99434"/>
     <w:multiLevelType w:val="multilevel"/>
     <w:lvl w:ilvl="0">
-      <w:start w:val="5"/>
+      <w:start w:val="4"/>
       <w:numFmt w:val="decimal"/>
       <w:lvlText w:val="(%1)"/>
       <w:lvlJc w:val="left"/>
@@ -43944,7 +44053,7 @@
       </w:pPr>
     </w:lvl>
     <w:lvl w:ilvl="1">
-      <w:start w:val="5"/>
+      <w:start w:val="4"/>
       <w:numFmt w:val="decimal"/>
       <w:lvlText w:val="(%2)"/>
       <w:lvlJc w:val="left"/>
@@ -43953,7 +44062,7 @@
       </w:pPr>
     </w:lvl>
     <w:lvl w:ilvl="2">
-      <w:start w:val="5"/>
+      <w:start w:val="4"/>
       <w:numFmt w:val="decimal"/>
       <w:lvlText w:val="(%3)"/>
       <w:lvlJc w:val="left"/>
@@ -43962,7 +44071,7 @@
       </w:pPr>
     </w:lvl>
     <w:lvl w:ilvl="3">
-      <w:start w:val="5"/>
+      <w:start w:val="4"/>
       <w:numFmt w:val="decimal"/>
       <w:lvlText w:val="(%4)"/>
       <w:lvlJc w:val="left"/>
@@ -43971,7 +44080,7 @@
       </w:pPr>
     </w:lvl>
     <w:lvl w:ilvl="4">
-      <w:start w:val="5"/>
+      <w:start w:val="4"/>
       <w:numFmt w:val="decimal"/>
       <w:lvlText w:val="(%5)"/>
       <w:lvlJc w:val="left"/>
@@ -43980,7 +44089,7 @@
       </w:pPr>
     </w:lvl>
     <w:lvl w:ilvl="5">
-      <w:start w:val="5"/>
+      <w:start w:val="4"/>
       <w:numFmt w:val="decimal"/>
       <w:lvlText w:val="(%6)"/>
       <w:lvlJc w:val="left"/>
@@ -43989,7 +44098,7 @@
       </w:pPr>
     </w:lvl>
     <w:lvl w:ilvl="6">
-      <w:start w:val="5"/>
+      <w:start w:val="4"/>
       <w:numFmt w:val="decimal"/>
       <w:lvlText w:val="(%7)"/>
       <w:lvlJc w:val="left"/>
@@ -43998,7 +44107,7 @@
       </w:pPr>
     </w:lvl>
     <w:lvl w:ilvl="7">
-      <w:start w:val="5"/>
+      <w:start w:val="4"/>
       <w:numFmt w:val="decimal"/>
       <w:lvlText w:val="(%8)"/>
       <w:lvlJc w:val="left"/>
@@ -44007,7 +44116,7 @@
       </w:pPr>
     </w:lvl>
     <w:lvl w:ilvl="8">
-      <w:start w:val="5"/>
+      <w:start w:val="4"/>
       <w:numFmt w:val="decimal"/>
       <w:lvlText w:val="(%9)"/>
       <w:lvlJc w:val="left"/>
@@ -44303,63 +44412,63 @@
     </w:lvlOverride>
   </w:num>
   <w:num w:numId="1007">
-    <w:abstractNumId w:val="99432"/>
+    <w:abstractNumId w:val="99435"/>
     <w:lvlOverride w:ilvl="0">
-      <w:startOverride w:val="2"/>
+      <w:startOverride w:val="5"/>
     </w:lvlOverride>
     <w:lvlOverride w:ilvl="1">
-      <w:startOverride w:val="2"/>
+      <w:startOverride w:val="5"/>
     </w:lvlOverride>
     <w:lvlOverride w:ilvl="2">
-      <w:startOverride w:val="2"/>
+      <w:startOverride w:val="5"/>
     </w:lvlOverride>
     <w:lvlOverride w:ilvl="3">
-      <w:startOverride w:val="2"/>
+      <w:startOverride w:val="5"/>
     </w:lvlOverride>
     <w:lvlOverride w:ilvl="4">
-      <w:startOverride w:val="2"/>
+      <w:startOverride w:val="5"/>
     </w:lvlOverride>
     <w:lvlOverride w:ilvl="5">
-      <w:startOverride w:val="2"/>
+      <w:startOverride w:val="5"/>
     </w:lvlOverride>
     <w:lvlOverride w:ilvl="6">
-      <w:startOverride w:val="2"/>
+      <w:startOverride w:val="5"/>
     </w:lvlOverride>
     <w:lvlOverride w:ilvl="7">
-      <w:startOverride w:val="2"/>
+      <w:startOverride w:val="5"/>
     </w:lvlOverride>
     <w:lvlOverride w:ilvl="8">
-      <w:startOverride w:val="2"/>
+      <w:startOverride w:val="5"/>
     </w:lvlOverride>
   </w:num>
   <w:num w:numId="1008">
-    <w:abstractNumId w:val="99434"/>
+    <w:abstractNumId w:val="99411"/>
     <w:lvlOverride w:ilvl="0">
-      <w:startOverride w:val="4"/>
+      <w:startOverride w:val="1"/>
     </w:lvlOverride>
     <w:lvlOverride w:ilvl="1">
-      <w:startOverride w:val="4"/>
+      <w:startOverride w:val="1"/>
     </w:lvlOverride>
     <w:lvlOverride w:ilvl="2">
-      <w:startOverride w:val="4"/>
+      <w:startOverride w:val="1"/>
     </w:lvlOverride>
     <w:lvlOverride w:ilvl="3">
-      <w:startOverride w:val="4"/>
+      <w:startOverride w:val="1"/>
     </w:lvlOverride>
     <w:lvlOverride w:ilvl="4">
-      <w:startOverride w:val="4"/>
+      <w:startOverride w:val="1"/>
     </w:lvlOverride>
     <w:lvlOverride w:ilvl="5">
-      <w:startOverride w:val="4"/>
+      <w:startOverride w:val="1"/>
     </w:lvlOverride>
     <w:lvlOverride w:ilvl="6">
-      <w:startOverride w:val="4"/>
+      <w:startOverride w:val="1"/>
     </w:lvlOverride>
     <w:lvlOverride w:ilvl="7">
-      <w:startOverride w:val="4"/>
+      <w:startOverride w:val="1"/>
     </w:lvlOverride>
     <w:lvlOverride w:ilvl="8">
-      <w:startOverride w:val="4"/>
+      <w:startOverride w:val="1"/>
     </w:lvlOverride>
   </w:num>
   <w:num w:numId="1009">
@@ -44393,7 +44502,7 @@
     </w:lvlOverride>
   </w:num>
   <w:num w:numId="1010">
-    <w:abstractNumId w:val="99411"/>
+    <w:abstractNumId w:val="99431"/>
     <w:lvlOverride w:ilvl="0">
       <w:startOverride w:val="1"/>
     </w:lvlOverride>
@@ -44423,7 +44532,7 @@
     </w:lvlOverride>
   </w:num>
   <w:num w:numId="1011">
-    <w:abstractNumId w:val="99431"/>
+    <w:abstractNumId w:val="99411"/>
     <w:lvlOverride w:ilvl="0">
       <w:startOverride w:val="1"/>
     </w:lvlOverride>
@@ -44483,6 +44592,36 @@
     </w:lvlOverride>
   </w:num>
   <w:num w:numId="1013">
+    <w:abstractNumId w:val="99412"/>
+    <w:lvlOverride w:ilvl="0">
+      <w:startOverride w:val="2"/>
+    </w:lvlOverride>
+    <w:lvlOverride w:ilvl="1">
+      <w:startOverride w:val="2"/>
+    </w:lvlOverride>
+    <w:lvlOverride w:ilvl="2">
+      <w:startOverride w:val="2"/>
+    </w:lvlOverride>
+    <w:lvlOverride w:ilvl="3">
+      <w:startOverride w:val="2"/>
+    </w:lvlOverride>
+    <w:lvlOverride w:ilvl="4">
+      <w:startOverride w:val="2"/>
+    </w:lvlOverride>
+    <w:lvlOverride w:ilvl="5">
+      <w:startOverride w:val="2"/>
+    </w:lvlOverride>
+    <w:lvlOverride w:ilvl="6">
+      <w:startOverride w:val="2"/>
+    </w:lvlOverride>
+    <w:lvlOverride w:ilvl="7">
+      <w:startOverride w:val="2"/>
+    </w:lvlOverride>
+    <w:lvlOverride w:ilvl="8">
+      <w:startOverride w:val="2"/>
+    </w:lvlOverride>
+  </w:num>
+  <w:num w:numId="1014">
     <w:abstractNumId w:val="99411"/>
     <w:lvlOverride w:ilvl="0">
       <w:startOverride w:val="1"/>
@@ -44512,37 +44651,37 @@
       <w:startOverride w:val="1"/>
     </w:lvlOverride>
   </w:num>
-  <w:num w:numId="1014">
-    <w:abstractNumId w:val="99412"/>
+  <w:num w:numId="1015">
+    <w:abstractNumId w:val="99413"/>
     <w:lvlOverride w:ilvl="0">
-      <w:startOverride w:val="2"/>
+      <w:startOverride w:val="3"/>
     </w:lvlOverride>
     <w:lvlOverride w:ilvl="1">
-      <w:startOverride w:val="2"/>
+      <w:startOverride w:val="3"/>
     </w:lvlOverride>
     <w:lvlOverride w:ilvl="2">
-      <w:startOverride w:val="2"/>
+      <w:startOverride w:val="3"/>
     </w:lvlOverride>
     <w:lvlOverride w:ilvl="3">
-      <w:startOverride w:val="2"/>
+      <w:startOverride w:val="3"/>
     </w:lvlOverride>
     <w:lvlOverride w:ilvl="4">
-      <w:startOverride w:val="2"/>
+      <w:startOverride w:val="3"/>
     </w:lvlOverride>
     <w:lvlOverride w:ilvl="5">
-      <w:startOverride w:val="2"/>
+      <w:startOverride w:val="3"/>
     </w:lvlOverride>
     <w:lvlOverride w:ilvl="6">
-      <w:startOverride w:val="2"/>
+      <w:startOverride w:val="3"/>
     </w:lvlOverride>
     <w:lvlOverride w:ilvl="7">
-      <w:startOverride w:val="2"/>
+      <w:startOverride w:val="3"/>
     </w:lvlOverride>
     <w:lvlOverride w:ilvl="8">
-      <w:startOverride w:val="2"/>
+      <w:startOverride w:val="3"/>
     </w:lvlOverride>
   </w:num>
-  <w:num w:numId="1015">
+  <w:num w:numId="1016">
     <w:abstractNumId w:val="99411"/>
     <w:lvlOverride w:ilvl="0">
       <w:startOverride w:val="1"/>
@@ -44572,67 +44711,7 @@
       <w:startOverride w:val="1"/>
     </w:lvlOverride>
   </w:num>
-  <w:num w:numId="1016">
-    <w:abstractNumId w:val="99413"/>
-    <w:lvlOverride w:ilvl="0">
-      <w:startOverride w:val="3"/>
-    </w:lvlOverride>
-    <w:lvlOverride w:ilvl="1">
-      <w:startOverride w:val="3"/>
-    </w:lvlOverride>
-    <w:lvlOverride w:ilvl="2">
-      <w:startOverride w:val="3"/>
-    </w:lvlOverride>
-    <w:lvlOverride w:ilvl="3">
-      <w:startOverride w:val="3"/>
-    </w:lvlOverride>
-    <w:lvlOverride w:ilvl="4">
-      <w:startOverride w:val="3"/>
-    </w:lvlOverride>
-    <w:lvlOverride w:ilvl="5">
-      <w:startOverride w:val="3"/>
-    </w:lvlOverride>
-    <w:lvlOverride w:ilvl="6">
-      <w:startOverride w:val="3"/>
-    </w:lvlOverride>
-    <w:lvlOverride w:ilvl="7">
-      <w:startOverride w:val="3"/>
-    </w:lvlOverride>
-    <w:lvlOverride w:ilvl="8">
-      <w:startOverride w:val="3"/>
-    </w:lvlOverride>
-  </w:num>
   <w:num w:numId="1017">
-    <w:abstractNumId w:val="99411"/>
-    <w:lvlOverride w:ilvl="0">
-      <w:startOverride w:val="1"/>
-    </w:lvlOverride>
-    <w:lvlOverride w:ilvl="1">
-      <w:startOverride w:val="1"/>
-    </w:lvlOverride>
-    <w:lvlOverride w:ilvl="2">
-      <w:startOverride w:val="1"/>
-    </w:lvlOverride>
-    <w:lvlOverride w:ilvl="3">
-      <w:startOverride w:val="1"/>
-    </w:lvlOverride>
-    <w:lvlOverride w:ilvl="4">
-      <w:startOverride w:val="1"/>
-    </w:lvlOverride>
-    <w:lvlOverride w:ilvl="5">
-      <w:startOverride w:val="1"/>
-    </w:lvlOverride>
-    <w:lvlOverride w:ilvl="6">
-      <w:startOverride w:val="1"/>
-    </w:lvlOverride>
-    <w:lvlOverride w:ilvl="7">
-      <w:startOverride w:val="1"/>
-    </w:lvlOverride>
-    <w:lvlOverride w:ilvl="8">
-      <w:startOverride w:val="1"/>
-    </w:lvlOverride>
-  </w:num>
-  <w:num w:numId="1018">
     <w:abstractNumId w:val="99415"/>
     <w:lvlOverride w:ilvl="0">
       <w:startOverride w:val="5"/>
@@ -44662,7 +44741,7 @@
       <w:startOverride w:val="5"/>
     </w:lvlOverride>
   </w:num>
-  <w:num w:numId="1019">
+  <w:num w:numId="1018">
     <w:abstractNumId w:val="99431"/>
     <w:lvlOverride w:ilvl="0">
       <w:startOverride w:val="1"/>
@@ -44692,7 +44771,7 @@
       <w:startOverride w:val="1"/>
     </w:lvlOverride>
   </w:num>
-  <w:num w:numId="1020">
+  <w:num w:numId="1019">
     <w:abstractNumId w:val="99434"/>
     <w:lvlOverride w:ilvl="0">
       <w:startOverride w:val="4"/>
@@ -44722,7 +44801,7 @@
       <w:startOverride w:val="4"/>
     </w:lvlOverride>
   </w:num>
-  <w:num w:numId="1021">
+  <w:num w:numId="1020">
     <w:abstractNumId w:val="99435"/>
     <w:lvlOverride w:ilvl="0">
       <w:startOverride w:val="5"/>
@@ -44752,6 +44831,9 @@
       <w:startOverride w:val="5"/>
     </w:lvlOverride>
   </w:num>
+  <w:num w:numId="1021">
+    <w:abstractNumId w:val="991"/>
+  </w:num>
   <w:num w:numId="1022">
     <w:abstractNumId w:val="991"/>
   </w:num>
@@ -44759,9 +44841,6 @@
     <w:abstractNumId w:val="991"/>
   </w:num>
   <w:num w:numId="1024">
-    <w:abstractNumId w:val="991"/>
-  </w:num>
-  <w:num w:numId="1025">
     <w:abstractNumId w:val="99431"/>
     <w:lvlOverride w:ilvl="0">
       <w:startOverride w:val="1"/>
@@ -44791,13 +44870,13 @@
       <w:startOverride w:val="1"/>
     </w:lvlOverride>
   </w:num>
+  <w:num w:numId="1025">
+    <w:abstractNumId w:val="991"/>
+  </w:num>
   <w:num w:numId="1026">
     <w:abstractNumId w:val="991"/>
   </w:num>
   <w:num w:numId="1027">
-    <w:abstractNumId w:val="991"/>
-  </w:num>
-  <w:num w:numId="1028">
     <w:abstractNumId w:val="991"/>
   </w:num>
 </w:numbering>

--- a/00-首页/题组Word/第一轮·综合套卷/第一轮综合卷12（教师版）.docx
+++ b/00-首页/题组Word/第一轮·综合套卷/第一轮综合卷12（教师版）.docx
@@ -4310,7 +4310,7 @@
         <w:rPr>
           <w:rFonts w:hint="eastAsia" w:ascii="Times New Roman" w:hAnsi="Times New Roman" w:eastAsia="FangSong" w:cs="Times New Roman"/>
         </w:rPr>
-        <w:t>号元</w:t>
+        <w:t>号元素</w:t>
       </w:r>
       <w:r>
         <w:rPr>
@@ -4612,7 +4612,7 @@
         <w:rPr>
           <w:rFonts w:hint="eastAsia" w:ascii="Times New Roman" w:hAnsi="Times New Roman" w:eastAsia="Times New Roman" w:cs="Times New Roman"/>
         </w:rPr>
-        <w:t>;5</w:t>
+        <w:t>；5</w:t>
       </w:r>
       <w:r>
         <w:rPr>
@@ -4657,7 +4657,7 @@
       </w:r>
       <m:oMath>
         <m:r>
-          <m:t>a</m:t>
+          <m:t>α</m:t>
         </m:r>
       </m:oMath>
       <w:r>
@@ -4730,70 +4730,9 @@
         </w:rPr>
         <w:t>。</w:t>
       </w:r>
-      <w:r>
-        <w:rPr>
-          <w:rFonts w:hint="eastAsia" w:ascii="Times New Roman" w:hAnsi="Times New Roman" w:eastAsia="FangSong" w:cs="Times New Roman"/>
-        </w:rPr>
-        <w:t>用元素周期表上的第</w:t>
-      </w:r>
-      <w:r>
-        <w:rPr>
-          <w:rFonts w:ascii="Times New Roman" w:hAnsi="Times New Roman" w:eastAsia="Times New Roman" w:cs="Times New Roman"/>
-        </w:rPr>
-        <w:t xml:space="preserve"> 117 </w:t>
-      </w:r>
-      <w:r>
-        <w:rPr>
-          <w:rFonts w:hint="eastAsia" w:ascii="Times New Roman" w:hAnsi="Times New Roman" w:eastAsia="FangSong" w:cs="Times New Roman"/>
-        </w:rPr>
-        <w:t>号元素符号</w:t>
-      </w:r>
-      <w:r>
-        <w:rPr>
-          <w:rFonts w:hint="eastAsia" w:ascii="Times New Roman" w:hAnsi="Times New Roman" w:eastAsia="Times New Roman" w:cs="Times New Roman"/>
-        </w:rPr>
-        <w:t>，</w:t>
-      </w:r>
-      <w:r>
-        <w:rPr>
-          <w:rFonts w:hint="eastAsia" w:ascii="Times New Roman" w:hAnsi="Times New Roman" w:eastAsia="FangSong" w:cs="Times New Roman"/>
-        </w:rPr>
-        <w:t>写出得到第</w:t>
-      </w:r>
-      <w:r>
-        <w:rPr>
-          <w:rFonts w:ascii="Times New Roman" w:hAnsi="Times New Roman" w:eastAsia="Times New Roman" w:cs="Times New Roman"/>
-        </w:rPr>
-        <w:t xml:space="preserve"> 117 </w:t>
-      </w:r>
-      <w:r>
-        <w:rPr>
-          <w:rFonts w:hint="eastAsia" w:ascii="Times New Roman" w:hAnsi="Times New Roman" w:eastAsia="FangSong" w:cs="Times New Roman"/>
-        </w:rPr>
-        <w:t>号元素的核反应方程式</w:t>
-      </w:r>
-      <w:r>
-        <w:rPr>
-          <w:rFonts w:hint="eastAsia" w:ascii="Times New Roman" w:hAnsi="Times New Roman" w:eastAsia="Times New Roman" w:cs="Times New Roman"/>
-        </w:rPr>
-        <w:t>(</w:t>
-      </w:r>
-      <w:r>
-        <w:rPr>
-          <w:rFonts w:hint="eastAsia" w:ascii="Times New Roman" w:hAnsi="Times New Roman" w:eastAsia="FangSong" w:cs="Times New Roman"/>
-        </w:rPr>
-        <w:t>在元素符号的左上角和左下角分别标出质量数和原子序数</w:t>
-      </w:r>
-      <w:r>
-        <w:rPr>
-          <w:rFonts w:hint="eastAsia" w:ascii="Times New Roman" w:hAnsi="Times New Roman" w:eastAsia="Times New Roman" w:cs="Times New Roman"/>
-        </w:rPr>
-        <w:t>)。</w:t>
-      </w:r>
     </w:p>
     <w:p>
       <w:pPr>
-        <w:pStyle w:val="Compact"/>
         <w:numPr>
           <w:ilvl w:val="0"/>
           <w:numId w:val="1003"/>
@@ -4804,7 +4743,19 @@
         <w:rPr>
           <w:rFonts w:hint="eastAsia" w:ascii="Times New Roman" w:hAnsi="Times New Roman" w:eastAsia="FangSong" w:cs="Times New Roman"/>
         </w:rPr>
-        <w:t>现代原子结构理论认为</w:t>
+        <w:t xml:space="preserve">用第</w:t>
+      </w:r>
+      <w:r>
+        <w:rPr>
+          <w:rFonts w:ascii="Times New Roman" w:hAnsi="Times New Roman" w:eastAsia="Times New Roman" w:cs="Times New Roman"/>
+        </w:rPr>
+        <w:t xml:space="preserve"> 117 </w:t>
+      </w:r>
+      <w:r>
+        <w:rPr>
+          <w:rFonts w:hint="eastAsia" w:ascii="Times New Roman" w:hAnsi="Times New Roman" w:eastAsia="FangSong" w:cs="Times New Roman"/>
+        </w:rPr>
+        <w:t>号元素的符号</w:t>
       </w:r>
       <w:r>
         <w:rPr>
@@ -4816,83 +4767,140 @@
         <w:rPr>
           <w:rFonts w:hint="eastAsia" w:ascii="Times New Roman" w:hAnsi="Times New Roman" w:eastAsia="FangSong" w:cs="Times New Roman"/>
         </w:rPr>
-        <w:t>在同一电子上</w:t>
-      </w:r>
-      <w:r>
-        <w:rPr>
-          <w:rFonts w:hint="eastAsia" w:ascii="Times New Roman" w:hAnsi="Times New Roman" w:eastAsia="Times New Roman" w:cs="Times New Roman"/>
-        </w:rPr>
-        <w:t>，</w:t>
-      </w:r>
-      <w:r>
-        <w:rPr>
-          <w:rFonts w:hint="eastAsia" w:ascii="Times New Roman" w:hAnsi="Times New Roman" w:eastAsia="FangSong" w:cs="Times New Roman"/>
-        </w:rPr>
-        <w:t>可有</w:t>
-      </w:r>
-      <w:r>
-        <w:rPr>
-          <w:rFonts w:ascii="Times New Roman" w:hAnsi="Times New Roman" w:eastAsia="Times New Roman" w:cs="Times New Roman"/>
-        </w:rPr>
-        <w:t xml:space="preserve"> s、p、d、f、g、h </w:t>
-      </w:r>
-      <w:r>
-        <w:rPr>
-          <w:rFonts w:hint="eastAsia" w:ascii="Times New Roman" w:hAnsi="Times New Roman" w:eastAsia="FangSong" w:cs="Times New Roman"/>
-        </w:rPr>
-        <w:t>等亚层</w:t>
-      </w:r>
-      <w:r>
-        <w:rPr>
-          <w:rFonts w:hint="eastAsia" w:ascii="Times New Roman" w:hAnsi="Times New Roman" w:eastAsia="Times New Roman" w:cs="Times New Roman"/>
-        </w:rPr>
-        <w:t>，</w:t>
-      </w:r>
-      <w:r>
-        <w:rPr>
-          <w:rFonts w:hint="eastAsia" w:ascii="Times New Roman" w:hAnsi="Times New Roman" w:eastAsia="FangSong" w:cs="Times New Roman"/>
-        </w:rPr>
-        <w:t>各亚层分别有</w:t>
-      </w:r>
-      <w:r>
-        <w:rPr>
-          <w:rFonts w:ascii="Times New Roman" w:hAnsi="Times New Roman" w:eastAsia="Times New Roman" w:cs="Times New Roman"/>
-        </w:rPr>
-        <w:t xml:space="preserve"> </w:t>
-      </w:r>
-      <w:r>
-        <w:rPr>
-          <w:rFonts w:hint="eastAsia" w:ascii="Times New Roman" w:hAnsi="Times New Roman" w:eastAsia="Times New Roman" w:cs="Times New Roman"/>
-        </w:rPr>
-        <w:t>1、3、5……</w:t>
-      </w:r>
-      <w:r>
-        <w:rPr>
-          <w:rFonts w:hint="eastAsia" w:ascii="Times New Roman" w:hAnsi="Times New Roman" w:eastAsia="FangSong" w:cs="Times New Roman"/>
-        </w:rPr>
-        <w:t>条轨道</w:t>
-      </w:r>
-      <w:r>
-        <w:rPr>
-          <w:rFonts w:hint="eastAsia" w:ascii="Times New Roman" w:hAnsi="Times New Roman" w:eastAsia="Times New Roman" w:cs="Times New Roman"/>
-        </w:rPr>
-        <w:t>。</w:t>
-      </w:r>
-      <w:r>
-        <w:rPr>
-          <w:rFonts w:hint="eastAsia" w:ascii="Times New Roman" w:hAnsi="Times New Roman" w:eastAsia="FangSong" w:cs="Times New Roman"/>
-        </w:rPr>
-        <w:t>试根据电子填入轨道的顺序预测</w:t>
-      </w:r>
-      <w:r>
-        <w:rPr>
-          <w:rFonts w:hint="eastAsia" w:ascii="Times New Roman" w:hAnsi="Times New Roman" w:eastAsia="Times New Roman" w:cs="Times New Roman"/>
-        </w:rPr>
-        <w:t>：</w:t>
+        <w:t>写出得到第</w:t>
+      </w:r>
+      <w:r>
+        <w:rPr>
+          <w:rFonts w:ascii="Times New Roman" w:hAnsi="Times New Roman" w:eastAsia="Times New Roman" w:cs="Times New Roman"/>
+        </w:rPr>
+        <w:t xml:space="preserve"> 117 </w:t>
+      </w:r>
+      <w:r>
+        <w:rPr>
+          <w:rFonts w:hint="eastAsia" w:ascii="Times New Roman" w:hAnsi="Times New Roman" w:eastAsia="FangSong" w:cs="Times New Roman"/>
+        </w:rPr>
+        <w:t>号元素的核反应方程式</w:t>
+      </w:r>
+      <w:r>
+        <w:rPr>
+          <w:rFonts w:hint="eastAsia" w:ascii="Times New Roman" w:hAnsi="Times New Roman" w:eastAsia="Times New Roman" w:cs="Times New Roman"/>
+        </w:rPr>
+        <w:t>（</w:t>
+      </w:r>
+      <w:r>
+        <w:rPr>
+          <w:rFonts w:hint="eastAsia" w:ascii="Times New Roman" w:hAnsi="Times New Roman" w:eastAsia="FangSong" w:cs="Times New Roman"/>
+        </w:rPr>
+        <w:t>在元素符号的左上角和左下角分别标出质量数和原子序数</w:t>
+      </w:r>
+      <w:r>
+        <w:rPr>
+          <w:rFonts w:hint="eastAsia" w:ascii="Times New Roman" w:hAnsi="Times New Roman" w:eastAsia="Times New Roman" w:cs="Times New Roman"/>
+        </w:rPr>
+        <w:t>）。</w:t>
       </w:r>
     </w:p>
     <w:p>
       <w:pPr>
+        <w:numPr>
+          <w:ilvl w:val="0"/>
+          <w:numId w:val="1003"/>
+        </w:numPr>
+        <w:ind w:firstLine="420"/>
+      </w:pPr>
+      <w:r>
+        <w:rPr>
+          <w:rFonts w:hint="eastAsia" w:ascii="Times New Roman" w:hAnsi="Times New Roman" w:eastAsia="FangSong" w:cs="Times New Roman"/>
+        </w:rPr>
+        <w:t>现代原子结构理论认为</w:t>
+      </w:r>
+      <w:r>
+        <w:rPr>
+          <w:rFonts w:hint="eastAsia" w:ascii="Times New Roman" w:hAnsi="Times New Roman" w:eastAsia="Times New Roman" w:cs="Times New Roman"/>
+        </w:rPr>
+        <w:t>，</w:t>
+      </w:r>
+      <w:r>
+        <w:rPr>
+          <w:rFonts w:hint="eastAsia" w:ascii="Times New Roman" w:hAnsi="Times New Roman" w:eastAsia="FangSong" w:cs="Times New Roman"/>
+        </w:rPr>
+        <w:t>在同一电子上</w:t>
+      </w:r>
+      <w:r>
+        <w:rPr>
+          <w:rFonts w:hint="eastAsia" w:ascii="Times New Roman" w:hAnsi="Times New Roman" w:eastAsia="Times New Roman" w:cs="Times New Roman"/>
+        </w:rPr>
+        <w:t>，</w:t>
+      </w:r>
+      <w:r>
+        <w:rPr>
+          <w:rFonts w:hint="eastAsia" w:ascii="Times New Roman" w:hAnsi="Times New Roman" w:eastAsia="FangSong" w:cs="Times New Roman"/>
+        </w:rPr>
+        <w:t>可有</w:t>
+      </w:r>
+      <w:r>
+        <w:rPr>
+          <w:rFonts w:ascii="Times New Roman" w:hAnsi="Times New Roman" w:eastAsia="Times New Roman" w:cs="Times New Roman"/>
+        </w:rPr>
+        <w:t xml:space="preserve"> s、p、d、f、g、h </w:t>
+      </w:r>
+      <w:r>
+        <w:rPr>
+          <w:rFonts w:hint="eastAsia" w:ascii="Times New Roman" w:hAnsi="Times New Roman" w:eastAsia="FangSong" w:cs="Times New Roman"/>
+        </w:rPr>
+        <w:t>等亚层</w:t>
+      </w:r>
+      <w:r>
+        <w:rPr>
+          <w:rFonts w:hint="eastAsia" w:ascii="Times New Roman" w:hAnsi="Times New Roman" w:eastAsia="Times New Roman" w:cs="Times New Roman"/>
+        </w:rPr>
+        <w:t>，</w:t>
+      </w:r>
+      <w:r>
+        <w:rPr>
+          <w:rFonts w:hint="eastAsia" w:ascii="Times New Roman" w:hAnsi="Times New Roman" w:eastAsia="FangSong" w:cs="Times New Roman"/>
+        </w:rPr>
+        <w:t>各亚层分别有</w:t>
+      </w:r>
+      <w:r>
+        <w:rPr>
+          <w:rFonts w:ascii="Times New Roman" w:hAnsi="Times New Roman" w:eastAsia="Times New Roman" w:cs="Times New Roman"/>
+        </w:rPr>
+        <w:t xml:space="preserve"> </w:t>
+      </w:r>
+      <w:r>
+        <w:rPr>
+          <w:rFonts w:hint="eastAsia" w:ascii="Times New Roman" w:hAnsi="Times New Roman" w:eastAsia="Times New Roman" w:cs="Times New Roman"/>
+        </w:rPr>
+        <w:t>1、3、5……</w:t>
+      </w:r>
+      <w:r>
+        <w:rPr>
+          <w:rFonts w:hint="eastAsia" w:ascii="Times New Roman" w:hAnsi="Times New Roman" w:eastAsia="FangSong" w:cs="Times New Roman"/>
+        </w:rPr>
+        <w:t>条轨道</w:t>
+      </w:r>
+      <w:r>
+        <w:rPr>
+          <w:rFonts w:hint="eastAsia" w:ascii="Times New Roman" w:hAnsi="Times New Roman" w:eastAsia="Times New Roman" w:cs="Times New Roman"/>
+        </w:rPr>
+        <w:t>。</w:t>
+      </w:r>
+      <w:r>
+        <w:rPr>
+          <w:rFonts w:hint="eastAsia" w:ascii="Times New Roman" w:hAnsi="Times New Roman" w:eastAsia="FangSong" w:cs="Times New Roman"/>
+        </w:rPr>
+        <w:t>试根据电子填入轨道的顺序预测</w:t>
+      </w:r>
+      <w:r>
+        <w:rPr>
+          <w:rFonts w:hint="eastAsia" w:ascii="Times New Roman" w:hAnsi="Times New Roman" w:eastAsia="Times New Roman" w:cs="Times New Roman"/>
+        </w:rPr>
+        <w:t>：</w:t>
+      </w:r>
+    </w:p>
+    <w:p>
+      <w:pPr>
         <w:pStyle w:val="FirstParagraph"/>
         <w:ind w:firstLine="420"/>
       </w:pPr>
@@ -4900,7 +4908,7 @@
         <w:rPr>
           <w:rFonts w:ascii="Times New Roman" w:hAnsi="Times New Roman" w:eastAsia="Times New Roman" w:cs="Times New Roman"/>
         </w:rPr>
-        <w:t xml:space="preserve">2-2-1 </w:t>
+        <w:t xml:space="preserve">① </w:t>
       </w:r>
       <w:r>
         <w:rPr>
@@ -4936,7 +4944,7 @@
         <w:rPr>
           <w:rFonts w:ascii="Times New Roman" w:hAnsi="Times New Roman" w:eastAsia="Times New Roman" w:cs="Times New Roman"/>
         </w:rPr>
-        <w:t xml:space="preserve">2-2-2 </w:t>
+        <w:t xml:space="preserve">② </w:t>
       </w:r>
       <w:r>
         <w:rPr>
@@ -4972,7 +4980,7 @@
         <w:rPr>
           <w:rFonts w:ascii="Times New Roman" w:hAnsi="Times New Roman" w:eastAsia="Times New Roman" w:cs="Times New Roman"/>
         </w:rPr>
-        <w:t xml:space="preserve">2-2-3 </w:t>
+        <w:t xml:space="preserve">③ </w:t>
       </w:r>
       <w:r>
         <w:rPr>
@@ -22053,12 +22061,6 @@
       </w:pPr>
       <w:r>
         <w:rPr>
-          <w:rFonts w:ascii="Times New Roman" w:hAnsi="Times New Roman" w:eastAsia="Times New Roman" w:cs="Times New Roman"/>
-        </w:rPr>
-        <w:t xml:space="preserve">3-4-1 </w:t>
-      </w:r>
-      <w:r>
-        <w:rPr>
           <w:rFonts w:hint="eastAsia" w:ascii="Times New Roman" w:hAnsi="Times New Roman" w:eastAsia="FangSong" w:cs="Times New Roman"/>
         </w:rPr>
         <w:t xml:space="preserve">反应</w:t>
@@ -22067,7 +22069,25 @@
         <w:rPr>
           <w:rFonts w:ascii="Times New Roman" w:hAnsi="Times New Roman" w:eastAsia="Times New Roman" w:cs="Times New Roman"/>
         </w:rPr>
-        <w:t xml:space="preserve"> (1): A. </w:t>
+        <w:t xml:space="preserve"> </w:t>
+      </w:r>
+      <w:r>
+        <w:rPr>
+          <w:rFonts w:hint="eastAsia" w:ascii="Times New Roman" w:hAnsi="Times New Roman" w:eastAsia="Times New Roman" w:cs="Times New Roman"/>
+        </w:rPr>
+        <w:t xml:space="preserve">(1)：</w:t>
+      </w:r>
+      <w:r>
+        <w:rPr>
+          <w:rFonts w:ascii="Times New Roman" w:hAnsi="Times New Roman" w:eastAsia="Times New Roman" w:cs="Times New Roman"/>
+        </w:rPr>
+        <w:t xml:space="preserve"> </w:t>
+      </w:r>
+      <w:r>
+        <w:rPr>
+          <w:rFonts w:ascii="Times New Roman" w:hAnsi="Times New Roman" w:eastAsia="Times New Roman" w:cs="Times New Roman"/>
+        </w:rPr>
+        <w:t xml:space="preserve">- A. </w:t>
       </w:r>
       <w:r>
         <w:rPr>
@@ -22079,7 +22099,13 @@
         <w:rPr>
           <w:rFonts w:ascii="Times New Roman" w:hAnsi="Times New Roman" w:eastAsia="Times New Roman" w:cs="Times New Roman"/>
         </w:rPr>
-        <w:t xml:space="preserve"> B. </w:t>
+        <w:t xml:space="preserve"> </w:t>
+      </w:r>
+      <w:r>
+        <w:rPr>
+          <w:rFonts w:ascii="Times New Roman" w:hAnsi="Times New Roman" w:eastAsia="Times New Roman" w:cs="Times New Roman"/>
+        </w:rPr>
+        <w:t xml:space="preserve">- B. </w:t>
       </w:r>
       <w:r>
         <w:rPr>
@@ -22091,7 +22117,13 @@
         <w:rPr>
           <w:rFonts w:ascii="Times New Roman" w:hAnsi="Times New Roman" w:eastAsia="Times New Roman" w:cs="Times New Roman"/>
         </w:rPr>
-        <w:t xml:space="preserve"> C. </w:t>
+        <w:t xml:space="preserve"> </w:t>
+      </w:r>
+      <w:r>
+        <w:rPr>
+          <w:rFonts w:ascii="Times New Roman" w:hAnsi="Times New Roman" w:eastAsia="Times New Roman" w:cs="Times New Roman"/>
+        </w:rPr>
+        <w:t xml:space="preserve">- C. </w:t>
       </w:r>
       <w:r>
         <w:rPr>
@@ -22107,12 +22139,6 @@
       </w:pPr>
       <w:r>
         <w:rPr>
-          <w:rFonts w:ascii="Times New Roman" w:hAnsi="Times New Roman" w:eastAsia="Times New Roman" w:cs="Times New Roman"/>
-        </w:rPr>
-        <w:t xml:space="preserve">3-4-2 </w:t>
-      </w:r>
-      <w:r>
-        <w:rPr>
           <w:rFonts w:hint="eastAsia" w:ascii="Times New Roman" w:hAnsi="Times New Roman" w:eastAsia="FangSong" w:cs="Times New Roman"/>
         </w:rPr>
         <w:t xml:space="preserve">反应</w:t>
@@ -22121,7 +22147,25 @@
         <w:rPr>
           <w:rFonts w:ascii="Times New Roman" w:hAnsi="Times New Roman" w:eastAsia="Times New Roman" w:cs="Times New Roman"/>
         </w:rPr>
-        <w:t xml:space="preserve"> (2): A. </w:t>
+        <w:t xml:space="preserve"> </w:t>
+      </w:r>
+      <w:r>
+        <w:rPr>
+          <w:rFonts w:hint="eastAsia" w:ascii="Times New Roman" w:hAnsi="Times New Roman" w:eastAsia="Times New Roman" w:cs="Times New Roman"/>
+        </w:rPr>
+        <w:t xml:space="preserve">(2)：</w:t>
+      </w:r>
+      <w:r>
+        <w:rPr>
+          <w:rFonts w:ascii="Times New Roman" w:hAnsi="Times New Roman" w:eastAsia="Times New Roman" w:cs="Times New Roman"/>
+        </w:rPr>
+        <w:t xml:space="preserve"> </w:t>
+      </w:r>
+      <w:r>
+        <w:rPr>
+          <w:rFonts w:ascii="Times New Roman" w:hAnsi="Times New Roman" w:eastAsia="Times New Roman" w:cs="Times New Roman"/>
+        </w:rPr>
+        <w:t xml:space="preserve">- A. </w:t>
       </w:r>
       <w:r>
         <w:rPr>
@@ -22133,7 +22177,13 @@
         <w:rPr>
           <w:rFonts w:ascii="Times New Roman" w:hAnsi="Times New Roman" w:eastAsia="Times New Roman" w:cs="Times New Roman"/>
         </w:rPr>
-        <w:t xml:space="preserve"> B. </w:t>
+        <w:t xml:space="preserve"> </w:t>
+      </w:r>
+      <w:r>
+        <w:rPr>
+          <w:rFonts w:ascii="Times New Roman" w:hAnsi="Times New Roman" w:eastAsia="Times New Roman" w:cs="Times New Roman"/>
+        </w:rPr>
+        <w:t xml:space="preserve">- B. </w:t>
       </w:r>
       <w:r>
         <w:rPr>
@@ -22145,7 +22195,13 @@
         <w:rPr>
           <w:rFonts w:ascii="Times New Roman" w:hAnsi="Times New Roman" w:eastAsia="Times New Roman" w:cs="Times New Roman"/>
         </w:rPr>
-        <w:t xml:space="preserve"> C. </w:t>
+        <w:t xml:space="preserve"> </w:t>
+      </w:r>
+      <w:r>
+        <w:rPr>
+          <w:rFonts w:ascii="Times New Roman" w:hAnsi="Times New Roman" w:eastAsia="Times New Roman" w:cs="Times New Roman"/>
+        </w:rPr>
+        <w:t xml:space="preserve">- C. </w:t>
       </w:r>
       <w:r>
         <w:rPr>
@@ -22231,12 +22287,6 @@
       </w:pPr>
       <w:r>
         <w:rPr>
-          <w:rFonts w:ascii="Times New Roman" w:hAnsi="Times New Roman" w:eastAsia="Times New Roman" w:cs="Times New Roman"/>
-        </w:rPr>
-        <w:t xml:space="preserve">3-5-1 </w:t>
-      </w:r>
-      <w:r>
-        <w:rPr>
           <w:rFonts w:hint="eastAsia" w:ascii="Times New Roman" w:hAnsi="Times New Roman" w:eastAsia="FangSong" w:cs="Times New Roman"/>
         </w:rPr>
         <w:t xml:space="preserve">反应</w:t>
@@ -22245,7 +22295,25 @@
         <w:rPr>
           <w:rFonts w:ascii="Times New Roman" w:hAnsi="Times New Roman" w:eastAsia="Times New Roman" w:cs="Times New Roman"/>
         </w:rPr>
-        <w:t xml:space="preserve"> (1): A. </w:t>
+        <w:t xml:space="preserve"> </w:t>
+      </w:r>
+      <w:r>
+        <w:rPr>
+          <w:rFonts w:hint="eastAsia" w:ascii="Times New Roman" w:hAnsi="Times New Roman" w:eastAsia="Times New Roman" w:cs="Times New Roman"/>
+        </w:rPr>
+        <w:t xml:space="preserve">(1)：</w:t>
+      </w:r>
+      <w:r>
+        <w:rPr>
+          <w:rFonts w:ascii="Times New Roman" w:hAnsi="Times New Roman" w:eastAsia="Times New Roman" w:cs="Times New Roman"/>
+        </w:rPr>
+        <w:t xml:space="preserve"> </w:t>
+      </w:r>
+      <w:r>
+        <w:rPr>
+          <w:rFonts w:ascii="Times New Roman" w:hAnsi="Times New Roman" w:eastAsia="Times New Roman" w:cs="Times New Roman"/>
+        </w:rPr>
+        <w:t xml:space="preserve">- A. </w:t>
       </w:r>
       <w:r>
         <w:rPr>
@@ -22257,7 +22325,13 @@
         <w:rPr>
           <w:rFonts w:ascii="Times New Roman" w:hAnsi="Times New Roman" w:eastAsia="Times New Roman" w:cs="Times New Roman"/>
         </w:rPr>
-        <w:t xml:space="preserve"> B. </w:t>
+        <w:t xml:space="preserve"> </w:t>
+      </w:r>
+      <w:r>
+        <w:rPr>
+          <w:rFonts w:ascii="Times New Roman" w:hAnsi="Times New Roman" w:eastAsia="Times New Roman" w:cs="Times New Roman"/>
+        </w:rPr>
+        <w:t xml:space="preserve">- B. </w:t>
       </w:r>
       <w:r>
         <w:rPr>
@@ -22269,7 +22343,13 @@
         <w:rPr>
           <w:rFonts w:ascii="Times New Roman" w:hAnsi="Times New Roman" w:eastAsia="Times New Roman" w:cs="Times New Roman"/>
         </w:rPr>
-        <w:t xml:space="preserve"> C. </w:t>
+        <w:t xml:space="preserve"> </w:t>
+      </w:r>
+      <w:r>
+        <w:rPr>
+          <w:rFonts w:ascii="Times New Roman" w:hAnsi="Times New Roman" w:eastAsia="Times New Roman" w:cs="Times New Roman"/>
+        </w:rPr>
+        <w:t xml:space="preserve">- C. </w:t>
       </w:r>
       <w:r>
         <w:rPr>
@@ -22285,12 +22365,6 @@
       </w:pPr>
       <w:r>
         <w:rPr>
-          <w:rFonts w:ascii="Times New Roman" w:hAnsi="Times New Roman" w:eastAsia="Times New Roman" w:cs="Times New Roman"/>
-        </w:rPr>
-        <w:t xml:space="preserve">3-5-2 </w:t>
-      </w:r>
-      <w:r>
-        <w:rPr>
           <w:rFonts w:hint="eastAsia" w:ascii="Times New Roman" w:hAnsi="Times New Roman" w:eastAsia="FangSong" w:cs="Times New Roman"/>
         </w:rPr>
         <w:t xml:space="preserve">反应</w:t>
@@ -22299,7 +22373,25 @@
         <w:rPr>
           <w:rFonts w:ascii="Times New Roman" w:hAnsi="Times New Roman" w:eastAsia="Times New Roman" w:cs="Times New Roman"/>
         </w:rPr>
-        <w:t xml:space="preserve"> (2): A. </w:t>
+        <w:t xml:space="preserve"> </w:t>
+      </w:r>
+      <w:r>
+        <w:rPr>
+          <w:rFonts w:hint="eastAsia" w:ascii="Times New Roman" w:hAnsi="Times New Roman" w:eastAsia="Times New Roman" w:cs="Times New Roman"/>
+        </w:rPr>
+        <w:t xml:space="preserve">(2)：</w:t>
+      </w:r>
+      <w:r>
+        <w:rPr>
+          <w:rFonts w:ascii="Times New Roman" w:hAnsi="Times New Roman" w:eastAsia="Times New Roman" w:cs="Times New Roman"/>
+        </w:rPr>
+        <w:t xml:space="preserve"> </w:t>
+      </w:r>
+      <w:r>
+        <w:rPr>
+          <w:rFonts w:ascii="Times New Roman" w:hAnsi="Times New Roman" w:eastAsia="Times New Roman" w:cs="Times New Roman"/>
+        </w:rPr>
+        <w:t xml:space="preserve">- A. </w:t>
       </w:r>
       <w:r>
         <w:rPr>
@@ -22311,7 +22403,13 @@
         <w:rPr>
           <w:rFonts w:ascii="Times New Roman" w:hAnsi="Times New Roman" w:eastAsia="Times New Roman" w:cs="Times New Roman"/>
         </w:rPr>
-        <w:t xml:space="preserve"> B. </w:t>
+        <w:t xml:space="preserve"> </w:t>
+      </w:r>
+      <w:r>
+        <w:rPr>
+          <w:rFonts w:ascii="Times New Roman" w:hAnsi="Times New Roman" w:eastAsia="Times New Roman" w:cs="Times New Roman"/>
+        </w:rPr>
+        <w:t xml:space="preserve">- B. </w:t>
       </w:r>
       <w:r>
         <w:rPr>
@@ -22323,7 +22421,13 @@
         <w:rPr>
           <w:rFonts w:ascii="Times New Roman" w:hAnsi="Times New Roman" w:eastAsia="Times New Roman" w:cs="Times New Roman"/>
         </w:rPr>
-        <w:t xml:space="preserve"> C. </w:t>
+        <w:t xml:space="preserve"> </w:t>
+      </w:r>
+      <w:r>
+        <w:rPr>
+          <w:rFonts w:ascii="Times New Roman" w:hAnsi="Times New Roman" w:eastAsia="Times New Roman" w:cs="Times New Roman"/>
+        </w:rPr>
+        <w:t xml:space="preserve">- C. </w:t>
       </w:r>
       <w:r>
         <w:rPr>
@@ -43530,91 +43634,6 @@
       </w:pPr>
     </w:lvl>
   </w:abstractNum>
-  <w:abstractNum w:abstractNumId="99432">
-    <w:nsid w:val="00A99432"/>
-    <w:multiLevelType w:val="multilevel"/>
-    <w:lvl w:ilvl="0">
-      <w:start w:val="2"/>
-      <w:numFmt w:val="decimal"/>
-      <w:lvlText w:val="(%1)"/>
-      <w:lvlJc w:val="left"/>
-      <w:pPr>
-        <w:ind w:left="720" w:hanging="360"/>
-      </w:pPr>
-    </w:lvl>
-    <w:lvl w:ilvl="1">
-      <w:start w:val="2"/>
-      <w:numFmt w:val="decimal"/>
-      <w:lvlText w:val="(%2)"/>
-      <w:lvlJc w:val="left"/>
-      <w:pPr>
-        <w:ind w:left="1440" w:hanging="360"/>
-      </w:pPr>
-    </w:lvl>
-    <w:lvl w:ilvl="2">
-      <w:start w:val="2"/>
-      <w:numFmt w:val="decimal"/>
-      <w:lvlText w:val="(%3)"/>
-      <w:lvlJc w:val="left"/>
-      <w:pPr>
-        <w:ind w:left="2160" w:hanging="360"/>
-      </w:pPr>
-    </w:lvl>
-    <w:lvl w:ilvl="3">
-      <w:start w:val="2"/>
-      <w:numFmt w:val="decimal"/>
-      <w:lvlText w:val="(%4)"/>
-      <w:lvlJc w:val="left"/>
-      <w:pPr>
-        <w:ind w:left="2880" w:hanging="360"/>
-      </w:pPr>
-    </w:lvl>
-    <w:lvl w:ilvl="4">
-      <w:start w:val="2"/>
-      <w:numFmt w:val="decimal"/>
-      <w:lvlText w:val="(%5)"/>
-      <w:lvlJc w:val="left"/>
-      <w:pPr>
-        <w:ind w:left="3600" w:hanging="360"/>
-      </w:pPr>
-    </w:lvl>
-    <w:lvl w:ilvl="5">
-      <w:start w:val="2"/>
-      <w:numFmt w:val="decimal"/>
-      <w:lvlText w:val="(%6)"/>
-      <w:lvlJc w:val="left"/>
-      <w:pPr>
-        <w:ind w:left="4320" w:hanging="360"/>
-      </w:pPr>
-    </w:lvl>
-    <w:lvl w:ilvl="6">
-      <w:start w:val="2"/>
-      <w:numFmt w:val="decimal"/>
-      <w:lvlText w:val="(%7)"/>
-      <w:lvlJc w:val="left"/>
-      <w:pPr>
-        <w:ind w:left="5040" w:hanging="360"/>
-      </w:pPr>
-    </w:lvl>
-    <w:lvl w:ilvl="7">
-      <w:start w:val="2"/>
-      <w:numFmt w:val="decimal"/>
-      <w:lvlText w:val="(%8)"/>
-      <w:lvlJc w:val="left"/>
-      <w:pPr>
-        <w:ind w:left="5760" w:hanging="360"/>
-      </w:pPr>
-    </w:lvl>
-    <w:lvl w:ilvl="8">
-      <w:start w:val="2"/>
-      <w:numFmt w:val="decimal"/>
-      <w:lvlText w:val="(%9)"/>
-      <w:lvlJc w:val="left"/>
-      <w:pPr>
-        <w:ind w:left="6480" w:hanging="360"/>
-      </w:pPr>
-    </w:lvl>
-  </w:abstractNum>
   <w:abstractNum w:abstractNumId="99435">
     <w:nsid w:val="00A99435"/>
     <w:multiLevelType w:val="multilevel"/>
@@ -44292,33 +44311,33 @@
     </w:lvlOverride>
   </w:num>
   <w:num w:numId="1003">
-    <w:abstractNumId w:val="99432"/>
+    <w:abstractNumId w:val="99431"/>
     <w:lvlOverride w:ilvl="0">
-      <w:startOverride w:val="2"/>
+      <w:startOverride w:val="1"/>
     </w:lvlOverride>
     <w:lvlOverride w:ilvl="1">
-      <w:startOverride w:val="2"/>
+      <w:startOverride w:val="1"/>
     </w:lvlOverride>
     <w:lvlOverride w:ilvl="2">
-      <w:startOverride w:val="2"/>
+      <w:startOverride w:val="1"/>
     </w:lvlOverride>
     <w:lvlOverride w:ilvl="3">
-      <w:startOverride w:val="2"/>
+      <w:startOverride w:val="1"/>
     </w:lvlOverride>
     <w:lvlOverride w:ilvl="4">
-      <w:startOverride w:val="2"/>
+      <w:startOverride w:val="1"/>
     </w:lvlOverride>
     <w:lvlOverride w:ilvl="5">
-      <w:startOverride w:val="2"/>
+      <w:startOverride w:val="1"/>
     </w:lvlOverride>
     <w:lvlOverride w:ilvl="6">
-      <w:startOverride w:val="2"/>
+      <w:startOverride w:val="1"/>
     </w:lvlOverride>
     <w:lvlOverride w:ilvl="7">
-      <w:startOverride w:val="2"/>
+      <w:startOverride w:val="1"/>
     </w:lvlOverride>
     <w:lvlOverride w:ilvl="8">
-      <w:startOverride w:val="2"/>
+      <w:startOverride w:val="1"/>
     </w:lvlOverride>
   </w:num>
   <w:num w:numId="1004">

--- a/00-首页/题组Word/第一轮·综合套卷/第一轮综合卷12（教师版）.docx
+++ b/00-首页/题组Word/第一轮·综合套卷/第一轮综合卷12（教师版）.docx
@@ -20600,6 +20600,16 @@
             </m:rPr>
             <m:t>)</m:t>
           </m:r>
+          <m:r>
+            <m:t>  </m:t>
+          </m:r>
+          <m:r>
+            <m:rPr>
+              <m:nor/>
+              <m:sty m:val="p"/>
+            </m:rPr>
+            <m:t>（1）</m:t>
+          </m:r>
         </m:oMath>
       </m:oMathPara>
     </w:p>
@@ -20811,6 +20821,16 @@
               <m:sty m:val="p"/>
             </m:rPr>
             <m:t>)</m:t>
+          </m:r>
+          <m:r>
+            <m:t>  </m:t>
+          </m:r>
+          <m:r>
+            <m:rPr>
+              <m:nor/>
+              <m:sty m:val="p"/>
+            </m:rPr>
+            <m:t>（2）</m:t>
           </m:r>
         </m:oMath>
       </m:oMathPara>
@@ -25362,6 +25382,16 @@
               <m:sty m:val="p"/>
             </m:rPr>
             <m:t>)</m:t>
+          </m:r>
+          <m:r>
+            <m:t>  </m:t>
+          </m:r>
+          <m:r>
+            <m:rPr>
+              <m:nor/>
+              <m:sty m:val="p"/>
+            </m:rPr>
+            <m:t>（3）</m:t>
           </m:r>
         </m:oMath>
       </m:oMathPara>

--- a/00-首页/题组Word/第一轮·综合套卷/第一轮综合卷12（教师版）.docx
+++ b/00-首页/题组Word/第一轮·综合套卷/第一轮综合卷12（教师版）.docx
@@ -2,7 +2,7 @@
 <file path=word/document.xml><?xml version="1.0" encoding="utf-8"?>
 <w:document xmlns:w="http://schemas.openxmlformats.org/wordprocessingml/2006/main" xmlns:m="http://schemas.openxmlformats.org/officeDocument/2006/math" xmlns:r="http://schemas.openxmlformats.org/officeDocument/2006/relationships" xmlns:o="urn:schemas-microsoft-com:office:office" xmlns:v="urn:schemas-microsoft-com:vml" xmlns:w10="urn:schemas-microsoft-com:office:word" xmlns:a="http://schemas.openxmlformats.org/drawingml/2006/main" xmlns:pic="http://schemas.openxmlformats.org/drawingml/2006/picture" xmlns:wp="http://schemas.openxmlformats.org/drawingml/2006/wordprocessingDrawing">
   <w:body>
-    <w:bookmarkStart w:id="73" w:name="第一轮综合练习-第12卷"/>
+    <w:bookmarkStart w:id="70" w:name="第一轮综合练习-第12卷"/>
     <w:p>
       <w:pPr>
         <w:pStyle w:val="Heading1"/>
@@ -567,7 +567,7 @@
       </w:r>
     </w:p>
     <w:bookmarkEnd w:id="9"/>
-    <w:bookmarkStart w:id="72" w:name="题目"/>
+    <w:bookmarkStart w:id="69" w:name="题目"/>
     <w:p>
       <w:pPr>
         <w:pStyle w:val="Heading2"/>
@@ -15769,7 +15769,7 @@
       </w:r>
     </w:p>
     <w:bookmarkEnd w:id="34"/>
-    <w:bookmarkStart w:id="38" w:name="第14题"/>
+    <w:bookmarkStart w:id="35" w:name="第14题"/>
     <w:p>
       <w:pPr>
         <w:pStyle w:val="Heading3"/>
@@ -16147,7 +16147,43 @@
     </w:p>
     <w:p>
       <w:pPr>
-        <w:pStyle w:val="BodyText"/>
+        <w:pStyle w:val="BlockText"/>
+        <w:ind w:firstLine="420"/>
+      </w:pPr>
+      <w:r>
+        <w:rPr>
+          <w:rFonts w:ascii="Times New Roman" w:hAnsi="Times New Roman" w:eastAsia="Times New Roman" w:cs="Times New Roman"/>
+        </w:rPr>
+        <w:t xml:space="preserve">⛔ </w:t>
+      </w:r>
+      <w:r>
+        <w:rPr>
+          <w:rFonts w:hint="eastAsia" w:ascii="Times New Roman" w:hAnsi="Times New Roman" w:eastAsia="FangSong" w:cs="Times New Roman"/>
+        </w:rPr>
+        <w:t>待补教材图</w:t>
+      </w:r>
+      <w:r>
+        <w:rPr>
+          <w:rFonts w:hint="eastAsia" w:ascii="Times New Roman" w:hAnsi="Times New Roman" w:eastAsia="Times New Roman" w:cs="Times New Roman"/>
+        </w:rPr>
+        <w:t>（</w:t>
+      </w:r>
+      <w:r>
+        <w:rPr>
+          <w:rFonts w:hint="eastAsia" w:ascii="Times New Roman" w:hAnsi="Times New Roman" w:eastAsia="FangSong" w:cs="Times New Roman"/>
+        </w:rPr>
+        <w:t>原图缺失</w:t>
+      </w:r>
+      <w:r>
+        <w:rPr>
+          <w:rFonts w:hint="eastAsia" w:ascii="Times New Roman" w:hAnsi="Times New Roman" w:eastAsia="Times New Roman" w:cs="Times New Roman"/>
+        </w:rPr>
+        <w:t>）</w:t>
+      </w:r>
+    </w:p>
+    <w:p>
+      <w:pPr>
+        <w:pStyle w:val="FirstParagraph"/>
         <w:ind w:firstLine="420"/>
       </w:pPr>
       <w:r>
@@ -16537,58 +16573,6 @@
     <w:p>
       <w:pPr>
         <w:pStyle w:val="BodyText"/>
-        <w:spacing w:before="160" w:after="80"/>
-        <w:jc w:val="center"/>
-      </w:pPr>
-      <w:r>
-        <w:rPr>
-          <w:rFonts w:ascii="Times New Roman" w:hAnsi="Times New Roman" w:eastAsia="Times New Roman" w:cs="Times New Roman"/>
-        </w:rPr>
-        <w:drawing>
-          <wp:inline>
-            <wp:extent cx="3600000" cy="2308332"/>
-            <wp:effectExtent b="0" l="0" r="0" t="0"/>
-            <wp:docPr descr="" title="" id="36" name="Picture"/>
-            <a:graphic>
-              <a:graphicData uri="http://schemas.openxmlformats.org/drawingml/2006/picture">
-                <pic:pic>
-                  <pic:nvPicPr>
-                    <pic:cNvPr descr="7937fa3a4ad6d5d9124ba067bca2710abd9c4ab591c0e70741f298f0452bda78.png" id="37" name="Picture"/>
-                    <pic:cNvPicPr>
-                      <a:picLocks noChangeArrowheads="1" noChangeAspect="1"/>
-                    </pic:cNvPicPr>
-                  </pic:nvPicPr>
-                  <pic:blipFill>
-                    <a:blip r:embed="rId35"/>
-                    <a:stretch>
-                      <a:fillRect/>
-                    </a:stretch>
-                  </pic:blipFill>
-                  <pic:spPr bwMode="auto">
-                    <a:xfrm>
-                      <a:off x="0" y="0"/>
-                      <a:ext cx="3600000" cy="2308332"/>
-                    </a:xfrm>
-                    <a:prstGeom prst="rect">
-                      <a:avLst/>
-                    </a:prstGeom>
-                    <a:noFill/>
-                    <a:ln w="9525">
-                      <a:noFill/>
-                      <a:headEnd/>
-                      <a:tailEnd/>
-                    </a:ln>
-                  </pic:spPr>
-                </pic:pic>
-              </a:graphicData>
-            </a:graphic>
-          </wp:inline>
-        </w:drawing>
-      </w:r>
-    </w:p>
-    <w:p>
-      <w:pPr>
-        <w:pStyle w:val="BodyText"/>
         <w:ind w:firstLine="420"/>
       </w:pPr>
       <w:r>
@@ -16652,8 +16636,8 @@
         </w:pict>
       </w:r>
     </w:p>
-    <w:bookmarkEnd w:id="38"/>
-    <w:bookmarkStart w:id="45" w:name="第15题"/>
+    <w:bookmarkEnd w:id="35"/>
+    <w:bookmarkStart w:id="42" w:name="第15题"/>
     <w:p>
       <w:pPr>
         <w:pStyle w:val="Heading3"/>
@@ -17137,18 +17121,18 @@
           <wp:inline>
             <wp:extent cx="3600000" cy="1972248"/>
             <wp:effectExtent b="0" l="0" r="0" t="0"/>
-            <wp:docPr descr="" title="" id="40" name="Picture"/>
+            <wp:docPr descr="" title="" id="37" name="Picture"/>
             <a:graphic>
               <a:graphicData uri="http://schemas.openxmlformats.org/drawingml/2006/picture">
                 <pic:pic>
                   <pic:nvPicPr>
-                    <pic:cNvPr descr="83310675c3f6ed55b749f12d6299a2918364a347047eb33421176d09b9dd9ead.jpg" id="41" name="Picture"/>
+                    <pic:cNvPr descr="83310675c3f6ed55b749f12d6299a2918364a347047eb33421176d09b9dd9ead.jpg" id="38" name="Picture"/>
                     <pic:cNvPicPr>
                       <a:picLocks noChangeArrowheads="1" noChangeAspect="1"/>
                     </pic:cNvPicPr>
                   </pic:nvPicPr>
                   <pic:blipFill>
-                    <a:blip r:embed="rId39"/>
+                    <a:blip r:embed="rId36"/>
                     <a:stretch>
                       <a:fillRect/>
                     </a:stretch>
@@ -17377,18 +17361,18 @@
           <wp:inline>
             <wp:extent cx="3240000" cy="3273061"/>
             <wp:effectExtent b="0" l="0" r="0" t="0"/>
-            <wp:docPr descr="" title="" id="43" name="Picture"/>
+            <wp:docPr descr="" title="" id="40" name="Picture"/>
             <a:graphic>
               <a:graphicData uri="http://schemas.openxmlformats.org/drawingml/2006/picture">
                 <pic:pic>
                   <pic:nvPicPr>
-                    <pic:cNvPr descr="5fc7b6eec75cde87e49dbb804131d9c4d5bc20353ab180177659022d293de9ec.jpg" id="44" name="Picture"/>
+                    <pic:cNvPr descr="5fc7b6eec75cde87e49dbb804131d9c4d5bc20353ab180177659022d293de9ec.jpg" id="41" name="Picture"/>
                     <pic:cNvPicPr>
                       <a:picLocks noChangeArrowheads="1" noChangeAspect="1"/>
                     </pic:cNvPicPr>
                   </pic:nvPicPr>
                   <pic:blipFill>
-                    <a:blip r:embed="rId42"/>
+                    <a:blip r:embed="rId39"/>
                     <a:stretch>
                       <a:fillRect/>
                     </a:stretch>
@@ -17425,8 +17409,8 @@
         </w:pict>
       </w:r>
     </w:p>
-    <w:bookmarkEnd w:id="45"/>
-    <w:bookmarkStart w:id="46" w:name="第16题"/>
+    <w:bookmarkEnd w:id="42"/>
+    <w:bookmarkStart w:id="43" w:name="第16题"/>
     <w:p>
       <w:pPr>
         <w:pStyle w:val="Heading3"/>
@@ -20260,8 +20244,8 @@
         </w:pict>
       </w:r>
     </w:p>
-    <w:bookmarkEnd w:id="46"/>
-    <w:bookmarkStart w:id="47" w:name="第17题"/>
+    <w:bookmarkEnd w:id="43"/>
+    <w:bookmarkStart w:id="44" w:name="第17题"/>
     <w:p>
       <w:pPr>
         <w:pStyle w:val="Heading3"/>
@@ -30492,8 +30476,8 @@
         </w:pict>
       </w:r>
     </w:p>
-    <w:bookmarkEnd w:id="47"/>
-    <w:bookmarkStart w:id="57" w:name="第18题"/>
+    <w:bookmarkEnd w:id="44"/>
+    <w:bookmarkStart w:id="54" w:name="第18题"/>
     <w:p>
       <w:pPr>
         <w:pStyle w:val="Heading3"/>
@@ -30652,18 +30636,18 @@
           <wp:inline>
             <wp:extent cx="3600000" cy="1040138"/>
             <wp:effectExtent b="0" l="0" r="0" t="0"/>
-            <wp:docPr descr="" title="" id="49" name="Picture"/>
+            <wp:docPr descr="" title="" id="46" name="Picture"/>
             <a:graphic>
               <a:graphicData uri="http://schemas.openxmlformats.org/drawingml/2006/picture">
                 <pic:pic>
                   <pic:nvPicPr>
-                    <pic:cNvPr descr="0bd8e9a0ee0b005d.png" id="50" name="Picture"/>
+                    <pic:cNvPr descr="0bd8e9a0ee0b005d.png" id="47" name="Picture"/>
                     <pic:cNvPicPr>
                       <a:picLocks noChangeArrowheads="1" noChangeAspect="1"/>
                     </pic:cNvPicPr>
                   </pic:nvPicPr>
                   <pic:blipFill>
-                    <a:blip r:embed="rId48"/>
+                    <a:blip r:embed="rId45"/>
                     <a:stretch>
                       <a:fillRect/>
                     </a:stretch>
@@ -30974,18 +30958,18 @@
           <wp:inline>
             <wp:extent cx="3136900" cy="901700"/>
             <wp:effectExtent b="0" l="0" r="0" t="0"/>
-            <wp:docPr descr="" title="" id="52" name="Picture"/>
+            <wp:docPr descr="" title="" id="49" name="Picture"/>
             <a:graphic>
               <a:graphicData uri="http://schemas.openxmlformats.org/drawingml/2006/picture">
                 <pic:pic>
                   <pic:nvPicPr>
-                    <pic:cNvPr descr="98b729598659fcd371537d4e01b4bbe94bcca551387271b0ad51a35516f66c18.png" id="53" name="Picture"/>
+                    <pic:cNvPr descr="98b729598659fcd371537d4e01b4bbe94bcca551387271b0ad51a35516f66c18.png" id="50" name="Picture"/>
                     <pic:cNvPicPr>
                       <a:picLocks noChangeArrowheads="1" noChangeAspect="1"/>
                     </pic:cNvPicPr>
                   </pic:nvPicPr>
                   <pic:blipFill>
-                    <a:blip r:embed="rId51"/>
+                    <a:blip r:embed="rId48"/>
                     <a:stretch>
                       <a:fillRect/>
                     </a:stretch>
@@ -31116,18 +31100,18 @@
           <wp:inline>
             <wp:extent cx="3276600" cy="1143000"/>
             <wp:effectExtent b="0" l="0" r="0" t="0"/>
-            <wp:docPr descr="" title="" id="55" name="Picture"/>
+            <wp:docPr descr="" title="" id="52" name="Picture"/>
             <a:graphic>
               <a:graphicData uri="http://schemas.openxmlformats.org/drawingml/2006/picture">
                 <pic:pic>
                   <pic:nvPicPr>
-                    <pic:cNvPr descr="839dd54c2120a78c83fa7dde3a07c8df642a1fb2bc03aad4bb6f3fa3922fb68a.png" id="56" name="Picture"/>
+                    <pic:cNvPr descr="839dd54c2120a78c83fa7dde3a07c8df642a1fb2bc03aad4bb6f3fa3922fb68a.png" id="53" name="Picture"/>
                     <pic:cNvPicPr>
                       <a:picLocks noChangeArrowheads="1" noChangeAspect="1"/>
                     </pic:cNvPicPr>
                   </pic:nvPicPr>
                   <pic:blipFill>
-                    <a:blip r:embed="rId54"/>
+                    <a:blip r:embed="rId51"/>
                     <a:stretch>
                       <a:fillRect/>
                     </a:stretch>
@@ -31298,8 +31282,8 @@
         </w:pict>
       </w:r>
     </w:p>
-    <w:bookmarkEnd w:id="57"/>
-    <w:bookmarkStart w:id="58" w:name="第19题"/>
+    <w:bookmarkEnd w:id="54"/>
+    <w:bookmarkStart w:id="55" w:name="第19题"/>
     <w:p>
       <w:pPr>
         <w:pStyle w:val="Heading3"/>
@@ -31982,8 +31966,8 @@
         </w:pict>
       </w:r>
     </w:p>
-    <w:bookmarkEnd w:id="58"/>
-    <w:bookmarkStart w:id="59" w:name="第20题"/>
+    <w:bookmarkEnd w:id="55"/>
+    <w:bookmarkStart w:id="56" w:name="第20题"/>
     <w:p>
       <w:pPr>
         <w:pStyle w:val="Heading3"/>
@@ -32226,8 +32210,8 @@
         </w:pict>
       </w:r>
     </w:p>
-    <w:bookmarkEnd w:id="59"/>
-    <w:bookmarkStart w:id="60" w:name="第21题"/>
+    <w:bookmarkEnd w:id="56"/>
+    <w:bookmarkStart w:id="57" w:name="第21题"/>
     <w:p>
       <w:pPr>
         <w:pStyle w:val="Heading3"/>
@@ -32580,8 +32564,8 @@
         </w:pict>
       </w:r>
     </w:p>
-    <w:bookmarkEnd w:id="60"/>
-    <w:bookmarkStart w:id="61" w:name="第22题"/>
+    <w:bookmarkEnd w:id="57"/>
+    <w:bookmarkStart w:id="58" w:name="第22题"/>
     <w:p>
       <w:pPr>
         <w:pStyle w:val="Heading3"/>
@@ -32884,8 +32868,8 @@
         </w:pict>
       </w:r>
     </w:p>
-    <w:bookmarkEnd w:id="61"/>
-    <w:bookmarkStart w:id="62" w:name="第23题"/>
+    <w:bookmarkEnd w:id="58"/>
+    <w:bookmarkStart w:id="59" w:name="第23题"/>
     <w:p>
       <w:pPr>
         <w:pStyle w:val="Heading3"/>
@@ -34339,8 +34323,8 @@
         </w:pict>
       </w:r>
     </w:p>
-    <w:bookmarkEnd w:id="62"/>
-    <w:bookmarkStart w:id="63" w:name="第24题"/>
+    <w:bookmarkEnd w:id="59"/>
+    <w:bookmarkStart w:id="60" w:name="第24题"/>
     <w:p>
       <w:pPr>
         <w:pStyle w:val="Heading3"/>
@@ -40014,8 +39998,8 @@
         </w:pict>
       </w:r>
     </w:p>
-    <w:bookmarkEnd w:id="63"/>
-    <w:bookmarkStart w:id="64" w:name="第25题"/>
+    <w:bookmarkEnd w:id="60"/>
+    <w:bookmarkStart w:id="61" w:name="第25题"/>
     <w:p>
       <w:pPr>
         <w:pStyle w:val="Heading3"/>
@@ -41805,8 +41789,8 @@
         </w:pict>
       </w:r>
     </w:p>
-    <w:bookmarkEnd w:id="64"/>
-    <w:bookmarkStart w:id="71" w:name="第26题"/>
+    <w:bookmarkEnd w:id="61"/>
+    <w:bookmarkStart w:id="68" w:name="第26题"/>
     <w:p>
       <w:pPr>
         <w:pStyle w:val="Heading3"/>
@@ -42091,18 +42075,18 @@
           <wp:inline>
             <wp:extent cx="3600000" cy="2143902"/>
             <wp:effectExtent b="0" l="0" r="0" t="0"/>
-            <wp:docPr descr="" title="" id="66" name="Picture"/>
+            <wp:docPr descr="" title="" id="63" name="Picture"/>
             <a:graphic>
               <a:graphicData uri="http://schemas.openxmlformats.org/drawingml/2006/picture">
                 <pic:pic>
                   <pic:nvPicPr>
-                    <pic:cNvPr descr="05268ff79e0241e6a5b3c8c439fb52a508bf44870f54fa71b82158ff3cf04450.jpg" id="67" name="Picture"/>
+                    <pic:cNvPr descr="05268ff79e0241e6a5b3c8c439fb52a508bf44870f54fa71b82158ff3cf04450.jpg" id="64" name="Picture"/>
                     <pic:cNvPicPr>
                       <a:picLocks noChangeArrowheads="1" noChangeAspect="1"/>
                     </pic:cNvPicPr>
                   </pic:nvPicPr>
                   <pic:blipFill>
-                    <a:blip r:embed="rId65"/>
+                    <a:blip r:embed="rId62"/>
                     <a:stretch>
                       <a:fillRect/>
                     </a:stretch>
@@ -42639,18 +42623,18 @@
           <wp:inline>
             <wp:extent cx="3600000" cy="2230674"/>
             <wp:effectExtent b="0" l="0" r="0" t="0"/>
-            <wp:docPr descr="" title="" id="69" name="Picture"/>
+            <wp:docPr descr="" title="" id="66" name="Picture"/>
             <a:graphic>
               <a:graphicData uri="http://schemas.openxmlformats.org/drawingml/2006/picture">
                 <pic:pic>
                   <pic:nvPicPr>
-                    <pic:cNvPr descr="122e00e9a9d861694dabb4a6f9f96ac1deb4a8791b9b231ab4859827df773f19.jpg" id="70" name="Picture"/>
+                    <pic:cNvPr descr="122e00e9a9d861694dabb4a6f9f96ac1deb4a8791b9b231ab4859827df773f19.jpg" id="67" name="Picture"/>
                     <pic:cNvPicPr>
                       <a:picLocks noChangeArrowheads="1" noChangeAspect="1"/>
                     </pic:cNvPicPr>
                   </pic:nvPicPr>
                   <pic:blipFill>
-                    <a:blip r:embed="rId68"/>
+                    <a:blip r:embed="rId65"/>
                     <a:stretch>
                       <a:fillRect/>
                     </a:stretch>
@@ -43428,9 +43412,9 @@
         </w:pict>
       </w:r>
     </w:p>
-    <w:bookmarkEnd w:id="71"/>
-    <w:bookmarkEnd w:id="72"/>
-    <w:bookmarkEnd w:id="73"/>
+    <w:bookmarkEnd w:id="68"/>
+    <w:bookmarkEnd w:id="69"/>
+    <w:bookmarkEnd w:id="70"/>
     <w:sectPr>
       <w:footerReference w:type="default" r:id="rId9"/>
       <w:footnotePr>
